--- a/Chebba_Roman_agronomic_model.docx
+++ b/Chebba_Roman_agronomic_model.docx
@@ -57,6 +57,7 @@
         </w:rPr>
         <w:t xml:space="preserve">*1 </w:t>
       </w:r>
+      <w:proofErr w:type="spellStart"/>
       <w:r>
         <w:rPr>
           <w:i/>
@@ -65,12 +66,14 @@
         </w:rPr>
         <w:t>iugerum</w:t>
       </w:r>
+      <w:proofErr w:type="spellEnd"/>
       <w:r>
         <w:rPr>
           <w:lang w:val="en-GB"/>
         </w:rPr>
         <w:t xml:space="preserve"> = 0.25 ha, 1 </w:t>
       </w:r>
+      <w:proofErr w:type="spellStart"/>
       <w:r>
         <w:rPr>
           <w:i/>
@@ -79,6 +82,7 @@
         </w:rPr>
         <w:t>culleus</w:t>
       </w:r>
+      <w:proofErr w:type="spellEnd"/>
       <w:r>
         <w:rPr>
           <w:lang w:val="en-GB"/>
@@ -885,7 +889,25 @@
           <w:szCs w:val="24"/>
           <w:lang w:val="en-GB" w:eastAsia="es-ES"/>
         </w:rPr>
-        <w:t>f the Voronoi diagram does not provide a plausible area for each settlement, the minimum, and if necessary maximum, size of each settlement could be estimated from empirical distributions for villas and farms. These distributions can be built using data from other regions of Tunisia, based on the recorded surface areas of comparable archaeological sites outside Chebba.</w:t>
+        <w:t xml:space="preserve">f the Voronoi diagram does not provide a plausible area for each settlement, the minimum, and if </w:t>
+      </w:r>
+      <w:proofErr w:type="gramStart"/>
+      <w:r>
+        <w:rPr>
+          <w:color w:val="auto"/>
+          <w:szCs w:val="24"/>
+          <w:lang w:val="en-GB" w:eastAsia="es-ES"/>
+        </w:rPr>
+        <w:t>necessary</w:t>
+      </w:r>
+      <w:proofErr w:type="gramEnd"/>
+      <w:r>
+        <w:rPr>
+          <w:color w:val="auto"/>
+          <w:szCs w:val="24"/>
+          <w:lang w:val="en-GB" w:eastAsia="es-ES"/>
+        </w:rPr>
+        <w:t xml:space="preserve"> maximum, size of each settlement could be estimated from empirical distributions for villas and farms. These distributions can be built using data from other regions of Tunisia, based on the recorded surface areas of comparable archaeological sites outside Chebba.</w:t>
       </w:r>
     </w:p>
     <w:p>
@@ -906,6 +928,7 @@
         </w:rPr>
         <w:t xml:space="preserve">The centuriation of Chebba is not used as a direct reconstruction of estate ownership, since a cadastral grid does not necessarily correspond to individual properties. Instead, it is used as a control parameter for assessing the plausibility of the estimated surfaces and the spatial density of settlements. Since a 20 × 20 actus centuria corresponds to approximately 200 </w:t>
       </w:r>
+      <w:proofErr w:type="spellStart"/>
       <w:r>
         <w:rPr>
           <w:i/>
@@ -916,6 +939,7 @@
         </w:rPr>
         <w:t>iugera</w:t>
       </w:r>
+      <w:proofErr w:type="spellEnd"/>
       <w:r>
         <w:rPr>
           <w:color w:val="auto"/>
@@ -1405,6 +1429,7 @@
         </w:rPr>
         <w:t xml:space="preserve">The working map is composed of 50 × 50 m cells. Each cell is equivalent to 2,500 m², or 0.25 ha, a surface area very close to 1 </w:t>
       </w:r>
+      <w:proofErr w:type="spellStart"/>
       <w:r>
         <w:rPr>
           <w:i/>
@@ -1413,6 +1438,7 @@
         </w:rPr>
         <w:t>iugerum</w:t>
       </w:r>
+      <w:proofErr w:type="spellEnd"/>
       <w:r>
         <w:rPr>
           <w:lang w:val="en-GB"/>
@@ -1814,8 +1840,18 @@
           <w:iCs/>
           <w:lang w:val="en-GB"/>
         </w:rPr>
-        <w:t>sine pedamentis</w:t>
-      </w:r>
+        <w:t xml:space="preserve">sine </w:t>
+      </w:r>
+      <w:proofErr w:type="spellStart"/>
+      <w:r>
+        <w:rPr>
+          <w:i/>
+          <w:iCs/>
+          <w:lang w:val="en-GB"/>
+        </w:rPr>
+        <w:t>pedamentis</w:t>
+      </w:r>
+      <w:proofErr w:type="spellEnd"/>
       <w:r>
         <w:rPr>
           <w:lang w:val="en-GB"/>
@@ -1862,7 +1898,14 @@
         <w:rPr>
           <w:lang w:val="en-GB"/>
         </w:rPr>
-        <w:t>. In this scenario, one hectare could contain approximately 5,000 vines. This density maximises viticultural production per unit of surface area,</w:t>
+        <w:t xml:space="preserve">. In this scenario, one hectare could contain approximately 5,000 vines. This density maximises viticultural production per unit of surface </w:t>
+      </w:r>
+      <w:proofErr w:type="gramStart"/>
+      <w:r>
+        <w:rPr>
+          <w:lang w:val="en-GB"/>
+        </w:rPr>
+        <w:t>area,</w:t>
       </w:r>
       <w:r>
         <w:rPr>
@@ -1874,7 +1917,14 @@
         <w:rPr>
           <w:lang w:val="en-GB"/>
         </w:rPr>
-        <w:t>but makes the cultivation of wheat between vines impossible.</w:t>
+        <w:t>but</w:t>
+      </w:r>
+      <w:proofErr w:type="gramEnd"/>
+      <w:r>
+        <w:rPr>
+          <w:lang w:val="en-GB"/>
+        </w:rPr>
+        <w:t xml:space="preserve"> makes the cultivation of wheat between vines impossible.</w:t>
       </w:r>
     </w:p>
     <w:p>
@@ -1980,7 +2030,21 @@
         <w:rPr>
           <w:lang w:val="en-GB"/>
         </w:rPr>
-        <w:t>Following Erdkamp (2005), it is also true that smaller farms might have preferred to cultivate oats, perhaps instead of wheat, for their own subsistence. This is an interesting possibility, but it will not be considered in the present version of the model.</w:t>
+        <w:t xml:space="preserve">Following </w:t>
+      </w:r>
+      <w:proofErr w:type="spellStart"/>
+      <w:r>
+        <w:rPr>
+          <w:lang w:val="en-GB"/>
+        </w:rPr>
+        <w:t>Erdkamp</w:t>
+      </w:r>
+      <w:proofErr w:type="spellEnd"/>
+      <w:r>
+        <w:rPr>
+          <w:lang w:val="en-GB"/>
+        </w:rPr>
+        <w:t xml:space="preserve"> (2005), it is also true that smaller farms might have preferred to cultivate oats, perhaps instead of wheat, for their own subsistence. This is an interesting possibility, but it will not be considered in the present version of the model.</w:t>
       </w:r>
     </w:p>
     <w:p>
@@ -2006,11 +2070,61 @@
           <w:lang w:val="en-GB"/>
         </w:rPr>
       </w:pPr>
-      <w:r>
-        <w:rPr>
-          <w:lang w:val="en-GB"/>
-        </w:rPr>
-        <w:t>A_i = A_o + A_v + A_w + A_s</w:t>
+      <w:proofErr w:type="spellStart"/>
+      <w:r>
+        <w:rPr>
+          <w:lang w:val="en-GB"/>
+        </w:rPr>
+        <w:t>A_i</w:t>
+      </w:r>
+      <w:proofErr w:type="spellEnd"/>
+      <w:r>
+        <w:rPr>
+          <w:lang w:val="en-GB"/>
+        </w:rPr>
+        <w:t xml:space="preserve"> = </w:t>
+      </w:r>
+      <w:proofErr w:type="spellStart"/>
+      <w:r>
+        <w:rPr>
+          <w:lang w:val="en-GB"/>
+        </w:rPr>
+        <w:t>A_o</w:t>
+      </w:r>
+      <w:proofErr w:type="spellEnd"/>
+      <w:r>
+        <w:rPr>
+          <w:lang w:val="en-GB"/>
+        </w:rPr>
+        <w:t xml:space="preserve"> + </w:t>
+      </w:r>
+      <w:proofErr w:type="spellStart"/>
+      <w:r>
+        <w:rPr>
+          <w:lang w:val="en-GB"/>
+        </w:rPr>
+        <w:t>A_v</w:t>
+      </w:r>
+      <w:proofErr w:type="spellEnd"/>
+      <w:r>
+        <w:rPr>
+          <w:lang w:val="en-GB"/>
+        </w:rPr>
+        <w:t xml:space="preserve"> + </w:t>
+      </w:r>
+      <w:proofErr w:type="spellStart"/>
+      <w:r>
+        <w:rPr>
+          <w:lang w:val="en-GB"/>
+        </w:rPr>
+        <w:t>A_w</w:t>
+      </w:r>
+      <w:proofErr w:type="spellEnd"/>
+      <w:r>
+        <w:rPr>
+          <w:lang w:val="en-GB"/>
+        </w:rPr>
+        <w:t xml:space="preserve"> + A_s</w:t>
       </w:r>
     </w:p>
     <w:tbl>
@@ -2112,6 +2226,7 @@
                 <w:lang w:val="en-GB"/>
               </w:rPr>
             </w:pPr>
+            <w:proofErr w:type="spellStart"/>
             <w:r>
               <w:rPr>
                 <w:sz w:val="21"/>
@@ -2119,6 +2234,7 @@
               </w:rPr>
               <w:t>A_i</w:t>
             </w:r>
+            <w:proofErr w:type="spellEnd"/>
           </w:p>
         </w:tc>
         <w:tc>
@@ -2144,7 +2260,23 @@
                 <w:sz w:val="21"/>
                 <w:lang w:val="en-GB"/>
               </w:rPr>
-              <w:t>Total surface area assigned to settlement i.</w:t>
+              <w:t xml:space="preserve">Total surface area assigned to settlement </w:t>
+            </w:r>
+            <w:proofErr w:type="spellStart"/>
+            <w:r>
+              <w:rPr>
+                <w:sz w:val="21"/>
+                <w:lang w:val="en-GB"/>
+              </w:rPr>
+              <w:t>i</w:t>
+            </w:r>
+            <w:proofErr w:type="spellEnd"/>
+            <w:r>
+              <w:rPr>
+                <w:sz w:val="21"/>
+                <w:lang w:val="en-GB"/>
+              </w:rPr>
+              <w:t>.</w:t>
             </w:r>
           </w:p>
         </w:tc>
@@ -2171,6 +2303,7 @@
                 <w:lang w:val="en-GB"/>
               </w:rPr>
             </w:pPr>
+            <w:proofErr w:type="spellStart"/>
             <w:r>
               <w:rPr>
                 <w:sz w:val="21"/>
@@ -2178,6 +2311,7 @@
               </w:rPr>
               <w:t>A_o</w:t>
             </w:r>
+            <w:proofErr w:type="spellEnd"/>
           </w:p>
         </w:tc>
         <w:tc>
@@ -2230,6 +2364,7 @@
                 <w:lang w:val="en-GB"/>
               </w:rPr>
             </w:pPr>
+            <w:proofErr w:type="spellStart"/>
             <w:r>
               <w:rPr>
                 <w:sz w:val="21"/>
@@ -2237,6 +2372,7 @@
               </w:rPr>
               <w:t>A_v</w:t>
             </w:r>
+            <w:proofErr w:type="spellEnd"/>
           </w:p>
         </w:tc>
         <w:tc>
@@ -2289,6 +2425,7 @@
                 <w:lang w:val="en-GB"/>
               </w:rPr>
             </w:pPr>
+            <w:proofErr w:type="spellStart"/>
             <w:r>
               <w:rPr>
                 <w:sz w:val="21"/>
@@ -2296,6 +2433,7 @@
               </w:rPr>
               <w:t>A_w</w:t>
             </w:r>
+            <w:proofErr w:type="spellEnd"/>
           </w:p>
         </w:tc>
         <w:tc>
@@ -2405,7 +2543,21 @@
         <w:rPr>
           <w:lang w:val="en-GB"/>
         </w:rPr>
-        <w:t>The annual rotation of wheat and fallow must also be considered. For Chebba, a biennial model is proposed, which is more plausible than a triennial model: one year of wheat followed by one year of fallow or legumes, which are not modelled explicitly at this stage. The wheat rotation factor is therefore R_w = 0.50.</w:t>
+        <w:t xml:space="preserve">The annual rotation of wheat and fallow must also be considered. For Chebba, a biennial model is proposed, which is more plausible than a triennial model: one year of wheat followed by one year of fallow or legumes, which are not modelled explicitly at this stage. The wheat rotation factor is therefore </w:t>
+      </w:r>
+      <w:proofErr w:type="spellStart"/>
+      <w:r>
+        <w:rPr>
+          <w:lang w:val="en-GB"/>
+        </w:rPr>
+        <w:t>R_w</w:t>
+      </w:r>
+      <w:proofErr w:type="spellEnd"/>
+      <w:r>
+        <w:rPr>
+          <w:lang w:val="en-GB"/>
+        </w:rPr>
+        <w:t xml:space="preserve"> = 0.50.</w:t>
       </w:r>
       <w:r>
         <w:rPr>
@@ -2423,12 +2575,58 @@
           <w:lang w:val="en-GB"/>
         </w:rPr>
       </w:pPr>
-      <w:r>
-        <w:rPr>
-          <w:lang w:val="en-GB"/>
-        </w:rPr>
-        <w:t>A_w,pot,i = (A_w,i + β_</w:t>
-      </w:r>
+      <w:proofErr w:type="spellStart"/>
+      <w:r>
+        <w:rPr>
+          <w:lang w:val="en-GB"/>
+        </w:rPr>
+        <w:t>A_</w:t>
+      </w:r>
+      <w:proofErr w:type="gramStart"/>
+      <w:r>
+        <w:rPr>
+          <w:lang w:val="en-GB"/>
+        </w:rPr>
+        <w:t>w,pot</w:t>
+      </w:r>
+      <w:proofErr w:type="gramEnd"/>
+      <w:r>
+        <w:rPr>
+          <w:lang w:val="en-GB"/>
+        </w:rPr>
+        <w:t>,i</w:t>
+      </w:r>
+      <w:proofErr w:type="spellEnd"/>
+      <w:r>
+        <w:rPr>
+          <w:lang w:val="en-GB"/>
+        </w:rPr>
+        <w:t xml:space="preserve"> = (</w:t>
+      </w:r>
+      <w:proofErr w:type="spellStart"/>
+      <w:r>
+        <w:rPr>
+          <w:lang w:val="en-GB"/>
+        </w:rPr>
+        <w:t>A_</w:t>
+      </w:r>
+      <w:proofErr w:type="gramStart"/>
+      <w:r>
+        <w:rPr>
+          <w:lang w:val="en-GB"/>
+        </w:rPr>
+        <w:t>w,i</w:t>
+      </w:r>
+      <w:proofErr w:type="spellEnd"/>
+      <w:proofErr w:type="gramEnd"/>
+      <w:r>
+        <w:rPr>
+          <w:lang w:val="en-GB"/>
+        </w:rPr>
+        <w:t xml:space="preserve"> + β_</w:t>
+      </w:r>
+      <w:proofErr w:type="spellStart"/>
+      <w:proofErr w:type="gramStart"/>
       <w:r>
         <w:rPr>
           <w:lang w:val="en-GB"/>
@@ -2439,20 +2637,70 @@
         <w:rPr>
           <w:lang w:val="en-GB"/>
         </w:rPr>
-        <w:t>o A_o,i + β_</w:t>
-      </w:r>
+        <w:t>o</w:t>
+      </w:r>
+      <w:proofErr w:type="spellEnd"/>
+      <w:proofErr w:type="gramEnd"/>
+      <w:r>
+        <w:rPr>
+          <w:lang w:val="en-GB"/>
+        </w:rPr>
+        <w:t xml:space="preserve"> </w:t>
+      </w:r>
+      <w:proofErr w:type="spellStart"/>
+      <w:r>
+        <w:rPr>
+          <w:lang w:val="en-GB"/>
+        </w:rPr>
+        <w:t>A_</w:t>
+      </w:r>
+      <w:proofErr w:type="gramStart"/>
+      <w:r>
+        <w:rPr>
+          <w:lang w:val="en-GB"/>
+        </w:rPr>
+        <w:t>o,i</w:t>
+      </w:r>
+      <w:proofErr w:type="spellEnd"/>
+      <w:proofErr w:type="gramEnd"/>
+      <w:r>
+        <w:rPr>
+          <w:lang w:val="en-GB"/>
+        </w:rPr>
+        <w:t xml:space="preserve"> + β_</w:t>
+      </w:r>
+      <w:proofErr w:type="spellStart"/>
+      <w:proofErr w:type="gramStart"/>
       <w:r>
         <w:rPr>
           <w:lang w:val="en-GB"/>
         </w:rPr>
         <w:t>w,v</w:t>
       </w:r>
-      <w:r>
-        <w:rPr>
-          <w:lang w:val="en-GB"/>
-        </w:rPr>
-        <w:t xml:space="preserve"> A_v,i</w:t>
-      </w:r>
+      <w:proofErr w:type="spellEnd"/>
+      <w:proofErr w:type="gramEnd"/>
+      <w:r>
+        <w:rPr>
+          <w:lang w:val="en-GB"/>
+        </w:rPr>
+        <w:t xml:space="preserve"> </w:t>
+      </w:r>
+      <w:proofErr w:type="spellStart"/>
+      <w:r>
+        <w:rPr>
+          <w:lang w:val="en-GB"/>
+        </w:rPr>
+        <w:t>A_</w:t>
+      </w:r>
+      <w:proofErr w:type="gramStart"/>
+      <w:r>
+        <w:rPr>
+          <w:lang w:val="en-GB"/>
+        </w:rPr>
+        <w:t>v,i</w:t>
+      </w:r>
+      <w:proofErr w:type="spellEnd"/>
+      <w:proofErr w:type="gramEnd"/>
       <w:r>
         <w:rPr>
           <w:lang w:val="en-GB"/>
@@ -2590,12 +2838,28 @@
                 <w:lang w:val="en-GB"/>
               </w:rPr>
             </w:pPr>
-            <w:r>
-              <w:rPr>
-                <w:lang w:val="en-GB"/>
-              </w:rPr>
-              <w:t>A_w,pot,i</w:t>
-            </w:r>
+            <w:proofErr w:type="spellStart"/>
+            <w:r>
+              <w:rPr>
+                <w:lang w:val="en-GB"/>
+              </w:rPr>
+              <w:t>A_</w:t>
+            </w:r>
+            <w:proofErr w:type="gramStart"/>
+            <w:r>
+              <w:rPr>
+                <w:lang w:val="en-GB"/>
+              </w:rPr>
+              <w:t>w,pot</w:t>
+            </w:r>
+            <w:proofErr w:type="gramEnd"/>
+            <w:r>
+              <w:rPr>
+                <w:lang w:val="en-GB"/>
+              </w:rPr>
+              <w:t>,i</w:t>
+            </w:r>
+            <w:proofErr w:type="spellEnd"/>
           </w:p>
         </w:tc>
         <w:tc>
@@ -2676,6 +2940,8 @@
               <w:lastRenderedPageBreak/>
               <w:t>β_</w:t>
             </w:r>
+            <w:proofErr w:type="spellStart"/>
+            <w:proofErr w:type="gramStart"/>
             <w:r>
               <w:rPr>
                 <w:sz w:val="21"/>
@@ -2690,6 +2956,8 @@
               </w:rPr>
               <w:t>v</w:t>
             </w:r>
+            <w:proofErr w:type="spellEnd"/>
+            <w:proofErr w:type="gramEnd"/>
           </w:p>
         </w:tc>
         <w:tc>
@@ -2778,6 +3046,8 @@
               </w:rPr>
               <w:t>β_</w:t>
             </w:r>
+            <w:proofErr w:type="spellStart"/>
+            <w:proofErr w:type="gramStart"/>
             <w:r>
               <w:rPr>
                 <w:sz w:val="21"/>
@@ -2792,6 +3062,8 @@
               </w:rPr>
               <w:t>o</w:t>
             </w:r>
+            <w:proofErr w:type="spellEnd"/>
+            <w:proofErr w:type="gramEnd"/>
           </w:p>
         </w:tc>
         <w:tc>
@@ -2871,6 +3143,7 @@
                 <w:lang w:val="en-GB"/>
               </w:rPr>
             </w:pPr>
+            <w:proofErr w:type="spellStart"/>
             <w:r>
               <w:rPr>
                 <w:sz w:val="21"/>
@@ -2878,6 +3151,7 @@
               </w:rPr>
               <w:t>R_w</w:t>
             </w:r>
+            <w:proofErr w:type="spellEnd"/>
           </w:p>
         </w:tc>
         <w:tc>
@@ -2969,12 +3243,78 @@
           <w:lang w:val="en-GB"/>
         </w:rPr>
       </w:pPr>
-      <w:r>
-        <w:rPr>
-          <w:lang w:val="en-GB"/>
-        </w:rPr>
-        <w:t>A_w,harv,i,t = A_w,pot,i × R_w</w:t>
-      </w:r>
+      <w:proofErr w:type="spellStart"/>
+      <w:r>
+        <w:rPr>
+          <w:lang w:val="en-GB"/>
+        </w:rPr>
+        <w:t>A_</w:t>
+      </w:r>
+      <w:proofErr w:type="gramStart"/>
+      <w:r>
+        <w:rPr>
+          <w:lang w:val="en-GB"/>
+        </w:rPr>
+        <w:t>w,harv</w:t>
+      </w:r>
+      <w:proofErr w:type="gramEnd"/>
+      <w:r>
+        <w:rPr>
+          <w:lang w:val="en-GB"/>
+        </w:rPr>
+        <w:t>,</w:t>
+      </w:r>
+      <w:proofErr w:type="gramStart"/>
+      <w:r>
+        <w:rPr>
+          <w:lang w:val="en-GB"/>
+        </w:rPr>
+        <w:t>i,t</w:t>
+      </w:r>
+      <w:proofErr w:type="spellEnd"/>
+      <w:proofErr w:type="gramEnd"/>
+      <w:r>
+        <w:rPr>
+          <w:lang w:val="en-GB"/>
+        </w:rPr>
+        <w:t xml:space="preserve"> = </w:t>
+      </w:r>
+      <w:proofErr w:type="spellStart"/>
+      <w:r>
+        <w:rPr>
+          <w:lang w:val="en-GB"/>
+        </w:rPr>
+        <w:t>A_</w:t>
+      </w:r>
+      <w:proofErr w:type="gramStart"/>
+      <w:r>
+        <w:rPr>
+          <w:lang w:val="en-GB"/>
+        </w:rPr>
+        <w:t>w,pot</w:t>
+      </w:r>
+      <w:proofErr w:type="gramEnd"/>
+      <w:r>
+        <w:rPr>
+          <w:lang w:val="en-GB"/>
+        </w:rPr>
+        <w:t>,i</w:t>
+      </w:r>
+      <w:proofErr w:type="spellEnd"/>
+      <w:r>
+        <w:rPr>
+          <w:lang w:val="en-GB"/>
+        </w:rPr>
+        <w:t xml:space="preserve"> × </w:t>
+      </w:r>
+      <w:proofErr w:type="spellStart"/>
+      <w:r>
+        <w:rPr>
+          <w:lang w:val="en-GB"/>
+        </w:rPr>
+        <w:t>R_w</w:t>
+      </w:r>
+      <w:proofErr w:type="spellEnd"/>
     </w:p>
     <w:tbl>
       <w:tblPr>
@@ -3106,12 +3446,28 @@
                 <w:lang w:val="en-GB"/>
               </w:rPr>
             </w:pPr>
-            <w:r>
-              <w:rPr>
-                <w:lang w:val="en-GB"/>
-              </w:rPr>
-              <w:t>A_w,harv,</w:t>
-            </w:r>
+            <w:proofErr w:type="spellStart"/>
+            <w:r>
+              <w:rPr>
+                <w:lang w:val="en-GB"/>
+              </w:rPr>
+              <w:t>A_</w:t>
+            </w:r>
+            <w:proofErr w:type="gramStart"/>
+            <w:r>
+              <w:rPr>
+                <w:lang w:val="en-GB"/>
+              </w:rPr>
+              <w:t>w,harv</w:t>
+            </w:r>
+            <w:proofErr w:type="gramEnd"/>
+            <w:r>
+              <w:rPr>
+                <w:lang w:val="en-GB"/>
+              </w:rPr>
+              <w:t>,</w:t>
+            </w:r>
+            <w:proofErr w:type="gramStart"/>
             <w:r>
               <w:rPr>
                 <w:lang w:val="en-GB"/>
@@ -3124,6 +3480,8 @@
               </w:rPr>
               <w:t>,t</w:t>
             </w:r>
+            <w:proofErr w:type="spellEnd"/>
+            <w:proofErr w:type="gramEnd"/>
           </w:p>
         </w:tc>
         <w:tc>
@@ -3168,8 +3526,16 @@
               <w:rPr>
                 <w:lang w:val="en-GB"/>
               </w:rPr>
-              <w:t>Wheat harvest in year t for settlement i</w:t>
-            </w:r>
+              <w:t xml:space="preserve">Wheat harvest in year t for settlement </w:t>
+            </w:r>
+            <w:proofErr w:type="spellStart"/>
+            <w:r>
+              <w:rPr>
+                <w:lang w:val="en-GB"/>
+              </w:rPr>
+              <w:t>i</w:t>
+            </w:r>
+            <w:proofErr w:type="spellEnd"/>
             <w:r>
               <w:rPr>
                 <w:lang w:val="en-GB"/>
@@ -3201,12 +3567,14 @@
                 <w:lang w:val="en-GB"/>
               </w:rPr>
             </w:pPr>
+            <w:proofErr w:type="spellStart"/>
             <w:r>
               <w:rPr>
                 <w:lang w:val="en-GB"/>
               </w:rPr>
               <w:t>R_w</w:t>
             </w:r>
+            <w:proofErr w:type="spellEnd"/>
           </w:p>
         </w:tc>
         <w:tc>
@@ -3290,12 +3658,28 @@
         </w:rPr>
         <w:t>wheat yield per hectare per year per settlement as follows (</w:t>
       </w:r>
-      <w:r>
-        <w:rPr>
-          <w:lang w:val="en-GB"/>
-        </w:rPr>
-        <w:t>Y_w,i,t</w:t>
-      </w:r>
+      <w:proofErr w:type="spellStart"/>
+      <w:r>
+        <w:rPr>
+          <w:lang w:val="en-GB"/>
+        </w:rPr>
+        <w:t>Y_</w:t>
+      </w:r>
+      <w:proofErr w:type="gramStart"/>
+      <w:r>
+        <w:rPr>
+          <w:lang w:val="en-GB"/>
+        </w:rPr>
+        <w:t>w,i</w:t>
+      </w:r>
+      <w:proofErr w:type="gramEnd"/>
+      <w:r>
+        <w:rPr>
+          <w:lang w:val="en-GB"/>
+        </w:rPr>
+        <w:t>,t</w:t>
+      </w:r>
+      <w:proofErr w:type="spellEnd"/>
       <w:r>
         <w:rPr>
           <w:lang w:val="en-GB"/>
@@ -3310,12 +3694,174 @@
           <w:lang w:val="en-GB"/>
         </w:rPr>
       </w:pPr>
-      <w:r>
-        <w:rPr>
-          <w:lang w:val="en-GB"/>
-        </w:rPr>
-        <w:t>Y_w,i,t = Y_w,base × Soil_factor_w,i × Water_factor_w,i × Rainfall_factor_w,t × Temperature_factor_w,t × Management_factor_w,i × Extreme_penalty_t</w:t>
-      </w:r>
+      <w:proofErr w:type="spellStart"/>
+      <w:r>
+        <w:rPr>
+          <w:lang w:val="en-GB"/>
+        </w:rPr>
+        <w:t>Y_</w:t>
+      </w:r>
+      <w:proofErr w:type="gramStart"/>
+      <w:r>
+        <w:rPr>
+          <w:lang w:val="en-GB"/>
+        </w:rPr>
+        <w:t>w,i</w:t>
+      </w:r>
+      <w:proofErr w:type="gramEnd"/>
+      <w:r>
+        <w:rPr>
+          <w:lang w:val="en-GB"/>
+        </w:rPr>
+        <w:t>,t</w:t>
+      </w:r>
+      <w:proofErr w:type="spellEnd"/>
+      <w:r>
+        <w:rPr>
+          <w:lang w:val="en-GB"/>
+        </w:rPr>
+        <w:t xml:space="preserve"> = </w:t>
+      </w:r>
+      <w:proofErr w:type="spellStart"/>
+      <w:r>
+        <w:rPr>
+          <w:lang w:val="en-GB"/>
+        </w:rPr>
+        <w:t>Y_</w:t>
+      </w:r>
+      <w:proofErr w:type="gramStart"/>
+      <w:r>
+        <w:rPr>
+          <w:lang w:val="en-GB"/>
+        </w:rPr>
+        <w:t>w,base</w:t>
+      </w:r>
+      <w:proofErr w:type="spellEnd"/>
+      <w:proofErr w:type="gramEnd"/>
+      <w:r>
+        <w:rPr>
+          <w:lang w:val="en-GB"/>
+        </w:rPr>
+        <w:t xml:space="preserve"> × </w:t>
+      </w:r>
+      <w:proofErr w:type="spellStart"/>
+      <w:r>
+        <w:rPr>
+          <w:lang w:val="en-GB"/>
+        </w:rPr>
+        <w:t>Soil_factor_</w:t>
+      </w:r>
+      <w:proofErr w:type="gramStart"/>
+      <w:r>
+        <w:rPr>
+          <w:lang w:val="en-GB"/>
+        </w:rPr>
+        <w:t>w,i</w:t>
+      </w:r>
+      <w:proofErr w:type="spellEnd"/>
+      <w:proofErr w:type="gramEnd"/>
+      <w:r>
+        <w:rPr>
+          <w:lang w:val="en-GB"/>
+        </w:rPr>
+        <w:t xml:space="preserve"> × </w:t>
+      </w:r>
+      <w:proofErr w:type="spellStart"/>
+      <w:r>
+        <w:rPr>
+          <w:lang w:val="en-GB"/>
+        </w:rPr>
+        <w:t>Water_factor_</w:t>
+      </w:r>
+      <w:proofErr w:type="gramStart"/>
+      <w:r>
+        <w:rPr>
+          <w:lang w:val="en-GB"/>
+        </w:rPr>
+        <w:t>w,i</w:t>
+      </w:r>
+      <w:proofErr w:type="spellEnd"/>
+      <w:proofErr w:type="gramEnd"/>
+      <w:r>
+        <w:rPr>
+          <w:lang w:val="en-GB"/>
+        </w:rPr>
+        <w:t xml:space="preserve"> × </w:t>
+      </w:r>
+      <w:proofErr w:type="spellStart"/>
+      <w:r>
+        <w:rPr>
+          <w:lang w:val="en-GB"/>
+        </w:rPr>
+        <w:t>Rainfall_factor_</w:t>
+      </w:r>
+      <w:proofErr w:type="gramStart"/>
+      <w:r>
+        <w:rPr>
+          <w:lang w:val="en-GB"/>
+        </w:rPr>
+        <w:t>w,t</w:t>
+      </w:r>
+      <w:proofErr w:type="spellEnd"/>
+      <w:proofErr w:type="gramEnd"/>
+      <w:r>
+        <w:rPr>
+          <w:lang w:val="en-GB"/>
+        </w:rPr>
+        <w:t xml:space="preserve"> × </w:t>
+      </w:r>
+      <w:proofErr w:type="spellStart"/>
+      <w:r>
+        <w:rPr>
+          <w:lang w:val="en-GB"/>
+        </w:rPr>
+        <w:t>Temperature_factor_</w:t>
+      </w:r>
+      <w:proofErr w:type="gramStart"/>
+      <w:r>
+        <w:rPr>
+          <w:lang w:val="en-GB"/>
+        </w:rPr>
+        <w:t>w,t</w:t>
+      </w:r>
+      <w:proofErr w:type="spellEnd"/>
+      <w:proofErr w:type="gramEnd"/>
+      <w:r>
+        <w:rPr>
+          <w:lang w:val="en-GB"/>
+        </w:rPr>
+        <w:t xml:space="preserve"> × </w:t>
+      </w:r>
+      <w:proofErr w:type="spellStart"/>
+      <w:r>
+        <w:rPr>
+          <w:lang w:val="en-GB"/>
+        </w:rPr>
+        <w:t>Management_factor_</w:t>
+      </w:r>
+      <w:proofErr w:type="gramStart"/>
+      <w:r>
+        <w:rPr>
+          <w:lang w:val="en-GB"/>
+        </w:rPr>
+        <w:t>w,i</w:t>
+      </w:r>
+      <w:proofErr w:type="spellEnd"/>
+      <w:proofErr w:type="gramEnd"/>
+      <w:r>
+        <w:rPr>
+          <w:lang w:val="en-GB"/>
+        </w:rPr>
+        <w:t xml:space="preserve"> × </w:t>
+      </w:r>
+      <w:proofErr w:type="spellStart"/>
+      <w:r>
+        <w:rPr>
+          <w:lang w:val="en-GB"/>
+        </w:rPr>
+        <w:t>Extreme_penalty_t</w:t>
+      </w:r>
+      <w:proofErr w:type="spellEnd"/>
     </w:p>
     <w:p>
       <w:pPr>
@@ -3334,7 +3880,21 @@
         <w:rPr>
           <w:lang w:val="en-GB"/>
         </w:rPr>
-        <w:t xml:space="preserve">per settelemtn I per year t from the next equation: </w:t>
+        <w:t xml:space="preserve">per </w:t>
+      </w:r>
+      <w:proofErr w:type="spellStart"/>
+      <w:r>
+        <w:rPr>
+          <w:lang w:val="en-GB"/>
+        </w:rPr>
+        <w:t>settelemtn</w:t>
+      </w:r>
+      <w:proofErr w:type="spellEnd"/>
+      <w:r>
+        <w:rPr>
+          <w:lang w:val="en-GB"/>
+        </w:rPr>
+        <w:t xml:space="preserve"> I per year t from the next equation: </w:t>
       </w:r>
     </w:p>
     <w:p>
@@ -3344,11 +3904,99 @@
           <w:lang w:val="en-GB"/>
         </w:rPr>
       </w:pPr>
-      <w:r>
-        <w:rPr>
-          <w:lang w:val="en-GB"/>
-        </w:rPr>
-        <w:t>Q_w,gross,i,t = A_w,harv,i,t × Y_w,i,</w:t>
+      <w:proofErr w:type="spellStart"/>
+      <w:r>
+        <w:rPr>
+          <w:lang w:val="en-GB"/>
+        </w:rPr>
+        <w:t>Q_</w:t>
+      </w:r>
+      <w:proofErr w:type="gramStart"/>
+      <w:r>
+        <w:rPr>
+          <w:lang w:val="en-GB"/>
+        </w:rPr>
+        <w:t>w,gross</w:t>
+      </w:r>
+      <w:proofErr w:type="gramEnd"/>
+      <w:r>
+        <w:rPr>
+          <w:lang w:val="en-GB"/>
+        </w:rPr>
+        <w:t>,</w:t>
+      </w:r>
+      <w:proofErr w:type="gramStart"/>
+      <w:r>
+        <w:rPr>
+          <w:lang w:val="en-GB"/>
+        </w:rPr>
+        <w:t>i,t</w:t>
+      </w:r>
+      <w:proofErr w:type="spellEnd"/>
+      <w:proofErr w:type="gramEnd"/>
+      <w:r>
+        <w:rPr>
+          <w:lang w:val="en-GB"/>
+        </w:rPr>
+        <w:t xml:space="preserve"> = </w:t>
+      </w:r>
+      <w:proofErr w:type="spellStart"/>
+      <w:r>
+        <w:rPr>
+          <w:lang w:val="en-GB"/>
+        </w:rPr>
+        <w:t>A_</w:t>
+      </w:r>
+      <w:proofErr w:type="gramStart"/>
+      <w:r>
+        <w:rPr>
+          <w:lang w:val="en-GB"/>
+        </w:rPr>
+        <w:t>w,harv</w:t>
+      </w:r>
+      <w:proofErr w:type="gramEnd"/>
+      <w:r>
+        <w:rPr>
+          <w:lang w:val="en-GB"/>
+        </w:rPr>
+        <w:t>,</w:t>
+      </w:r>
+      <w:proofErr w:type="gramStart"/>
+      <w:r>
+        <w:rPr>
+          <w:lang w:val="en-GB"/>
+        </w:rPr>
+        <w:t>i,t</w:t>
+      </w:r>
+      <w:proofErr w:type="spellEnd"/>
+      <w:proofErr w:type="gramEnd"/>
+      <w:r>
+        <w:rPr>
+          <w:lang w:val="en-GB"/>
+        </w:rPr>
+        <w:t xml:space="preserve"> × </w:t>
+      </w:r>
+      <w:proofErr w:type="spellStart"/>
+      <w:r>
+        <w:rPr>
+          <w:lang w:val="en-GB"/>
+        </w:rPr>
+        <w:t>Y_</w:t>
+      </w:r>
+      <w:proofErr w:type="gramStart"/>
+      <w:r>
+        <w:rPr>
+          <w:lang w:val="en-GB"/>
+        </w:rPr>
+        <w:t>w,i</w:t>
+      </w:r>
+      <w:proofErr w:type="spellEnd"/>
+      <w:proofErr w:type="gramEnd"/>
+      <w:r>
+        <w:rPr>
+          <w:lang w:val="en-GB"/>
+        </w:rPr>
+        <w:t>,</w:t>
       </w:r>
     </w:p>
     <w:p>
@@ -3391,12 +4039,136 @@
           <w:lang w:val="en-GB"/>
         </w:rPr>
       </w:pPr>
-      <w:r>
-        <w:rPr>
-          <w:lang w:val="en-GB"/>
-        </w:rPr>
-        <w:t>Q_w,net,i,t = Q_w,gross,i,t × (1 − λ_w) − σ_w A_w,harv,i,t</w:t>
-      </w:r>
+      <w:proofErr w:type="spellStart"/>
+      <w:r>
+        <w:rPr>
+          <w:lang w:val="en-GB"/>
+        </w:rPr>
+        <w:t>Q_</w:t>
+      </w:r>
+      <w:proofErr w:type="gramStart"/>
+      <w:r>
+        <w:rPr>
+          <w:lang w:val="en-GB"/>
+        </w:rPr>
+        <w:t>w,net</w:t>
+      </w:r>
+      <w:proofErr w:type="gramEnd"/>
+      <w:r>
+        <w:rPr>
+          <w:lang w:val="en-GB"/>
+        </w:rPr>
+        <w:t>,</w:t>
+      </w:r>
+      <w:proofErr w:type="gramStart"/>
+      <w:r>
+        <w:rPr>
+          <w:lang w:val="en-GB"/>
+        </w:rPr>
+        <w:t>i,t</w:t>
+      </w:r>
+      <w:proofErr w:type="spellEnd"/>
+      <w:proofErr w:type="gramEnd"/>
+      <w:r>
+        <w:rPr>
+          <w:lang w:val="en-GB"/>
+        </w:rPr>
+        <w:t xml:space="preserve"> = </w:t>
+      </w:r>
+      <w:proofErr w:type="spellStart"/>
+      <w:r>
+        <w:rPr>
+          <w:lang w:val="en-GB"/>
+        </w:rPr>
+        <w:t>Q_</w:t>
+      </w:r>
+      <w:proofErr w:type="gramStart"/>
+      <w:r>
+        <w:rPr>
+          <w:lang w:val="en-GB"/>
+        </w:rPr>
+        <w:t>w,gross</w:t>
+      </w:r>
+      <w:proofErr w:type="gramEnd"/>
+      <w:r>
+        <w:rPr>
+          <w:lang w:val="en-GB"/>
+        </w:rPr>
+        <w:t>,</w:t>
+      </w:r>
+      <w:proofErr w:type="gramStart"/>
+      <w:r>
+        <w:rPr>
+          <w:lang w:val="en-GB"/>
+        </w:rPr>
+        <w:t>i,t</w:t>
+      </w:r>
+      <w:proofErr w:type="spellEnd"/>
+      <w:proofErr w:type="gramEnd"/>
+      <w:r>
+        <w:rPr>
+          <w:lang w:val="en-GB"/>
+        </w:rPr>
+        <w:t xml:space="preserve"> × (1 − </w:t>
+      </w:r>
+      <w:proofErr w:type="spellStart"/>
+      <w:r>
+        <w:rPr>
+          <w:lang w:val="en-GB"/>
+        </w:rPr>
+        <w:t>λ_w</w:t>
+      </w:r>
+      <w:proofErr w:type="spellEnd"/>
+      <w:r>
+        <w:rPr>
+          <w:lang w:val="en-GB"/>
+        </w:rPr>
+        <w:t xml:space="preserve">) − </w:t>
+      </w:r>
+      <w:proofErr w:type="spellStart"/>
+      <w:r>
+        <w:rPr>
+          <w:lang w:val="en-GB"/>
+        </w:rPr>
+        <w:t>σ_w</w:t>
+      </w:r>
+      <w:proofErr w:type="spellEnd"/>
+      <w:r>
+        <w:rPr>
+          <w:lang w:val="en-GB"/>
+        </w:rPr>
+        <w:t xml:space="preserve"> </w:t>
+      </w:r>
+      <w:proofErr w:type="spellStart"/>
+      <w:r>
+        <w:rPr>
+          <w:lang w:val="en-GB"/>
+        </w:rPr>
+        <w:t>A_</w:t>
+      </w:r>
+      <w:proofErr w:type="gramStart"/>
+      <w:r>
+        <w:rPr>
+          <w:lang w:val="en-GB"/>
+        </w:rPr>
+        <w:t>w,harv</w:t>
+      </w:r>
+      <w:proofErr w:type="gramEnd"/>
+      <w:r>
+        <w:rPr>
+          <w:lang w:val="en-GB"/>
+        </w:rPr>
+        <w:t>,</w:t>
+      </w:r>
+      <w:proofErr w:type="gramStart"/>
+      <w:r>
+        <w:rPr>
+          <w:lang w:val="en-GB"/>
+        </w:rPr>
+        <w:t>i,t</w:t>
+      </w:r>
+      <w:proofErr w:type="spellEnd"/>
+      <w:proofErr w:type="gramEnd"/>
     </w:p>
     <w:tbl>
       <w:tblPr>
@@ -3497,13 +4269,40 @@
                 <w:lang w:val="en-GB"/>
               </w:rPr>
             </w:pPr>
-            <w:r>
-              <w:rPr>
-                <w:sz w:val="21"/>
-                <w:lang w:val="en-GB"/>
-              </w:rPr>
-              <w:t>Q_w,net,i,t</w:t>
-            </w:r>
+            <w:proofErr w:type="spellStart"/>
+            <w:r>
+              <w:rPr>
+                <w:sz w:val="21"/>
+                <w:lang w:val="en-GB"/>
+              </w:rPr>
+              <w:t>Q_</w:t>
+            </w:r>
+            <w:proofErr w:type="gramStart"/>
+            <w:r>
+              <w:rPr>
+                <w:sz w:val="21"/>
+                <w:lang w:val="en-GB"/>
+              </w:rPr>
+              <w:t>w,net</w:t>
+            </w:r>
+            <w:proofErr w:type="gramEnd"/>
+            <w:r>
+              <w:rPr>
+                <w:sz w:val="21"/>
+                <w:lang w:val="en-GB"/>
+              </w:rPr>
+              <w:t>,</w:t>
+            </w:r>
+            <w:proofErr w:type="gramStart"/>
+            <w:r>
+              <w:rPr>
+                <w:sz w:val="21"/>
+                <w:lang w:val="en-GB"/>
+              </w:rPr>
+              <w:t>i,t</w:t>
+            </w:r>
+            <w:proofErr w:type="spellEnd"/>
+            <w:proofErr w:type="gramEnd"/>
           </w:p>
         </w:tc>
         <w:tc>
@@ -3529,7 +4328,23 @@
                 <w:sz w:val="21"/>
                 <w:lang w:val="en-GB"/>
               </w:rPr>
-              <w:t>Net wheat production of settlement i in year t.</w:t>
+              <w:t xml:space="preserve">Net wheat production of settlement </w:t>
+            </w:r>
+            <w:proofErr w:type="spellStart"/>
+            <w:r>
+              <w:rPr>
+                <w:sz w:val="21"/>
+                <w:lang w:val="en-GB"/>
+              </w:rPr>
+              <w:t>i</w:t>
+            </w:r>
+            <w:proofErr w:type="spellEnd"/>
+            <w:r>
+              <w:rPr>
+                <w:sz w:val="21"/>
+                <w:lang w:val="en-GB"/>
+              </w:rPr>
+              <w:t xml:space="preserve"> in year t.</w:t>
             </w:r>
           </w:p>
         </w:tc>
@@ -3556,13 +4371,40 @@
                 <w:lang w:val="en-GB"/>
               </w:rPr>
             </w:pPr>
-            <w:r>
-              <w:rPr>
-                <w:sz w:val="21"/>
-                <w:lang w:val="en-GB"/>
-              </w:rPr>
-              <w:t>Q_w,gross,i,t</w:t>
-            </w:r>
+            <w:proofErr w:type="spellStart"/>
+            <w:r>
+              <w:rPr>
+                <w:sz w:val="21"/>
+                <w:lang w:val="en-GB"/>
+              </w:rPr>
+              <w:t>Q_</w:t>
+            </w:r>
+            <w:proofErr w:type="gramStart"/>
+            <w:r>
+              <w:rPr>
+                <w:sz w:val="21"/>
+                <w:lang w:val="en-GB"/>
+              </w:rPr>
+              <w:t>w,gross</w:t>
+            </w:r>
+            <w:proofErr w:type="gramEnd"/>
+            <w:r>
+              <w:rPr>
+                <w:sz w:val="21"/>
+                <w:lang w:val="en-GB"/>
+              </w:rPr>
+              <w:t>,</w:t>
+            </w:r>
+            <w:proofErr w:type="gramStart"/>
+            <w:r>
+              <w:rPr>
+                <w:sz w:val="21"/>
+                <w:lang w:val="en-GB"/>
+              </w:rPr>
+              <w:t>i,t</w:t>
+            </w:r>
+            <w:proofErr w:type="spellEnd"/>
+            <w:proofErr w:type="gramEnd"/>
           </w:p>
         </w:tc>
         <w:tc>
@@ -3695,6 +4537,7 @@
                 <w:lang w:val="en-GB"/>
               </w:rPr>
             </w:pPr>
+            <w:proofErr w:type="spellStart"/>
             <w:r>
               <w:rPr>
                 <w:sz w:val="21"/>
@@ -3702,6 +4545,7 @@
               </w:rPr>
               <w:t>σ_w</w:t>
             </w:r>
+            <w:proofErr w:type="spellEnd"/>
           </w:p>
         </w:tc>
         <w:tc>
@@ -3754,13 +4598,40 @@
                 <w:lang w:val="en-GB"/>
               </w:rPr>
             </w:pPr>
-            <w:r>
-              <w:rPr>
-                <w:sz w:val="21"/>
-                <w:lang w:val="en-GB"/>
-              </w:rPr>
-              <w:t>A_w,harv,i,t</w:t>
-            </w:r>
+            <w:proofErr w:type="spellStart"/>
+            <w:r>
+              <w:rPr>
+                <w:sz w:val="21"/>
+                <w:lang w:val="en-GB"/>
+              </w:rPr>
+              <w:t>A_</w:t>
+            </w:r>
+            <w:proofErr w:type="gramStart"/>
+            <w:r>
+              <w:rPr>
+                <w:sz w:val="21"/>
+                <w:lang w:val="en-GB"/>
+              </w:rPr>
+              <w:t>w,harv</w:t>
+            </w:r>
+            <w:proofErr w:type="gramEnd"/>
+            <w:r>
+              <w:rPr>
+                <w:sz w:val="21"/>
+                <w:lang w:val="en-GB"/>
+              </w:rPr>
+              <w:t>,</w:t>
+            </w:r>
+            <w:proofErr w:type="gramStart"/>
+            <w:r>
+              <w:rPr>
+                <w:sz w:val="21"/>
+                <w:lang w:val="en-GB"/>
+              </w:rPr>
+              <w:t>i,t</w:t>
+            </w:r>
+            <w:proofErr w:type="spellEnd"/>
+            <w:proofErr w:type="gramEnd"/>
           </w:p>
         </w:tc>
         <w:tc>
@@ -3810,11 +4681,83 @@
           <w:lang w:val="en-GB"/>
         </w:rPr>
       </w:pPr>
-      <w:r>
-        <w:rPr>
-          <w:lang w:val="en-GB"/>
-        </w:rPr>
-        <w:t xml:space="preserve">Q_o,i,t = A_o,i × Y_o,i,t </w:t>
+      <w:proofErr w:type="spellStart"/>
+      <w:r>
+        <w:rPr>
+          <w:lang w:val="en-GB"/>
+        </w:rPr>
+        <w:t>Q_</w:t>
+      </w:r>
+      <w:proofErr w:type="gramStart"/>
+      <w:r>
+        <w:rPr>
+          <w:lang w:val="en-GB"/>
+        </w:rPr>
+        <w:t>o,i</w:t>
+      </w:r>
+      <w:proofErr w:type="gramEnd"/>
+      <w:r>
+        <w:rPr>
+          <w:lang w:val="en-GB"/>
+        </w:rPr>
+        <w:t>,t</w:t>
+      </w:r>
+      <w:proofErr w:type="spellEnd"/>
+      <w:r>
+        <w:rPr>
+          <w:lang w:val="en-GB"/>
+        </w:rPr>
+        <w:t xml:space="preserve"> = </w:t>
+      </w:r>
+      <w:proofErr w:type="spellStart"/>
+      <w:r>
+        <w:rPr>
+          <w:lang w:val="en-GB"/>
+        </w:rPr>
+        <w:t>A_</w:t>
+      </w:r>
+      <w:proofErr w:type="gramStart"/>
+      <w:r>
+        <w:rPr>
+          <w:lang w:val="en-GB"/>
+        </w:rPr>
+        <w:t>o,i</w:t>
+      </w:r>
+      <w:proofErr w:type="spellEnd"/>
+      <w:proofErr w:type="gramEnd"/>
+      <w:r>
+        <w:rPr>
+          <w:lang w:val="en-GB"/>
+        </w:rPr>
+        <w:t xml:space="preserve"> × </w:t>
+      </w:r>
+      <w:proofErr w:type="spellStart"/>
+      <w:r>
+        <w:rPr>
+          <w:lang w:val="en-GB"/>
+        </w:rPr>
+        <w:t>Y_</w:t>
+      </w:r>
+      <w:proofErr w:type="gramStart"/>
+      <w:r>
+        <w:rPr>
+          <w:lang w:val="en-GB"/>
+        </w:rPr>
+        <w:t>o,i</w:t>
+      </w:r>
+      <w:proofErr w:type="gramEnd"/>
+      <w:r>
+        <w:rPr>
+          <w:lang w:val="en-GB"/>
+        </w:rPr>
+        <w:t>,t</w:t>
+      </w:r>
+      <w:proofErr w:type="spellEnd"/>
+      <w:r>
+        <w:rPr>
+          <w:lang w:val="en-GB"/>
+        </w:rPr>
+        <w:t xml:space="preserve"> </w:t>
       </w:r>
       <w:r>
         <w:rPr>
@@ -3843,6 +4786,7 @@
       <w:r>
         <w:t xml:space="preserve"> </w:t>
       </w:r>
+      <w:proofErr w:type="gramStart"/>
       <w:r>
         <w:rPr>
           <w:lang w:val="en-GB"/>
@@ -3859,7 +4803,14 @@
         <w:rPr>
           <w:lang w:val="en-GB"/>
         </w:rPr>
-        <w:t>×Alt</w:t>
+        <w:t>×</w:t>
+      </w:r>
+      <w:proofErr w:type="gramEnd"/>
+      <w:r>
+        <w:rPr>
+          <w:lang w:val="en-GB"/>
+        </w:rPr>
+        <w:t>Alt</w:t>
       </w:r>
       <w:r>
         <w:rPr>
@@ -3985,13 +4936,31 @@
                 <w:lang w:val="en-GB"/>
               </w:rPr>
             </w:pPr>
-            <w:r>
-              <w:rPr>
-                <w:sz w:val="21"/>
-                <w:lang w:val="en-GB"/>
-              </w:rPr>
-              <w:t>Q_o,i,t</w:t>
-            </w:r>
+            <w:proofErr w:type="spellStart"/>
+            <w:r>
+              <w:rPr>
+                <w:sz w:val="21"/>
+                <w:lang w:val="en-GB"/>
+              </w:rPr>
+              <w:t>Q_</w:t>
+            </w:r>
+            <w:proofErr w:type="gramStart"/>
+            <w:r>
+              <w:rPr>
+                <w:sz w:val="21"/>
+                <w:lang w:val="en-GB"/>
+              </w:rPr>
+              <w:t>o,i</w:t>
+            </w:r>
+            <w:proofErr w:type="gramEnd"/>
+            <w:r>
+              <w:rPr>
+                <w:sz w:val="21"/>
+                <w:lang w:val="en-GB"/>
+              </w:rPr>
+              <w:t>,t</w:t>
+            </w:r>
+            <w:proofErr w:type="spellEnd"/>
           </w:p>
         </w:tc>
         <w:tc>
@@ -4044,13 +5013,24 @@
                 <w:lang w:val="en-GB"/>
               </w:rPr>
             </w:pPr>
-            <w:r>
-              <w:rPr>
-                <w:sz w:val="21"/>
-                <w:lang w:val="en-GB"/>
-              </w:rPr>
-              <w:t>A_o,i</w:t>
-            </w:r>
+            <w:proofErr w:type="spellStart"/>
+            <w:r>
+              <w:rPr>
+                <w:sz w:val="21"/>
+                <w:lang w:val="en-GB"/>
+              </w:rPr>
+              <w:t>A_</w:t>
+            </w:r>
+            <w:proofErr w:type="gramStart"/>
+            <w:r>
+              <w:rPr>
+                <w:sz w:val="21"/>
+                <w:lang w:val="en-GB"/>
+              </w:rPr>
+              <w:t>o,i</w:t>
+            </w:r>
+            <w:proofErr w:type="spellEnd"/>
+            <w:proofErr w:type="gramEnd"/>
           </w:p>
         </w:tc>
         <w:tc>
@@ -4103,14 +5083,32 @@
                 <w:lang w:val="en-GB"/>
               </w:rPr>
             </w:pPr>
+            <w:proofErr w:type="spellStart"/>
             <w:r>
               <w:rPr>
                 <w:sz w:val="21"/>
                 <w:lang w:val="en-GB"/>
               </w:rPr>
               <w:lastRenderedPageBreak/>
-              <w:t>Y_o,i,t</w:t>
-            </w:r>
+              <w:t>Y_</w:t>
+            </w:r>
+            <w:proofErr w:type="gramStart"/>
+            <w:r>
+              <w:rPr>
+                <w:sz w:val="21"/>
+                <w:lang w:val="en-GB"/>
+              </w:rPr>
+              <w:t>o,i</w:t>
+            </w:r>
+            <w:proofErr w:type="gramEnd"/>
+            <w:r>
+              <w:rPr>
+                <w:sz w:val="21"/>
+                <w:lang w:val="en-GB"/>
+              </w:rPr>
+              <w:t>,t</w:t>
+            </w:r>
+            <w:proofErr w:type="spellEnd"/>
           </w:p>
         </w:tc>
         <w:tc>
@@ -4285,12 +5283,78 @@
           <w:lang w:val="en-GB"/>
         </w:rPr>
       </w:pPr>
-      <w:r>
-        <w:rPr>
-          <w:lang w:val="en-GB"/>
-        </w:rPr>
-        <w:t>Q_v,i,t = A_v,i × Y_v,i,t</w:t>
-      </w:r>
+      <w:proofErr w:type="spellStart"/>
+      <w:r>
+        <w:rPr>
+          <w:lang w:val="en-GB"/>
+        </w:rPr>
+        <w:t>Q_</w:t>
+      </w:r>
+      <w:proofErr w:type="gramStart"/>
+      <w:r>
+        <w:rPr>
+          <w:lang w:val="en-GB"/>
+        </w:rPr>
+        <w:t>v,i</w:t>
+      </w:r>
+      <w:proofErr w:type="gramEnd"/>
+      <w:r>
+        <w:rPr>
+          <w:lang w:val="en-GB"/>
+        </w:rPr>
+        <w:t>,t</w:t>
+      </w:r>
+      <w:proofErr w:type="spellEnd"/>
+      <w:r>
+        <w:rPr>
+          <w:lang w:val="en-GB"/>
+        </w:rPr>
+        <w:t xml:space="preserve"> = </w:t>
+      </w:r>
+      <w:proofErr w:type="spellStart"/>
+      <w:r>
+        <w:rPr>
+          <w:lang w:val="en-GB"/>
+        </w:rPr>
+        <w:t>A_</w:t>
+      </w:r>
+      <w:proofErr w:type="gramStart"/>
+      <w:r>
+        <w:rPr>
+          <w:lang w:val="en-GB"/>
+        </w:rPr>
+        <w:t>v,i</w:t>
+      </w:r>
+      <w:proofErr w:type="spellEnd"/>
+      <w:proofErr w:type="gramEnd"/>
+      <w:r>
+        <w:rPr>
+          <w:lang w:val="en-GB"/>
+        </w:rPr>
+        <w:t xml:space="preserve"> × </w:t>
+      </w:r>
+      <w:proofErr w:type="spellStart"/>
+      <w:r>
+        <w:rPr>
+          <w:lang w:val="en-GB"/>
+        </w:rPr>
+        <w:t>Y_</w:t>
+      </w:r>
+      <w:proofErr w:type="gramStart"/>
+      <w:r>
+        <w:rPr>
+          <w:lang w:val="en-GB"/>
+        </w:rPr>
+        <w:t>v,i</w:t>
+      </w:r>
+      <w:proofErr w:type="gramEnd"/>
+      <w:r>
+        <w:rPr>
+          <w:lang w:val="en-GB"/>
+        </w:rPr>
+        <w:t>,t</w:t>
+      </w:r>
+      <w:proofErr w:type="spellEnd"/>
       <w:r>
         <w:rPr>
           <w:lang w:val="en-GB"/>
@@ -4352,7 +5416,21 @@
         <w:rPr>
           <w:lang w:val="en-GB"/>
         </w:rPr>
-        <w:t>For farms, the model can follow a logic similar to that of the original Córdoba ABM. For villas, however, an adaptation is required, since for Chebba we do not have such direct indicators as presses. Villas should be modelled as units with greater access to land, a larger labour force and a greater capacity to generate surplus.</w:t>
+        <w:t xml:space="preserve">For farms, the model can follow a logic </w:t>
+      </w:r>
+      <w:proofErr w:type="gramStart"/>
+      <w:r>
+        <w:rPr>
+          <w:lang w:val="en-GB"/>
+        </w:rPr>
+        <w:t>similar to</w:t>
+      </w:r>
+      <w:proofErr w:type="gramEnd"/>
+      <w:r>
+        <w:rPr>
+          <w:lang w:val="en-GB"/>
+        </w:rPr>
+        <w:t xml:space="preserve"> that of the original Córdoba ABM. For villas, however, an adaptation is required, since for Chebba we do not have such direct indicators as presses. Villas should be modelled as units with greater access to land, a larger labour force and a greater capacity to generate surplus.</w:t>
       </w:r>
     </w:p>
     <w:p>
@@ -4731,8 +5809,58 @@
         <w:rPr>
           <w:lang w:val="en-GB"/>
         </w:rPr>
-        <w:t>Yield = base_yield × rainfall_factor × temperature_factor × soil_water_factor</w:t>
-      </w:r>
+        <w:t xml:space="preserve">Yield = </w:t>
+      </w:r>
+      <w:proofErr w:type="spellStart"/>
+      <w:r>
+        <w:rPr>
+          <w:lang w:val="en-GB"/>
+        </w:rPr>
+        <w:t>base_yield</w:t>
+      </w:r>
+      <w:proofErr w:type="spellEnd"/>
+      <w:r>
+        <w:rPr>
+          <w:lang w:val="en-GB"/>
+        </w:rPr>
+        <w:t xml:space="preserve"> × </w:t>
+      </w:r>
+      <w:proofErr w:type="spellStart"/>
+      <w:r>
+        <w:rPr>
+          <w:lang w:val="en-GB"/>
+        </w:rPr>
+        <w:t>rainfall_factor</w:t>
+      </w:r>
+      <w:proofErr w:type="spellEnd"/>
+      <w:r>
+        <w:rPr>
+          <w:lang w:val="en-GB"/>
+        </w:rPr>
+        <w:t xml:space="preserve"> × </w:t>
+      </w:r>
+      <w:proofErr w:type="spellStart"/>
+      <w:r>
+        <w:rPr>
+          <w:lang w:val="en-GB"/>
+        </w:rPr>
+        <w:t>temperature_factor</w:t>
+      </w:r>
+      <w:proofErr w:type="spellEnd"/>
+      <w:r>
+        <w:rPr>
+          <w:lang w:val="en-GB"/>
+        </w:rPr>
+        <w:t xml:space="preserve"> × </w:t>
+      </w:r>
+      <w:proofErr w:type="spellStart"/>
+      <w:r>
+        <w:rPr>
+          <w:lang w:val="en-GB"/>
+        </w:rPr>
+        <w:t>soil_water_factor</w:t>
+      </w:r>
+      <w:proofErr w:type="spellEnd"/>
     </w:p>
     <w:p>
       <w:pPr>
@@ -5925,8 +7053,30 @@
         <w:rPr>
           <w:lang w:val="en-GB"/>
         </w:rPr>
-        <w:t>If year = very dry + very warm: final_yield = yield × extreme_penalty</w:t>
-      </w:r>
+        <w:t xml:space="preserve">If year = very dry + very warm: </w:t>
+      </w:r>
+      <w:proofErr w:type="spellStart"/>
+      <w:r>
+        <w:rPr>
+          <w:lang w:val="en-GB"/>
+        </w:rPr>
+        <w:t>final_yield</w:t>
+      </w:r>
+      <w:proofErr w:type="spellEnd"/>
+      <w:r>
+        <w:rPr>
+          <w:lang w:val="en-GB"/>
+        </w:rPr>
+        <w:t xml:space="preserve"> = yield × </w:t>
+      </w:r>
+      <w:proofErr w:type="spellStart"/>
+      <w:r>
+        <w:rPr>
+          <w:lang w:val="en-GB"/>
+        </w:rPr>
+        <w:t>extreme_penalty</w:t>
+      </w:r>
+      <w:proofErr w:type="spellEnd"/>
     </w:p>
     <w:p>
       <w:pPr>
@@ -5939,7 +7089,21 @@
         <w:rPr>
           <w:lang w:val="en-GB"/>
         </w:rPr>
-        <w:t>In this case, extreme_penalty = 0.80–0.90.</w:t>
+        <w:t xml:space="preserve">In this case, </w:t>
+      </w:r>
+      <w:proofErr w:type="spellStart"/>
+      <w:r>
+        <w:rPr>
+          <w:lang w:val="en-GB"/>
+        </w:rPr>
+        <w:t>extreme_penalty</w:t>
+      </w:r>
+      <w:proofErr w:type="spellEnd"/>
+      <w:r>
+        <w:rPr>
+          <w:lang w:val="en-GB"/>
+        </w:rPr>
+        <w:t xml:space="preserve"> = 0.80–0.90.</w:t>
       </w:r>
     </w:p>
     <w:p>
@@ -6631,7 +7795,23 @@
                 <w:sz w:val="21"/>
                 <w:lang w:val="en-GB"/>
               </w:rPr>
-              <w:t>Varro, Rerum rusticarum 1.44.1</w:t>
+              <w:t xml:space="preserve">Varro, Rerum </w:t>
+            </w:r>
+            <w:proofErr w:type="spellStart"/>
+            <w:r>
+              <w:rPr>
+                <w:sz w:val="21"/>
+                <w:lang w:val="en-GB"/>
+              </w:rPr>
+              <w:t>rusticarum</w:t>
+            </w:r>
+            <w:proofErr w:type="spellEnd"/>
+            <w:r>
+              <w:rPr>
+                <w:sz w:val="21"/>
+                <w:lang w:val="en-GB"/>
+              </w:rPr>
+              <w:t xml:space="preserve"> 1.44.1</w:t>
             </w:r>
           </w:p>
         </w:tc>
@@ -6658,7 +7838,23 @@
                 <w:sz w:val="21"/>
                 <w:lang w:val="en-GB"/>
               </w:rPr>
-              <w:t>5 modii/iugerum on medium-quality land; up to 10 on fertile land.</w:t>
+              <w:t>5 modii/</w:t>
+            </w:r>
+            <w:proofErr w:type="spellStart"/>
+            <w:r>
+              <w:rPr>
+                <w:sz w:val="21"/>
+                <w:lang w:val="en-GB"/>
+              </w:rPr>
+              <w:t>iugerum</w:t>
+            </w:r>
+            <w:proofErr w:type="spellEnd"/>
+            <w:r>
+              <w:rPr>
+                <w:sz w:val="21"/>
+                <w:lang w:val="en-GB"/>
+              </w:rPr>
+              <w:t xml:space="preserve"> on medium-quality land; up to 10 on fertile land.</w:t>
             </w:r>
           </w:p>
         </w:tc>
@@ -6717,7 +7913,23 @@
                 <w:sz w:val="21"/>
                 <w:lang w:val="en-GB"/>
               </w:rPr>
-              <w:t>Cicero, In Verrem 2.3.112</w:t>
+              <w:t xml:space="preserve">Cicero, In </w:t>
+            </w:r>
+            <w:proofErr w:type="spellStart"/>
+            <w:r>
+              <w:rPr>
+                <w:sz w:val="21"/>
+                <w:lang w:val="en-GB"/>
+              </w:rPr>
+              <w:t>Verrem</w:t>
+            </w:r>
+            <w:proofErr w:type="spellEnd"/>
+            <w:r>
+              <w:rPr>
+                <w:sz w:val="21"/>
+                <w:lang w:val="en-GB"/>
+              </w:rPr>
+              <w:t xml:space="preserve"> 2.3.112</w:t>
             </w:r>
           </w:p>
         </w:tc>
@@ -6744,7 +7956,23 @@
                 <w:sz w:val="21"/>
                 <w:lang w:val="en-GB"/>
               </w:rPr>
-              <w:t>6–8 modii/iugerum.</w:t>
+              <w:t>6–8 modii/</w:t>
+            </w:r>
+            <w:proofErr w:type="spellStart"/>
+            <w:r>
+              <w:rPr>
+                <w:sz w:val="21"/>
+                <w:lang w:val="en-GB"/>
+              </w:rPr>
+              <w:t>iugerum</w:t>
+            </w:r>
+            <w:proofErr w:type="spellEnd"/>
+            <w:r>
+              <w:rPr>
+                <w:sz w:val="21"/>
+                <w:lang w:val="en-GB"/>
+              </w:rPr>
+              <w:t>.</w:t>
             </w:r>
           </w:p>
         </w:tc>
@@ -6830,7 +8058,23 @@
                 <w:sz w:val="21"/>
                 <w:lang w:val="en-GB"/>
               </w:rPr>
-              <w:t>8–10 modii/iugerum on good soils or in good harvests.</w:t>
+              <w:t>8–10 modii/</w:t>
+            </w:r>
+            <w:proofErr w:type="spellStart"/>
+            <w:r>
+              <w:rPr>
+                <w:sz w:val="21"/>
+                <w:lang w:val="en-GB"/>
+              </w:rPr>
+              <w:t>iugerum</w:t>
+            </w:r>
+            <w:proofErr w:type="spellEnd"/>
+            <w:r>
+              <w:rPr>
+                <w:sz w:val="21"/>
+                <w:lang w:val="en-GB"/>
+              </w:rPr>
+              <w:t xml:space="preserve"> on good soils or in good harvests.</w:t>
             </w:r>
           </w:p>
         </w:tc>
@@ -6968,7 +8212,21 @@
         <w:rPr>
           <w:lang w:val="en-GB"/>
         </w:rPr>
-        <w:t>In the Córdoba case, seed-to-harvest ratios of 8:1 to 10:1 were used — that is, for each unit of seed sown, eight to ten units were returned — equivalent to approximately 2,230–2,780 kg/ha. That case corresponded to relatively fertile alluvial soils. At Chebba, by contrast, the expected yield should be lower, since Petric Calcisols and other less favourable soils predominate.</w:t>
+        <w:t xml:space="preserve">In the Córdoba case, seed-to-harvest ratios of 8:1 to 10:1 were used — that is, for each unit of seed sown, eight to ten units were returned — equivalent to approximately 2,230–2,780 kg/ha. That case corresponded to relatively fertile alluvial soils. At Chebba, by contrast, the expected yield should be lower, since Petric </w:t>
+      </w:r>
+      <w:proofErr w:type="spellStart"/>
+      <w:r>
+        <w:rPr>
+          <w:lang w:val="en-GB"/>
+        </w:rPr>
+        <w:t>Calcisols</w:t>
+      </w:r>
+      <w:proofErr w:type="spellEnd"/>
+      <w:r>
+        <w:rPr>
+          <w:lang w:val="en-GB"/>
+        </w:rPr>
+        <w:t xml:space="preserve"> and other less favourable soils predominate.</w:t>
       </w:r>
     </w:p>
     <w:p>
@@ -7156,7 +8414,39 @@
                 <w:sz w:val="21"/>
                 <w:lang w:val="en-GB"/>
               </w:rPr>
-              <w:t>15 cullei/iugerum.</w:t>
+              <w:t xml:space="preserve">15 </w:t>
+            </w:r>
+            <w:proofErr w:type="spellStart"/>
+            <w:r>
+              <w:rPr>
+                <w:sz w:val="21"/>
+                <w:lang w:val="en-GB"/>
+              </w:rPr>
+              <w:t>cullei</w:t>
+            </w:r>
+            <w:proofErr w:type="spellEnd"/>
+            <w:r>
+              <w:rPr>
+                <w:sz w:val="21"/>
+                <w:lang w:val="en-GB"/>
+              </w:rPr>
+              <w:t>/</w:t>
+            </w:r>
+            <w:proofErr w:type="spellStart"/>
+            <w:r>
+              <w:rPr>
+                <w:sz w:val="21"/>
+                <w:lang w:val="en-GB"/>
+              </w:rPr>
+              <w:t>iugerum</w:t>
+            </w:r>
+            <w:proofErr w:type="spellEnd"/>
+            <w:r>
+              <w:rPr>
+                <w:sz w:val="21"/>
+                <w:lang w:val="en-GB"/>
+              </w:rPr>
+              <w:t>.</w:t>
             </w:r>
           </w:p>
         </w:tc>
@@ -7242,7 +8532,39 @@
                 <w:sz w:val="21"/>
                 <w:lang w:val="en-GB"/>
               </w:rPr>
-              <w:t>10 cullei/iugerum.</w:t>
+              <w:t xml:space="preserve">10 </w:t>
+            </w:r>
+            <w:proofErr w:type="spellStart"/>
+            <w:r>
+              <w:rPr>
+                <w:sz w:val="21"/>
+                <w:lang w:val="en-GB"/>
+              </w:rPr>
+              <w:t>cullei</w:t>
+            </w:r>
+            <w:proofErr w:type="spellEnd"/>
+            <w:r>
+              <w:rPr>
+                <w:sz w:val="21"/>
+                <w:lang w:val="en-GB"/>
+              </w:rPr>
+              <w:t>/</w:t>
+            </w:r>
+            <w:proofErr w:type="spellStart"/>
+            <w:r>
+              <w:rPr>
+                <w:sz w:val="21"/>
+                <w:lang w:val="en-GB"/>
+              </w:rPr>
+              <w:t>iugerum</w:t>
+            </w:r>
+            <w:proofErr w:type="spellEnd"/>
+            <w:r>
+              <w:rPr>
+                <w:sz w:val="21"/>
+                <w:lang w:val="en-GB"/>
+              </w:rPr>
+              <w:t>.</w:t>
             </w:r>
           </w:p>
         </w:tc>
@@ -7328,7 +8650,39 @@
                 <w:sz w:val="21"/>
                 <w:lang w:val="en-GB"/>
               </w:rPr>
-              <w:t>7 cullei/iugerum.</w:t>
+              <w:t xml:space="preserve">7 </w:t>
+            </w:r>
+            <w:proofErr w:type="spellStart"/>
+            <w:r>
+              <w:rPr>
+                <w:sz w:val="21"/>
+                <w:lang w:val="en-GB"/>
+              </w:rPr>
+              <w:t>cullei</w:t>
+            </w:r>
+            <w:proofErr w:type="spellEnd"/>
+            <w:r>
+              <w:rPr>
+                <w:sz w:val="21"/>
+                <w:lang w:val="en-GB"/>
+              </w:rPr>
+              <w:t>/</w:t>
+            </w:r>
+            <w:proofErr w:type="spellStart"/>
+            <w:r>
+              <w:rPr>
+                <w:sz w:val="21"/>
+                <w:lang w:val="en-GB"/>
+              </w:rPr>
+              <w:t>iugerum</w:t>
+            </w:r>
+            <w:proofErr w:type="spellEnd"/>
+            <w:r>
+              <w:rPr>
+                <w:sz w:val="21"/>
+                <w:lang w:val="en-GB"/>
+              </w:rPr>
+              <w:t>.</w:t>
             </w:r>
           </w:p>
         </w:tc>
@@ -7414,7 +8768,39 @@
                 <w:sz w:val="21"/>
                 <w:lang w:val="en-GB"/>
               </w:rPr>
-              <w:t>3 cullei/iugerum.</w:t>
+              <w:t xml:space="preserve">3 </w:t>
+            </w:r>
+            <w:proofErr w:type="spellStart"/>
+            <w:r>
+              <w:rPr>
+                <w:sz w:val="21"/>
+                <w:lang w:val="en-GB"/>
+              </w:rPr>
+              <w:t>cullei</w:t>
+            </w:r>
+            <w:proofErr w:type="spellEnd"/>
+            <w:r>
+              <w:rPr>
+                <w:sz w:val="21"/>
+                <w:lang w:val="en-GB"/>
+              </w:rPr>
+              <w:t>/</w:t>
+            </w:r>
+            <w:proofErr w:type="spellStart"/>
+            <w:r>
+              <w:rPr>
+                <w:sz w:val="21"/>
+                <w:lang w:val="en-GB"/>
+              </w:rPr>
+              <w:t>iugerum</w:t>
+            </w:r>
+            <w:proofErr w:type="spellEnd"/>
+            <w:r>
+              <w:rPr>
+                <w:sz w:val="21"/>
+                <w:lang w:val="en-GB"/>
+              </w:rPr>
+              <w:t>.</w:t>
             </w:r>
           </w:p>
         </w:tc>
@@ -7500,7 +8886,39 @@
                 <w:sz w:val="21"/>
                 <w:lang w:val="en-GB"/>
               </w:rPr>
-              <w:t>3 cullei/iugerum in a good harvest; 1.5 in a poor harvest.</w:t>
+              <w:t xml:space="preserve">3 </w:t>
+            </w:r>
+            <w:proofErr w:type="spellStart"/>
+            <w:r>
+              <w:rPr>
+                <w:sz w:val="21"/>
+                <w:lang w:val="en-GB"/>
+              </w:rPr>
+              <w:t>cullei</w:t>
+            </w:r>
+            <w:proofErr w:type="spellEnd"/>
+            <w:r>
+              <w:rPr>
+                <w:sz w:val="21"/>
+                <w:lang w:val="en-GB"/>
+              </w:rPr>
+              <w:t>/</w:t>
+            </w:r>
+            <w:proofErr w:type="spellStart"/>
+            <w:r>
+              <w:rPr>
+                <w:sz w:val="21"/>
+                <w:lang w:val="en-GB"/>
+              </w:rPr>
+              <w:t>iugerum</w:t>
+            </w:r>
+            <w:proofErr w:type="spellEnd"/>
+            <w:r>
+              <w:rPr>
+                <w:sz w:val="21"/>
+                <w:lang w:val="en-GB"/>
+              </w:rPr>
+              <w:t xml:space="preserve"> in a good harvest; 1.5 in a poor harvest.</w:t>
             </w:r>
           </w:p>
         </w:tc>
@@ -8017,7 +9435,23 @@
                 <w:sz w:val="21"/>
                 <w:lang w:val="en-GB"/>
               </w:rPr>
-              <w:t>43.1 L/iugerum.</w:t>
+              <w:t>43.1 L/</w:t>
+            </w:r>
+            <w:proofErr w:type="spellStart"/>
+            <w:r>
+              <w:rPr>
+                <w:sz w:val="21"/>
+                <w:lang w:val="en-GB"/>
+              </w:rPr>
+              <w:t>iugerum</w:t>
+            </w:r>
+            <w:proofErr w:type="spellEnd"/>
+            <w:r>
+              <w:rPr>
+                <w:sz w:val="21"/>
+                <w:lang w:val="en-GB"/>
+              </w:rPr>
+              <w:t>.</w:t>
             </w:r>
           </w:p>
         </w:tc>
@@ -8737,7 +10171,14 @@
           <w:rFonts w:ascii="Times New Roman" w:eastAsia="Times New Roman" w:hAnsi="Times New Roman" w:cs="Times New Roman"/>
           <w:lang w:val="en-GB"/>
         </w:rPr>
-        <w:t>.1. Multipliers according to soil type</w:t>
+        <w:t xml:space="preserve">.1. Multipliers according to soil </w:t>
+      </w:r>
+      <w:r>
+        <w:rPr>
+          <w:rFonts w:ascii="Times New Roman" w:eastAsia="Times New Roman" w:hAnsi="Times New Roman" w:cs="Times New Roman"/>
+          <w:lang w:val="en-GB"/>
+        </w:rPr>
+        <w:t>and aquifer type</w:t>
       </w:r>
     </w:p>
     <w:tbl>
@@ -8937,14 +10378,30 @@
                 <w:sz w:val="21"/>
                 <w:lang w:val="en-GB"/>
               </w:rPr>
-              <w:t>Alluvial f</w:t>
-            </w:r>
-            <w:r>
-              <w:rPr>
-                <w:sz w:val="21"/>
-                <w:lang w:val="en-GB"/>
-              </w:rPr>
-              <w:t xml:space="preserve">luvisol </w:t>
+              <w:t xml:space="preserve">Alluvial </w:t>
+            </w:r>
+            <w:proofErr w:type="spellStart"/>
+            <w:r>
+              <w:rPr>
+                <w:sz w:val="21"/>
+                <w:lang w:val="en-GB"/>
+              </w:rPr>
+              <w:t>f</w:t>
+            </w:r>
+            <w:r>
+              <w:rPr>
+                <w:sz w:val="21"/>
+                <w:lang w:val="en-GB"/>
+              </w:rPr>
+              <w:t>luvisol</w:t>
+            </w:r>
+            <w:proofErr w:type="spellEnd"/>
+            <w:r>
+              <w:rPr>
+                <w:sz w:val="21"/>
+                <w:lang w:val="en-GB"/>
+              </w:rPr>
+              <w:t xml:space="preserve"> </w:t>
             </w:r>
           </w:p>
         </w:tc>
@@ -9084,7 +10541,23 @@
                 <w:sz w:val="21"/>
                 <w:lang w:val="en-GB"/>
               </w:rPr>
-              <w:t xml:space="preserve">Petric Calcisol </w:t>
+              <w:t xml:space="preserve">Petric </w:t>
+            </w:r>
+            <w:proofErr w:type="spellStart"/>
+            <w:r>
+              <w:rPr>
+                <w:sz w:val="21"/>
+                <w:lang w:val="en-GB"/>
+              </w:rPr>
+              <w:t>Calcisol</w:t>
+            </w:r>
+            <w:proofErr w:type="spellEnd"/>
+            <w:r>
+              <w:rPr>
+                <w:sz w:val="21"/>
+                <w:lang w:val="en-GB"/>
+              </w:rPr>
+              <w:t xml:space="preserve"> </w:t>
             </w:r>
           </w:p>
         </w:tc>
@@ -9219,6 +10692,7 @@
                 <w:lang w:val="en-GB"/>
               </w:rPr>
             </w:pPr>
+            <w:proofErr w:type="spellStart"/>
             <w:r>
               <w:rPr>
                 <w:sz w:val="21"/>
@@ -9226,6 +10700,7 @@
               </w:rPr>
               <w:t>Arenosol</w:t>
             </w:r>
+            <w:proofErr w:type="spellEnd"/>
           </w:p>
         </w:tc>
         <w:tc>
@@ -9333,6 +10808,296 @@
                 <w:lang w:val="en-GB"/>
               </w:rPr>
               <w:t>Low water retention.</w:t>
+            </w:r>
+          </w:p>
+        </w:tc>
+      </w:tr>
+      <w:tr>
+        <w:trPr>
+          <w:jc w:val="center"/>
+        </w:trPr>
+        <w:tc>
+          <w:tcPr>
+            <w:tcW w:w="2636" w:type="dxa"/>
+            <w:tcMar>
+              <w:top w:w="80" w:type="dxa"/>
+              <w:left w:w="80" w:type="dxa"/>
+              <w:bottom w:w="80" w:type="dxa"/>
+              <w:right w:w="80" w:type="dxa"/>
+            </w:tcMar>
+          </w:tcPr>
+          <w:p>
+            <w:pPr>
+              <w:spacing w:after="40"/>
+              <w:jc w:val="both"/>
+              <w:rPr>
+                <w:sz w:val="21"/>
+                <w:lang w:val="en-GB"/>
+              </w:rPr>
+            </w:pPr>
+            <w:r>
+              <w:rPr>
+                <w:sz w:val="21"/>
+                <w:lang w:val="en-GB"/>
+              </w:rPr>
+              <w:t>Unconsolidated</w:t>
+            </w:r>
+          </w:p>
+        </w:tc>
+        <w:tc>
+          <w:tcPr>
+            <w:tcW w:w="1193" w:type="dxa"/>
+            <w:tcMar>
+              <w:top w:w="80" w:type="dxa"/>
+              <w:left w:w="80" w:type="dxa"/>
+              <w:bottom w:w="80" w:type="dxa"/>
+              <w:right w:w="80" w:type="dxa"/>
+            </w:tcMar>
+          </w:tcPr>
+          <w:p>
+            <w:pPr>
+              <w:spacing w:after="40"/>
+              <w:jc w:val="both"/>
+              <w:rPr>
+                <w:sz w:val="21"/>
+                <w:lang w:val="en-GB"/>
+              </w:rPr>
+            </w:pPr>
+            <w:r>
+              <w:rPr>
+                <w:sz w:val="21"/>
+                <w:lang w:val="en-GB"/>
+              </w:rPr>
+              <w:t>1.10</w:t>
+            </w:r>
+          </w:p>
+        </w:tc>
+        <w:tc>
+          <w:tcPr>
+            <w:tcW w:w="1373" w:type="dxa"/>
+            <w:tcMar>
+              <w:top w:w="80" w:type="dxa"/>
+              <w:left w:w="80" w:type="dxa"/>
+              <w:bottom w:w="80" w:type="dxa"/>
+              <w:right w:w="80" w:type="dxa"/>
+            </w:tcMar>
+          </w:tcPr>
+          <w:p>
+            <w:pPr>
+              <w:spacing w:after="40"/>
+              <w:jc w:val="both"/>
+              <w:rPr>
+                <w:sz w:val="21"/>
+                <w:lang w:val="en-GB"/>
+              </w:rPr>
+            </w:pPr>
+            <w:r>
+              <w:rPr>
+                <w:sz w:val="21"/>
+                <w:lang w:val="en-GB"/>
+              </w:rPr>
+              <w:t>1.03</w:t>
+            </w:r>
+          </w:p>
+        </w:tc>
+        <w:tc>
+          <w:tcPr>
+            <w:tcW w:w="1243" w:type="dxa"/>
+            <w:tcMar>
+              <w:top w:w="80" w:type="dxa"/>
+              <w:left w:w="80" w:type="dxa"/>
+              <w:bottom w:w="80" w:type="dxa"/>
+              <w:right w:w="80" w:type="dxa"/>
+            </w:tcMar>
+          </w:tcPr>
+          <w:p>
+            <w:pPr>
+              <w:spacing w:after="40"/>
+              <w:jc w:val="both"/>
+              <w:rPr>
+                <w:sz w:val="21"/>
+                <w:lang w:val="en-GB"/>
+              </w:rPr>
+            </w:pPr>
+            <w:r>
+              <w:rPr>
+                <w:sz w:val="21"/>
+                <w:lang w:val="en-GB"/>
+              </w:rPr>
+              <w:t>1.05</w:t>
+            </w:r>
+          </w:p>
+        </w:tc>
+        <w:tc>
+          <w:tcPr>
+            <w:tcW w:w="2219" w:type="dxa"/>
+            <w:tcMar>
+              <w:top w:w="80" w:type="dxa"/>
+              <w:left w:w="80" w:type="dxa"/>
+              <w:bottom w:w="80" w:type="dxa"/>
+              <w:right w:w="80" w:type="dxa"/>
+            </w:tcMar>
+          </w:tcPr>
+          <w:p>
+            <w:pPr>
+              <w:spacing w:after="40"/>
+              <w:jc w:val="both"/>
+              <w:rPr>
+                <w:sz w:val="21"/>
+                <w:lang w:val="en-GB"/>
+              </w:rPr>
+            </w:pPr>
+            <w:r>
+              <w:rPr>
+                <w:sz w:val="21"/>
+                <w:lang w:val="en-GB"/>
+              </w:rPr>
+              <w:t>Better for wheat</w:t>
+            </w:r>
+          </w:p>
+        </w:tc>
+      </w:tr>
+      <w:tr>
+        <w:trPr>
+          <w:jc w:val="center"/>
+        </w:trPr>
+        <w:tc>
+          <w:tcPr>
+            <w:tcW w:w="2636" w:type="dxa"/>
+            <w:tcMar>
+              <w:top w:w="80" w:type="dxa"/>
+              <w:left w:w="80" w:type="dxa"/>
+              <w:bottom w:w="80" w:type="dxa"/>
+              <w:right w:w="80" w:type="dxa"/>
+            </w:tcMar>
+          </w:tcPr>
+          <w:p>
+            <w:pPr>
+              <w:spacing w:after="40"/>
+              <w:jc w:val="both"/>
+              <w:rPr>
+                <w:sz w:val="21"/>
+                <w:lang w:val="en-GB"/>
+              </w:rPr>
+            </w:pPr>
+            <w:r>
+              <w:rPr>
+                <w:sz w:val="21"/>
+                <w:lang w:val="en-GB"/>
+              </w:rPr>
+              <w:t>Sedimentary aquifer</w:t>
+            </w:r>
+          </w:p>
+        </w:tc>
+        <w:tc>
+          <w:tcPr>
+            <w:tcW w:w="1193" w:type="dxa"/>
+            <w:tcMar>
+              <w:top w:w="80" w:type="dxa"/>
+              <w:left w:w="80" w:type="dxa"/>
+              <w:bottom w:w="80" w:type="dxa"/>
+              <w:right w:w="80" w:type="dxa"/>
+            </w:tcMar>
+          </w:tcPr>
+          <w:p>
+            <w:pPr>
+              <w:spacing w:after="40"/>
+              <w:jc w:val="both"/>
+              <w:rPr>
+                <w:sz w:val="21"/>
+                <w:lang w:val="en-GB"/>
+              </w:rPr>
+            </w:pPr>
+            <w:r>
+              <w:rPr>
+                <w:sz w:val="21"/>
+                <w:lang w:val="en-GB"/>
+              </w:rPr>
+              <w:t>0.95</w:t>
+            </w:r>
+          </w:p>
+        </w:tc>
+        <w:tc>
+          <w:tcPr>
+            <w:tcW w:w="1373" w:type="dxa"/>
+            <w:tcMar>
+              <w:top w:w="80" w:type="dxa"/>
+              <w:left w:w="80" w:type="dxa"/>
+              <w:bottom w:w="80" w:type="dxa"/>
+              <w:right w:w="80" w:type="dxa"/>
+            </w:tcMar>
+          </w:tcPr>
+          <w:p>
+            <w:pPr>
+              <w:spacing w:after="40"/>
+              <w:jc w:val="both"/>
+              <w:rPr>
+                <w:sz w:val="21"/>
+                <w:lang w:val="en-GB"/>
+              </w:rPr>
+            </w:pPr>
+            <w:r>
+              <w:rPr>
+                <w:sz w:val="21"/>
+                <w:lang w:val="en-GB"/>
+              </w:rPr>
+              <w:t>1</w:t>
+            </w:r>
+          </w:p>
+        </w:tc>
+        <w:tc>
+          <w:tcPr>
+            <w:tcW w:w="1243" w:type="dxa"/>
+            <w:tcMar>
+              <w:top w:w="80" w:type="dxa"/>
+              <w:left w:w="80" w:type="dxa"/>
+              <w:bottom w:w="80" w:type="dxa"/>
+              <w:right w:w="80" w:type="dxa"/>
+            </w:tcMar>
+          </w:tcPr>
+          <w:p>
+            <w:pPr>
+              <w:spacing w:after="40"/>
+              <w:jc w:val="both"/>
+              <w:rPr>
+                <w:sz w:val="21"/>
+                <w:lang w:val="en-GB"/>
+              </w:rPr>
+            </w:pPr>
+            <w:r>
+              <w:rPr>
+                <w:sz w:val="21"/>
+                <w:lang w:val="en-GB"/>
+              </w:rPr>
+              <w:t>1</w:t>
+            </w:r>
+          </w:p>
+        </w:tc>
+        <w:tc>
+          <w:tcPr>
+            <w:tcW w:w="2219" w:type="dxa"/>
+            <w:tcMar>
+              <w:top w:w="80" w:type="dxa"/>
+              <w:left w:w="80" w:type="dxa"/>
+              <w:bottom w:w="80" w:type="dxa"/>
+              <w:right w:w="80" w:type="dxa"/>
+            </w:tcMar>
+          </w:tcPr>
+          <w:p>
+            <w:pPr>
+              <w:spacing w:after="40"/>
+              <w:jc w:val="both"/>
+              <w:rPr>
+                <w:sz w:val="21"/>
+                <w:lang w:val="en-GB"/>
+              </w:rPr>
+            </w:pPr>
+            <w:r>
+              <w:rPr>
+                <w:sz w:val="21"/>
+                <w:lang w:val="en-GB"/>
+              </w:rPr>
+              <w:t>Slightly worse for wheat. Does not affect grapes and olives</w:t>
             </w:r>
           </w:p>
         </w:tc>
@@ -9359,6 +11124,7 @@
           <w:rFonts w:ascii="Times New Roman" w:eastAsia="Times New Roman" w:hAnsi="Times New Roman" w:cs="Times New Roman"/>
           <w:lang w:val="en-GB"/>
         </w:rPr>
+        <w:lastRenderedPageBreak/>
         <w:t>8</w:t>
       </w:r>
       <w:r>
@@ -9380,7 +11146,35 @@
         <w:rPr>
           <w:lang w:val="en-GB"/>
         </w:rPr>
-        <w:t>Following the interpretation derived from Erdkamp and the distinction between small farms, large farms and villas, differentiated factors of management and productive capacity can be applied. Here, a small farm is understood as an estate of 10 iugera or less.</w:t>
+        <w:t xml:space="preserve">Following the interpretation derived from </w:t>
+      </w:r>
+      <w:proofErr w:type="spellStart"/>
+      <w:r>
+        <w:rPr>
+          <w:lang w:val="en-GB"/>
+        </w:rPr>
+        <w:t>Erdkamp</w:t>
+      </w:r>
+      <w:proofErr w:type="spellEnd"/>
+      <w:r>
+        <w:rPr>
+          <w:lang w:val="en-GB"/>
+        </w:rPr>
+        <w:t xml:space="preserve"> and the distinction between small farms, large farms and villas, differentiated factors of management and productive capacity can be applied. Here, a small farm is understood as an estate of 10 </w:t>
+      </w:r>
+      <w:proofErr w:type="spellStart"/>
+      <w:r>
+        <w:rPr>
+          <w:lang w:val="en-GB"/>
+        </w:rPr>
+        <w:t>iugera</w:t>
+      </w:r>
+      <w:proofErr w:type="spellEnd"/>
+      <w:r>
+        <w:rPr>
+          <w:lang w:val="en-GB"/>
+        </w:rPr>
+        <w:t xml:space="preserve"> or less.</w:t>
       </w:r>
     </w:p>
     <w:tbl>
@@ -9428,7 +11222,6 @@
                 <w:sz w:val="21"/>
                 <w:lang w:val="en-GB"/>
               </w:rPr>
-              <w:lastRenderedPageBreak/>
               <w:t>Settlement type</w:t>
             </w:r>
           </w:p>
@@ -10574,12 +12367,180 @@
           <w:lang w:val="en-GB"/>
         </w:rPr>
       </w:pPr>
-      <w:r>
-        <w:rPr>
-          <w:lang w:val="en-GB"/>
-        </w:rPr>
-        <w:t>Production_i,c,t = Land_i,c × Base_yield_c × Soil_factor_i,c × Water_factor_i × Rainfall_factor_c,t × Temperature_factor_c,t × Management_factor_i,c × Extreme_penalty_t</w:t>
-      </w:r>
+      <w:proofErr w:type="spellStart"/>
+      <w:r>
+        <w:rPr>
+          <w:lang w:val="en-GB"/>
+        </w:rPr>
+        <w:t>Production_</w:t>
+      </w:r>
+      <w:proofErr w:type="gramStart"/>
+      <w:r>
+        <w:rPr>
+          <w:lang w:val="en-GB"/>
+        </w:rPr>
+        <w:t>i,c</w:t>
+      </w:r>
+      <w:proofErr w:type="gramEnd"/>
+      <w:r>
+        <w:rPr>
+          <w:lang w:val="en-GB"/>
+        </w:rPr>
+        <w:t>,t</w:t>
+      </w:r>
+      <w:proofErr w:type="spellEnd"/>
+      <w:r>
+        <w:rPr>
+          <w:lang w:val="en-GB"/>
+        </w:rPr>
+        <w:t xml:space="preserve"> = </w:t>
+      </w:r>
+      <w:proofErr w:type="spellStart"/>
+      <w:r>
+        <w:rPr>
+          <w:lang w:val="en-GB"/>
+        </w:rPr>
+        <w:t>Land_</w:t>
+      </w:r>
+      <w:proofErr w:type="gramStart"/>
+      <w:r>
+        <w:rPr>
+          <w:lang w:val="en-GB"/>
+        </w:rPr>
+        <w:t>i,c</w:t>
+      </w:r>
+      <w:proofErr w:type="spellEnd"/>
+      <w:proofErr w:type="gramEnd"/>
+      <w:r>
+        <w:rPr>
+          <w:lang w:val="en-GB"/>
+        </w:rPr>
+        <w:t xml:space="preserve"> × </w:t>
+      </w:r>
+      <w:proofErr w:type="spellStart"/>
+      <w:r>
+        <w:rPr>
+          <w:lang w:val="en-GB"/>
+        </w:rPr>
+        <w:t>Base_yield_c</w:t>
+      </w:r>
+      <w:proofErr w:type="spellEnd"/>
+      <w:r>
+        <w:rPr>
+          <w:lang w:val="en-GB"/>
+        </w:rPr>
+        <w:t xml:space="preserve"> × </w:t>
+      </w:r>
+      <w:proofErr w:type="spellStart"/>
+      <w:r>
+        <w:rPr>
+          <w:lang w:val="en-GB"/>
+        </w:rPr>
+        <w:t>Soil_factor_</w:t>
+      </w:r>
+      <w:proofErr w:type="gramStart"/>
+      <w:r>
+        <w:rPr>
+          <w:lang w:val="en-GB"/>
+        </w:rPr>
+        <w:t>i,c</w:t>
+      </w:r>
+      <w:proofErr w:type="spellEnd"/>
+      <w:proofErr w:type="gramEnd"/>
+      <w:r>
+        <w:rPr>
+          <w:lang w:val="en-GB"/>
+        </w:rPr>
+        <w:t xml:space="preserve"> × </w:t>
+      </w:r>
+      <w:proofErr w:type="spellStart"/>
+      <w:r>
+        <w:rPr>
+          <w:lang w:val="en-GB"/>
+        </w:rPr>
+        <w:t>Water_factor_i</w:t>
+      </w:r>
+      <w:proofErr w:type="spellEnd"/>
+      <w:r>
+        <w:rPr>
+          <w:lang w:val="en-GB"/>
+        </w:rPr>
+        <w:t xml:space="preserve"> × </w:t>
+      </w:r>
+      <w:proofErr w:type="spellStart"/>
+      <w:r>
+        <w:rPr>
+          <w:lang w:val="en-GB"/>
+        </w:rPr>
+        <w:t>Rainfall_factor_</w:t>
+      </w:r>
+      <w:proofErr w:type="gramStart"/>
+      <w:r>
+        <w:rPr>
+          <w:lang w:val="en-GB"/>
+        </w:rPr>
+        <w:t>c,t</w:t>
+      </w:r>
+      <w:proofErr w:type="spellEnd"/>
+      <w:proofErr w:type="gramEnd"/>
+      <w:r>
+        <w:rPr>
+          <w:lang w:val="en-GB"/>
+        </w:rPr>
+        <w:t xml:space="preserve"> × </w:t>
+      </w:r>
+      <w:proofErr w:type="spellStart"/>
+      <w:r>
+        <w:rPr>
+          <w:lang w:val="en-GB"/>
+        </w:rPr>
+        <w:t>Temperature_factor_</w:t>
+      </w:r>
+      <w:proofErr w:type="gramStart"/>
+      <w:r>
+        <w:rPr>
+          <w:lang w:val="en-GB"/>
+        </w:rPr>
+        <w:t>c,t</w:t>
+      </w:r>
+      <w:proofErr w:type="spellEnd"/>
+      <w:proofErr w:type="gramEnd"/>
+      <w:r>
+        <w:rPr>
+          <w:lang w:val="en-GB"/>
+        </w:rPr>
+        <w:t xml:space="preserve"> × </w:t>
+      </w:r>
+      <w:proofErr w:type="spellStart"/>
+      <w:r>
+        <w:rPr>
+          <w:lang w:val="en-GB"/>
+        </w:rPr>
+        <w:t>Management_factor_</w:t>
+      </w:r>
+      <w:proofErr w:type="gramStart"/>
+      <w:r>
+        <w:rPr>
+          <w:lang w:val="en-GB"/>
+        </w:rPr>
+        <w:t>i,c</w:t>
+      </w:r>
+      <w:proofErr w:type="spellEnd"/>
+      <w:proofErr w:type="gramEnd"/>
+      <w:r>
+        <w:rPr>
+          <w:lang w:val="en-GB"/>
+        </w:rPr>
+        <w:t xml:space="preserve"> × </w:t>
+      </w:r>
+      <w:proofErr w:type="spellStart"/>
+      <w:r>
+        <w:rPr>
+          <w:lang w:val="en-GB"/>
+        </w:rPr>
+        <w:t>Extreme_penalty_t</w:t>
+      </w:r>
+      <w:proofErr w:type="spellEnd"/>
     </w:p>
     <w:p>
       <w:pPr>
@@ -10592,7 +12553,21 @@
         <w:rPr>
           <w:lang w:val="en-GB"/>
         </w:rPr>
-        <w:t>In this equation, the management factor should only be activated when it is possible to distinguish small properties, large farms or villas. If this distinction cannot be justified with sufficient confidence, the management factor can be fixed at 1.00 in order to avoid introducing an artificial social difference.</w:t>
+        <w:t xml:space="preserve">In this equation, the management factor should only be activated when it is possible to distinguish small properties, large farms or villas. If this distinction cannot be justified with sufficient confidence, the management factor can be fixed at 1.00 </w:t>
+      </w:r>
+      <w:proofErr w:type="gramStart"/>
+      <w:r>
+        <w:rPr>
+          <w:lang w:val="en-GB"/>
+        </w:rPr>
+        <w:t>in order to</w:t>
+      </w:r>
+      <w:proofErr w:type="gramEnd"/>
+      <w:r>
+        <w:rPr>
+          <w:lang w:val="en-GB"/>
+        </w:rPr>
+        <w:t xml:space="preserve"> avoid introducing an artificial social difference.</w:t>
       </w:r>
     </w:p>
     <w:p>
@@ -10652,6 +12627,7 @@
           <w:rFonts w:ascii="Times New Roman" w:eastAsia="Times New Roman" w:hAnsi="Times New Roman" w:cs="Times New Roman"/>
           <w:lang w:val="en-GB"/>
         </w:rPr>
+        <w:lastRenderedPageBreak/>
         <w:t>1</w:t>
       </w:r>
       <w:r>
@@ -10916,15 +12892,7 @@
                 <w:sz w:val="21"/>
                 <w:lang w:val="en-GB"/>
               </w:rPr>
-              <w:t xml:space="preserve">Weak or young household </w:t>
-            </w:r>
-            <w:r>
-              <w:rPr>
-                <w:sz w:val="21"/>
-                <w:lang w:val="en-GB"/>
-              </w:rPr>
-              <w:lastRenderedPageBreak/>
-              <w:t>unit.</w:t>
+              <w:t>Weak or young household unit.</w:t>
             </w:r>
           </w:p>
         </w:tc>
@@ -10956,7 +12924,6 @@
                 <w:sz w:val="21"/>
                 <w:lang w:val="en-GB"/>
               </w:rPr>
-              <w:lastRenderedPageBreak/>
               <w:t>Standard farm</w:t>
             </w:r>
           </w:p>
@@ -11289,8 +13256,23 @@
         <w:rPr>
           <w:lang w:val="en-GB"/>
         </w:rPr>
-        <w:t xml:space="preserve">If some farms prove especially large, an internal subdivision may be considered: estates of more than 10 iugera could correspond to expanded farms, while those of more than 40–50 </w:t>
-      </w:r>
+        <w:t xml:space="preserve">If some farms prove especially large, an internal subdivision may be considered: estates of more than 10 </w:t>
+      </w:r>
+      <w:proofErr w:type="spellStart"/>
+      <w:r>
+        <w:rPr>
+          <w:lang w:val="en-GB"/>
+        </w:rPr>
+        <w:t>iugera</w:t>
+      </w:r>
+      <w:proofErr w:type="spellEnd"/>
+      <w:r>
+        <w:rPr>
+          <w:lang w:val="en-GB"/>
+        </w:rPr>
+        <w:t xml:space="preserve"> could correspond to expanded farms, while those of more than 40–50 </w:t>
+      </w:r>
+      <w:proofErr w:type="spellStart"/>
       <w:r>
         <w:rPr>
           <w:i/>
@@ -11299,6 +13281,7 @@
         </w:rPr>
         <w:t>iugera</w:t>
       </w:r>
+      <w:proofErr w:type="spellEnd"/>
       <w:r>
         <w:rPr>
           <w:lang w:val="en-GB"/>
@@ -11822,7 +13805,21 @@
         <w:rPr>
           <w:lang w:val="en-GB"/>
         </w:rPr>
-        <w:t>, wage labourers or dependent workers. The key issue is that the villa, unlike the farm, does not depend on its domestic reproduction rate in order to grow. It can also increase the number of workers when sufficient land is available and when the model assigns it a greater capacity for expansion.</w:t>
+        <w:t xml:space="preserve">, wage labourers or dependent workers. The key issue is that the villa, unlike the farm, does not depend on its domestic reproduction rate </w:t>
+      </w:r>
+      <w:proofErr w:type="gramStart"/>
+      <w:r>
+        <w:rPr>
+          <w:lang w:val="en-GB"/>
+        </w:rPr>
+        <w:t>in order to</w:t>
+      </w:r>
+      <w:proofErr w:type="gramEnd"/>
+      <w:r>
+        <w:rPr>
+          <w:lang w:val="en-GB"/>
+        </w:rPr>
+        <w:t xml:space="preserve"> grow. It can also increase the number of workers when sufficient land is available and when the model assigns it a greater capacity for expansion.</w:t>
       </w:r>
     </w:p>
     <w:p>
@@ -11875,6 +13872,7 @@
           <w:szCs w:val="28"/>
           <w:lang w:val="en-GB"/>
         </w:rPr>
+        <w:lastRenderedPageBreak/>
         <w:t>1</w:t>
       </w:r>
       <w:r>
@@ -12009,8 +14007,19 @@
                 <w:szCs w:val="24"/>
                 <w:lang w:val="en-GB"/>
               </w:rPr>
-              <w:t>In iugera</w:t>
-            </w:r>
+              <w:t xml:space="preserve">In </w:t>
+            </w:r>
+            <w:proofErr w:type="spellStart"/>
+            <w:r>
+              <w:rPr>
+                <w:b/>
+                <w:sz w:val="22"/>
+                <w:szCs w:val="24"/>
+                <w:lang w:val="en-GB"/>
+              </w:rPr>
+              <w:t>iugera</w:t>
+            </w:r>
+            <w:proofErr w:type="spellEnd"/>
           </w:p>
         </w:tc>
         <w:tc>
@@ -12137,46 +14146,65 @@
                 <w:szCs w:val="24"/>
                 <w:lang w:val="en-GB"/>
               </w:rPr>
-              <w:t>c. 12 iugera</w:t>
-            </w:r>
-          </w:p>
-        </w:tc>
-        <w:tc>
-          <w:tcPr>
-            <w:tcW w:w="3312" w:type="dxa"/>
-            <w:tcMar>
-              <w:top w:w="80" w:type="dxa"/>
-              <w:left w:w="80" w:type="dxa"/>
-              <w:bottom w:w="80" w:type="dxa"/>
-              <w:right w:w="80" w:type="dxa"/>
-            </w:tcMar>
-          </w:tcPr>
-          <w:p>
-            <w:pPr>
-              <w:spacing w:after="40"/>
-              <w:jc w:val="both"/>
+              <w:t xml:space="preserve">c. 12 </w:t>
+            </w:r>
+            <w:proofErr w:type="spellStart"/>
+            <w:r>
               <w:rPr>
                 <w:sz w:val="22"/>
                 <w:szCs w:val="24"/>
                 <w:lang w:val="en-GB"/>
               </w:rPr>
-            </w:pPr>
-            <w:r>
+              <w:t>iugera</w:t>
+            </w:r>
+            <w:proofErr w:type="spellEnd"/>
+          </w:p>
+        </w:tc>
+        <w:tc>
+          <w:tcPr>
+            <w:tcW w:w="3312" w:type="dxa"/>
+            <w:tcMar>
+              <w:top w:w="80" w:type="dxa"/>
+              <w:left w:w="80" w:type="dxa"/>
+              <w:bottom w:w="80" w:type="dxa"/>
+              <w:right w:w="80" w:type="dxa"/>
+            </w:tcMar>
+          </w:tcPr>
+          <w:p>
+            <w:pPr>
+              <w:spacing w:after="40"/>
+              <w:jc w:val="both"/>
               <w:rPr>
                 <w:sz w:val="22"/>
                 <w:szCs w:val="24"/>
                 <w:lang w:val="en-GB"/>
               </w:rPr>
-              <w:t xml:space="preserve">Columella, De re rustica </w:t>
-            </w:r>
+            </w:pPr>
             <w:r>
               <w:rPr>
                 <w:sz w:val="22"/>
                 <w:szCs w:val="24"/>
                 <w:lang w:val="en-GB"/>
               </w:rPr>
-              <w:lastRenderedPageBreak/>
-              <w:t>2.12 / Erdkamp.</w:t>
+              <w:t xml:space="preserve">Columella, De re rustica 2.12 / </w:t>
+            </w:r>
+            <w:proofErr w:type="spellStart"/>
+            <w:r>
+              <w:rPr>
+                <w:sz w:val="22"/>
+                <w:szCs w:val="24"/>
+                <w:lang w:val="en-GB"/>
+              </w:rPr>
+              <w:t>Erdkamp</w:t>
+            </w:r>
+            <w:proofErr w:type="spellEnd"/>
+            <w:r>
+              <w:rPr>
+                <w:sz w:val="22"/>
+                <w:szCs w:val="24"/>
+                <w:lang w:val="en-GB"/>
+              </w:rPr>
+              <w:t>.</w:t>
             </w:r>
           </w:p>
         </w:tc>
@@ -12211,7 +14239,6 @@
                 <w:szCs w:val="24"/>
                 <w:lang w:val="en-GB"/>
               </w:rPr>
-              <w:lastRenderedPageBreak/>
               <w:t>Vineyard</w:t>
             </w:r>
           </w:p>
@@ -12272,37 +14299,83 @@
                 <w:szCs w:val="24"/>
                 <w:lang w:val="en-GB"/>
               </w:rPr>
-              <w:t>c. 6.25 iugera</w:t>
-            </w:r>
-          </w:p>
-        </w:tc>
-        <w:tc>
-          <w:tcPr>
-            <w:tcW w:w="3312" w:type="dxa"/>
-            <w:tcMar>
-              <w:top w:w="80" w:type="dxa"/>
-              <w:left w:w="80" w:type="dxa"/>
-              <w:bottom w:w="80" w:type="dxa"/>
-              <w:right w:w="80" w:type="dxa"/>
-            </w:tcMar>
-          </w:tcPr>
-          <w:p>
-            <w:pPr>
-              <w:spacing w:after="40"/>
-              <w:jc w:val="both"/>
+              <w:t xml:space="preserve">c. 6.25 </w:t>
+            </w:r>
+            <w:proofErr w:type="spellStart"/>
+            <w:r>
               <w:rPr>
                 <w:sz w:val="22"/>
                 <w:szCs w:val="24"/>
                 <w:lang w:val="en-GB"/>
               </w:rPr>
-            </w:pPr>
-            <w:r>
+              <w:t>iugera</w:t>
+            </w:r>
+            <w:proofErr w:type="spellEnd"/>
+          </w:p>
+        </w:tc>
+        <w:tc>
+          <w:tcPr>
+            <w:tcW w:w="3312" w:type="dxa"/>
+            <w:tcMar>
+              <w:top w:w="80" w:type="dxa"/>
+              <w:left w:w="80" w:type="dxa"/>
+              <w:bottom w:w="80" w:type="dxa"/>
+              <w:right w:w="80" w:type="dxa"/>
+            </w:tcMar>
+          </w:tcPr>
+          <w:p>
+            <w:pPr>
+              <w:spacing w:after="40"/>
+              <w:jc w:val="both"/>
               <w:rPr>
                 <w:sz w:val="22"/>
                 <w:szCs w:val="24"/>
                 <w:lang w:val="en-GB"/>
               </w:rPr>
-              <w:t>Cato, De agricultura 11 / Bernigaud.</w:t>
+            </w:pPr>
+            <w:r>
+              <w:rPr>
+                <w:sz w:val="22"/>
+                <w:szCs w:val="24"/>
+                <w:lang w:val="en-GB"/>
+              </w:rPr>
+              <w:t xml:space="preserve">Cato, De </w:t>
+            </w:r>
+            <w:proofErr w:type="spellStart"/>
+            <w:r>
+              <w:rPr>
+                <w:sz w:val="22"/>
+                <w:szCs w:val="24"/>
+                <w:lang w:val="en-GB"/>
+              </w:rPr>
+              <w:t>agricultura</w:t>
+            </w:r>
+            <w:proofErr w:type="spellEnd"/>
+            <w:r>
+              <w:rPr>
+                <w:sz w:val="22"/>
+                <w:szCs w:val="24"/>
+                <w:lang w:val="en-GB"/>
+              </w:rPr>
+              <w:t xml:space="preserve"> 11 / </w:t>
+            </w:r>
+            <w:proofErr w:type="spellStart"/>
+            <w:r>
+              <w:rPr>
+                <w:sz w:val="22"/>
+                <w:szCs w:val="24"/>
+                <w:lang w:val="en-GB"/>
+              </w:rPr>
+              <w:t>Bernigaud</w:t>
+            </w:r>
+            <w:proofErr w:type="spellEnd"/>
+            <w:r>
+              <w:rPr>
+                <w:sz w:val="22"/>
+                <w:szCs w:val="24"/>
+                <w:lang w:val="en-GB"/>
+              </w:rPr>
+              <w:t>.</w:t>
             </w:r>
           </w:p>
         </w:tc>
@@ -12397,37 +14470,83 @@
                 <w:szCs w:val="24"/>
                 <w:lang w:val="en-GB"/>
               </w:rPr>
-              <w:t>c. 18–19 iugera</w:t>
-            </w:r>
-          </w:p>
-        </w:tc>
-        <w:tc>
-          <w:tcPr>
-            <w:tcW w:w="3312" w:type="dxa"/>
-            <w:tcMar>
-              <w:top w:w="80" w:type="dxa"/>
-              <w:left w:w="80" w:type="dxa"/>
-              <w:bottom w:w="80" w:type="dxa"/>
-              <w:right w:w="80" w:type="dxa"/>
-            </w:tcMar>
-          </w:tcPr>
-          <w:p>
-            <w:pPr>
-              <w:spacing w:after="40"/>
-              <w:jc w:val="both"/>
+              <w:t xml:space="preserve">c. 18–19 </w:t>
+            </w:r>
+            <w:proofErr w:type="spellStart"/>
+            <w:r>
               <w:rPr>
                 <w:sz w:val="22"/>
                 <w:szCs w:val="24"/>
                 <w:lang w:val="en-GB"/>
               </w:rPr>
-            </w:pPr>
-            <w:r>
+              <w:t>iugera</w:t>
+            </w:r>
+            <w:proofErr w:type="spellEnd"/>
+          </w:p>
+        </w:tc>
+        <w:tc>
+          <w:tcPr>
+            <w:tcW w:w="3312" w:type="dxa"/>
+            <w:tcMar>
+              <w:top w:w="80" w:type="dxa"/>
+              <w:left w:w="80" w:type="dxa"/>
+              <w:bottom w:w="80" w:type="dxa"/>
+              <w:right w:w="80" w:type="dxa"/>
+            </w:tcMar>
+          </w:tcPr>
+          <w:p>
+            <w:pPr>
+              <w:spacing w:after="40"/>
+              <w:jc w:val="both"/>
               <w:rPr>
                 <w:sz w:val="22"/>
                 <w:szCs w:val="24"/>
                 <w:lang w:val="en-GB"/>
               </w:rPr>
-              <w:t>Cato, De agricultura 10 / Bernigaud.</w:t>
+            </w:pPr>
+            <w:r>
+              <w:rPr>
+                <w:sz w:val="22"/>
+                <w:szCs w:val="24"/>
+                <w:lang w:val="en-GB"/>
+              </w:rPr>
+              <w:t xml:space="preserve">Cato, De </w:t>
+            </w:r>
+            <w:proofErr w:type="spellStart"/>
+            <w:r>
+              <w:rPr>
+                <w:sz w:val="22"/>
+                <w:szCs w:val="24"/>
+                <w:lang w:val="en-GB"/>
+              </w:rPr>
+              <w:t>agricultura</w:t>
+            </w:r>
+            <w:proofErr w:type="spellEnd"/>
+            <w:r>
+              <w:rPr>
+                <w:sz w:val="22"/>
+                <w:szCs w:val="24"/>
+                <w:lang w:val="en-GB"/>
+              </w:rPr>
+              <w:t xml:space="preserve"> 10 / </w:t>
+            </w:r>
+            <w:proofErr w:type="spellStart"/>
+            <w:r>
+              <w:rPr>
+                <w:sz w:val="22"/>
+                <w:szCs w:val="24"/>
+                <w:lang w:val="en-GB"/>
+              </w:rPr>
+              <w:t>Bernigaud</w:t>
+            </w:r>
+            <w:proofErr w:type="spellEnd"/>
+            <w:r>
+              <w:rPr>
+                <w:sz w:val="22"/>
+                <w:szCs w:val="24"/>
+                <w:lang w:val="en-GB"/>
+              </w:rPr>
+              <w:t>.</w:t>
             </w:r>
           </w:p>
         </w:tc>
@@ -12492,11 +14611,33 @@
           <w:lang w:val="en-GB"/>
         </w:rPr>
       </w:pPr>
-      <w:r>
-        <w:rPr>
-          <w:lang w:val="en-GB"/>
-        </w:rPr>
-        <w:t>Erdkamp offers another way to arrive at a similar value: according to Cato, De agricultura 56, the ration of agricultural slaves would have been about 50 modii of wheat per worker per year. If an approximate equivalence of 1 modius ≈ 6.5 kg of wheat is used, this gives about 325 kg/year. As an operational value, a baseline of 300 kg/year can be adopted and consumption weights applied.</w:t>
+      <w:proofErr w:type="spellStart"/>
+      <w:r>
+        <w:rPr>
+          <w:lang w:val="en-GB"/>
+        </w:rPr>
+        <w:t>Erdkamp</w:t>
+      </w:r>
+      <w:proofErr w:type="spellEnd"/>
+      <w:r>
+        <w:rPr>
+          <w:lang w:val="en-GB"/>
+        </w:rPr>
+        <w:t xml:space="preserve"> offers another way to arrive at a similar value: according to Cato, De </w:t>
+      </w:r>
+      <w:proofErr w:type="spellStart"/>
+      <w:r>
+        <w:rPr>
+          <w:lang w:val="en-GB"/>
+        </w:rPr>
+        <w:t>agricultura</w:t>
+      </w:r>
+      <w:proofErr w:type="spellEnd"/>
+      <w:r>
+        <w:rPr>
+          <w:lang w:val="en-GB"/>
+        </w:rPr>
+        <w:t xml:space="preserve"> 56, the ration of agricultural slaves would have been about 50 modii of wheat per worker per year. If an approximate equivalence of 1 modius ≈ 6.5 kg of wheat is used, this gives about 325 kg/year. As an operational value, a baseline of 300 kg/year can be adopted and consumption weights applied.</w:t>
       </w:r>
     </w:p>
     <w:tbl>
@@ -12565,6 +14706,7 @@
                 <w:lang w:val="en-GB"/>
               </w:rPr>
             </w:pPr>
+            <w:proofErr w:type="spellStart"/>
             <w:r>
               <w:rPr>
                 <w:b/>
@@ -12573,6 +14715,7 @@
               </w:rPr>
               <w:t>k_p</w:t>
             </w:r>
+            <w:proofErr w:type="spellEnd"/>
           </w:p>
         </w:tc>
       </w:tr>
@@ -12889,12 +15032,28 @@
           <w:lang w:val="en-GB"/>
         </w:rPr>
       </w:pPr>
-      <w:r>
-        <w:rPr>
-          <w:lang w:val="en-GB"/>
-        </w:rPr>
-        <w:t>Wheat_consumption_person = 300 kg/year × k_p</w:t>
-      </w:r>
+      <w:proofErr w:type="spellStart"/>
+      <w:r>
+        <w:rPr>
+          <w:lang w:val="en-GB"/>
+        </w:rPr>
+        <w:t>Wheat_consumption_person</w:t>
+      </w:r>
+      <w:proofErr w:type="spellEnd"/>
+      <w:r>
+        <w:rPr>
+          <w:lang w:val="en-GB"/>
+        </w:rPr>
+        <w:t xml:space="preserve"> = 300 kg/year × </w:t>
+      </w:r>
+      <w:proofErr w:type="spellStart"/>
+      <w:r>
+        <w:rPr>
+          <w:lang w:val="en-GB"/>
+        </w:rPr>
+        <w:t>k_p</w:t>
+      </w:r>
+      <w:proofErr w:type="spellEnd"/>
     </w:p>
     <w:p>
       <w:pPr>
@@ -12951,7 +15110,35 @@
         <w:rPr>
           <w:lang w:val="en-GB"/>
         </w:rPr>
-        <w:t>The demographic dynamics of farms can be linked to their productive capacity and, especially, to the relationship between food availability and consumption requirements. A FoodRatio is therefore defined in order to classify the annual situation of each farm.</w:t>
+        <w:t xml:space="preserve">The demographic dynamics of farms can be linked to their productive capacity and, especially, to the relationship between food availability and consumption requirements. A </w:t>
+      </w:r>
+      <w:proofErr w:type="spellStart"/>
+      <w:r>
+        <w:rPr>
+          <w:lang w:val="en-GB"/>
+        </w:rPr>
+        <w:t>FoodRatio</w:t>
+      </w:r>
+      <w:proofErr w:type="spellEnd"/>
+      <w:r>
+        <w:rPr>
+          <w:lang w:val="en-GB"/>
+        </w:rPr>
+        <w:t xml:space="preserve"> is therefore defined </w:t>
+      </w:r>
+      <w:proofErr w:type="gramStart"/>
+      <w:r>
+        <w:rPr>
+          <w:lang w:val="en-GB"/>
+        </w:rPr>
+        <w:t>in order to</w:t>
+      </w:r>
+      <w:proofErr w:type="gramEnd"/>
+      <w:r>
+        <w:rPr>
+          <w:lang w:val="en-GB"/>
+        </w:rPr>
+        <w:t xml:space="preserve"> classify the annual situation of each farm.</w:t>
       </w:r>
     </w:p>
     <w:p>
@@ -12963,12 +15150,66 @@
           <w:lang w:val="en-GB"/>
         </w:rPr>
       </w:pPr>
-      <w:r>
-        <w:rPr>
-          <w:lang w:val="en-GB"/>
-        </w:rPr>
-        <w:t>FoodRatio_i,t = Food_production_i,t / Food_requirements_i,t</w:t>
-      </w:r>
+      <w:proofErr w:type="spellStart"/>
+      <w:r>
+        <w:rPr>
+          <w:lang w:val="en-GB"/>
+        </w:rPr>
+        <w:t>FoodRatio_</w:t>
+      </w:r>
+      <w:proofErr w:type="gramStart"/>
+      <w:r>
+        <w:rPr>
+          <w:lang w:val="en-GB"/>
+        </w:rPr>
+        <w:t>i,t</w:t>
+      </w:r>
+      <w:proofErr w:type="spellEnd"/>
+      <w:proofErr w:type="gramEnd"/>
+      <w:r>
+        <w:rPr>
+          <w:lang w:val="en-GB"/>
+        </w:rPr>
+        <w:t xml:space="preserve"> = </w:t>
+      </w:r>
+      <w:proofErr w:type="spellStart"/>
+      <w:r>
+        <w:rPr>
+          <w:lang w:val="en-GB"/>
+        </w:rPr>
+        <w:t>Food_production_</w:t>
+      </w:r>
+      <w:proofErr w:type="gramStart"/>
+      <w:r>
+        <w:rPr>
+          <w:lang w:val="en-GB"/>
+        </w:rPr>
+        <w:t>i,t</w:t>
+      </w:r>
+      <w:proofErr w:type="spellEnd"/>
+      <w:proofErr w:type="gramEnd"/>
+      <w:r>
+        <w:rPr>
+          <w:lang w:val="en-GB"/>
+        </w:rPr>
+        <w:t xml:space="preserve"> / </w:t>
+      </w:r>
+      <w:proofErr w:type="spellStart"/>
+      <w:r>
+        <w:rPr>
+          <w:lang w:val="en-GB"/>
+        </w:rPr>
+        <w:t>Food_requirements_</w:t>
+      </w:r>
+      <w:proofErr w:type="gramStart"/>
+      <w:r>
+        <w:rPr>
+          <w:lang w:val="en-GB"/>
+        </w:rPr>
+        <w:t>i,t</w:t>
+      </w:r>
+      <w:proofErr w:type="spellEnd"/>
+      <w:proofErr w:type="gramEnd"/>
     </w:p>
     <w:tbl>
       <w:tblPr>
@@ -13006,6 +15247,7 @@
                 <w:lang w:val="en-GB"/>
               </w:rPr>
             </w:pPr>
+            <w:proofErr w:type="spellStart"/>
             <w:r>
               <w:rPr>
                 <w:b/>
@@ -13014,6 +15256,7 @@
               </w:rPr>
               <w:t>FoodRatio</w:t>
             </w:r>
+            <w:proofErr w:type="spellEnd"/>
           </w:p>
         </w:tc>
         <w:tc>
@@ -13133,6 +15376,7 @@
                 <w:sz w:val="21"/>
                 <w:lang w:val="en-GB"/>
               </w:rPr>
+              <w:lastRenderedPageBreak/>
               <w:t>1.00–1.20</w:t>
             </w:r>
           </w:p>
@@ -13192,7 +15436,6 @@
                 <w:sz w:val="21"/>
                 <w:lang w:val="en-GB"/>
               </w:rPr>
-              <w:lastRenderedPageBreak/>
               <w:t>0.80–1.00</w:t>
             </w:r>
           </w:p>
@@ -13690,7 +15933,23 @@
                 <w:sz w:val="21"/>
                 <w:lang w:val="en-GB"/>
               </w:rPr>
-              <w:t>Low Gompertz–Makeham.</w:t>
+              <w:t>Low Gompertz–</w:t>
+            </w:r>
+            <w:proofErr w:type="spellStart"/>
+            <w:r>
+              <w:rPr>
+                <w:sz w:val="21"/>
+                <w:lang w:val="en-GB"/>
+              </w:rPr>
+              <w:t>Makeham</w:t>
+            </w:r>
+            <w:proofErr w:type="spellEnd"/>
+            <w:r>
+              <w:rPr>
+                <w:sz w:val="21"/>
+                <w:lang w:val="en-GB"/>
+              </w:rPr>
+              <w:t>.</w:t>
             </w:r>
           </w:p>
         </w:tc>
@@ -13749,7 +16008,23 @@
                 <w:sz w:val="21"/>
                 <w:lang w:val="en-GB"/>
               </w:rPr>
-              <w:t>Medium Gompertz–Makeham.</w:t>
+              <w:t>Medium Gompertz–</w:t>
+            </w:r>
+            <w:proofErr w:type="spellStart"/>
+            <w:r>
+              <w:rPr>
+                <w:sz w:val="21"/>
+                <w:lang w:val="en-GB"/>
+              </w:rPr>
+              <w:t>Makeham</w:t>
+            </w:r>
+            <w:proofErr w:type="spellEnd"/>
+            <w:r>
+              <w:rPr>
+                <w:sz w:val="21"/>
+                <w:lang w:val="en-GB"/>
+              </w:rPr>
+              <w:t>.</w:t>
             </w:r>
           </w:p>
         </w:tc>
@@ -13808,7 +16083,23 @@
                 <w:sz w:val="21"/>
                 <w:lang w:val="en-GB"/>
               </w:rPr>
-              <w:t>High Gompertz–Makeham.</w:t>
+              <w:t>High Gompertz–</w:t>
+            </w:r>
+            <w:proofErr w:type="spellStart"/>
+            <w:r>
+              <w:rPr>
+                <w:sz w:val="21"/>
+                <w:lang w:val="en-GB"/>
+              </w:rPr>
+              <w:t>Makeham</w:t>
+            </w:r>
+            <w:proofErr w:type="spellEnd"/>
+            <w:r>
+              <w:rPr>
+                <w:sz w:val="21"/>
+                <w:lang w:val="en-GB"/>
+              </w:rPr>
+              <w:t>.</w:t>
             </w:r>
           </w:p>
         </w:tc>
@@ -13833,7 +16124,21 @@
         <w:rPr>
           <w:lang w:val="en-GB"/>
         </w:rPr>
-        <w:t>For adults, a Gompertz–Makeham function can be used:</w:t>
+        <w:t>For adults, a Gompertz–</w:t>
+      </w:r>
+      <w:proofErr w:type="spellStart"/>
+      <w:r>
+        <w:rPr>
+          <w:lang w:val="en-GB"/>
+        </w:rPr>
+        <w:t>Makeham</w:t>
+      </w:r>
+      <w:proofErr w:type="spellEnd"/>
+      <w:r>
+        <w:rPr>
+          <w:lang w:val="en-GB"/>
+        </w:rPr>
+        <w:t xml:space="preserve"> function can be used:</w:t>
       </w:r>
     </w:p>
     <w:p>
@@ -13849,7 +16154,21 @@
         <w:rPr>
           <w:lang w:val="en-GB"/>
         </w:rPr>
-        <w:t>μ(x) = A + B · e^(C·x)</w:t>
+        <w:t>μ(x) = A + B · e^(</w:t>
+      </w:r>
+      <w:proofErr w:type="spellStart"/>
+      <w:r>
+        <w:rPr>
+          <w:lang w:val="en-GB"/>
+        </w:rPr>
+        <w:t>C·x</w:t>
+      </w:r>
+      <w:proofErr w:type="spellEnd"/>
+      <w:r>
+        <w:rPr>
+          <w:lang w:val="en-GB"/>
+        </w:rPr>
+        <w:t>)</w:t>
       </w:r>
     </w:p>
     <w:tbl>
@@ -14015,7 +16334,23 @@
                 <w:sz w:val="21"/>
                 <w:lang w:val="en-GB"/>
               </w:rPr>
-              <w:t>B · e^(C·x)</w:t>
+              <w:t>B · e^(</w:t>
+            </w:r>
+            <w:proofErr w:type="spellStart"/>
+            <w:r>
+              <w:rPr>
+                <w:sz w:val="21"/>
+                <w:lang w:val="en-GB"/>
+              </w:rPr>
+              <w:t>C·x</w:t>
+            </w:r>
+            <w:proofErr w:type="spellEnd"/>
+            <w:r>
+              <w:rPr>
+                <w:sz w:val="21"/>
+                <w:lang w:val="en-GB"/>
+              </w:rPr>
+              <w:t>)</w:t>
             </w:r>
           </w:p>
         </w:tc>
@@ -14124,11 +16459,19 @@
           <w:lang w:val="en-GB"/>
         </w:rPr>
       </w:pPr>
-      <w:r>
-        <w:rPr>
-          <w:lang w:val="en-GB"/>
-        </w:rPr>
-        <w:t>q_x = 1 − e^(−μ(x))</w:t>
+      <w:proofErr w:type="spellStart"/>
+      <w:r>
+        <w:rPr>
+          <w:lang w:val="en-GB"/>
+        </w:rPr>
+        <w:t>q_x</w:t>
+      </w:r>
+      <w:proofErr w:type="spellEnd"/>
+      <w:r>
+        <w:rPr>
+          <w:lang w:val="en-GB"/>
+        </w:rPr>
+        <w:t xml:space="preserve"> = 1 − e^(−μ(x))</w:t>
       </w:r>
     </w:p>
     <w:p>
@@ -14138,11 +16481,19 @@
           <w:lang w:val="en-GB"/>
         </w:rPr>
       </w:pPr>
-      <w:r>
-        <w:rPr>
-          <w:lang w:val="en-GB"/>
-        </w:rPr>
-        <w:t>q_x is the annual probability of dying at age x.</w:t>
+      <w:proofErr w:type="spellStart"/>
+      <w:r>
+        <w:rPr>
+          <w:lang w:val="en-GB"/>
+        </w:rPr>
+        <w:t>q_x</w:t>
+      </w:r>
+      <w:proofErr w:type="spellEnd"/>
+      <w:r>
+        <w:rPr>
+          <w:lang w:val="en-GB"/>
+        </w:rPr>
+        <w:t xml:space="preserve"> is the annual probability of dying at age x.</w:t>
       </w:r>
     </w:p>
     <w:p>
@@ -14156,7 +16507,35 @@
         <w:rPr>
           <w:lang w:val="en-GB"/>
         </w:rPr>
-        <w:t>In the Córdoba model, Gompertz–Makeham was applied to the full age spectrum. For Chebba, by contrast, it seems preferable to separate infant mortality, because in ancient demographic regimes it was very high and a simple Gompertz–Makeham function would not model it sufficiently well.</w:t>
+        <w:t>In the Córdoba model, Gompertz–</w:t>
+      </w:r>
+      <w:proofErr w:type="spellStart"/>
+      <w:r>
+        <w:rPr>
+          <w:lang w:val="en-GB"/>
+        </w:rPr>
+        <w:t>Makeham</w:t>
+      </w:r>
+      <w:proofErr w:type="spellEnd"/>
+      <w:r>
+        <w:rPr>
+          <w:lang w:val="en-GB"/>
+        </w:rPr>
+        <w:t xml:space="preserve"> was applied to the full age spectrum. For Chebba, by contrast, it seems preferable to separate infant mortality, because in ancient demographic regimes it was very high and a simple Gompertz–</w:t>
+      </w:r>
+      <w:proofErr w:type="spellStart"/>
+      <w:r>
+        <w:rPr>
+          <w:lang w:val="en-GB"/>
+        </w:rPr>
+        <w:t>Makeham</w:t>
+      </w:r>
+      <w:proofErr w:type="spellEnd"/>
+      <w:r>
+        <w:rPr>
+          <w:lang w:val="en-GB"/>
+        </w:rPr>
+        <w:t xml:space="preserve"> function would not model it sufficiently well.</w:t>
       </w:r>
     </w:p>
     <w:p>
@@ -14186,8 +16565,17 @@
           <w:rFonts w:ascii="Times New Roman" w:eastAsia="Times New Roman" w:hAnsi="Times New Roman" w:cs="Times New Roman"/>
           <w:lang w:val="en-GB"/>
         </w:rPr>
-        <w:t>.2. Mortality adjustment according to the FoodRatio</w:t>
-      </w:r>
+        <w:t xml:space="preserve">.2. Mortality adjustment according to the </w:t>
+      </w:r>
+      <w:proofErr w:type="spellStart"/>
+      <w:r>
+        <w:rPr>
+          <w:rFonts w:ascii="Times New Roman" w:eastAsia="Times New Roman" w:hAnsi="Times New Roman" w:cs="Times New Roman"/>
+          <w:lang w:val="en-GB"/>
+        </w:rPr>
+        <w:t>FoodRatio</w:t>
+      </w:r>
+      <w:proofErr w:type="spellEnd"/>
     </w:p>
     <w:p>
       <w:pPr>
@@ -14202,7 +16590,111 @@
         <w:rPr>
           <w:lang w:val="en-GB"/>
         </w:rPr>
-        <w:t>q′_p,t = min(q_max, q_age,sex × StressMultiplier_age(FoodRatio_i,t))</w:t>
+        <w:t>q′_</w:t>
+      </w:r>
+      <w:proofErr w:type="spellStart"/>
+      <w:proofErr w:type="gramStart"/>
+      <w:r>
+        <w:rPr>
+          <w:lang w:val="en-GB"/>
+        </w:rPr>
+        <w:t>p,t</w:t>
+      </w:r>
+      <w:proofErr w:type="spellEnd"/>
+      <w:proofErr w:type="gramEnd"/>
+      <w:r>
+        <w:rPr>
+          <w:lang w:val="en-GB"/>
+        </w:rPr>
+        <w:t xml:space="preserve"> = </w:t>
+      </w:r>
+      <w:proofErr w:type="gramStart"/>
+      <w:r>
+        <w:rPr>
+          <w:lang w:val="en-GB"/>
+        </w:rPr>
+        <w:t>min(</w:t>
+      </w:r>
+      <w:proofErr w:type="spellStart"/>
+      <w:proofErr w:type="gramEnd"/>
+      <w:r>
+        <w:rPr>
+          <w:lang w:val="en-GB"/>
+        </w:rPr>
+        <w:t>q_max</w:t>
+      </w:r>
+      <w:proofErr w:type="spellEnd"/>
+      <w:r>
+        <w:rPr>
+          <w:lang w:val="en-GB"/>
+        </w:rPr>
+        <w:t xml:space="preserve">, </w:t>
+      </w:r>
+      <w:proofErr w:type="spellStart"/>
+      <w:r>
+        <w:rPr>
+          <w:lang w:val="en-GB"/>
+        </w:rPr>
+        <w:t>q_</w:t>
+      </w:r>
+      <w:proofErr w:type="gramStart"/>
+      <w:r>
+        <w:rPr>
+          <w:lang w:val="en-GB"/>
+        </w:rPr>
+        <w:t>age,sex</w:t>
+      </w:r>
+      <w:proofErr w:type="spellEnd"/>
+      <w:proofErr w:type="gramEnd"/>
+      <w:r>
+        <w:rPr>
+          <w:lang w:val="en-GB"/>
+        </w:rPr>
+        <w:t xml:space="preserve"> × </w:t>
+      </w:r>
+      <w:proofErr w:type="spellStart"/>
+      <w:r>
+        <w:rPr>
+          <w:lang w:val="en-GB"/>
+        </w:rPr>
+        <w:t>StressMultiplier_</w:t>
+      </w:r>
+      <w:proofErr w:type="gramStart"/>
+      <w:r>
+        <w:rPr>
+          <w:lang w:val="en-GB"/>
+        </w:rPr>
+        <w:t>age</w:t>
+      </w:r>
+      <w:proofErr w:type="spellEnd"/>
+      <w:r>
+        <w:rPr>
+          <w:lang w:val="en-GB"/>
+        </w:rPr>
+        <w:t>(</w:t>
+      </w:r>
+      <w:proofErr w:type="spellStart"/>
+      <w:proofErr w:type="gramEnd"/>
+      <w:r>
+        <w:rPr>
+          <w:lang w:val="en-GB"/>
+        </w:rPr>
+        <w:t>FoodRatio_</w:t>
+      </w:r>
+      <w:proofErr w:type="gramStart"/>
+      <w:r>
+        <w:rPr>
+          <w:lang w:val="en-GB"/>
+        </w:rPr>
+        <w:t>i,t</w:t>
+      </w:r>
+      <w:proofErr w:type="spellEnd"/>
+      <w:proofErr w:type="gramEnd"/>
+      <w:r>
+        <w:rPr>
+          <w:lang w:val="en-GB"/>
+        </w:rPr>
+        <w:t>))</w:t>
       </w:r>
     </w:p>
     <w:tbl>
@@ -14243,6 +16735,7 @@
                 <w:lang w:val="en-GB"/>
               </w:rPr>
             </w:pPr>
+            <w:proofErr w:type="spellStart"/>
             <w:r>
               <w:rPr>
                 <w:b/>
@@ -14251,6 +16744,7 @@
               </w:rPr>
               <w:t>FoodRatio</w:t>
             </w:r>
+            <w:proofErr w:type="spellEnd"/>
           </w:p>
         </w:tc>
         <w:tc>
@@ -14484,6 +16978,7 @@
                 <w:sz w:val="21"/>
                 <w:lang w:val="en-GB"/>
               </w:rPr>
+              <w:lastRenderedPageBreak/>
               <w:t>1.00–1.20</w:t>
             </w:r>
           </w:p>
@@ -14597,7 +17092,6 @@
                 <w:sz w:val="21"/>
                 <w:lang w:val="en-GB"/>
               </w:rPr>
-              <w:lastRenderedPageBreak/>
               <w:t>0.80–1.00</w:t>
             </w:r>
           </w:p>
@@ -14960,7 +17454,21 @@
         <w:rPr>
           <w:lang w:val="en-GB"/>
         </w:rPr>
-        <w:t>Fertility can be modelled in a simple manner. Each woman of fertile age, approximately between 16 and 40 years, can be assigned a base annual probability of childbirth of 0.25, that is, 0.25 children per year. This probability is affected by the FoodRatio and by the maximum capacity of the household unit.</w:t>
+        <w:t xml:space="preserve">Fertility can be modelled in a simple manner. Each woman of fertile age, approximately between 16 and 40 years, can be assigned a base annual probability of childbirth of 0.25, that is, 0.25 children per year. This probability is affected by the </w:t>
+      </w:r>
+      <w:proofErr w:type="spellStart"/>
+      <w:r>
+        <w:rPr>
+          <w:lang w:val="en-GB"/>
+        </w:rPr>
+        <w:t>FoodRatio</w:t>
+      </w:r>
+      <w:proofErr w:type="spellEnd"/>
+      <w:r>
+        <w:rPr>
+          <w:lang w:val="en-GB"/>
+        </w:rPr>
+        <w:t xml:space="preserve"> and by the maximum capacity of the household unit.</w:t>
       </w:r>
     </w:p>
     <w:p>
@@ -14972,12 +17480,88 @@
           <w:lang w:val="en-GB"/>
         </w:rPr>
       </w:pPr>
-      <w:r>
-        <w:rPr>
-          <w:lang w:val="en-GB"/>
-        </w:rPr>
-        <w:t>p_birth_i,t = p_birth_base × FertilityStress(FoodRatio_i,t) × HouseholdCapacity_i</w:t>
-      </w:r>
+      <w:proofErr w:type="spellStart"/>
+      <w:r>
+        <w:rPr>
+          <w:lang w:val="en-GB"/>
+        </w:rPr>
+        <w:t>p_birth_</w:t>
+      </w:r>
+      <w:proofErr w:type="gramStart"/>
+      <w:r>
+        <w:rPr>
+          <w:lang w:val="en-GB"/>
+        </w:rPr>
+        <w:t>i,t</w:t>
+      </w:r>
+      <w:proofErr w:type="spellEnd"/>
+      <w:proofErr w:type="gramEnd"/>
+      <w:r>
+        <w:rPr>
+          <w:lang w:val="en-GB"/>
+        </w:rPr>
+        <w:t xml:space="preserve"> = </w:t>
+      </w:r>
+      <w:proofErr w:type="spellStart"/>
+      <w:r>
+        <w:rPr>
+          <w:lang w:val="en-GB"/>
+        </w:rPr>
+        <w:t>p_birth_base</w:t>
+      </w:r>
+      <w:proofErr w:type="spellEnd"/>
+      <w:r>
+        <w:rPr>
+          <w:lang w:val="en-GB"/>
+        </w:rPr>
+        <w:t xml:space="preserve"> × </w:t>
+      </w:r>
+      <w:proofErr w:type="spellStart"/>
+      <w:proofErr w:type="gramStart"/>
+      <w:r>
+        <w:rPr>
+          <w:lang w:val="en-GB"/>
+        </w:rPr>
+        <w:t>FertilityStress</w:t>
+      </w:r>
+      <w:proofErr w:type="spellEnd"/>
+      <w:r>
+        <w:rPr>
+          <w:lang w:val="en-GB"/>
+        </w:rPr>
+        <w:t>(</w:t>
+      </w:r>
+      <w:proofErr w:type="spellStart"/>
+      <w:proofErr w:type="gramEnd"/>
+      <w:r>
+        <w:rPr>
+          <w:lang w:val="en-GB"/>
+        </w:rPr>
+        <w:t>FoodRatio_</w:t>
+      </w:r>
+      <w:proofErr w:type="gramStart"/>
+      <w:r>
+        <w:rPr>
+          <w:lang w:val="en-GB"/>
+        </w:rPr>
+        <w:t>i,t</w:t>
+      </w:r>
+      <w:proofErr w:type="spellEnd"/>
+      <w:proofErr w:type="gramEnd"/>
+      <w:r>
+        <w:rPr>
+          <w:lang w:val="en-GB"/>
+        </w:rPr>
+        <w:t xml:space="preserve">) × </w:t>
+      </w:r>
+      <w:proofErr w:type="spellStart"/>
+      <w:r>
+        <w:rPr>
+          <w:lang w:val="en-GB"/>
+        </w:rPr>
+        <w:t>HouseholdCapacity_i</w:t>
+      </w:r>
+      <w:proofErr w:type="spellEnd"/>
     </w:p>
     <w:tbl>
       <w:tblPr>
@@ -15015,6 +17599,7 @@
                 <w:lang w:val="en-GB"/>
               </w:rPr>
             </w:pPr>
+            <w:proofErr w:type="spellStart"/>
             <w:r>
               <w:rPr>
                 <w:b/>
@@ -15023,6 +17608,7 @@
               </w:rPr>
               <w:t>FoodRatio</w:t>
             </w:r>
+            <w:proofErr w:type="spellEnd"/>
           </w:p>
         </w:tc>
         <w:tc>
@@ -15481,7 +18067,21 @@
         <w:rPr>
           <w:lang w:val="en-GB"/>
         </w:rPr>
-        <w:t>3) If the FoodRatio is ≥ 1.20 for three or more consecutive years, the settlement is considered stable and may continue expanding into available cells.</w:t>
+        <w:t xml:space="preserve">3) If the </w:t>
+      </w:r>
+      <w:proofErr w:type="spellStart"/>
+      <w:r>
+        <w:rPr>
+          <w:lang w:val="en-GB"/>
+        </w:rPr>
+        <w:t>FoodRatio</w:t>
+      </w:r>
+      <w:proofErr w:type="spellEnd"/>
+      <w:r>
+        <w:rPr>
+          <w:lang w:val="en-GB"/>
+        </w:rPr>
+        <w:t xml:space="preserve"> is ≥ 1.20 for three or more consecutive years, the settlement is considered stable and may continue expanding into available cells.</w:t>
       </w:r>
     </w:p>
     <w:p>
@@ -15495,7 +18095,21 @@
         <w:rPr>
           <w:lang w:val="en-GB"/>
         </w:rPr>
-        <w:t>4) If the FoodRatio falls below 1.20, the settlement first converts olive-grove cells into mixed olive-grove + wheat cells.</w:t>
+        <w:t xml:space="preserve">4) If the </w:t>
+      </w:r>
+      <w:proofErr w:type="spellStart"/>
+      <w:r>
+        <w:rPr>
+          <w:lang w:val="en-GB"/>
+        </w:rPr>
+        <w:t>FoodRatio</w:t>
+      </w:r>
+      <w:proofErr w:type="spellEnd"/>
+      <w:r>
+        <w:rPr>
+          <w:lang w:val="en-GB"/>
+        </w:rPr>
+        <w:t xml:space="preserve"> falls below 1.20, the settlement first converts olive-grove cells into mixed olive-grove + wheat cells.</w:t>
       </w:r>
     </w:p>
     <w:p>
@@ -15509,7 +18123,21 @@
         <w:rPr>
           <w:lang w:val="en-GB"/>
         </w:rPr>
-        <w:t>5) If mixed olive-grove + wheat cells are not sufficient to restore a FoodRatio of 1.20, the settlement assigns available cells to pure wheat.</w:t>
+        <w:t xml:space="preserve">5) If mixed olive-grove + wheat cells are not sufficient to restore a </w:t>
+      </w:r>
+      <w:proofErr w:type="spellStart"/>
+      <w:r>
+        <w:rPr>
+          <w:lang w:val="en-GB"/>
+        </w:rPr>
+        <w:t>FoodRatio</w:t>
+      </w:r>
+      <w:proofErr w:type="spellEnd"/>
+      <w:r>
+        <w:rPr>
+          <w:lang w:val="en-GB"/>
+        </w:rPr>
+        <w:t xml:space="preserve"> of 1.20, the settlement assigns available cells to pure wheat.</w:t>
       </w:r>
     </w:p>
     <w:p>
@@ -15538,7 +18166,21 @@
         <w:rPr>
           <w:lang w:val="en-GB"/>
         </w:rPr>
-        <w:t>7) This process continues until a FoodRatio of ≥ 1.20 is restored. If this equilibrium is sustained for three or more consecutive years, demographic or labour growth may resume.</w:t>
+        <w:t xml:space="preserve">7) This process continues until a </w:t>
+      </w:r>
+      <w:proofErr w:type="spellStart"/>
+      <w:r>
+        <w:rPr>
+          <w:lang w:val="en-GB"/>
+        </w:rPr>
+        <w:t>FoodRatio</w:t>
+      </w:r>
+      <w:proofErr w:type="spellEnd"/>
+      <w:r>
+        <w:rPr>
+          <w:lang w:val="en-GB"/>
+        </w:rPr>
+        <w:t xml:space="preserve"> of ≥ 1.20 is restored. If this equilibrium is sustained for three or more consecutive years, demographic or labour growth may resume.</w:t>
       </w:r>
     </w:p>
     <w:p>
@@ -15749,7 +18391,21 @@
         <w:rPr>
           <w:lang w:val="en-GB"/>
         </w:rPr>
-        <w:t>Compare food production with consumption requirements through the FoodRatio.</w:t>
+        <w:t xml:space="preserve">Compare food production with consumption requirements through the </w:t>
+      </w:r>
+      <w:proofErr w:type="spellStart"/>
+      <w:r>
+        <w:rPr>
+          <w:lang w:val="en-GB"/>
+        </w:rPr>
+        <w:t>FoodRatio</w:t>
+      </w:r>
+      <w:proofErr w:type="spellEnd"/>
+      <w:r>
+        <w:rPr>
+          <w:lang w:val="en-GB"/>
+        </w:rPr>
+        <w:t>.</w:t>
       </w:r>
     </w:p>
     <w:p>

--- a/Chebba_Roman_agronomic_model.docx
+++ b/Chebba_Roman_agronomic_model.docx
@@ -6375,14 +6375,6 @@
     </w:p>
     <w:p>
       <w:pPr>
-        <w:jc w:val="both"/>
-        <w:rPr>
-          <w:lang w:val="en-GB"/>
-        </w:rPr>
-      </w:pPr>
-    </w:p>
-    <w:p>
-      <w:pPr>
         <w:pStyle w:val="Ttulo2"/>
         <w:jc w:val="both"/>
         <w:rPr>
@@ -6394,7 +6386,7 @@
           <w:rFonts w:ascii="Times New Roman" w:eastAsia="Times New Roman" w:hAnsi="Times New Roman" w:cs="Times New Roman"/>
           <w:lang w:val="en-GB"/>
         </w:rPr>
-        <w:t>7</w:t>
+        <w:t>6</w:t>
       </w:r>
       <w:r>
         <w:rPr>
@@ -7579,13 +7571,1475 @@
       <w:pPr>
         <w:jc w:val="both"/>
         <w:rPr>
+          <w:b/>
+          <w:bCs/>
+          <w:lang w:val="en-GB"/>
+        </w:rPr>
+      </w:pPr>
+    </w:p>
+    <w:tbl>
+      <w:tblPr>
+        <w:tblStyle w:val="Tablaconcuadrcula"/>
+        <w:tblW w:w="0" w:type="auto"/>
+        <w:tblLook w:val="04A0" w:firstRow="1" w:lastRow="0" w:firstColumn="1" w:lastColumn="0" w:noHBand="0" w:noVBand="1"/>
+      </w:tblPr>
+      <w:tblGrid>
+        <w:gridCol w:w="4322"/>
+        <w:gridCol w:w="4322"/>
+      </w:tblGrid>
+      <w:tr>
+        <w:tc>
+          <w:tcPr>
+            <w:tcW w:w="4322" w:type="dxa"/>
+          </w:tcPr>
+          <w:p>
+            <w:pPr>
+              <w:jc w:val="both"/>
+              <w:rPr>
+                <w:b/>
+                <w:bCs/>
+                <w:lang w:val="en-GB"/>
+              </w:rPr>
+            </w:pPr>
+            <w:r>
+              <w:rPr>
+                <w:b/>
+                <w:bCs/>
+                <w:lang w:val="en-GB"/>
+              </w:rPr>
+              <w:t>Temperature interval</w:t>
+            </w:r>
+            <w:r>
+              <w:rPr>
+                <w:b/>
+                <w:bCs/>
+                <w:lang w:val="en-GB"/>
+              </w:rPr>
+              <w:t xml:space="preserve"> per year</w:t>
+            </w:r>
+          </w:p>
+        </w:tc>
+        <w:tc>
+          <w:tcPr>
+            <w:tcW w:w="4322" w:type="dxa"/>
+          </w:tcPr>
+          <w:p>
+            <w:pPr>
+              <w:jc w:val="both"/>
+              <w:rPr>
+                <w:b/>
+                <w:bCs/>
+                <w:lang w:val="en-GB"/>
+              </w:rPr>
+            </w:pPr>
+            <w:r>
+              <w:rPr>
+                <w:b/>
+                <w:bCs/>
+                <w:lang w:val="en-GB"/>
+              </w:rPr>
+              <w:t>Range</w:t>
+            </w:r>
+          </w:p>
+        </w:tc>
+      </w:tr>
+      <w:tr>
+        <w:tc>
+          <w:tcPr>
+            <w:tcW w:w="4322" w:type="dxa"/>
+          </w:tcPr>
+          <w:p>
+            <w:pPr>
+              <w:jc w:val="both"/>
+              <w:rPr>
+                <w:lang w:val="en-GB"/>
+              </w:rPr>
+            </w:pPr>
+            <w:r>
+              <w:rPr>
+                <w:lang w:val="en-GB"/>
+              </w:rPr>
+              <w:t>Cool</w:t>
+            </w:r>
+          </w:p>
+        </w:tc>
+        <w:tc>
+          <w:tcPr>
+            <w:tcW w:w="4322" w:type="dxa"/>
+          </w:tcPr>
+          <w:p>
+            <w:pPr>
+              <w:jc w:val="both"/>
+              <w:rPr>
+                <w:lang w:val="en-GB"/>
+              </w:rPr>
+            </w:pPr>
+            <w:r>
+              <w:rPr>
+                <w:lang w:val="en-GB"/>
+              </w:rPr>
+              <w:t>≤ 19.3 °C</w:t>
+            </w:r>
+          </w:p>
+        </w:tc>
+      </w:tr>
+      <w:tr>
+        <w:tc>
+          <w:tcPr>
+            <w:tcW w:w="4322" w:type="dxa"/>
+          </w:tcPr>
+          <w:p>
+            <w:pPr>
+              <w:jc w:val="both"/>
+              <w:rPr>
+                <w:lang w:val="en-GB"/>
+              </w:rPr>
+            </w:pPr>
+            <w:r>
+              <w:rPr>
+                <w:lang w:val="en-GB"/>
+              </w:rPr>
+              <w:t>Normal</w:t>
+            </w:r>
+          </w:p>
+        </w:tc>
+        <w:tc>
+          <w:tcPr>
+            <w:tcW w:w="4322" w:type="dxa"/>
+          </w:tcPr>
+          <w:p>
+            <w:pPr>
+              <w:jc w:val="both"/>
+              <w:rPr>
+                <w:lang w:val="en-GB"/>
+              </w:rPr>
+            </w:pPr>
+            <w:r>
+              <w:rPr>
+                <w:lang w:val="en-GB"/>
+              </w:rPr>
+              <w:t>19.4–20.3 °C</w:t>
+            </w:r>
+          </w:p>
+        </w:tc>
+      </w:tr>
+      <w:tr>
+        <w:tc>
+          <w:tcPr>
+            <w:tcW w:w="4322" w:type="dxa"/>
+          </w:tcPr>
+          <w:p>
+            <w:pPr>
+              <w:jc w:val="both"/>
+              <w:rPr>
+                <w:lang w:val="en-GB"/>
+              </w:rPr>
+            </w:pPr>
+            <w:r>
+              <w:rPr>
+                <w:lang w:val="en-GB"/>
+              </w:rPr>
+              <w:t>Warm</w:t>
+            </w:r>
+          </w:p>
+        </w:tc>
+        <w:tc>
+          <w:tcPr>
+            <w:tcW w:w="4322" w:type="dxa"/>
+          </w:tcPr>
+          <w:p>
+            <w:pPr>
+              <w:jc w:val="both"/>
+              <w:rPr>
+                <w:lang w:val="en-GB"/>
+              </w:rPr>
+            </w:pPr>
+            <w:r>
+              <w:rPr>
+                <w:lang w:val="en-GB"/>
+              </w:rPr>
+              <w:t>20.4–20.5 °C</w:t>
+            </w:r>
+          </w:p>
+        </w:tc>
+      </w:tr>
+      <w:tr>
+        <w:tc>
+          <w:tcPr>
+            <w:tcW w:w="4322" w:type="dxa"/>
+          </w:tcPr>
+          <w:p>
+            <w:pPr>
+              <w:jc w:val="both"/>
+              <w:rPr>
+                <w:lang w:val="en-GB"/>
+              </w:rPr>
+            </w:pPr>
+            <w:r>
+              <w:rPr>
+                <w:lang w:val="en-GB"/>
+              </w:rPr>
+              <w:lastRenderedPageBreak/>
+              <w:t>Very warm</w:t>
+            </w:r>
+          </w:p>
+        </w:tc>
+        <w:tc>
+          <w:tcPr>
+            <w:tcW w:w="4322" w:type="dxa"/>
+          </w:tcPr>
+          <w:p>
+            <w:pPr>
+              <w:jc w:val="both"/>
+              <w:rPr>
+                <w:lang w:val="en-GB"/>
+              </w:rPr>
+            </w:pPr>
+            <w:r>
+              <w:rPr>
+                <w:lang w:val="en-GB"/>
+              </w:rPr>
+              <w:t>≥ 20.6 °C</w:t>
+            </w:r>
+          </w:p>
+        </w:tc>
+      </w:tr>
+    </w:tbl>
+    <w:p>
+      <w:pPr>
+        <w:jc w:val="both"/>
+        <w:rPr>
+          <w:lang w:val="en-GB"/>
+        </w:rPr>
+      </w:pPr>
+    </w:p>
+    <w:tbl>
+      <w:tblPr>
+        <w:tblStyle w:val="Tablaconcuadrcula"/>
+        <w:tblW w:w="0" w:type="auto"/>
+        <w:tblLook w:val="04A0" w:firstRow="1" w:lastRow="0" w:firstColumn="1" w:lastColumn="0" w:noHBand="0" w:noVBand="1"/>
+      </w:tblPr>
+      <w:tblGrid>
+        <w:gridCol w:w="4322"/>
+        <w:gridCol w:w="4322"/>
+      </w:tblGrid>
+      <w:tr>
+        <w:tc>
+          <w:tcPr>
+            <w:tcW w:w="4322" w:type="dxa"/>
+          </w:tcPr>
+          <w:p>
+            <w:pPr>
+              <w:jc w:val="both"/>
+              <w:rPr>
+                <w:b/>
+                <w:bCs/>
+                <w:lang w:val="en-GB"/>
+              </w:rPr>
+            </w:pPr>
+            <w:r>
+              <w:rPr>
+                <w:b/>
+                <w:bCs/>
+                <w:lang w:val="en-GB"/>
+              </w:rPr>
+              <w:t>Temperature interval per year</w:t>
+            </w:r>
+          </w:p>
+        </w:tc>
+        <w:tc>
+          <w:tcPr>
+            <w:tcW w:w="4322" w:type="dxa"/>
+          </w:tcPr>
+          <w:p>
+            <w:pPr>
+              <w:jc w:val="both"/>
+              <w:rPr>
+                <w:b/>
+                <w:bCs/>
+                <w:lang w:val="en-GB"/>
+              </w:rPr>
+            </w:pPr>
+            <w:r>
+              <w:rPr>
+                <w:b/>
+                <w:bCs/>
+                <w:lang w:val="en-GB"/>
+              </w:rPr>
+              <w:t>Probabili</w:t>
+            </w:r>
+            <w:r>
+              <w:rPr>
+                <w:b/>
+                <w:bCs/>
+                <w:lang w:val="en-GB"/>
+              </w:rPr>
+              <w:t>ty for the Roman Climatic Optimum</w:t>
+            </w:r>
+          </w:p>
+        </w:tc>
+      </w:tr>
+      <w:tr>
+        <w:tc>
+          <w:tcPr>
+            <w:tcW w:w="4322" w:type="dxa"/>
+          </w:tcPr>
+          <w:p>
+            <w:pPr>
+              <w:jc w:val="both"/>
+              <w:rPr>
+                <w:lang w:val="en-GB"/>
+              </w:rPr>
+            </w:pPr>
+            <w:r>
+              <w:rPr>
+                <w:lang w:val="en-GB"/>
+              </w:rPr>
+              <w:t>Cool</w:t>
+            </w:r>
+          </w:p>
+        </w:tc>
+        <w:tc>
+          <w:tcPr>
+            <w:tcW w:w="4322" w:type="dxa"/>
+          </w:tcPr>
+          <w:p>
+            <w:pPr>
+              <w:jc w:val="both"/>
+              <w:rPr>
+                <w:lang w:val="en-GB"/>
+              </w:rPr>
+            </w:pPr>
+            <w:r>
+              <w:rPr>
+                <w:lang w:val="en-GB"/>
+              </w:rPr>
+              <w:t>10%</w:t>
+            </w:r>
+          </w:p>
+        </w:tc>
+      </w:tr>
+      <w:tr>
+        <w:tc>
+          <w:tcPr>
+            <w:tcW w:w="4322" w:type="dxa"/>
+          </w:tcPr>
+          <w:p>
+            <w:pPr>
+              <w:jc w:val="both"/>
+              <w:rPr>
+                <w:lang w:val="en-GB"/>
+              </w:rPr>
+            </w:pPr>
+            <w:r>
+              <w:rPr>
+                <w:lang w:val="en-GB"/>
+              </w:rPr>
+              <w:t>Normal</w:t>
+            </w:r>
+          </w:p>
+        </w:tc>
+        <w:tc>
+          <w:tcPr>
+            <w:tcW w:w="4322" w:type="dxa"/>
+          </w:tcPr>
+          <w:p>
+            <w:pPr>
+              <w:jc w:val="both"/>
+              <w:rPr>
+                <w:lang w:val="en-GB"/>
+              </w:rPr>
+            </w:pPr>
+            <w:r>
+              <w:rPr>
+                <w:lang w:val="en-GB"/>
+              </w:rPr>
+              <w:t>45%</w:t>
+            </w:r>
+          </w:p>
+        </w:tc>
+      </w:tr>
+      <w:tr>
+        <w:tc>
+          <w:tcPr>
+            <w:tcW w:w="4322" w:type="dxa"/>
+          </w:tcPr>
+          <w:p>
+            <w:pPr>
+              <w:jc w:val="both"/>
+              <w:rPr>
+                <w:lang w:val="en-GB"/>
+              </w:rPr>
+            </w:pPr>
+            <w:r>
+              <w:rPr>
+                <w:lang w:val="en-GB"/>
+              </w:rPr>
+              <w:t>Warm</w:t>
+            </w:r>
+          </w:p>
+        </w:tc>
+        <w:tc>
+          <w:tcPr>
+            <w:tcW w:w="4322" w:type="dxa"/>
+          </w:tcPr>
+          <w:p>
+            <w:pPr>
+              <w:jc w:val="both"/>
+              <w:rPr>
+                <w:lang w:val="en-GB"/>
+              </w:rPr>
+            </w:pPr>
+            <w:r>
+              <w:rPr>
+                <w:lang w:val="en-GB"/>
+              </w:rPr>
+              <w:t>35%</w:t>
+            </w:r>
+          </w:p>
+        </w:tc>
+      </w:tr>
+      <w:tr>
+        <w:tc>
+          <w:tcPr>
+            <w:tcW w:w="4322" w:type="dxa"/>
+          </w:tcPr>
+          <w:p>
+            <w:pPr>
+              <w:jc w:val="both"/>
+              <w:rPr>
+                <w:lang w:val="en-GB"/>
+              </w:rPr>
+            </w:pPr>
+            <w:r>
+              <w:rPr>
+                <w:lang w:val="en-GB"/>
+              </w:rPr>
+              <w:t>Very warm</w:t>
+            </w:r>
+          </w:p>
+        </w:tc>
+        <w:tc>
+          <w:tcPr>
+            <w:tcW w:w="4322" w:type="dxa"/>
+          </w:tcPr>
+          <w:p>
+            <w:pPr>
+              <w:jc w:val="both"/>
+              <w:rPr>
+                <w:lang w:val="en-GB"/>
+              </w:rPr>
+            </w:pPr>
+            <w:r>
+              <w:rPr>
+                <w:lang w:val="en-GB"/>
+              </w:rPr>
+              <w:t>10%</w:t>
+            </w:r>
+          </w:p>
+        </w:tc>
+      </w:tr>
+    </w:tbl>
+    <w:p>
+      <w:pPr>
+        <w:jc w:val="both"/>
+        <w:rPr>
+          <w:lang w:val="en-GB"/>
+        </w:rPr>
+      </w:pPr>
+    </w:p>
+    <w:tbl>
+      <w:tblPr>
+        <w:tblStyle w:val="Tablaconcuadrcula"/>
+        <w:tblW w:w="0" w:type="auto"/>
+        <w:tblLook w:val="04A0" w:firstRow="1" w:lastRow="0" w:firstColumn="1" w:lastColumn="0" w:noHBand="0" w:noVBand="1"/>
+      </w:tblPr>
+      <w:tblGrid>
+        <w:gridCol w:w="4322"/>
+        <w:gridCol w:w="4322"/>
+      </w:tblGrid>
+      <w:tr>
+        <w:tc>
+          <w:tcPr>
+            <w:tcW w:w="4322" w:type="dxa"/>
+          </w:tcPr>
+          <w:p>
+            <w:pPr>
+              <w:jc w:val="both"/>
+              <w:rPr>
+                <w:b/>
+                <w:bCs/>
+                <w:lang w:val="en-GB"/>
+              </w:rPr>
+            </w:pPr>
+            <w:r>
+              <w:rPr>
+                <w:b/>
+                <w:bCs/>
+                <w:lang w:val="en-GB"/>
+              </w:rPr>
+              <w:t>Rainfall interval per year</w:t>
+            </w:r>
+          </w:p>
+        </w:tc>
+        <w:tc>
+          <w:tcPr>
+            <w:tcW w:w="4322" w:type="dxa"/>
+          </w:tcPr>
+          <w:p>
+            <w:pPr>
+              <w:jc w:val="both"/>
+              <w:rPr>
+                <w:b/>
+                <w:bCs/>
+                <w:lang w:val="en-GB"/>
+              </w:rPr>
+            </w:pPr>
+            <w:r>
+              <w:rPr>
+                <w:b/>
+                <w:bCs/>
+                <w:lang w:val="en-GB"/>
+              </w:rPr>
+              <w:t>Range</w:t>
+            </w:r>
+          </w:p>
+        </w:tc>
+      </w:tr>
+      <w:tr>
+        <w:tc>
+          <w:tcPr>
+            <w:tcW w:w="4322" w:type="dxa"/>
+          </w:tcPr>
+          <w:p>
+            <w:pPr>
+              <w:jc w:val="both"/>
+              <w:rPr>
+                <w:lang w:val="en-GB"/>
+              </w:rPr>
+            </w:pPr>
+            <w:r>
+              <w:rPr>
+                <w:lang w:val="en-GB"/>
+              </w:rPr>
+              <w:t>Very dry</w:t>
+            </w:r>
+          </w:p>
+        </w:tc>
+        <w:tc>
+          <w:tcPr>
+            <w:tcW w:w="4322" w:type="dxa"/>
+          </w:tcPr>
+          <w:p>
+            <w:pPr>
+              <w:jc w:val="both"/>
+              <w:rPr>
+                <w:lang w:val="en-GB"/>
+              </w:rPr>
+            </w:pPr>
+            <w:r>
+              <w:rPr>
+                <w:lang w:val="en-GB"/>
+              </w:rPr>
+              <w:t>≤ 123 mm</w:t>
+            </w:r>
+          </w:p>
+        </w:tc>
+      </w:tr>
+      <w:tr>
+        <w:tc>
+          <w:tcPr>
+            <w:tcW w:w="4322" w:type="dxa"/>
+          </w:tcPr>
+          <w:p>
+            <w:pPr>
+              <w:jc w:val="both"/>
+              <w:rPr>
+                <w:lang w:val="en-GB"/>
+              </w:rPr>
+            </w:pPr>
+            <w:r>
+              <w:rPr>
+                <w:lang w:val="en-GB"/>
+              </w:rPr>
+              <w:t>Dry</w:t>
+            </w:r>
+          </w:p>
+        </w:tc>
+        <w:tc>
+          <w:tcPr>
+            <w:tcW w:w="4322" w:type="dxa"/>
+          </w:tcPr>
+          <w:p>
+            <w:pPr>
+              <w:jc w:val="both"/>
+              <w:rPr>
+                <w:lang w:val="en-GB"/>
+              </w:rPr>
+            </w:pPr>
+            <w:r>
+              <w:rPr>
+                <w:lang w:val="en-GB"/>
+              </w:rPr>
+              <w:t>124–163 mm</w:t>
+            </w:r>
+          </w:p>
+        </w:tc>
+      </w:tr>
+      <w:tr>
+        <w:tc>
+          <w:tcPr>
+            <w:tcW w:w="4322" w:type="dxa"/>
+          </w:tcPr>
+          <w:p>
+            <w:pPr>
+              <w:jc w:val="both"/>
+              <w:rPr>
+                <w:lang w:val="en-GB"/>
+              </w:rPr>
+            </w:pPr>
+            <w:r>
+              <w:rPr>
+                <w:lang w:val="en-GB"/>
+              </w:rPr>
+              <w:t>Normal</w:t>
+            </w:r>
+          </w:p>
+        </w:tc>
+        <w:tc>
+          <w:tcPr>
+            <w:tcW w:w="4322" w:type="dxa"/>
+          </w:tcPr>
+          <w:p>
+            <w:pPr>
+              <w:jc w:val="both"/>
+              <w:rPr>
+                <w:lang w:val="en-GB"/>
+              </w:rPr>
+            </w:pPr>
+            <w:r>
+              <w:rPr>
+                <w:lang w:val="en-GB"/>
+              </w:rPr>
+              <w:t>164–297 mm</w:t>
+            </w:r>
+          </w:p>
+        </w:tc>
+      </w:tr>
+      <w:tr>
+        <w:tc>
+          <w:tcPr>
+            <w:tcW w:w="4322" w:type="dxa"/>
+          </w:tcPr>
+          <w:p>
+            <w:pPr>
+              <w:jc w:val="both"/>
+              <w:rPr>
+                <w:lang w:val="en-GB"/>
+              </w:rPr>
+            </w:pPr>
+            <w:r>
+              <w:rPr>
+                <w:lang w:val="en-GB"/>
+              </w:rPr>
+              <w:t>Humid</w:t>
+            </w:r>
+          </w:p>
+        </w:tc>
+        <w:tc>
+          <w:tcPr>
+            <w:tcW w:w="4322" w:type="dxa"/>
+          </w:tcPr>
+          <w:p>
+            <w:pPr>
+              <w:jc w:val="both"/>
+              <w:rPr>
+                <w:lang w:val="en-GB"/>
+              </w:rPr>
+            </w:pPr>
+            <w:r>
+              <w:rPr>
+                <w:lang w:val="en-GB"/>
+              </w:rPr>
+              <w:t>&gt; 297 mm</w:t>
+            </w:r>
+          </w:p>
+        </w:tc>
+      </w:tr>
+    </w:tbl>
+    <w:p>
+      <w:pPr>
+        <w:rPr>
+          <w:lang w:val="en-GB"/>
+        </w:rPr>
+      </w:pPr>
+    </w:p>
+    <w:tbl>
+      <w:tblPr>
+        <w:tblStyle w:val="Tablaconcuadrcula"/>
+        <w:tblW w:w="0" w:type="auto"/>
+        <w:tblLook w:val="04A0" w:firstRow="1" w:lastRow="0" w:firstColumn="1" w:lastColumn="0" w:noHBand="0" w:noVBand="1"/>
+      </w:tblPr>
+      <w:tblGrid>
+        <w:gridCol w:w="4322"/>
+        <w:gridCol w:w="4322"/>
+      </w:tblGrid>
+      <w:tr>
+        <w:tc>
+          <w:tcPr>
+            <w:tcW w:w="4322" w:type="dxa"/>
+          </w:tcPr>
+          <w:p>
+            <w:pPr>
+              <w:rPr>
+                <w:b/>
+                <w:bCs/>
+                <w:lang w:val="en-GB"/>
+              </w:rPr>
+            </w:pPr>
+            <w:r>
+              <w:rPr>
+                <w:b/>
+                <w:bCs/>
+                <w:lang w:val="en-GB"/>
+              </w:rPr>
+              <w:t>Rainfall interval per year</w:t>
+            </w:r>
+          </w:p>
+        </w:tc>
+        <w:tc>
+          <w:tcPr>
+            <w:tcW w:w="4322" w:type="dxa"/>
+          </w:tcPr>
+          <w:p>
+            <w:pPr>
+              <w:rPr>
+                <w:b/>
+                <w:bCs/>
+                <w:lang w:val="en-GB"/>
+              </w:rPr>
+            </w:pPr>
+            <w:r>
+              <w:rPr>
+                <w:b/>
+                <w:bCs/>
+                <w:lang w:val="en-GB"/>
+              </w:rPr>
+              <w:t>Probability for the Roman Climatic Optimum</w:t>
+            </w:r>
+          </w:p>
+        </w:tc>
+      </w:tr>
+      <w:tr>
+        <w:tc>
+          <w:tcPr>
+            <w:tcW w:w="4322" w:type="dxa"/>
+          </w:tcPr>
+          <w:p>
+            <w:pPr>
+              <w:rPr>
+                <w:lang w:val="en-GB"/>
+              </w:rPr>
+            </w:pPr>
+            <w:r>
+              <w:rPr>
+                <w:lang w:val="en-GB"/>
+              </w:rPr>
+              <w:t>Very dry</w:t>
+            </w:r>
+          </w:p>
+        </w:tc>
+        <w:tc>
+          <w:tcPr>
+            <w:tcW w:w="4322" w:type="dxa"/>
+          </w:tcPr>
+          <w:p>
+            <w:pPr>
+              <w:rPr>
+                <w:lang w:val="en-GB"/>
+              </w:rPr>
+            </w:pPr>
+            <w:r>
+              <w:rPr>
+                <w:lang w:val="en-GB"/>
+              </w:rPr>
+              <w:t>12.5%</w:t>
+            </w:r>
+          </w:p>
+        </w:tc>
+      </w:tr>
+      <w:tr>
+        <w:tc>
+          <w:tcPr>
+            <w:tcW w:w="4322" w:type="dxa"/>
+          </w:tcPr>
+          <w:p>
+            <w:pPr>
+              <w:rPr>
+                <w:lang w:val="en-GB"/>
+              </w:rPr>
+            </w:pPr>
+            <w:r>
+              <w:rPr>
+                <w:lang w:val="en-GB"/>
+              </w:rPr>
+              <w:t>Dry</w:t>
+            </w:r>
+          </w:p>
+        </w:tc>
+        <w:tc>
+          <w:tcPr>
+            <w:tcW w:w="4322" w:type="dxa"/>
+          </w:tcPr>
+          <w:p>
+            <w:pPr>
+              <w:rPr>
+                <w:lang w:val="en-GB"/>
+              </w:rPr>
+            </w:pPr>
+            <w:r>
+              <w:rPr>
+                <w:lang w:val="en-GB"/>
+              </w:rPr>
+              <w:t>12.5%</w:t>
+            </w:r>
+          </w:p>
+        </w:tc>
+      </w:tr>
+      <w:tr>
+        <w:tc>
+          <w:tcPr>
+            <w:tcW w:w="4322" w:type="dxa"/>
+          </w:tcPr>
+          <w:p>
+            <w:pPr>
+              <w:rPr>
+                <w:lang w:val="en-GB"/>
+              </w:rPr>
+            </w:pPr>
+            <w:r>
+              <w:rPr>
+                <w:lang w:val="en-GB"/>
+              </w:rPr>
+              <w:t>Normal</w:t>
+            </w:r>
+          </w:p>
+        </w:tc>
+        <w:tc>
+          <w:tcPr>
+            <w:tcW w:w="4322" w:type="dxa"/>
+          </w:tcPr>
+          <w:p>
+            <w:pPr>
+              <w:rPr>
+                <w:lang w:val="en-GB"/>
+              </w:rPr>
+            </w:pPr>
+            <w:r>
+              <w:rPr>
+                <w:lang w:val="en-GB"/>
+              </w:rPr>
+              <w:t>50.0%</w:t>
+            </w:r>
+          </w:p>
+        </w:tc>
+      </w:tr>
+      <w:tr>
+        <w:tc>
+          <w:tcPr>
+            <w:tcW w:w="4322" w:type="dxa"/>
+          </w:tcPr>
+          <w:p>
+            <w:pPr>
+              <w:rPr>
+                <w:lang w:val="en-GB"/>
+              </w:rPr>
+            </w:pPr>
+            <w:r>
+              <w:rPr>
+                <w:lang w:val="en-GB"/>
+              </w:rPr>
+              <w:t>Humid</w:t>
+            </w:r>
+          </w:p>
+        </w:tc>
+        <w:tc>
+          <w:tcPr>
+            <w:tcW w:w="4322" w:type="dxa"/>
+          </w:tcPr>
+          <w:p>
+            <w:pPr>
+              <w:rPr>
+                <w:lang w:val="en-GB"/>
+              </w:rPr>
+            </w:pPr>
+            <w:r>
+              <w:rPr>
+                <w:lang w:val="en-GB"/>
+              </w:rPr>
+              <w:t>25.0%</w:t>
+            </w:r>
+          </w:p>
+        </w:tc>
+      </w:tr>
+    </w:tbl>
+    <w:p>
+      <w:pPr>
+        <w:rPr>
           <w:lang w:val="en-GB"/>
         </w:rPr>
       </w:pPr>
     </w:p>
     <w:p>
       <w:pPr>
-        <w:jc w:val="both"/>
+        <w:rPr>
+          <w:b/>
+          <w:bCs/>
+          <w:lang w:val="en-GB"/>
+        </w:rPr>
+      </w:pPr>
+      <w:r>
+        <w:rPr>
+          <w:b/>
+          <w:bCs/>
+          <w:lang w:val="en-GB"/>
+        </w:rPr>
+        <w:t xml:space="preserve">6.5 Wheater effects of crops </w:t>
+      </w:r>
+    </w:p>
+    <w:p>
+      <w:pPr>
+        <w:rPr>
+          <w:lang w:val="en-GB"/>
+        </w:rPr>
+      </w:pPr>
+      <w:r>
+        <w:rPr>
+          <w:lang w:val="en-GB"/>
+        </w:rPr>
+        <w:t>6.5.1Wheat</w:t>
+      </w:r>
+    </w:p>
+    <w:tbl>
+      <w:tblPr>
+        <w:tblStyle w:val="Tablaconcuadrcula"/>
+        <w:tblW w:w="0" w:type="auto"/>
+        <w:tblLook w:val="04A0" w:firstRow="1" w:lastRow="0" w:firstColumn="1" w:lastColumn="0" w:noHBand="0" w:noVBand="1"/>
+      </w:tblPr>
+      <w:tblGrid>
+        <w:gridCol w:w="1728"/>
+        <w:gridCol w:w="1729"/>
+        <w:gridCol w:w="1729"/>
+        <w:gridCol w:w="1729"/>
+        <w:gridCol w:w="1729"/>
+      </w:tblGrid>
+      <w:tr>
+        <w:tc>
+          <w:tcPr>
+            <w:tcW w:w="1728" w:type="dxa"/>
+          </w:tcPr>
+          <w:p>
+            <w:pPr>
+              <w:rPr>
+                <w:b/>
+                <w:bCs/>
+                <w:lang w:val="en-GB"/>
+              </w:rPr>
+            </w:pPr>
+            <w:r>
+              <w:rPr>
+                <w:b/>
+                <w:bCs/>
+                <w:lang w:val="en-GB"/>
+              </w:rPr>
+              <w:t>Rainfall / Temperature</w:t>
+            </w:r>
+            <w:r>
+              <w:rPr>
+                <w:b/>
+                <w:bCs/>
+                <w:lang w:val="en-GB"/>
+              </w:rPr>
+              <w:t xml:space="preserve"> </w:t>
+            </w:r>
+          </w:p>
+        </w:tc>
+        <w:tc>
+          <w:tcPr>
+            <w:tcW w:w="1729" w:type="dxa"/>
+          </w:tcPr>
+          <w:p>
+            <w:pPr>
+              <w:rPr>
+                <w:b/>
+                <w:bCs/>
+                <w:lang w:val="en-GB"/>
+              </w:rPr>
+            </w:pPr>
+            <w:r>
+              <w:rPr>
+                <w:b/>
+                <w:bCs/>
+                <w:lang w:val="en-GB"/>
+              </w:rPr>
+              <w:t>Cool</w:t>
+            </w:r>
+          </w:p>
+        </w:tc>
+        <w:tc>
+          <w:tcPr>
+            <w:tcW w:w="1729" w:type="dxa"/>
+          </w:tcPr>
+          <w:p>
+            <w:pPr>
+              <w:rPr>
+                <w:b/>
+                <w:bCs/>
+                <w:lang w:val="en-GB"/>
+              </w:rPr>
+            </w:pPr>
+            <w:r>
+              <w:rPr>
+                <w:b/>
+                <w:bCs/>
+                <w:lang w:val="en-GB"/>
+              </w:rPr>
+              <w:t>Normal</w:t>
+            </w:r>
+          </w:p>
+        </w:tc>
+        <w:tc>
+          <w:tcPr>
+            <w:tcW w:w="1729" w:type="dxa"/>
+          </w:tcPr>
+          <w:p>
+            <w:pPr>
+              <w:rPr>
+                <w:b/>
+                <w:bCs/>
+                <w:lang w:val="en-GB"/>
+              </w:rPr>
+            </w:pPr>
+            <w:r>
+              <w:rPr>
+                <w:b/>
+                <w:bCs/>
+                <w:lang w:val="en-GB"/>
+              </w:rPr>
+              <w:t>Warm</w:t>
+            </w:r>
+          </w:p>
+        </w:tc>
+        <w:tc>
+          <w:tcPr>
+            <w:tcW w:w="1729" w:type="dxa"/>
+          </w:tcPr>
+          <w:p>
+            <w:pPr>
+              <w:rPr>
+                <w:b/>
+                <w:bCs/>
+                <w:lang w:val="en-GB"/>
+              </w:rPr>
+            </w:pPr>
+            <w:r>
+              <w:rPr>
+                <w:b/>
+                <w:bCs/>
+                <w:lang w:val="en-GB"/>
+              </w:rPr>
+              <w:t>Very warm</w:t>
+            </w:r>
+          </w:p>
+        </w:tc>
+      </w:tr>
+      <w:tr>
+        <w:tc>
+          <w:tcPr>
+            <w:tcW w:w="1728" w:type="dxa"/>
+          </w:tcPr>
+          <w:p>
+            <w:pPr>
+              <w:rPr>
+                <w:b/>
+                <w:bCs/>
+                <w:lang w:val="en-GB"/>
+              </w:rPr>
+            </w:pPr>
+            <w:r>
+              <w:rPr>
+                <w:b/>
+                <w:bCs/>
+                <w:lang w:val="en-GB"/>
+              </w:rPr>
+              <w:t>Very dry</w:t>
+            </w:r>
+          </w:p>
+        </w:tc>
+        <w:tc>
+          <w:tcPr>
+            <w:tcW w:w="1729" w:type="dxa"/>
+          </w:tcPr>
+          <w:p>
+            <w:pPr>
+              <w:rPr>
+                <w:lang w:val="en-GB"/>
+              </w:rPr>
+            </w:pPr>
+            <w:r>
+              <w:rPr>
+                <w:lang w:val="en-GB"/>
+              </w:rPr>
+              <w:t>0.47</w:t>
+            </w:r>
+          </w:p>
+        </w:tc>
+        <w:tc>
+          <w:tcPr>
+            <w:tcW w:w="1729" w:type="dxa"/>
+          </w:tcPr>
+          <w:p>
+            <w:pPr>
+              <w:rPr>
+                <w:lang w:val="en-GB"/>
+              </w:rPr>
+            </w:pPr>
+            <w:r>
+              <w:rPr>
+                <w:lang w:val="en-GB"/>
+              </w:rPr>
+              <w:t>0.45</w:t>
+            </w:r>
+          </w:p>
+        </w:tc>
+        <w:tc>
+          <w:tcPr>
+            <w:tcW w:w="1729" w:type="dxa"/>
+          </w:tcPr>
+          <w:p>
+            <w:pPr>
+              <w:rPr>
+                <w:lang w:val="en-GB"/>
+              </w:rPr>
+            </w:pPr>
+            <w:r>
+              <w:rPr>
+                <w:lang w:val="en-GB"/>
+              </w:rPr>
+              <w:t>0.41</w:t>
+            </w:r>
+          </w:p>
+        </w:tc>
+        <w:tc>
+          <w:tcPr>
+            <w:tcW w:w="1729" w:type="dxa"/>
+          </w:tcPr>
+          <w:p>
+            <w:pPr>
+              <w:rPr>
+                <w:lang w:val="en-GB"/>
+              </w:rPr>
+            </w:pPr>
+            <w:r>
+              <w:rPr>
+                <w:lang w:val="en-GB"/>
+              </w:rPr>
+              <w:t>0.31</w:t>
+            </w:r>
+          </w:p>
+        </w:tc>
+      </w:tr>
+      <w:tr>
+        <w:tc>
+          <w:tcPr>
+            <w:tcW w:w="1728" w:type="dxa"/>
+          </w:tcPr>
+          <w:p>
+            <w:pPr>
+              <w:rPr>
+                <w:b/>
+                <w:bCs/>
+                <w:lang w:val="en-GB"/>
+              </w:rPr>
+            </w:pPr>
+            <w:r>
+              <w:rPr>
+                <w:b/>
+                <w:bCs/>
+                <w:lang w:val="en-GB"/>
+              </w:rPr>
+              <w:t>Dry</w:t>
+            </w:r>
+          </w:p>
+        </w:tc>
+        <w:tc>
+          <w:tcPr>
+            <w:tcW w:w="1729" w:type="dxa"/>
+          </w:tcPr>
+          <w:p>
+            <w:pPr>
+              <w:rPr>
+                <w:lang w:val="en-GB"/>
+              </w:rPr>
+            </w:pPr>
+            <w:r>
+              <w:rPr>
+                <w:lang w:val="en-GB"/>
+              </w:rPr>
+              <w:t>0.68</w:t>
+            </w:r>
+          </w:p>
+        </w:tc>
+        <w:tc>
+          <w:tcPr>
+            <w:tcW w:w="1729" w:type="dxa"/>
+          </w:tcPr>
+          <w:p>
+            <w:pPr>
+              <w:rPr>
+                <w:lang w:val="en-GB"/>
+              </w:rPr>
+            </w:pPr>
+            <w:r>
+              <w:rPr>
+                <w:lang w:val="en-GB"/>
+              </w:rPr>
+              <w:t>0.65</w:t>
+            </w:r>
+          </w:p>
+        </w:tc>
+        <w:tc>
+          <w:tcPr>
+            <w:tcW w:w="1729" w:type="dxa"/>
+          </w:tcPr>
+          <w:p>
+            <w:pPr>
+              <w:rPr>
+                <w:lang w:val="en-GB"/>
+              </w:rPr>
+            </w:pPr>
+            <w:r>
+              <w:rPr>
+                <w:lang w:val="en-GB"/>
+              </w:rPr>
+              <w:t>0.60</w:t>
+            </w:r>
+          </w:p>
+        </w:tc>
+        <w:tc>
+          <w:tcPr>
+            <w:tcW w:w="1729" w:type="dxa"/>
+          </w:tcPr>
+          <w:p>
+            <w:pPr>
+              <w:rPr>
+                <w:lang w:val="en-GB"/>
+              </w:rPr>
+            </w:pPr>
+            <w:r>
+              <w:rPr>
+                <w:lang w:val="en-GB"/>
+              </w:rPr>
+              <w:t>0.52</w:t>
+            </w:r>
+          </w:p>
+        </w:tc>
+      </w:tr>
+      <w:tr>
+        <w:tc>
+          <w:tcPr>
+            <w:tcW w:w="1728" w:type="dxa"/>
+          </w:tcPr>
+          <w:p>
+            <w:pPr>
+              <w:rPr>
+                <w:b/>
+                <w:bCs/>
+                <w:lang w:val="en-GB"/>
+              </w:rPr>
+            </w:pPr>
+            <w:r>
+              <w:rPr>
+                <w:b/>
+                <w:bCs/>
+                <w:lang w:val="en-GB"/>
+              </w:rPr>
+              <w:t>Normal</w:t>
+            </w:r>
+          </w:p>
+        </w:tc>
+        <w:tc>
+          <w:tcPr>
+            <w:tcW w:w="1729" w:type="dxa"/>
+          </w:tcPr>
+          <w:p>
+            <w:pPr>
+              <w:rPr>
+                <w:lang w:val="en-GB"/>
+              </w:rPr>
+            </w:pPr>
+            <w:r>
+              <w:rPr>
+                <w:lang w:val="en-GB"/>
+              </w:rPr>
+              <w:t>1.05</w:t>
+            </w:r>
+          </w:p>
+        </w:tc>
+        <w:tc>
+          <w:tcPr>
+            <w:tcW w:w="1729" w:type="dxa"/>
+          </w:tcPr>
+          <w:p>
+            <w:pPr>
+              <w:rPr>
+                <w:lang w:val="en-GB"/>
+              </w:rPr>
+            </w:pPr>
+            <w:r>
+              <w:rPr>
+                <w:lang w:val="en-GB"/>
+              </w:rPr>
+              <w:t>1.00</w:t>
+            </w:r>
+          </w:p>
+        </w:tc>
+        <w:tc>
+          <w:tcPr>
+            <w:tcW w:w="1729" w:type="dxa"/>
+          </w:tcPr>
+          <w:p>
+            <w:pPr>
+              <w:rPr>
+                <w:lang w:val="en-GB"/>
+              </w:rPr>
+            </w:pPr>
+            <w:r>
+              <w:rPr>
+                <w:lang w:val="en-GB"/>
+              </w:rPr>
+              <w:t>0.92</w:t>
+            </w:r>
+          </w:p>
+        </w:tc>
+        <w:tc>
+          <w:tcPr>
+            <w:tcW w:w="1729" w:type="dxa"/>
+          </w:tcPr>
+          <w:p>
+            <w:pPr>
+              <w:rPr>
+                <w:lang w:val="en-GB"/>
+              </w:rPr>
+            </w:pPr>
+            <w:r>
+              <w:rPr>
+                <w:lang w:val="en-GB"/>
+              </w:rPr>
+              <w:t>0.80</w:t>
+            </w:r>
+          </w:p>
+        </w:tc>
+      </w:tr>
+      <w:tr>
+        <w:tc>
+          <w:tcPr>
+            <w:tcW w:w="1728" w:type="dxa"/>
+          </w:tcPr>
+          <w:p>
+            <w:pPr>
+              <w:rPr>
+                <w:b/>
+                <w:bCs/>
+                <w:lang w:val="en-GB"/>
+              </w:rPr>
+            </w:pPr>
+            <w:r>
+              <w:rPr>
+                <w:b/>
+                <w:bCs/>
+                <w:lang w:val="en-GB"/>
+              </w:rPr>
+              <w:t>Humid</w:t>
+            </w:r>
+          </w:p>
+        </w:tc>
+        <w:tc>
+          <w:tcPr>
+            <w:tcW w:w="1729" w:type="dxa"/>
+          </w:tcPr>
+          <w:p>
+            <w:pPr>
+              <w:rPr>
+                <w:lang w:val="en-GB"/>
+              </w:rPr>
+            </w:pPr>
+            <w:r>
+              <w:rPr>
+                <w:lang w:val="en-GB"/>
+              </w:rPr>
+              <w:t>1.20</w:t>
+            </w:r>
+          </w:p>
+        </w:tc>
+        <w:tc>
+          <w:tcPr>
+            <w:tcW w:w="1729" w:type="dxa"/>
+          </w:tcPr>
+          <w:p>
+            <w:pPr>
+              <w:rPr>
+                <w:lang w:val="en-GB"/>
+              </w:rPr>
+            </w:pPr>
+            <w:r>
+              <w:rPr>
+                <w:lang w:val="en-GB"/>
+              </w:rPr>
+              <w:t>1.15</w:t>
+            </w:r>
+          </w:p>
+        </w:tc>
+        <w:tc>
+          <w:tcPr>
+            <w:tcW w:w="1729" w:type="dxa"/>
+          </w:tcPr>
+          <w:p>
+            <w:pPr>
+              <w:rPr>
+                <w:lang w:val="en-GB"/>
+              </w:rPr>
+            </w:pPr>
+            <w:r>
+              <w:rPr>
+                <w:lang w:val="en-GB"/>
+              </w:rPr>
+              <w:t>1.06</w:t>
+            </w:r>
+          </w:p>
+        </w:tc>
+        <w:tc>
+          <w:tcPr>
+            <w:tcW w:w="1729" w:type="dxa"/>
+          </w:tcPr>
+          <w:p>
+            <w:pPr>
+              <w:rPr>
+                <w:lang w:val="en-GB"/>
+              </w:rPr>
+            </w:pPr>
+            <w:r>
+              <w:rPr>
+                <w:lang w:val="en-GB"/>
+              </w:rPr>
+              <w:t>0.92</w:t>
+            </w:r>
+          </w:p>
+        </w:tc>
+      </w:tr>
+    </w:tbl>
+    <w:p>
+      <w:pPr>
         <w:rPr>
           <w:lang w:val="en-GB"/>
         </w:rPr>
@@ -7593,7 +9047,1088 @@
     </w:p>
     <w:p>
       <w:pPr>
-        <w:jc w:val="both"/>
+        <w:rPr>
+          <w:lang w:val="en-GB"/>
+        </w:rPr>
+      </w:pPr>
+    </w:p>
+    <w:p>
+      <w:pPr>
+        <w:rPr>
+          <w:lang w:val="en-GB"/>
+        </w:rPr>
+      </w:pPr>
+    </w:p>
+    <w:p>
+      <w:pPr>
+        <w:rPr>
+          <w:lang w:val="en-GB"/>
+        </w:rPr>
+      </w:pPr>
+    </w:p>
+    <w:p>
+      <w:pPr>
+        <w:rPr>
+          <w:lang w:val="en-GB"/>
+        </w:rPr>
+      </w:pPr>
+    </w:p>
+    <w:p>
+      <w:pPr>
+        <w:rPr>
+          <w:lang w:val="en-GB"/>
+        </w:rPr>
+      </w:pPr>
+      <w:r>
+        <w:rPr>
+          <w:lang w:val="en-GB"/>
+        </w:rPr>
+        <w:lastRenderedPageBreak/>
+        <w:t>6.5.2 Grapes</w:t>
+      </w:r>
+    </w:p>
+    <w:tbl>
+      <w:tblPr>
+        <w:tblStyle w:val="Tablaconcuadrcula"/>
+        <w:tblW w:w="0" w:type="auto"/>
+        <w:tblLook w:val="04A0" w:firstRow="1" w:lastRow="0" w:firstColumn="1" w:lastColumn="0" w:noHBand="0" w:noVBand="1"/>
+      </w:tblPr>
+      <w:tblGrid>
+        <w:gridCol w:w="1728"/>
+        <w:gridCol w:w="1729"/>
+        <w:gridCol w:w="1729"/>
+        <w:gridCol w:w="1729"/>
+        <w:gridCol w:w="1729"/>
+      </w:tblGrid>
+      <w:tr>
+        <w:tc>
+          <w:tcPr>
+            <w:tcW w:w="1728" w:type="dxa"/>
+          </w:tcPr>
+          <w:p>
+            <w:pPr>
+              <w:rPr>
+                <w:b/>
+                <w:bCs/>
+                <w:lang w:val="en-GB"/>
+              </w:rPr>
+            </w:pPr>
+            <w:r>
+              <w:rPr>
+                <w:b/>
+                <w:bCs/>
+                <w:lang w:val="en-GB"/>
+              </w:rPr>
+              <w:t>Rainfall / Temperature</w:t>
+            </w:r>
+          </w:p>
+        </w:tc>
+        <w:tc>
+          <w:tcPr>
+            <w:tcW w:w="1729" w:type="dxa"/>
+          </w:tcPr>
+          <w:p>
+            <w:pPr>
+              <w:rPr>
+                <w:b/>
+                <w:bCs/>
+                <w:lang w:val="en-GB"/>
+              </w:rPr>
+            </w:pPr>
+            <w:r>
+              <w:rPr>
+                <w:b/>
+                <w:bCs/>
+                <w:lang w:val="en-GB"/>
+              </w:rPr>
+              <w:t>Cool</w:t>
+            </w:r>
+          </w:p>
+        </w:tc>
+        <w:tc>
+          <w:tcPr>
+            <w:tcW w:w="1729" w:type="dxa"/>
+          </w:tcPr>
+          <w:p>
+            <w:pPr>
+              <w:rPr>
+                <w:b/>
+                <w:bCs/>
+                <w:lang w:val="en-GB"/>
+              </w:rPr>
+            </w:pPr>
+            <w:r>
+              <w:rPr>
+                <w:b/>
+                <w:bCs/>
+                <w:lang w:val="en-GB"/>
+              </w:rPr>
+              <w:t>Normal</w:t>
+            </w:r>
+          </w:p>
+        </w:tc>
+        <w:tc>
+          <w:tcPr>
+            <w:tcW w:w="1729" w:type="dxa"/>
+          </w:tcPr>
+          <w:p>
+            <w:pPr>
+              <w:rPr>
+                <w:b/>
+                <w:bCs/>
+                <w:lang w:val="en-GB"/>
+              </w:rPr>
+            </w:pPr>
+            <w:r>
+              <w:rPr>
+                <w:b/>
+                <w:bCs/>
+                <w:lang w:val="en-GB"/>
+              </w:rPr>
+              <w:t>Warm</w:t>
+            </w:r>
+          </w:p>
+        </w:tc>
+        <w:tc>
+          <w:tcPr>
+            <w:tcW w:w="1729" w:type="dxa"/>
+          </w:tcPr>
+          <w:p>
+            <w:pPr>
+              <w:rPr>
+                <w:b/>
+                <w:bCs/>
+                <w:lang w:val="en-GB"/>
+              </w:rPr>
+            </w:pPr>
+            <w:r>
+              <w:rPr>
+                <w:b/>
+                <w:bCs/>
+                <w:lang w:val="en-GB"/>
+              </w:rPr>
+              <w:t>Very warm</w:t>
+            </w:r>
+          </w:p>
+        </w:tc>
+      </w:tr>
+      <w:tr>
+        <w:tc>
+          <w:tcPr>
+            <w:tcW w:w="1728" w:type="dxa"/>
+          </w:tcPr>
+          <w:p>
+            <w:pPr>
+              <w:rPr>
+                <w:b/>
+                <w:bCs/>
+                <w:lang w:val="en-GB"/>
+              </w:rPr>
+            </w:pPr>
+            <w:r>
+              <w:rPr>
+                <w:b/>
+                <w:bCs/>
+                <w:lang w:val="en-GB"/>
+              </w:rPr>
+              <w:t>Very dry</w:t>
+            </w:r>
+          </w:p>
+        </w:tc>
+        <w:tc>
+          <w:tcPr>
+            <w:tcW w:w="1729" w:type="dxa"/>
+          </w:tcPr>
+          <w:p>
+            <w:pPr>
+              <w:rPr>
+                <w:lang w:val="en-GB"/>
+              </w:rPr>
+            </w:pPr>
+            <w:r>
+              <w:rPr>
+                <w:lang w:val="en-GB"/>
+              </w:rPr>
+              <w:t>0.63</w:t>
+            </w:r>
+          </w:p>
+        </w:tc>
+        <w:tc>
+          <w:tcPr>
+            <w:tcW w:w="1729" w:type="dxa"/>
+          </w:tcPr>
+          <w:p>
+            <w:pPr>
+              <w:rPr>
+                <w:lang w:val="en-GB"/>
+              </w:rPr>
+            </w:pPr>
+            <w:r>
+              <w:rPr>
+                <w:lang w:val="en-GB"/>
+              </w:rPr>
+              <w:t>0.70</w:t>
+            </w:r>
+          </w:p>
+        </w:tc>
+        <w:tc>
+          <w:tcPr>
+            <w:tcW w:w="1729" w:type="dxa"/>
+          </w:tcPr>
+          <w:p>
+            <w:pPr>
+              <w:rPr>
+                <w:lang w:val="en-GB"/>
+              </w:rPr>
+            </w:pPr>
+            <w:r>
+              <w:rPr>
+                <w:lang w:val="en-GB"/>
+              </w:rPr>
+              <w:t>0.72</w:t>
+            </w:r>
+          </w:p>
+        </w:tc>
+        <w:tc>
+          <w:tcPr>
+            <w:tcW w:w="1729" w:type="dxa"/>
+          </w:tcPr>
+          <w:p>
+            <w:pPr>
+              <w:rPr>
+                <w:lang w:val="en-GB"/>
+              </w:rPr>
+            </w:pPr>
+            <w:r>
+              <w:rPr>
+                <w:lang w:val="en-GB"/>
+              </w:rPr>
+              <w:t>0.51</w:t>
+            </w:r>
+          </w:p>
+        </w:tc>
+      </w:tr>
+      <w:tr>
+        <w:tc>
+          <w:tcPr>
+            <w:tcW w:w="1728" w:type="dxa"/>
+          </w:tcPr>
+          <w:p>
+            <w:pPr>
+              <w:rPr>
+                <w:b/>
+                <w:bCs/>
+                <w:lang w:val="en-GB"/>
+              </w:rPr>
+            </w:pPr>
+            <w:r>
+              <w:rPr>
+                <w:b/>
+                <w:bCs/>
+                <w:lang w:val="en-GB"/>
+              </w:rPr>
+              <w:t>Dry</w:t>
+            </w:r>
+          </w:p>
+        </w:tc>
+        <w:tc>
+          <w:tcPr>
+            <w:tcW w:w="1729" w:type="dxa"/>
+          </w:tcPr>
+          <w:p>
+            <w:pPr>
+              <w:rPr>
+                <w:lang w:val="en-GB"/>
+              </w:rPr>
+            </w:pPr>
+            <w:r>
+              <w:rPr>
+                <w:lang w:val="en-GB"/>
+              </w:rPr>
+              <w:t>0.77</w:t>
+            </w:r>
+          </w:p>
+        </w:tc>
+        <w:tc>
+          <w:tcPr>
+            <w:tcW w:w="1729" w:type="dxa"/>
+          </w:tcPr>
+          <w:p>
+            <w:pPr>
+              <w:rPr>
+                <w:lang w:val="en-GB"/>
+              </w:rPr>
+            </w:pPr>
+            <w:r>
+              <w:rPr>
+                <w:lang w:val="en-GB"/>
+              </w:rPr>
+              <w:t>0.85</w:t>
+            </w:r>
+          </w:p>
+        </w:tc>
+        <w:tc>
+          <w:tcPr>
+            <w:tcW w:w="1729" w:type="dxa"/>
+          </w:tcPr>
+          <w:p>
+            <w:pPr>
+              <w:rPr>
+                <w:lang w:val="en-GB"/>
+              </w:rPr>
+            </w:pPr>
+            <w:r>
+              <w:rPr>
+                <w:lang w:val="en-GB"/>
+              </w:rPr>
+              <w:t>0.88</w:t>
+            </w:r>
+          </w:p>
+        </w:tc>
+        <w:tc>
+          <w:tcPr>
+            <w:tcW w:w="1729" w:type="dxa"/>
+          </w:tcPr>
+          <w:p>
+            <w:pPr>
+              <w:rPr>
+                <w:lang w:val="en-GB"/>
+              </w:rPr>
+            </w:pPr>
+            <w:r>
+              <w:rPr>
+                <w:lang w:val="en-GB"/>
+              </w:rPr>
+              <w:t>0.72</w:t>
+            </w:r>
+          </w:p>
+        </w:tc>
+      </w:tr>
+      <w:tr>
+        <w:tc>
+          <w:tcPr>
+            <w:tcW w:w="1728" w:type="dxa"/>
+          </w:tcPr>
+          <w:p>
+            <w:pPr>
+              <w:rPr>
+                <w:b/>
+                <w:bCs/>
+                <w:lang w:val="en-GB"/>
+              </w:rPr>
+            </w:pPr>
+            <w:r>
+              <w:rPr>
+                <w:b/>
+                <w:bCs/>
+                <w:lang w:val="en-GB"/>
+              </w:rPr>
+              <w:t>Normal</w:t>
+            </w:r>
+          </w:p>
+        </w:tc>
+        <w:tc>
+          <w:tcPr>
+            <w:tcW w:w="1729" w:type="dxa"/>
+          </w:tcPr>
+          <w:p>
+            <w:pPr>
+              <w:rPr>
+                <w:lang w:val="en-GB"/>
+              </w:rPr>
+            </w:pPr>
+            <w:r>
+              <w:rPr>
+                <w:lang w:val="en-GB"/>
+              </w:rPr>
+              <w:t>0.90</w:t>
+            </w:r>
+          </w:p>
+        </w:tc>
+        <w:tc>
+          <w:tcPr>
+            <w:tcW w:w="1729" w:type="dxa"/>
+          </w:tcPr>
+          <w:p>
+            <w:pPr>
+              <w:rPr>
+                <w:lang w:val="en-GB"/>
+              </w:rPr>
+            </w:pPr>
+            <w:r>
+              <w:rPr>
+                <w:lang w:val="en-GB"/>
+              </w:rPr>
+              <w:t>1.00</w:t>
+            </w:r>
+          </w:p>
+        </w:tc>
+        <w:tc>
+          <w:tcPr>
+            <w:tcW w:w="1729" w:type="dxa"/>
+          </w:tcPr>
+          <w:p>
+            <w:pPr>
+              <w:rPr>
+                <w:lang w:val="en-GB"/>
+              </w:rPr>
+            </w:pPr>
+            <w:r>
+              <w:rPr>
+                <w:lang w:val="en-GB"/>
+              </w:rPr>
+              <w:t>1.03</w:t>
+            </w:r>
+          </w:p>
+        </w:tc>
+        <w:tc>
+          <w:tcPr>
+            <w:tcW w:w="1729" w:type="dxa"/>
+          </w:tcPr>
+          <w:p>
+            <w:pPr>
+              <w:rPr>
+                <w:lang w:val="en-GB"/>
+              </w:rPr>
+            </w:pPr>
+            <w:r>
+              <w:rPr>
+                <w:lang w:val="en-GB"/>
+              </w:rPr>
+              <w:t>0.85</w:t>
+            </w:r>
+          </w:p>
+        </w:tc>
+      </w:tr>
+      <w:tr>
+        <w:tc>
+          <w:tcPr>
+            <w:tcW w:w="1728" w:type="dxa"/>
+          </w:tcPr>
+          <w:p>
+            <w:pPr>
+              <w:rPr>
+                <w:b/>
+                <w:bCs/>
+                <w:lang w:val="en-GB"/>
+              </w:rPr>
+            </w:pPr>
+            <w:r>
+              <w:rPr>
+                <w:b/>
+                <w:bCs/>
+                <w:lang w:val="en-GB"/>
+              </w:rPr>
+              <w:t>Humid</w:t>
+            </w:r>
+          </w:p>
+        </w:tc>
+        <w:tc>
+          <w:tcPr>
+            <w:tcW w:w="1729" w:type="dxa"/>
+          </w:tcPr>
+          <w:p>
+            <w:pPr>
+              <w:rPr>
+                <w:lang w:val="en-GB"/>
+              </w:rPr>
+            </w:pPr>
+            <w:r>
+              <w:rPr>
+                <w:lang w:val="en-GB"/>
+              </w:rPr>
+              <w:t>0.95</w:t>
+            </w:r>
+          </w:p>
+        </w:tc>
+        <w:tc>
+          <w:tcPr>
+            <w:tcW w:w="1729" w:type="dxa"/>
+          </w:tcPr>
+          <w:p>
+            <w:pPr>
+              <w:rPr>
+                <w:lang w:val="en-GB"/>
+              </w:rPr>
+            </w:pPr>
+            <w:r>
+              <w:rPr>
+                <w:lang w:val="en-GB"/>
+              </w:rPr>
+              <w:t>1.05</w:t>
+            </w:r>
+          </w:p>
+        </w:tc>
+        <w:tc>
+          <w:tcPr>
+            <w:tcW w:w="1729" w:type="dxa"/>
+          </w:tcPr>
+          <w:p>
+            <w:pPr>
+              <w:rPr>
+                <w:lang w:val="en-GB"/>
+              </w:rPr>
+            </w:pPr>
+            <w:r>
+              <w:rPr>
+                <w:lang w:val="en-GB"/>
+              </w:rPr>
+              <w:t>1.08</w:t>
+            </w:r>
+          </w:p>
+        </w:tc>
+        <w:tc>
+          <w:tcPr>
+            <w:tcW w:w="1729" w:type="dxa"/>
+          </w:tcPr>
+          <w:p>
+            <w:pPr>
+              <w:rPr>
+                <w:lang w:val="en-GB"/>
+              </w:rPr>
+            </w:pPr>
+            <w:r>
+              <w:rPr>
+                <w:lang w:val="en-GB"/>
+              </w:rPr>
+              <w:t>0.89</w:t>
+            </w:r>
+          </w:p>
+        </w:tc>
+      </w:tr>
+    </w:tbl>
+    <w:p>
+      <w:pPr>
+        <w:rPr>
+          <w:lang w:val="en-GB"/>
+        </w:rPr>
+      </w:pPr>
+    </w:p>
+    <w:p>
+      <w:pPr>
+        <w:rPr>
+          <w:lang w:val="en-GB"/>
+        </w:rPr>
+      </w:pPr>
+      <w:r>
+        <w:rPr>
+          <w:lang w:val="en-GB"/>
+        </w:rPr>
+        <w:t>6.5.3 Olives</w:t>
+      </w:r>
+    </w:p>
+    <w:tbl>
+      <w:tblPr>
+        <w:tblStyle w:val="Tablaconcuadrcula"/>
+        <w:tblW w:w="0" w:type="auto"/>
+        <w:tblLook w:val="04A0" w:firstRow="1" w:lastRow="0" w:firstColumn="1" w:lastColumn="0" w:noHBand="0" w:noVBand="1"/>
+      </w:tblPr>
+      <w:tblGrid>
+        <w:gridCol w:w="1728"/>
+        <w:gridCol w:w="1729"/>
+        <w:gridCol w:w="1729"/>
+        <w:gridCol w:w="1729"/>
+        <w:gridCol w:w="1729"/>
+      </w:tblGrid>
+      <w:tr>
+        <w:tc>
+          <w:tcPr>
+            <w:tcW w:w="1728" w:type="dxa"/>
+          </w:tcPr>
+          <w:p>
+            <w:pPr>
+              <w:rPr>
+                <w:b/>
+                <w:bCs/>
+                <w:lang w:val="en-GB"/>
+              </w:rPr>
+            </w:pPr>
+            <w:r>
+              <w:rPr>
+                <w:b/>
+                <w:bCs/>
+                <w:lang w:val="en-GB"/>
+              </w:rPr>
+              <w:t>Rainfall / Temperature</w:t>
+            </w:r>
+          </w:p>
+        </w:tc>
+        <w:tc>
+          <w:tcPr>
+            <w:tcW w:w="1729" w:type="dxa"/>
+          </w:tcPr>
+          <w:p>
+            <w:pPr>
+              <w:rPr>
+                <w:b/>
+                <w:bCs/>
+                <w:lang w:val="en-GB"/>
+              </w:rPr>
+            </w:pPr>
+            <w:r>
+              <w:rPr>
+                <w:b/>
+                <w:bCs/>
+                <w:lang w:val="en-GB"/>
+              </w:rPr>
+              <w:t>Cool</w:t>
+            </w:r>
+          </w:p>
+        </w:tc>
+        <w:tc>
+          <w:tcPr>
+            <w:tcW w:w="1729" w:type="dxa"/>
+          </w:tcPr>
+          <w:p>
+            <w:pPr>
+              <w:rPr>
+                <w:b/>
+                <w:bCs/>
+                <w:lang w:val="en-GB"/>
+              </w:rPr>
+            </w:pPr>
+            <w:r>
+              <w:rPr>
+                <w:b/>
+                <w:bCs/>
+                <w:lang w:val="en-GB"/>
+              </w:rPr>
+              <w:t>Normal</w:t>
+            </w:r>
+          </w:p>
+        </w:tc>
+        <w:tc>
+          <w:tcPr>
+            <w:tcW w:w="1729" w:type="dxa"/>
+          </w:tcPr>
+          <w:p>
+            <w:pPr>
+              <w:rPr>
+                <w:b/>
+                <w:bCs/>
+                <w:lang w:val="en-GB"/>
+              </w:rPr>
+            </w:pPr>
+            <w:r>
+              <w:rPr>
+                <w:b/>
+                <w:bCs/>
+                <w:lang w:val="en-GB"/>
+              </w:rPr>
+              <w:t>Warm</w:t>
+            </w:r>
+          </w:p>
+        </w:tc>
+        <w:tc>
+          <w:tcPr>
+            <w:tcW w:w="1729" w:type="dxa"/>
+          </w:tcPr>
+          <w:p>
+            <w:pPr>
+              <w:rPr>
+                <w:b/>
+                <w:bCs/>
+                <w:lang w:val="en-GB"/>
+              </w:rPr>
+            </w:pPr>
+            <w:r>
+              <w:rPr>
+                <w:b/>
+                <w:bCs/>
+                <w:lang w:val="en-GB"/>
+              </w:rPr>
+              <w:t>Very warm</w:t>
+            </w:r>
+          </w:p>
+        </w:tc>
+      </w:tr>
+      <w:tr>
+        <w:tc>
+          <w:tcPr>
+            <w:tcW w:w="1728" w:type="dxa"/>
+          </w:tcPr>
+          <w:p>
+            <w:pPr>
+              <w:rPr>
+                <w:b/>
+                <w:bCs/>
+                <w:lang w:val="en-GB"/>
+              </w:rPr>
+            </w:pPr>
+            <w:r>
+              <w:rPr>
+                <w:b/>
+                <w:bCs/>
+                <w:lang w:val="en-GB"/>
+              </w:rPr>
+              <w:t>Very dry</w:t>
+            </w:r>
+          </w:p>
+        </w:tc>
+        <w:tc>
+          <w:tcPr>
+            <w:tcW w:w="1729" w:type="dxa"/>
+          </w:tcPr>
+          <w:p>
+            <w:pPr>
+              <w:rPr>
+                <w:lang w:val="en-GB"/>
+              </w:rPr>
+            </w:pPr>
+            <w:r>
+              <w:rPr>
+                <w:lang w:val="en-GB"/>
+              </w:rPr>
+              <w:t>0.62</w:t>
+            </w:r>
+          </w:p>
+        </w:tc>
+        <w:tc>
+          <w:tcPr>
+            <w:tcW w:w="1729" w:type="dxa"/>
+          </w:tcPr>
+          <w:p>
+            <w:pPr>
+              <w:rPr>
+                <w:lang w:val="en-GB"/>
+              </w:rPr>
+            </w:pPr>
+            <w:r>
+              <w:rPr>
+                <w:lang w:val="en-GB"/>
+              </w:rPr>
+              <w:t>0.65</w:t>
+            </w:r>
+          </w:p>
+        </w:tc>
+        <w:tc>
+          <w:tcPr>
+            <w:tcW w:w="1729" w:type="dxa"/>
+          </w:tcPr>
+          <w:p>
+            <w:pPr>
+              <w:rPr>
+                <w:lang w:val="en-GB"/>
+              </w:rPr>
+            </w:pPr>
+            <w:r>
+              <w:rPr>
+                <w:lang w:val="en-GB"/>
+              </w:rPr>
+              <w:t>0.65</w:t>
+            </w:r>
+          </w:p>
+        </w:tc>
+        <w:tc>
+          <w:tcPr>
+            <w:tcW w:w="1729" w:type="dxa"/>
+          </w:tcPr>
+          <w:p>
+            <w:pPr>
+              <w:rPr>
+                <w:lang w:val="en-GB"/>
+              </w:rPr>
+            </w:pPr>
+            <w:r>
+              <w:rPr>
+                <w:lang w:val="en-GB"/>
+              </w:rPr>
+              <w:t>0.50</w:t>
+            </w:r>
+          </w:p>
+        </w:tc>
+      </w:tr>
+      <w:tr>
+        <w:tc>
+          <w:tcPr>
+            <w:tcW w:w="1728" w:type="dxa"/>
+          </w:tcPr>
+          <w:p>
+            <w:pPr>
+              <w:rPr>
+                <w:b/>
+                <w:bCs/>
+                <w:lang w:val="en-GB"/>
+              </w:rPr>
+            </w:pPr>
+            <w:r>
+              <w:rPr>
+                <w:b/>
+                <w:bCs/>
+                <w:lang w:val="en-GB"/>
+              </w:rPr>
+              <w:t>Dry</w:t>
+            </w:r>
+          </w:p>
+        </w:tc>
+        <w:tc>
+          <w:tcPr>
+            <w:tcW w:w="1729" w:type="dxa"/>
+          </w:tcPr>
+          <w:p>
+            <w:pPr>
+              <w:rPr>
+                <w:lang w:val="en-GB"/>
+              </w:rPr>
+            </w:pPr>
+            <w:r>
+              <w:rPr>
+                <w:lang w:val="en-GB"/>
+              </w:rPr>
+              <w:t>0.76</w:t>
+            </w:r>
+          </w:p>
+        </w:tc>
+        <w:tc>
+          <w:tcPr>
+            <w:tcW w:w="1729" w:type="dxa"/>
+          </w:tcPr>
+          <w:p>
+            <w:pPr>
+              <w:rPr>
+                <w:lang w:val="en-GB"/>
+              </w:rPr>
+            </w:pPr>
+            <w:r>
+              <w:rPr>
+                <w:lang w:val="en-GB"/>
+              </w:rPr>
+              <w:t>0.80</w:t>
+            </w:r>
+          </w:p>
+        </w:tc>
+        <w:tc>
+          <w:tcPr>
+            <w:tcW w:w="1729" w:type="dxa"/>
+          </w:tcPr>
+          <w:p>
+            <w:pPr>
+              <w:rPr>
+                <w:lang w:val="en-GB"/>
+              </w:rPr>
+            </w:pPr>
+            <w:r>
+              <w:rPr>
+                <w:lang w:val="en-GB"/>
+              </w:rPr>
+              <w:t>0.80</w:t>
+            </w:r>
+          </w:p>
+        </w:tc>
+        <w:tc>
+          <w:tcPr>
+            <w:tcW w:w="1729" w:type="dxa"/>
+          </w:tcPr>
+          <w:p>
+            <w:pPr>
+              <w:rPr>
+                <w:lang w:val="en-GB"/>
+              </w:rPr>
+            </w:pPr>
+            <w:r>
+              <w:rPr>
+                <w:lang w:val="en-GB"/>
+              </w:rPr>
+              <w:t>0.72</w:t>
+            </w:r>
+          </w:p>
+        </w:tc>
+      </w:tr>
+      <w:tr>
+        <w:tc>
+          <w:tcPr>
+            <w:tcW w:w="1728" w:type="dxa"/>
+          </w:tcPr>
+          <w:p>
+            <w:pPr>
+              <w:rPr>
+                <w:b/>
+                <w:bCs/>
+                <w:lang w:val="en-GB"/>
+              </w:rPr>
+            </w:pPr>
+            <w:r>
+              <w:rPr>
+                <w:b/>
+                <w:bCs/>
+                <w:lang w:val="en-GB"/>
+              </w:rPr>
+              <w:t>Normal</w:t>
+            </w:r>
+          </w:p>
+        </w:tc>
+        <w:tc>
+          <w:tcPr>
+            <w:tcW w:w="1729" w:type="dxa"/>
+          </w:tcPr>
+          <w:p>
+            <w:pPr>
+              <w:rPr>
+                <w:lang w:val="en-GB"/>
+              </w:rPr>
+            </w:pPr>
+            <w:r>
+              <w:rPr>
+                <w:lang w:val="en-GB"/>
+              </w:rPr>
+              <w:t>0.95</w:t>
+            </w:r>
+          </w:p>
+        </w:tc>
+        <w:tc>
+          <w:tcPr>
+            <w:tcW w:w="1729" w:type="dxa"/>
+          </w:tcPr>
+          <w:p>
+            <w:pPr>
+              <w:rPr>
+                <w:lang w:val="en-GB"/>
+              </w:rPr>
+            </w:pPr>
+            <w:r>
+              <w:rPr>
+                <w:lang w:val="en-GB"/>
+              </w:rPr>
+              <w:t>1.00</w:t>
+            </w:r>
+          </w:p>
+        </w:tc>
+        <w:tc>
+          <w:tcPr>
+            <w:tcW w:w="1729" w:type="dxa"/>
+          </w:tcPr>
+          <w:p>
+            <w:pPr>
+              <w:rPr>
+                <w:lang w:val="en-GB"/>
+              </w:rPr>
+            </w:pPr>
+            <w:r>
+              <w:rPr>
+                <w:lang w:val="en-GB"/>
+              </w:rPr>
+              <w:t>1.00</w:t>
+            </w:r>
+          </w:p>
+        </w:tc>
+        <w:tc>
+          <w:tcPr>
+            <w:tcW w:w="1729" w:type="dxa"/>
+          </w:tcPr>
+          <w:p>
+            <w:pPr>
+              <w:rPr>
+                <w:lang w:val="en-GB"/>
+              </w:rPr>
+            </w:pPr>
+            <w:r>
+              <w:rPr>
+                <w:lang w:val="en-GB"/>
+              </w:rPr>
+              <w:t>0.90</w:t>
+            </w:r>
+          </w:p>
+        </w:tc>
+      </w:tr>
+      <w:tr>
+        <w:tc>
+          <w:tcPr>
+            <w:tcW w:w="1728" w:type="dxa"/>
+          </w:tcPr>
+          <w:p>
+            <w:pPr>
+              <w:rPr>
+                <w:b/>
+                <w:bCs/>
+                <w:lang w:val="en-GB"/>
+              </w:rPr>
+            </w:pPr>
+            <w:r>
+              <w:rPr>
+                <w:b/>
+                <w:bCs/>
+                <w:lang w:val="en-GB"/>
+              </w:rPr>
+              <w:t>Humid</w:t>
+            </w:r>
+          </w:p>
+        </w:tc>
+        <w:tc>
+          <w:tcPr>
+            <w:tcW w:w="1729" w:type="dxa"/>
+          </w:tcPr>
+          <w:p>
+            <w:pPr>
+              <w:rPr>
+                <w:lang w:val="en-GB"/>
+              </w:rPr>
+            </w:pPr>
+            <w:r>
+              <w:rPr>
+                <w:lang w:val="en-GB"/>
+              </w:rPr>
+              <w:t>1.05</w:t>
+            </w:r>
+          </w:p>
+        </w:tc>
+        <w:tc>
+          <w:tcPr>
+            <w:tcW w:w="1729" w:type="dxa"/>
+          </w:tcPr>
+          <w:p>
+            <w:pPr>
+              <w:rPr>
+                <w:lang w:val="en-GB"/>
+              </w:rPr>
+            </w:pPr>
+            <w:r>
+              <w:rPr>
+                <w:lang w:val="en-GB"/>
+              </w:rPr>
+              <w:t>1.10</w:t>
+            </w:r>
+          </w:p>
+        </w:tc>
+        <w:tc>
+          <w:tcPr>
+            <w:tcW w:w="1729" w:type="dxa"/>
+          </w:tcPr>
+          <w:p>
+            <w:pPr>
+              <w:rPr>
+                <w:lang w:val="en-GB"/>
+              </w:rPr>
+            </w:pPr>
+            <w:r>
+              <w:rPr>
+                <w:lang w:val="en-GB"/>
+              </w:rPr>
+              <w:t>1.10</w:t>
+            </w:r>
+          </w:p>
+        </w:tc>
+        <w:tc>
+          <w:tcPr>
+            <w:tcW w:w="1729" w:type="dxa"/>
+          </w:tcPr>
+          <w:p>
+            <w:pPr>
+              <w:rPr>
+                <w:lang w:val="en-GB"/>
+              </w:rPr>
+            </w:pPr>
+            <w:r>
+              <w:rPr>
+                <w:lang w:val="en-GB"/>
+              </w:rPr>
+              <w:t>0.99</w:t>
+            </w:r>
+          </w:p>
+        </w:tc>
+      </w:tr>
+    </w:tbl>
+    <w:p>
+      <w:pPr>
         <w:rPr>
           <w:lang w:val="en-GB"/>
         </w:rPr>
@@ -7612,7 +10147,6 @@
           <w:rFonts w:ascii="Times New Roman" w:eastAsia="Times New Roman" w:hAnsi="Times New Roman" w:cs="Times New Roman"/>
           <w:lang w:val="en-GB"/>
         </w:rPr>
-        <w:lastRenderedPageBreak/>
         <w:t>7</w:t>
       </w:r>
       <w:r>
@@ -8242,6 +10776,7 @@
           <w:rFonts w:ascii="Times New Roman" w:eastAsia="Times New Roman" w:hAnsi="Times New Roman" w:cs="Times New Roman"/>
           <w:lang w:val="en-GB"/>
         </w:rPr>
+        <w:lastRenderedPageBreak/>
         <w:t>7</w:t>
       </w:r>
       <w:r>
@@ -8961,38 +11496,6 @@
     </w:p>
     <w:p>
       <w:pPr>
-        <w:jc w:val="both"/>
-        <w:rPr>
-          <w:lang w:val="en-GB"/>
-        </w:rPr>
-      </w:pPr>
-    </w:p>
-    <w:p>
-      <w:pPr>
-        <w:jc w:val="both"/>
-        <w:rPr>
-          <w:lang w:val="en-GB"/>
-        </w:rPr>
-      </w:pPr>
-    </w:p>
-    <w:p>
-      <w:pPr>
-        <w:jc w:val="both"/>
-        <w:rPr>
-          <w:lang w:val="en-GB"/>
-        </w:rPr>
-      </w:pPr>
-    </w:p>
-    <w:p>
-      <w:pPr>
-        <w:jc w:val="both"/>
-        <w:rPr>
-          <w:lang w:val="en-GB"/>
-        </w:rPr>
-      </w:pPr>
-    </w:p>
-    <w:p>
-      <w:pPr>
         <w:pStyle w:val="Ttulo2"/>
         <w:jc w:val="both"/>
         <w:rPr>
@@ -9004,7 +11507,6 @@
           <w:rFonts w:ascii="Times New Roman" w:eastAsia="Times New Roman" w:hAnsi="Times New Roman" w:cs="Times New Roman"/>
           <w:lang w:val="en-GB"/>
         </w:rPr>
-        <w:lastRenderedPageBreak/>
         <w:t>7</w:t>
       </w:r>
       <w:r>
@@ -10141,6 +12643,7 @@
           <w:rFonts w:ascii="Times New Roman" w:eastAsia="Times New Roman" w:hAnsi="Times New Roman" w:cs="Times New Roman"/>
           <w:lang w:val="en-GB"/>
         </w:rPr>
+        <w:lastRenderedPageBreak/>
         <w:t>8</w:t>
       </w:r>
       <w:r>
@@ -11124,7 +13627,6 @@
           <w:rFonts w:ascii="Times New Roman" w:eastAsia="Times New Roman" w:hAnsi="Times New Roman" w:cs="Times New Roman"/>
           <w:lang w:val="en-GB"/>
         </w:rPr>
-        <w:lastRenderedPageBreak/>
         <w:t>8</w:t>
       </w:r>
       <w:r>
@@ -12327,6 +14829,7 @@
           <w:rFonts w:ascii="Times New Roman" w:eastAsia="Times New Roman" w:hAnsi="Times New Roman" w:cs="Times New Roman"/>
           <w:lang w:val="en-GB"/>
         </w:rPr>
+        <w:lastRenderedPageBreak/>
         <w:t>1</w:t>
       </w:r>
       <w:r>
@@ -12627,7 +15130,6 @@
           <w:rFonts w:ascii="Times New Roman" w:eastAsia="Times New Roman" w:hAnsi="Times New Roman" w:cs="Times New Roman"/>
           <w:lang w:val="en-GB"/>
         </w:rPr>
-        <w:lastRenderedPageBreak/>
         <w:t>1</w:t>
       </w:r>
       <w:r>
@@ -13700,6 +16202,7 @@
                 <w:sz w:val="21"/>
                 <w:lang w:val="en-GB"/>
               </w:rPr>
+              <w:lastRenderedPageBreak/>
               <w:t>Elderly person</w:t>
             </w:r>
           </w:p>
@@ -13872,7 +16375,6 @@
           <w:szCs w:val="28"/>
           <w:lang w:val="en-GB"/>
         </w:rPr>
-        <w:lastRenderedPageBreak/>
         <w:t>1</w:t>
       </w:r>
       <w:r>
@@ -14864,6 +17366,7 @@
                 <w:sz w:val="21"/>
                 <w:lang w:val="en-GB"/>
               </w:rPr>
+              <w:lastRenderedPageBreak/>
               <w:t>Adolescent</w:t>
             </w:r>
           </w:p>
@@ -15376,7 +17879,6 @@
                 <w:sz w:val="21"/>
                 <w:lang w:val="en-GB"/>
               </w:rPr>
-              <w:lastRenderedPageBreak/>
               <w:t>1.00–1.20</w:t>
             </w:r>
           </w:p>
@@ -16302,7 +18804,15 @@
                 <w:sz w:val="21"/>
                 <w:lang w:val="en-GB"/>
               </w:rPr>
-              <w:t>Age-independent mortality: accidents, infections, violence or other risks not strictly related to senescence.</w:t>
+              <w:t xml:space="preserve">Age-independent mortality: accidents, infections, violence or other risks not </w:t>
+            </w:r>
+            <w:r>
+              <w:rPr>
+                <w:sz w:val="21"/>
+                <w:lang w:val="en-GB"/>
+              </w:rPr>
+              <w:lastRenderedPageBreak/>
+              <w:t>strictly related to senescence.</w:t>
             </w:r>
           </w:p>
         </w:tc>
@@ -16334,6 +18844,7 @@
                 <w:sz w:val="21"/>
                 <w:lang w:val="en-GB"/>
               </w:rPr>
+              <w:lastRenderedPageBreak/>
               <w:t>B · e^(</w:t>
             </w:r>
             <w:proofErr w:type="spellStart"/>
@@ -16978,7 +19489,6 @@
                 <w:sz w:val="21"/>
                 <w:lang w:val="en-GB"/>
               </w:rPr>
-              <w:lastRenderedPageBreak/>
               <w:t>1.00–1.20</w:t>
             </w:r>
           </w:p>
@@ -17957,6 +20467,7 @@
         <w:rPr>
           <w:lang w:val="en-GB"/>
         </w:rPr>
+        <w:lastRenderedPageBreak/>
         <w:t>The maximum household size can be fixed at 6 adults of working age, equivalent to two nuclear families with three labouring adults each. Farms should therefore not grow beyond about 12 individuals, of whom approximately 6 would be adults of working age.</w:t>
       </w:r>
     </w:p>
@@ -18151,7 +20662,6 @@
         <w:rPr>
           <w:lang w:val="en-GB"/>
         </w:rPr>
-        <w:lastRenderedPageBreak/>
         <w:t>6) If this still does not suffice, and no further available cells can be added without exceeding the settlement’s land or labour capacity, the model begins to reassign commercial cells to pure wheat. Vineyard cells are converted first, since they do not contribute to cereal production. If this remains insufficient, pure olive-grove cells are converted next, and finally mixed olive-grove + wheat cells may also be converted into pure wheat.</w:t>
       </w:r>
     </w:p>
@@ -30484,6 +32994,80 @@
       </w:tcPr>
     </w:tblStylePr>
   </w:style>
+  <w:style w:type="table" w:styleId="Tabladelista4">
+    <w:name w:val="List Table 4"/>
+    <w:basedOn w:val="Tablanormal"/>
+    <w:uiPriority w:val="49"/>
+    <w:rsid w:val="0040020D"/>
+    <w:pPr>
+      <w:spacing w:after="0" w:line="240" w:lineRule="auto"/>
+    </w:pPr>
+    <w:tblPr>
+      <w:tblStyleRowBandSize w:val="1"/>
+      <w:tblStyleColBandSize w:val="1"/>
+      <w:tblBorders>
+        <w:top w:val="single" w:sz="4" w:space="0" w:color="666666" w:themeColor="text1" w:themeTint="99"/>
+        <w:left w:val="single" w:sz="4" w:space="0" w:color="666666" w:themeColor="text1" w:themeTint="99"/>
+        <w:bottom w:val="single" w:sz="4" w:space="0" w:color="666666" w:themeColor="text1" w:themeTint="99"/>
+        <w:right w:val="single" w:sz="4" w:space="0" w:color="666666" w:themeColor="text1" w:themeTint="99"/>
+        <w:insideH w:val="single" w:sz="4" w:space="0" w:color="666666" w:themeColor="text1" w:themeTint="99"/>
+      </w:tblBorders>
+    </w:tblPr>
+    <w:tblStylePr w:type="firstRow">
+      <w:rPr>
+        <w:b/>
+        <w:bCs/>
+        <w:color w:val="FFFFFF" w:themeColor="background1"/>
+      </w:rPr>
+      <w:tblPr/>
+      <w:tcPr>
+        <w:tcBorders>
+          <w:top w:val="single" w:sz="4" w:space="0" w:color="000000" w:themeColor="text1"/>
+          <w:left w:val="single" w:sz="4" w:space="0" w:color="000000" w:themeColor="text1"/>
+          <w:bottom w:val="single" w:sz="4" w:space="0" w:color="000000" w:themeColor="text1"/>
+          <w:right w:val="single" w:sz="4" w:space="0" w:color="000000" w:themeColor="text1"/>
+          <w:insideH w:val="nil"/>
+        </w:tcBorders>
+        <w:shd w:val="clear" w:color="auto" w:fill="000000" w:themeFill="text1"/>
+      </w:tcPr>
+    </w:tblStylePr>
+    <w:tblStylePr w:type="lastRow">
+      <w:rPr>
+        <w:b/>
+        <w:bCs/>
+      </w:rPr>
+      <w:tblPr/>
+      <w:tcPr>
+        <w:tcBorders>
+          <w:top w:val="double" w:sz="4" w:space="0" w:color="666666" w:themeColor="text1" w:themeTint="99"/>
+        </w:tcBorders>
+      </w:tcPr>
+    </w:tblStylePr>
+    <w:tblStylePr w:type="firstCol">
+      <w:rPr>
+        <w:b/>
+        <w:bCs/>
+      </w:rPr>
+    </w:tblStylePr>
+    <w:tblStylePr w:type="lastCol">
+      <w:rPr>
+        <w:b/>
+        <w:bCs/>
+      </w:rPr>
+    </w:tblStylePr>
+    <w:tblStylePr w:type="band1Vert">
+      <w:tblPr/>
+      <w:tcPr>
+        <w:shd w:val="clear" w:color="auto" w:fill="CCCCCC" w:themeFill="text1" w:themeFillTint="33"/>
+      </w:tcPr>
+    </w:tblStylePr>
+    <w:tblStylePr w:type="band1Horz">
+      <w:tblPr/>
+      <w:tcPr>
+        <w:shd w:val="clear" w:color="auto" w:fill="CCCCCC" w:themeFill="text1" w:themeFillTint="33"/>
+      </w:tcPr>
+    </w:tblStylePr>
+  </w:style>
 </w:styles>
 </file>
 

--- a/Chebba_Roman_agronomic_model.docx
+++ b/Chebba_Roman_agronomic_model.docx
@@ -57,7 +57,6 @@
         </w:rPr>
         <w:t xml:space="preserve">*1 </w:t>
       </w:r>
-      <w:proofErr w:type="spellStart"/>
       <w:r>
         <w:rPr>
           <w:i/>
@@ -66,14 +65,12 @@
         </w:rPr>
         <w:t>iugerum</w:t>
       </w:r>
-      <w:proofErr w:type="spellEnd"/>
       <w:r>
         <w:rPr>
           <w:lang w:val="en-GB"/>
         </w:rPr>
         <w:t xml:space="preserve"> = 0.25 ha, 1 </w:t>
       </w:r>
-      <w:proofErr w:type="spellStart"/>
       <w:r>
         <w:rPr>
           <w:i/>
@@ -82,7 +79,6 @@
         </w:rPr>
         <w:t>culleus</w:t>
       </w:r>
-      <w:proofErr w:type="spellEnd"/>
       <w:r>
         <w:rPr>
           <w:lang w:val="en-GB"/>
@@ -889,25 +885,7 @@
           <w:szCs w:val="24"/>
           <w:lang w:val="en-GB" w:eastAsia="es-ES"/>
         </w:rPr>
-        <w:t xml:space="preserve">f the Voronoi diagram does not provide a plausible area for each settlement, the minimum, and if </w:t>
-      </w:r>
-      <w:proofErr w:type="gramStart"/>
-      <w:r>
-        <w:rPr>
-          <w:color w:val="auto"/>
-          <w:szCs w:val="24"/>
-          <w:lang w:val="en-GB" w:eastAsia="es-ES"/>
-        </w:rPr>
-        <w:t>necessary</w:t>
-      </w:r>
-      <w:proofErr w:type="gramEnd"/>
-      <w:r>
-        <w:rPr>
-          <w:color w:val="auto"/>
-          <w:szCs w:val="24"/>
-          <w:lang w:val="en-GB" w:eastAsia="es-ES"/>
-        </w:rPr>
-        <w:t xml:space="preserve"> maximum, size of each settlement could be estimated from empirical distributions for villas and farms. These distributions can be built using data from other regions of Tunisia, based on the recorded surface areas of comparable archaeological sites outside Chebba.</w:t>
+        <w:t>f the Voronoi diagram does not provide a plausible area for each settlement, the minimum, and if necessary maximum, size of each settlement could be estimated from empirical distributions for villas and farms. These distributions can be built using data from other regions of Tunisia, based on the recorded surface areas of comparable archaeological sites outside Chebba.</w:t>
       </w:r>
     </w:p>
     <w:p>
@@ -928,7 +906,6 @@
         </w:rPr>
         <w:t xml:space="preserve">The centuriation of Chebba is not used as a direct reconstruction of estate ownership, since a cadastral grid does not necessarily correspond to individual properties. Instead, it is used as a control parameter for assessing the plausibility of the estimated surfaces and the spatial density of settlements. Since a 20 × 20 actus centuria corresponds to approximately 200 </w:t>
       </w:r>
-      <w:proofErr w:type="spellStart"/>
       <w:r>
         <w:rPr>
           <w:i/>
@@ -939,7 +916,6 @@
         </w:rPr>
         <w:t>iugera</w:t>
       </w:r>
-      <w:proofErr w:type="spellEnd"/>
       <w:r>
         <w:rPr>
           <w:color w:val="auto"/>
@@ -1429,7 +1405,6 @@
         </w:rPr>
         <w:t xml:space="preserve">The working map is composed of 50 × 50 m cells. Each cell is equivalent to 2,500 m², or 0.25 ha, a surface area very close to 1 </w:t>
       </w:r>
-      <w:proofErr w:type="spellStart"/>
       <w:r>
         <w:rPr>
           <w:i/>
@@ -1438,7 +1413,6 @@
         </w:rPr>
         <w:t>iugerum</w:t>
       </w:r>
-      <w:proofErr w:type="spellEnd"/>
       <w:r>
         <w:rPr>
           <w:lang w:val="en-GB"/>
@@ -1840,18 +1814,8 @@
           <w:iCs/>
           <w:lang w:val="en-GB"/>
         </w:rPr>
-        <w:t xml:space="preserve">sine </w:t>
+        <w:t>sine pedamentis</w:t>
       </w:r>
-      <w:proofErr w:type="spellStart"/>
-      <w:r>
-        <w:rPr>
-          <w:i/>
-          <w:iCs/>
-          <w:lang w:val="en-GB"/>
-        </w:rPr>
-        <w:t>pedamentis</w:t>
-      </w:r>
-      <w:proofErr w:type="spellEnd"/>
       <w:r>
         <w:rPr>
           <w:lang w:val="en-GB"/>
@@ -1898,14 +1862,7 @@
         <w:rPr>
           <w:lang w:val="en-GB"/>
         </w:rPr>
-        <w:t xml:space="preserve">. In this scenario, one hectare could contain approximately 5,000 vines. This density maximises viticultural production per unit of surface </w:t>
-      </w:r>
-      <w:proofErr w:type="gramStart"/>
-      <w:r>
-        <w:rPr>
-          <w:lang w:val="en-GB"/>
-        </w:rPr>
-        <w:t>area,</w:t>
+        <w:t>. In this scenario, one hectare could contain approximately 5,000 vines. This density maximises viticultural production per unit of surface area,</w:t>
       </w:r>
       <w:r>
         <w:rPr>
@@ -1917,14 +1874,7 @@
         <w:rPr>
           <w:lang w:val="en-GB"/>
         </w:rPr>
-        <w:t>but</w:t>
-      </w:r>
-      <w:proofErr w:type="gramEnd"/>
-      <w:r>
-        <w:rPr>
-          <w:lang w:val="en-GB"/>
-        </w:rPr>
-        <w:t xml:space="preserve"> makes the cultivation of wheat between vines impossible.</w:t>
+        <w:t>but makes the cultivation of wheat between vines impossible.</w:t>
       </w:r>
     </w:p>
     <w:p>
@@ -2030,21 +1980,7 @@
         <w:rPr>
           <w:lang w:val="en-GB"/>
         </w:rPr>
-        <w:t xml:space="preserve">Following </w:t>
-      </w:r>
-      <w:proofErr w:type="spellStart"/>
-      <w:r>
-        <w:rPr>
-          <w:lang w:val="en-GB"/>
-        </w:rPr>
-        <w:t>Erdkamp</w:t>
-      </w:r>
-      <w:proofErr w:type="spellEnd"/>
-      <w:r>
-        <w:rPr>
-          <w:lang w:val="en-GB"/>
-        </w:rPr>
-        <w:t xml:space="preserve"> (2005), it is also true that smaller farms might have preferred to cultivate oats, perhaps instead of wheat, for their own subsistence. This is an interesting possibility, but it will not be considered in the present version of the model.</w:t>
+        <w:t>Following Erdkamp (2005), it is also true that smaller farms might have preferred to cultivate oats, perhaps instead of wheat, for their own subsistence. This is an interesting possibility, but it will not be considered in the present version of the model.</w:t>
       </w:r>
     </w:p>
     <w:p>
@@ -2070,61 +2006,11 @@
           <w:lang w:val="en-GB"/>
         </w:rPr>
       </w:pPr>
-      <w:proofErr w:type="spellStart"/>
       <w:r>
         <w:rPr>
           <w:lang w:val="en-GB"/>
         </w:rPr>
-        <w:t>A_i</w:t>
-      </w:r>
-      <w:proofErr w:type="spellEnd"/>
-      <w:r>
-        <w:rPr>
-          <w:lang w:val="en-GB"/>
-        </w:rPr>
-        <w:t xml:space="preserve"> = </w:t>
-      </w:r>
-      <w:proofErr w:type="spellStart"/>
-      <w:r>
-        <w:rPr>
-          <w:lang w:val="en-GB"/>
-        </w:rPr>
-        <w:t>A_o</w:t>
-      </w:r>
-      <w:proofErr w:type="spellEnd"/>
-      <w:r>
-        <w:rPr>
-          <w:lang w:val="en-GB"/>
-        </w:rPr>
-        <w:t xml:space="preserve"> + </w:t>
-      </w:r>
-      <w:proofErr w:type="spellStart"/>
-      <w:r>
-        <w:rPr>
-          <w:lang w:val="en-GB"/>
-        </w:rPr>
-        <w:t>A_v</w:t>
-      </w:r>
-      <w:proofErr w:type="spellEnd"/>
-      <w:r>
-        <w:rPr>
-          <w:lang w:val="en-GB"/>
-        </w:rPr>
-        <w:t xml:space="preserve"> + </w:t>
-      </w:r>
-      <w:proofErr w:type="spellStart"/>
-      <w:r>
-        <w:rPr>
-          <w:lang w:val="en-GB"/>
-        </w:rPr>
-        <w:t>A_w</w:t>
-      </w:r>
-      <w:proofErr w:type="spellEnd"/>
-      <w:r>
-        <w:rPr>
-          <w:lang w:val="en-GB"/>
-        </w:rPr>
-        <w:t xml:space="preserve"> + A_s</w:t>
+        <w:t>A_i = A_o + A_v + A_w + A_s</w:t>
       </w:r>
     </w:p>
     <w:tbl>
@@ -2226,7 +2112,6 @@
                 <w:lang w:val="en-GB"/>
               </w:rPr>
             </w:pPr>
-            <w:proofErr w:type="spellStart"/>
             <w:r>
               <w:rPr>
                 <w:sz w:val="21"/>
@@ -2234,7 +2119,6 @@
               </w:rPr>
               <w:t>A_i</w:t>
             </w:r>
-            <w:proofErr w:type="spellEnd"/>
           </w:p>
         </w:tc>
         <w:tc>
@@ -2260,23 +2144,7 @@
                 <w:sz w:val="21"/>
                 <w:lang w:val="en-GB"/>
               </w:rPr>
-              <w:t xml:space="preserve">Total surface area assigned to settlement </w:t>
-            </w:r>
-            <w:proofErr w:type="spellStart"/>
-            <w:r>
-              <w:rPr>
-                <w:sz w:val="21"/>
-                <w:lang w:val="en-GB"/>
-              </w:rPr>
-              <w:t>i</w:t>
-            </w:r>
-            <w:proofErr w:type="spellEnd"/>
-            <w:r>
-              <w:rPr>
-                <w:sz w:val="21"/>
-                <w:lang w:val="en-GB"/>
-              </w:rPr>
-              <w:t>.</w:t>
+              <w:t>Total surface area assigned to settlement i.</w:t>
             </w:r>
           </w:p>
         </w:tc>
@@ -2303,7 +2171,6 @@
                 <w:lang w:val="en-GB"/>
               </w:rPr>
             </w:pPr>
-            <w:proofErr w:type="spellStart"/>
             <w:r>
               <w:rPr>
                 <w:sz w:val="21"/>
@@ -2311,7 +2178,6 @@
               </w:rPr>
               <w:t>A_o</w:t>
             </w:r>
-            <w:proofErr w:type="spellEnd"/>
           </w:p>
         </w:tc>
         <w:tc>
@@ -2364,7 +2230,6 @@
                 <w:lang w:val="en-GB"/>
               </w:rPr>
             </w:pPr>
-            <w:proofErr w:type="spellStart"/>
             <w:r>
               <w:rPr>
                 <w:sz w:val="21"/>
@@ -2372,7 +2237,6 @@
               </w:rPr>
               <w:t>A_v</w:t>
             </w:r>
-            <w:proofErr w:type="spellEnd"/>
           </w:p>
         </w:tc>
         <w:tc>
@@ -2425,7 +2289,6 @@
                 <w:lang w:val="en-GB"/>
               </w:rPr>
             </w:pPr>
-            <w:proofErr w:type="spellStart"/>
             <w:r>
               <w:rPr>
                 <w:sz w:val="21"/>
@@ -2433,7 +2296,6 @@
               </w:rPr>
               <w:t>A_w</w:t>
             </w:r>
-            <w:proofErr w:type="spellEnd"/>
           </w:p>
         </w:tc>
         <w:tc>
@@ -2543,21 +2405,7 @@
         <w:rPr>
           <w:lang w:val="en-GB"/>
         </w:rPr>
-        <w:t xml:space="preserve">The annual rotation of wheat and fallow must also be considered. For Chebba, a biennial model is proposed, which is more plausible than a triennial model: one year of wheat followed by one year of fallow or legumes, which are not modelled explicitly at this stage. The wheat rotation factor is therefore </w:t>
-      </w:r>
-      <w:proofErr w:type="spellStart"/>
-      <w:r>
-        <w:rPr>
-          <w:lang w:val="en-GB"/>
-        </w:rPr>
-        <w:t>R_w</w:t>
-      </w:r>
-      <w:proofErr w:type="spellEnd"/>
-      <w:r>
-        <w:rPr>
-          <w:lang w:val="en-GB"/>
-        </w:rPr>
-        <w:t xml:space="preserve"> = 0.50.</w:t>
+        <w:t>The annual rotation of wheat and fallow must also be considered. For Chebba, a biennial model is proposed, which is more plausible than a triennial model: one year of wheat followed by one year of fallow or legumes, which are not modelled explicitly at this stage. The wheat rotation factor is therefore R_w = 0.50.</w:t>
       </w:r>
       <w:r>
         <w:rPr>
@@ -2575,58 +2423,12 @@
           <w:lang w:val="en-GB"/>
         </w:rPr>
       </w:pPr>
-      <w:proofErr w:type="spellStart"/>
       <w:r>
         <w:rPr>
           <w:lang w:val="en-GB"/>
         </w:rPr>
-        <w:t>A_</w:t>
+        <w:t>A_w,pot,i = (A_w,i + β_</w:t>
       </w:r>
-      <w:proofErr w:type="gramStart"/>
-      <w:r>
-        <w:rPr>
-          <w:lang w:val="en-GB"/>
-        </w:rPr>
-        <w:t>w,pot</w:t>
-      </w:r>
-      <w:proofErr w:type="gramEnd"/>
-      <w:r>
-        <w:rPr>
-          <w:lang w:val="en-GB"/>
-        </w:rPr>
-        <w:t>,i</w:t>
-      </w:r>
-      <w:proofErr w:type="spellEnd"/>
-      <w:r>
-        <w:rPr>
-          <w:lang w:val="en-GB"/>
-        </w:rPr>
-        <w:t xml:space="preserve"> = (</w:t>
-      </w:r>
-      <w:proofErr w:type="spellStart"/>
-      <w:r>
-        <w:rPr>
-          <w:lang w:val="en-GB"/>
-        </w:rPr>
-        <w:t>A_</w:t>
-      </w:r>
-      <w:proofErr w:type="gramStart"/>
-      <w:r>
-        <w:rPr>
-          <w:lang w:val="en-GB"/>
-        </w:rPr>
-        <w:t>w,i</w:t>
-      </w:r>
-      <w:proofErr w:type="spellEnd"/>
-      <w:proofErr w:type="gramEnd"/>
-      <w:r>
-        <w:rPr>
-          <w:lang w:val="en-GB"/>
-        </w:rPr>
-        <w:t xml:space="preserve"> + β_</w:t>
-      </w:r>
-      <w:proofErr w:type="spellStart"/>
-      <w:proofErr w:type="gramStart"/>
       <w:r>
         <w:rPr>
           <w:lang w:val="en-GB"/>
@@ -2637,70 +2439,20 @@
         <w:rPr>
           <w:lang w:val="en-GB"/>
         </w:rPr>
-        <w:t>o</w:t>
+        <w:t>o A_o,i + β_</w:t>
       </w:r>
-      <w:proofErr w:type="spellEnd"/>
-      <w:proofErr w:type="gramEnd"/>
-      <w:r>
-        <w:rPr>
-          <w:lang w:val="en-GB"/>
-        </w:rPr>
-        <w:t xml:space="preserve"> </w:t>
-      </w:r>
-      <w:proofErr w:type="spellStart"/>
-      <w:r>
-        <w:rPr>
-          <w:lang w:val="en-GB"/>
-        </w:rPr>
-        <w:t>A_</w:t>
-      </w:r>
-      <w:proofErr w:type="gramStart"/>
-      <w:r>
-        <w:rPr>
-          <w:lang w:val="en-GB"/>
-        </w:rPr>
-        <w:t>o,i</w:t>
-      </w:r>
-      <w:proofErr w:type="spellEnd"/>
-      <w:proofErr w:type="gramEnd"/>
-      <w:r>
-        <w:rPr>
-          <w:lang w:val="en-GB"/>
-        </w:rPr>
-        <w:t xml:space="preserve"> + β_</w:t>
-      </w:r>
-      <w:proofErr w:type="spellStart"/>
-      <w:proofErr w:type="gramStart"/>
       <w:r>
         <w:rPr>
           <w:lang w:val="en-GB"/>
         </w:rPr>
         <w:t>w,v</w:t>
       </w:r>
-      <w:proofErr w:type="spellEnd"/>
-      <w:proofErr w:type="gramEnd"/>
       <w:r>
         <w:rPr>
           <w:lang w:val="en-GB"/>
         </w:rPr>
-        <w:t xml:space="preserve"> </w:t>
+        <w:t xml:space="preserve"> A_v,i</w:t>
       </w:r>
-      <w:proofErr w:type="spellStart"/>
-      <w:r>
-        <w:rPr>
-          <w:lang w:val="en-GB"/>
-        </w:rPr>
-        <w:t>A_</w:t>
-      </w:r>
-      <w:proofErr w:type="gramStart"/>
-      <w:r>
-        <w:rPr>
-          <w:lang w:val="en-GB"/>
-        </w:rPr>
-        <w:t>v,i</w:t>
-      </w:r>
-      <w:proofErr w:type="spellEnd"/>
-      <w:proofErr w:type="gramEnd"/>
       <w:r>
         <w:rPr>
           <w:lang w:val="en-GB"/>
@@ -2838,28 +2590,12 @@
                 <w:lang w:val="en-GB"/>
               </w:rPr>
             </w:pPr>
-            <w:proofErr w:type="spellStart"/>
-            <w:r>
-              <w:rPr>
-                <w:lang w:val="en-GB"/>
-              </w:rPr>
-              <w:t>A_</w:t>
-            </w:r>
-            <w:proofErr w:type="gramStart"/>
-            <w:r>
-              <w:rPr>
-                <w:lang w:val="en-GB"/>
-              </w:rPr>
-              <w:t>w,pot</w:t>
-            </w:r>
-            <w:proofErr w:type="gramEnd"/>
-            <w:r>
-              <w:rPr>
-                <w:lang w:val="en-GB"/>
-              </w:rPr>
-              <w:t>,i</w:t>
-            </w:r>
-            <w:proofErr w:type="spellEnd"/>
+            <w:r>
+              <w:rPr>
+                <w:lang w:val="en-GB"/>
+              </w:rPr>
+              <w:t>A_w,pot,i</w:t>
+            </w:r>
           </w:p>
         </w:tc>
         <w:tc>
@@ -2940,8 +2676,6 @@
               <w:lastRenderedPageBreak/>
               <w:t>β_</w:t>
             </w:r>
-            <w:proofErr w:type="spellStart"/>
-            <w:proofErr w:type="gramStart"/>
             <w:r>
               <w:rPr>
                 <w:sz w:val="21"/>
@@ -2956,8 +2690,6 @@
               </w:rPr>
               <w:t>v</w:t>
             </w:r>
-            <w:proofErr w:type="spellEnd"/>
-            <w:proofErr w:type="gramEnd"/>
           </w:p>
         </w:tc>
         <w:tc>
@@ -3046,8 +2778,6 @@
               </w:rPr>
               <w:t>β_</w:t>
             </w:r>
-            <w:proofErr w:type="spellStart"/>
-            <w:proofErr w:type="gramStart"/>
             <w:r>
               <w:rPr>
                 <w:sz w:val="21"/>
@@ -3062,8 +2792,6 @@
               </w:rPr>
               <w:t>o</w:t>
             </w:r>
-            <w:proofErr w:type="spellEnd"/>
-            <w:proofErr w:type="gramEnd"/>
           </w:p>
         </w:tc>
         <w:tc>
@@ -3143,7 +2871,6 @@
                 <w:lang w:val="en-GB"/>
               </w:rPr>
             </w:pPr>
-            <w:proofErr w:type="spellStart"/>
             <w:r>
               <w:rPr>
                 <w:sz w:val="21"/>
@@ -3151,7 +2878,6 @@
               </w:rPr>
               <w:t>R_w</w:t>
             </w:r>
-            <w:proofErr w:type="spellEnd"/>
           </w:p>
         </w:tc>
         <w:tc>
@@ -3243,78 +2969,12 @@
           <w:lang w:val="en-GB"/>
         </w:rPr>
       </w:pPr>
-      <w:proofErr w:type="spellStart"/>
       <w:r>
         <w:rPr>
           <w:lang w:val="en-GB"/>
         </w:rPr>
-        <w:t>A_</w:t>
+        <w:t>A_w,harv,i,t = A_w,pot,i × R_w</w:t>
       </w:r>
-      <w:proofErr w:type="gramStart"/>
-      <w:r>
-        <w:rPr>
-          <w:lang w:val="en-GB"/>
-        </w:rPr>
-        <w:t>w,harv</w:t>
-      </w:r>
-      <w:proofErr w:type="gramEnd"/>
-      <w:r>
-        <w:rPr>
-          <w:lang w:val="en-GB"/>
-        </w:rPr>
-        <w:t>,</w:t>
-      </w:r>
-      <w:proofErr w:type="gramStart"/>
-      <w:r>
-        <w:rPr>
-          <w:lang w:val="en-GB"/>
-        </w:rPr>
-        <w:t>i,t</w:t>
-      </w:r>
-      <w:proofErr w:type="spellEnd"/>
-      <w:proofErr w:type="gramEnd"/>
-      <w:r>
-        <w:rPr>
-          <w:lang w:val="en-GB"/>
-        </w:rPr>
-        <w:t xml:space="preserve"> = </w:t>
-      </w:r>
-      <w:proofErr w:type="spellStart"/>
-      <w:r>
-        <w:rPr>
-          <w:lang w:val="en-GB"/>
-        </w:rPr>
-        <w:t>A_</w:t>
-      </w:r>
-      <w:proofErr w:type="gramStart"/>
-      <w:r>
-        <w:rPr>
-          <w:lang w:val="en-GB"/>
-        </w:rPr>
-        <w:t>w,pot</w:t>
-      </w:r>
-      <w:proofErr w:type="gramEnd"/>
-      <w:r>
-        <w:rPr>
-          <w:lang w:val="en-GB"/>
-        </w:rPr>
-        <w:t>,i</w:t>
-      </w:r>
-      <w:proofErr w:type="spellEnd"/>
-      <w:r>
-        <w:rPr>
-          <w:lang w:val="en-GB"/>
-        </w:rPr>
-        <w:t xml:space="preserve"> × </w:t>
-      </w:r>
-      <w:proofErr w:type="spellStart"/>
-      <w:r>
-        <w:rPr>
-          <w:lang w:val="en-GB"/>
-        </w:rPr>
-        <w:t>R_w</w:t>
-      </w:r>
-      <w:proofErr w:type="spellEnd"/>
     </w:p>
     <w:tbl>
       <w:tblPr>
@@ -3446,28 +3106,12 @@
                 <w:lang w:val="en-GB"/>
               </w:rPr>
             </w:pPr>
-            <w:proofErr w:type="spellStart"/>
-            <w:r>
-              <w:rPr>
-                <w:lang w:val="en-GB"/>
-              </w:rPr>
-              <w:t>A_</w:t>
-            </w:r>
-            <w:proofErr w:type="gramStart"/>
-            <w:r>
-              <w:rPr>
-                <w:lang w:val="en-GB"/>
-              </w:rPr>
-              <w:t>w,harv</w:t>
-            </w:r>
-            <w:proofErr w:type="gramEnd"/>
-            <w:r>
-              <w:rPr>
-                <w:lang w:val="en-GB"/>
-              </w:rPr>
-              <w:t>,</w:t>
-            </w:r>
-            <w:proofErr w:type="gramStart"/>
+            <w:r>
+              <w:rPr>
+                <w:lang w:val="en-GB"/>
+              </w:rPr>
+              <w:t>A_w,harv,</w:t>
+            </w:r>
             <w:r>
               <w:rPr>
                 <w:lang w:val="en-GB"/>
@@ -3480,8 +3124,6 @@
               </w:rPr>
               <w:t>,t</w:t>
             </w:r>
-            <w:proofErr w:type="spellEnd"/>
-            <w:proofErr w:type="gramEnd"/>
           </w:p>
         </w:tc>
         <w:tc>
@@ -3526,16 +3168,8 @@
               <w:rPr>
                 <w:lang w:val="en-GB"/>
               </w:rPr>
-              <w:t xml:space="preserve">Wheat harvest in year t for settlement </w:t>
-            </w:r>
-            <w:proofErr w:type="spellStart"/>
-            <w:r>
-              <w:rPr>
-                <w:lang w:val="en-GB"/>
-              </w:rPr>
-              <w:t>i</w:t>
-            </w:r>
-            <w:proofErr w:type="spellEnd"/>
+              <w:t>Wheat harvest in year t for settlement i</w:t>
+            </w:r>
             <w:r>
               <w:rPr>
                 <w:lang w:val="en-GB"/>
@@ -3567,14 +3201,12 @@
                 <w:lang w:val="en-GB"/>
               </w:rPr>
             </w:pPr>
-            <w:proofErr w:type="spellStart"/>
             <w:r>
               <w:rPr>
                 <w:lang w:val="en-GB"/>
               </w:rPr>
               <w:t>R_w</w:t>
             </w:r>
-            <w:proofErr w:type="spellEnd"/>
           </w:p>
         </w:tc>
         <w:tc>
@@ -3658,28 +3290,12 @@
         </w:rPr>
         <w:t>wheat yield per hectare per year per settlement as follows (</w:t>
       </w:r>
-      <w:proofErr w:type="spellStart"/>
       <w:r>
         <w:rPr>
           <w:lang w:val="en-GB"/>
         </w:rPr>
-        <w:t>Y_</w:t>
+        <w:t>Y_w,i,t</w:t>
       </w:r>
-      <w:proofErr w:type="gramStart"/>
-      <w:r>
-        <w:rPr>
-          <w:lang w:val="en-GB"/>
-        </w:rPr>
-        <w:t>w,i</w:t>
-      </w:r>
-      <w:proofErr w:type="gramEnd"/>
-      <w:r>
-        <w:rPr>
-          <w:lang w:val="en-GB"/>
-        </w:rPr>
-        <w:t>,t</w:t>
-      </w:r>
-      <w:proofErr w:type="spellEnd"/>
       <w:r>
         <w:rPr>
           <w:lang w:val="en-GB"/>
@@ -3694,207 +3310,11 @@
           <w:lang w:val="en-GB"/>
         </w:rPr>
       </w:pPr>
-      <w:proofErr w:type="spellStart"/>
       <w:r>
         <w:rPr>
           <w:lang w:val="en-GB"/>
         </w:rPr>
-        <w:t>Y_</w:t>
-      </w:r>
-      <w:proofErr w:type="gramStart"/>
-      <w:r>
-        <w:rPr>
-          <w:lang w:val="en-GB"/>
-        </w:rPr>
-        <w:t>w,i</w:t>
-      </w:r>
-      <w:proofErr w:type="gramEnd"/>
-      <w:r>
-        <w:rPr>
-          <w:lang w:val="en-GB"/>
-        </w:rPr>
-        <w:t>,t</w:t>
-      </w:r>
-      <w:proofErr w:type="spellEnd"/>
-      <w:r>
-        <w:rPr>
-          <w:lang w:val="en-GB"/>
-        </w:rPr>
-        <w:t xml:space="preserve"> = </w:t>
-      </w:r>
-      <w:proofErr w:type="spellStart"/>
-      <w:r>
-        <w:rPr>
-          <w:lang w:val="en-GB"/>
-        </w:rPr>
-        <w:t>Y_</w:t>
-      </w:r>
-      <w:proofErr w:type="gramStart"/>
-      <w:r>
-        <w:rPr>
-          <w:lang w:val="en-GB"/>
-        </w:rPr>
-        <w:t>w,base</w:t>
-      </w:r>
-      <w:proofErr w:type="spellEnd"/>
-      <w:proofErr w:type="gramEnd"/>
-      <w:r>
-        <w:rPr>
-          <w:lang w:val="en-GB"/>
-        </w:rPr>
-        <w:t xml:space="preserve"> × </w:t>
-      </w:r>
-      <w:proofErr w:type="spellStart"/>
-      <w:r>
-        <w:rPr>
-          <w:lang w:val="en-GB"/>
-        </w:rPr>
-        <w:t>Soil_factor_</w:t>
-      </w:r>
-      <w:proofErr w:type="gramStart"/>
-      <w:r>
-        <w:rPr>
-          <w:lang w:val="en-GB"/>
-        </w:rPr>
-        <w:t>w,i</w:t>
-      </w:r>
-      <w:proofErr w:type="spellEnd"/>
-      <w:proofErr w:type="gramEnd"/>
-      <w:r>
-        <w:rPr>
-          <w:lang w:val="en-GB"/>
-        </w:rPr>
-        <w:t xml:space="preserve"> × </w:t>
-      </w:r>
-      <w:proofErr w:type="spellStart"/>
-      <w:r>
-        <w:rPr>
-          <w:lang w:val="en-GB"/>
-        </w:rPr>
-        <w:t>Water_factor_</w:t>
-      </w:r>
-      <w:proofErr w:type="gramStart"/>
-      <w:r>
-        <w:rPr>
-          <w:lang w:val="en-GB"/>
-        </w:rPr>
-        <w:t>w,i</w:t>
-      </w:r>
-      <w:proofErr w:type="spellEnd"/>
-      <w:proofErr w:type="gramEnd"/>
-      <w:r>
-        <w:rPr>
-          <w:lang w:val="en-GB"/>
-        </w:rPr>
-        <w:t xml:space="preserve"> × </w:t>
-      </w:r>
-      <w:proofErr w:type="spellStart"/>
-      <w:r>
-        <w:rPr>
-          <w:lang w:val="en-GB"/>
-        </w:rPr>
-        <w:t>Rainfall_factor_</w:t>
-      </w:r>
-      <w:proofErr w:type="gramStart"/>
-      <w:r>
-        <w:rPr>
-          <w:lang w:val="en-GB"/>
-        </w:rPr>
-        <w:t>w,t</w:t>
-      </w:r>
-      <w:proofErr w:type="spellEnd"/>
-      <w:proofErr w:type="gramEnd"/>
-      <w:r>
-        <w:rPr>
-          <w:lang w:val="en-GB"/>
-        </w:rPr>
-        <w:t xml:space="preserve"> × </w:t>
-      </w:r>
-      <w:proofErr w:type="spellStart"/>
-      <w:r>
-        <w:rPr>
-          <w:lang w:val="en-GB"/>
-        </w:rPr>
-        <w:t>Temperature_factor_</w:t>
-      </w:r>
-      <w:proofErr w:type="gramStart"/>
-      <w:r>
-        <w:rPr>
-          <w:lang w:val="en-GB"/>
-        </w:rPr>
-        <w:t>w,t</w:t>
-      </w:r>
-      <w:proofErr w:type="spellEnd"/>
-      <w:proofErr w:type="gramEnd"/>
-      <w:r>
-        <w:rPr>
-          <w:lang w:val="en-GB"/>
-        </w:rPr>
-        <w:t xml:space="preserve"> × </w:t>
-      </w:r>
-      <w:proofErr w:type="spellStart"/>
-      <w:r>
-        <w:rPr>
-          <w:lang w:val="en-GB"/>
-        </w:rPr>
-        <w:t>Management_factor_</w:t>
-      </w:r>
-      <w:proofErr w:type="gramStart"/>
-      <w:r>
-        <w:rPr>
-          <w:lang w:val="en-GB"/>
-        </w:rPr>
-        <w:t>w,i</w:t>
-      </w:r>
-      <w:proofErr w:type="spellEnd"/>
-      <w:proofErr w:type="gramEnd"/>
-      <w:r>
-        <w:rPr>
-          <w:lang w:val="en-GB"/>
-        </w:rPr>
-        <w:t xml:space="preserve"> × </w:t>
-      </w:r>
-      <w:proofErr w:type="spellStart"/>
-      <w:r>
-        <w:rPr>
-          <w:lang w:val="en-GB"/>
-        </w:rPr>
-        <w:t>Extreme_penalty_t</w:t>
-      </w:r>
-      <w:proofErr w:type="spellEnd"/>
-    </w:p>
-    <w:p>
-      <w:pPr>
-        <w:jc w:val="both"/>
-        <w:rPr>
-          <w:lang w:val="en-GB"/>
-        </w:rPr>
-      </w:pPr>
-      <w:r>
-        <w:rPr>
-          <w:lang w:val="en-GB"/>
-        </w:rPr>
-        <w:t xml:space="preserve">Then we obtain the gross production of wheat </w:t>
-      </w:r>
-      <w:r>
-        <w:rPr>
-          <w:lang w:val="en-GB"/>
-        </w:rPr>
-        <w:t xml:space="preserve">per </w:t>
-      </w:r>
-      <w:proofErr w:type="spellStart"/>
-      <w:r>
-        <w:rPr>
-          <w:lang w:val="en-GB"/>
-        </w:rPr>
-        <w:t>settelemtn</w:t>
-      </w:r>
-      <w:proofErr w:type="spellEnd"/>
-      <w:r>
-        <w:rPr>
-          <w:lang w:val="en-GB"/>
-        </w:rPr>
-        <w:t xml:space="preserve"> I per year t from the next equation: </w:t>
+        <w:t>Y_w,i,t = Y_w,base × Soil_factor_w,i × Water_factor_w,i × Rainfall_factor_w,t × Temperature_factor_w,t × Management_factor_w,i × Extreme_penalty_t</w:t>
       </w:r>
     </w:p>
     <w:p>
@@ -3904,99 +3324,31 @@
           <w:lang w:val="en-GB"/>
         </w:rPr>
       </w:pPr>
-      <w:proofErr w:type="spellStart"/>
       <w:r>
         <w:rPr>
           <w:lang w:val="en-GB"/>
         </w:rPr>
-        <w:t>Q_</w:t>
+        <w:t xml:space="preserve">Then we obtain the gross production of wheat </w:t>
       </w:r>
-      <w:proofErr w:type="gramStart"/>
       <w:r>
         <w:rPr>
           <w:lang w:val="en-GB"/>
         </w:rPr>
-        <w:t>w,gross</w:t>
+        <w:t xml:space="preserve">per settelemtn I per year t from the next equation: </w:t>
       </w:r>
-      <w:proofErr w:type="gramEnd"/>
+    </w:p>
+    <w:p>
+      <w:pPr>
+        <w:jc w:val="both"/>
+        <w:rPr>
+          <w:lang w:val="en-GB"/>
+        </w:rPr>
+      </w:pPr>
       <w:r>
         <w:rPr>
           <w:lang w:val="en-GB"/>
         </w:rPr>
-        <w:t>,</w:t>
-      </w:r>
-      <w:proofErr w:type="gramStart"/>
-      <w:r>
-        <w:rPr>
-          <w:lang w:val="en-GB"/>
-        </w:rPr>
-        <w:t>i,t</w:t>
-      </w:r>
-      <w:proofErr w:type="spellEnd"/>
-      <w:proofErr w:type="gramEnd"/>
-      <w:r>
-        <w:rPr>
-          <w:lang w:val="en-GB"/>
-        </w:rPr>
-        <w:t xml:space="preserve"> = </w:t>
-      </w:r>
-      <w:proofErr w:type="spellStart"/>
-      <w:r>
-        <w:rPr>
-          <w:lang w:val="en-GB"/>
-        </w:rPr>
-        <w:t>A_</w:t>
-      </w:r>
-      <w:proofErr w:type="gramStart"/>
-      <w:r>
-        <w:rPr>
-          <w:lang w:val="en-GB"/>
-        </w:rPr>
-        <w:t>w,harv</w:t>
-      </w:r>
-      <w:proofErr w:type="gramEnd"/>
-      <w:r>
-        <w:rPr>
-          <w:lang w:val="en-GB"/>
-        </w:rPr>
-        <w:t>,</w:t>
-      </w:r>
-      <w:proofErr w:type="gramStart"/>
-      <w:r>
-        <w:rPr>
-          <w:lang w:val="en-GB"/>
-        </w:rPr>
-        <w:t>i,t</w:t>
-      </w:r>
-      <w:proofErr w:type="spellEnd"/>
-      <w:proofErr w:type="gramEnd"/>
-      <w:r>
-        <w:rPr>
-          <w:lang w:val="en-GB"/>
-        </w:rPr>
-        <w:t xml:space="preserve"> × </w:t>
-      </w:r>
-      <w:proofErr w:type="spellStart"/>
-      <w:r>
-        <w:rPr>
-          <w:lang w:val="en-GB"/>
-        </w:rPr>
-        <w:t>Y_</w:t>
-      </w:r>
-      <w:proofErr w:type="gramStart"/>
-      <w:r>
-        <w:rPr>
-          <w:lang w:val="en-GB"/>
-        </w:rPr>
-        <w:t>w,i</w:t>
-      </w:r>
-      <w:proofErr w:type="spellEnd"/>
-      <w:proofErr w:type="gramEnd"/>
-      <w:r>
-        <w:rPr>
-          <w:lang w:val="en-GB"/>
-        </w:rPr>
-        <w:t>,</w:t>
+        <w:t>Q_w,gross,i,t = A_w,harv,i,t × Y_w,i,</w:t>
       </w:r>
     </w:p>
     <w:p>
@@ -4039,136 +3391,12 @@
           <w:lang w:val="en-GB"/>
         </w:rPr>
       </w:pPr>
-      <w:proofErr w:type="spellStart"/>
       <w:r>
         <w:rPr>
           <w:lang w:val="en-GB"/>
         </w:rPr>
-        <w:t>Q_</w:t>
+        <w:t>Q_w,net,i,t = Q_w,gross,i,t × (1 − λ_w) − σ_w A_w,harv,i,t</w:t>
       </w:r>
-      <w:proofErr w:type="gramStart"/>
-      <w:r>
-        <w:rPr>
-          <w:lang w:val="en-GB"/>
-        </w:rPr>
-        <w:t>w,net</w:t>
-      </w:r>
-      <w:proofErr w:type="gramEnd"/>
-      <w:r>
-        <w:rPr>
-          <w:lang w:val="en-GB"/>
-        </w:rPr>
-        <w:t>,</w:t>
-      </w:r>
-      <w:proofErr w:type="gramStart"/>
-      <w:r>
-        <w:rPr>
-          <w:lang w:val="en-GB"/>
-        </w:rPr>
-        <w:t>i,t</w:t>
-      </w:r>
-      <w:proofErr w:type="spellEnd"/>
-      <w:proofErr w:type="gramEnd"/>
-      <w:r>
-        <w:rPr>
-          <w:lang w:val="en-GB"/>
-        </w:rPr>
-        <w:t xml:space="preserve"> = </w:t>
-      </w:r>
-      <w:proofErr w:type="spellStart"/>
-      <w:r>
-        <w:rPr>
-          <w:lang w:val="en-GB"/>
-        </w:rPr>
-        <w:t>Q_</w:t>
-      </w:r>
-      <w:proofErr w:type="gramStart"/>
-      <w:r>
-        <w:rPr>
-          <w:lang w:val="en-GB"/>
-        </w:rPr>
-        <w:t>w,gross</w:t>
-      </w:r>
-      <w:proofErr w:type="gramEnd"/>
-      <w:r>
-        <w:rPr>
-          <w:lang w:val="en-GB"/>
-        </w:rPr>
-        <w:t>,</w:t>
-      </w:r>
-      <w:proofErr w:type="gramStart"/>
-      <w:r>
-        <w:rPr>
-          <w:lang w:val="en-GB"/>
-        </w:rPr>
-        <w:t>i,t</w:t>
-      </w:r>
-      <w:proofErr w:type="spellEnd"/>
-      <w:proofErr w:type="gramEnd"/>
-      <w:r>
-        <w:rPr>
-          <w:lang w:val="en-GB"/>
-        </w:rPr>
-        <w:t xml:space="preserve"> × (1 − </w:t>
-      </w:r>
-      <w:proofErr w:type="spellStart"/>
-      <w:r>
-        <w:rPr>
-          <w:lang w:val="en-GB"/>
-        </w:rPr>
-        <w:t>λ_w</w:t>
-      </w:r>
-      <w:proofErr w:type="spellEnd"/>
-      <w:r>
-        <w:rPr>
-          <w:lang w:val="en-GB"/>
-        </w:rPr>
-        <w:t xml:space="preserve">) − </w:t>
-      </w:r>
-      <w:proofErr w:type="spellStart"/>
-      <w:r>
-        <w:rPr>
-          <w:lang w:val="en-GB"/>
-        </w:rPr>
-        <w:t>σ_w</w:t>
-      </w:r>
-      <w:proofErr w:type="spellEnd"/>
-      <w:r>
-        <w:rPr>
-          <w:lang w:val="en-GB"/>
-        </w:rPr>
-        <w:t xml:space="preserve"> </w:t>
-      </w:r>
-      <w:proofErr w:type="spellStart"/>
-      <w:r>
-        <w:rPr>
-          <w:lang w:val="en-GB"/>
-        </w:rPr>
-        <w:t>A_</w:t>
-      </w:r>
-      <w:proofErr w:type="gramStart"/>
-      <w:r>
-        <w:rPr>
-          <w:lang w:val="en-GB"/>
-        </w:rPr>
-        <w:t>w,harv</w:t>
-      </w:r>
-      <w:proofErr w:type="gramEnd"/>
-      <w:r>
-        <w:rPr>
-          <w:lang w:val="en-GB"/>
-        </w:rPr>
-        <w:t>,</w:t>
-      </w:r>
-      <w:proofErr w:type="gramStart"/>
-      <w:r>
-        <w:rPr>
-          <w:lang w:val="en-GB"/>
-        </w:rPr>
-        <w:t>i,t</w:t>
-      </w:r>
-      <w:proofErr w:type="spellEnd"/>
-      <w:proofErr w:type="gramEnd"/>
     </w:p>
     <w:tbl>
       <w:tblPr>
@@ -4269,40 +3497,13 @@
                 <w:lang w:val="en-GB"/>
               </w:rPr>
             </w:pPr>
-            <w:proofErr w:type="spellStart"/>
-            <w:r>
-              <w:rPr>
-                <w:sz w:val="21"/>
-                <w:lang w:val="en-GB"/>
-              </w:rPr>
-              <w:t>Q_</w:t>
-            </w:r>
-            <w:proofErr w:type="gramStart"/>
-            <w:r>
-              <w:rPr>
-                <w:sz w:val="21"/>
-                <w:lang w:val="en-GB"/>
-              </w:rPr>
-              <w:t>w,net</w:t>
-            </w:r>
-            <w:proofErr w:type="gramEnd"/>
-            <w:r>
-              <w:rPr>
-                <w:sz w:val="21"/>
-                <w:lang w:val="en-GB"/>
-              </w:rPr>
-              <w:t>,</w:t>
-            </w:r>
-            <w:proofErr w:type="gramStart"/>
-            <w:r>
-              <w:rPr>
-                <w:sz w:val="21"/>
-                <w:lang w:val="en-GB"/>
-              </w:rPr>
-              <w:t>i,t</w:t>
-            </w:r>
-            <w:proofErr w:type="spellEnd"/>
-            <w:proofErr w:type="gramEnd"/>
+            <w:r>
+              <w:rPr>
+                <w:sz w:val="21"/>
+                <w:lang w:val="en-GB"/>
+              </w:rPr>
+              <w:t>Q_w,net,i,t</w:t>
+            </w:r>
           </w:p>
         </w:tc>
         <w:tc>
@@ -4328,23 +3529,7 @@
                 <w:sz w:val="21"/>
                 <w:lang w:val="en-GB"/>
               </w:rPr>
-              <w:t xml:space="preserve">Net wheat production of settlement </w:t>
-            </w:r>
-            <w:proofErr w:type="spellStart"/>
-            <w:r>
-              <w:rPr>
-                <w:sz w:val="21"/>
-                <w:lang w:val="en-GB"/>
-              </w:rPr>
-              <w:t>i</w:t>
-            </w:r>
-            <w:proofErr w:type="spellEnd"/>
-            <w:r>
-              <w:rPr>
-                <w:sz w:val="21"/>
-                <w:lang w:val="en-GB"/>
-              </w:rPr>
-              <w:t xml:space="preserve"> in year t.</w:t>
+              <w:t>Net wheat production of settlement i in year t.</w:t>
             </w:r>
           </w:p>
         </w:tc>
@@ -4371,40 +3556,13 @@
                 <w:lang w:val="en-GB"/>
               </w:rPr>
             </w:pPr>
-            <w:proofErr w:type="spellStart"/>
-            <w:r>
-              <w:rPr>
-                <w:sz w:val="21"/>
-                <w:lang w:val="en-GB"/>
-              </w:rPr>
-              <w:t>Q_</w:t>
-            </w:r>
-            <w:proofErr w:type="gramStart"/>
-            <w:r>
-              <w:rPr>
-                <w:sz w:val="21"/>
-                <w:lang w:val="en-GB"/>
-              </w:rPr>
-              <w:t>w,gross</w:t>
-            </w:r>
-            <w:proofErr w:type="gramEnd"/>
-            <w:r>
-              <w:rPr>
-                <w:sz w:val="21"/>
-                <w:lang w:val="en-GB"/>
-              </w:rPr>
-              <w:t>,</w:t>
-            </w:r>
-            <w:proofErr w:type="gramStart"/>
-            <w:r>
-              <w:rPr>
-                <w:sz w:val="21"/>
-                <w:lang w:val="en-GB"/>
-              </w:rPr>
-              <w:t>i,t</w:t>
-            </w:r>
-            <w:proofErr w:type="spellEnd"/>
-            <w:proofErr w:type="gramEnd"/>
+            <w:r>
+              <w:rPr>
+                <w:sz w:val="21"/>
+                <w:lang w:val="en-GB"/>
+              </w:rPr>
+              <w:t>Q_w,gross,i,t</w:t>
+            </w:r>
           </w:p>
         </w:tc>
         <w:tc>
@@ -4537,7 +3695,6 @@
                 <w:lang w:val="en-GB"/>
               </w:rPr>
             </w:pPr>
-            <w:proofErr w:type="spellStart"/>
             <w:r>
               <w:rPr>
                 <w:sz w:val="21"/>
@@ -4545,7 +3702,6 @@
               </w:rPr>
               <w:t>σ_w</w:t>
             </w:r>
-            <w:proofErr w:type="spellEnd"/>
           </w:p>
         </w:tc>
         <w:tc>
@@ -4598,40 +3754,13 @@
                 <w:lang w:val="en-GB"/>
               </w:rPr>
             </w:pPr>
-            <w:proofErr w:type="spellStart"/>
-            <w:r>
-              <w:rPr>
-                <w:sz w:val="21"/>
-                <w:lang w:val="en-GB"/>
-              </w:rPr>
-              <w:t>A_</w:t>
-            </w:r>
-            <w:proofErr w:type="gramStart"/>
-            <w:r>
-              <w:rPr>
-                <w:sz w:val="21"/>
-                <w:lang w:val="en-GB"/>
-              </w:rPr>
-              <w:t>w,harv</w:t>
-            </w:r>
-            <w:proofErr w:type="gramEnd"/>
-            <w:r>
-              <w:rPr>
-                <w:sz w:val="21"/>
-                <w:lang w:val="en-GB"/>
-              </w:rPr>
-              <w:t>,</w:t>
-            </w:r>
-            <w:proofErr w:type="gramStart"/>
-            <w:r>
-              <w:rPr>
-                <w:sz w:val="21"/>
-                <w:lang w:val="en-GB"/>
-              </w:rPr>
-              <w:t>i,t</w:t>
-            </w:r>
-            <w:proofErr w:type="spellEnd"/>
-            <w:proofErr w:type="gramEnd"/>
+            <w:r>
+              <w:rPr>
+                <w:sz w:val="21"/>
+                <w:lang w:val="en-GB"/>
+              </w:rPr>
+              <w:t>A_w,harv,i,t</w:t>
+            </w:r>
           </w:p>
         </w:tc>
         <w:tc>
@@ -4681,83 +3810,11 @@
           <w:lang w:val="en-GB"/>
         </w:rPr>
       </w:pPr>
-      <w:proofErr w:type="spellStart"/>
       <w:r>
         <w:rPr>
           <w:lang w:val="en-GB"/>
         </w:rPr>
-        <w:t>Q_</w:t>
-      </w:r>
-      <w:proofErr w:type="gramStart"/>
-      <w:r>
-        <w:rPr>
-          <w:lang w:val="en-GB"/>
-        </w:rPr>
-        <w:t>o,i</w:t>
-      </w:r>
-      <w:proofErr w:type="gramEnd"/>
-      <w:r>
-        <w:rPr>
-          <w:lang w:val="en-GB"/>
-        </w:rPr>
-        <w:t>,t</w:t>
-      </w:r>
-      <w:proofErr w:type="spellEnd"/>
-      <w:r>
-        <w:rPr>
-          <w:lang w:val="en-GB"/>
-        </w:rPr>
-        <w:t xml:space="preserve"> = </w:t>
-      </w:r>
-      <w:proofErr w:type="spellStart"/>
-      <w:r>
-        <w:rPr>
-          <w:lang w:val="en-GB"/>
-        </w:rPr>
-        <w:t>A_</w:t>
-      </w:r>
-      <w:proofErr w:type="gramStart"/>
-      <w:r>
-        <w:rPr>
-          <w:lang w:val="en-GB"/>
-        </w:rPr>
-        <w:t>o,i</w:t>
-      </w:r>
-      <w:proofErr w:type="spellEnd"/>
-      <w:proofErr w:type="gramEnd"/>
-      <w:r>
-        <w:rPr>
-          <w:lang w:val="en-GB"/>
-        </w:rPr>
-        <w:t xml:space="preserve"> × </w:t>
-      </w:r>
-      <w:proofErr w:type="spellStart"/>
-      <w:r>
-        <w:rPr>
-          <w:lang w:val="en-GB"/>
-        </w:rPr>
-        <w:t>Y_</w:t>
-      </w:r>
-      <w:proofErr w:type="gramStart"/>
-      <w:r>
-        <w:rPr>
-          <w:lang w:val="en-GB"/>
-        </w:rPr>
-        <w:t>o,i</w:t>
-      </w:r>
-      <w:proofErr w:type="gramEnd"/>
-      <w:r>
-        <w:rPr>
-          <w:lang w:val="en-GB"/>
-        </w:rPr>
-        <w:t>,t</w:t>
-      </w:r>
-      <w:proofErr w:type="spellEnd"/>
-      <w:r>
-        <w:rPr>
-          <w:lang w:val="en-GB"/>
-        </w:rPr>
-        <w:t xml:space="preserve"> </w:t>
+        <w:t xml:space="preserve">Q_o,i,t = A_o,i × Y_o,i,t </w:t>
       </w:r>
       <w:r>
         <w:rPr>
@@ -4786,7 +3843,6 @@
       <w:r>
         <w:t xml:space="preserve"> </w:t>
       </w:r>
-      <w:proofErr w:type="gramStart"/>
       <w:r>
         <w:rPr>
           <w:lang w:val="en-GB"/>
@@ -4803,14 +3859,7 @@
         <w:rPr>
           <w:lang w:val="en-GB"/>
         </w:rPr>
-        <w:t>×</w:t>
-      </w:r>
-      <w:proofErr w:type="gramEnd"/>
-      <w:r>
-        <w:rPr>
-          <w:lang w:val="en-GB"/>
-        </w:rPr>
-        <w:t>Alt</w:t>
+        <w:t>×Alt</w:t>
       </w:r>
       <w:r>
         <w:rPr>
@@ -4936,31 +3985,13 @@
                 <w:lang w:val="en-GB"/>
               </w:rPr>
             </w:pPr>
-            <w:proofErr w:type="spellStart"/>
-            <w:r>
-              <w:rPr>
-                <w:sz w:val="21"/>
-                <w:lang w:val="en-GB"/>
-              </w:rPr>
-              <w:t>Q_</w:t>
-            </w:r>
-            <w:proofErr w:type="gramStart"/>
-            <w:r>
-              <w:rPr>
-                <w:sz w:val="21"/>
-                <w:lang w:val="en-GB"/>
-              </w:rPr>
-              <w:t>o,i</w:t>
-            </w:r>
-            <w:proofErr w:type="gramEnd"/>
-            <w:r>
-              <w:rPr>
-                <w:sz w:val="21"/>
-                <w:lang w:val="en-GB"/>
-              </w:rPr>
-              <w:t>,t</w:t>
-            </w:r>
-            <w:proofErr w:type="spellEnd"/>
+            <w:r>
+              <w:rPr>
+                <w:sz w:val="21"/>
+                <w:lang w:val="en-GB"/>
+              </w:rPr>
+              <w:t>Q_o,i,t</w:t>
+            </w:r>
           </w:p>
         </w:tc>
         <w:tc>
@@ -5013,24 +4044,13 @@
                 <w:lang w:val="en-GB"/>
               </w:rPr>
             </w:pPr>
-            <w:proofErr w:type="spellStart"/>
-            <w:r>
-              <w:rPr>
-                <w:sz w:val="21"/>
-                <w:lang w:val="en-GB"/>
-              </w:rPr>
-              <w:t>A_</w:t>
-            </w:r>
-            <w:proofErr w:type="gramStart"/>
-            <w:r>
-              <w:rPr>
-                <w:sz w:val="21"/>
-                <w:lang w:val="en-GB"/>
-              </w:rPr>
-              <w:t>o,i</w:t>
-            </w:r>
-            <w:proofErr w:type="spellEnd"/>
-            <w:proofErr w:type="gramEnd"/>
+            <w:r>
+              <w:rPr>
+                <w:sz w:val="21"/>
+                <w:lang w:val="en-GB"/>
+              </w:rPr>
+              <w:t>A_o,i</w:t>
+            </w:r>
           </w:p>
         </w:tc>
         <w:tc>
@@ -5083,32 +4103,14 @@
                 <w:lang w:val="en-GB"/>
               </w:rPr>
             </w:pPr>
-            <w:proofErr w:type="spellStart"/>
             <w:r>
               <w:rPr>
                 <w:sz w:val="21"/>
                 <w:lang w:val="en-GB"/>
               </w:rPr>
               <w:lastRenderedPageBreak/>
-              <w:t>Y_</w:t>
-            </w:r>
-            <w:proofErr w:type="gramStart"/>
-            <w:r>
-              <w:rPr>
-                <w:sz w:val="21"/>
-                <w:lang w:val="en-GB"/>
-              </w:rPr>
-              <w:t>o,i</w:t>
-            </w:r>
-            <w:proofErr w:type="gramEnd"/>
-            <w:r>
-              <w:rPr>
-                <w:sz w:val="21"/>
-                <w:lang w:val="en-GB"/>
-              </w:rPr>
-              <w:t>,t</w:t>
-            </w:r>
-            <w:proofErr w:type="spellEnd"/>
+              <w:t>Y_o,i,t</w:t>
+            </w:r>
           </w:p>
         </w:tc>
         <w:tc>
@@ -5283,78 +4285,12 @@
           <w:lang w:val="en-GB"/>
         </w:rPr>
       </w:pPr>
-      <w:proofErr w:type="spellStart"/>
       <w:r>
         <w:rPr>
           <w:lang w:val="en-GB"/>
         </w:rPr>
-        <w:t>Q_</w:t>
+        <w:t>Q_v,i,t = A_v,i × Y_v,i,t</w:t>
       </w:r>
-      <w:proofErr w:type="gramStart"/>
-      <w:r>
-        <w:rPr>
-          <w:lang w:val="en-GB"/>
-        </w:rPr>
-        <w:t>v,i</w:t>
-      </w:r>
-      <w:proofErr w:type="gramEnd"/>
-      <w:r>
-        <w:rPr>
-          <w:lang w:val="en-GB"/>
-        </w:rPr>
-        <w:t>,t</w:t>
-      </w:r>
-      <w:proofErr w:type="spellEnd"/>
-      <w:r>
-        <w:rPr>
-          <w:lang w:val="en-GB"/>
-        </w:rPr>
-        <w:t xml:space="preserve"> = </w:t>
-      </w:r>
-      <w:proofErr w:type="spellStart"/>
-      <w:r>
-        <w:rPr>
-          <w:lang w:val="en-GB"/>
-        </w:rPr>
-        <w:t>A_</w:t>
-      </w:r>
-      <w:proofErr w:type="gramStart"/>
-      <w:r>
-        <w:rPr>
-          <w:lang w:val="en-GB"/>
-        </w:rPr>
-        <w:t>v,i</w:t>
-      </w:r>
-      <w:proofErr w:type="spellEnd"/>
-      <w:proofErr w:type="gramEnd"/>
-      <w:r>
-        <w:rPr>
-          <w:lang w:val="en-GB"/>
-        </w:rPr>
-        <w:t xml:space="preserve"> × </w:t>
-      </w:r>
-      <w:proofErr w:type="spellStart"/>
-      <w:r>
-        <w:rPr>
-          <w:lang w:val="en-GB"/>
-        </w:rPr>
-        <w:t>Y_</w:t>
-      </w:r>
-      <w:proofErr w:type="gramStart"/>
-      <w:r>
-        <w:rPr>
-          <w:lang w:val="en-GB"/>
-        </w:rPr>
-        <w:t>v,i</w:t>
-      </w:r>
-      <w:proofErr w:type="gramEnd"/>
-      <w:r>
-        <w:rPr>
-          <w:lang w:val="en-GB"/>
-        </w:rPr>
-        <w:t>,t</w:t>
-      </w:r>
-      <w:proofErr w:type="spellEnd"/>
       <w:r>
         <w:rPr>
           <w:lang w:val="en-GB"/>
@@ -5416,21 +4352,7 @@
         <w:rPr>
           <w:lang w:val="en-GB"/>
         </w:rPr>
-        <w:t xml:space="preserve">For farms, the model can follow a logic </w:t>
-      </w:r>
-      <w:proofErr w:type="gramStart"/>
-      <w:r>
-        <w:rPr>
-          <w:lang w:val="en-GB"/>
-        </w:rPr>
-        <w:t>similar to</w:t>
-      </w:r>
-      <w:proofErr w:type="gramEnd"/>
-      <w:r>
-        <w:rPr>
-          <w:lang w:val="en-GB"/>
-        </w:rPr>
-        <w:t xml:space="preserve"> that of the original Córdoba ABM. For villas, however, an adaptation is required, since for Chebba we do not have such direct indicators as presses. Villas should be modelled as units with greater access to land, a larger labour force and a greater capacity to generate surplus.</w:t>
+        <w:t>For farms, the model can follow a logic similar to that of the original Córdoba ABM. For villas, however, an adaptation is required, since for Chebba we do not have such direct indicators as presses. Villas should be modelled as units with greater access to land, a larger labour force and a greater capacity to generate surplus.</w:t>
       </w:r>
     </w:p>
     <w:p>
@@ -5809,565 +4731,28 @@
         <w:rPr>
           <w:lang w:val="en-GB"/>
         </w:rPr>
-        <w:t xml:space="preserve">Yield = </w:t>
+        <w:t>Yield = base_yield × rainfall_factor × temperature_factor × soil_water_factor</w:t>
       </w:r>
-      <w:proofErr w:type="spellStart"/>
-      <w:r>
-        <w:rPr>
-          <w:lang w:val="en-GB"/>
-        </w:rPr>
-        <w:t>base_yield</w:t>
-      </w:r>
-      <w:proofErr w:type="spellEnd"/>
-      <w:r>
-        <w:rPr>
-          <w:lang w:val="en-GB"/>
-        </w:rPr>
-        <w:t xml:space="preserve"> × </w:t>
-      </w:r>
-      <w:proofErr w:type="spellStart"/>
-      <w:r>
-        <w:rPr>
-          <w:lang w:val="en-GB"/>
-        </w:rPr>
-        <w:t>rainfall_factor</w:t>
-      </w:r>
-      <w:proofErr w:type="spellEnd"/>
-      <w:r>
-        <w:rPr>
-          <w:lang w:val="en-GB"/>
-        </w:rPr>
-        <w:t xml:space="preserve"> × </w:t>
-      </w:r>
-      <w:proofErr w:type="spellStart"/>
-      <w:r>
-        <w:rPr>
-          <w:lang w:val="en-GB"/>
-        </w:rPr>
-        <w:t>temperature_factor</w:t>
-      </w:r>
-      <w:proofErr w:type="spellEnd"/>
-      <w:r>
-        <w:rPr>
-          <w:lang w:val="en-GB"/>
-        </w:rPr>
-        <w:t xml:space="preserve"> × </w:t>
-      </w:r>
-      <w:proofErr w:type="spellStart"/>
-      <w:r>
-        <w:rPr>
-          <w:lang w:val="en-GB"/>
-        </w:rPr>
-        <w:t>soil_water_factor</w:t>
-      </w:r>
-      <w:proofErr w:type="spellEnd"/>
     </w:p>
     <w:p>
       <w:pPr>
         <w:pStyle w:val="Ttulo2"/>
         <w:jc w:val="both"/>
         <w:rPr>
+          <w:rFonts w:ascii="Times New Roman" w:eastAsia="Times New Roman" w:hAnsi="Times New Roman" w:cs="Times New Roman"/>
           <w:lang w:val="en-GB"/>
         </w:rPr>
       </w:pPr>
-      <w:r>
-        <w:rPr>
-          <w:rFonts w:ascii="Times New Roman" w:eastAsia="Times New Roman" w:hAnsi="Times New Roman" w:cs="Times New Roman"/>
-          <w:lang w:val="en-GB"/>
-        </w:rPr>
-        <w:t>6</w:t>
-      </w:r>
-      <w:r>
-        <w:rPr>
-          <w:rFonts w:ascii="Times New Roman" w:eastAsia="Times New Roman" w:hAnsi="Times New Roman" w:cs="Times New Roman"/>
-          <w:lang w:val="en-GB"/>
-        </w:rPr>
-        <w:t>.1. Rainfall factor</w:t>
-      </w:r>
     </w:p>
-    <w:tbl>
-      <w:tblPr>
-        <w:tblStyle w:val="Tablaconcuadrcula"/>
-        <w:tblW w:w="0" w:type="auto"/>
-        <w:jc w:val="center"/>
-        <w:tblLook w:val="04A0" w:firstRow="1" w:lastRow="0" w:firstColumn="1" w:lastColumn="0" w:noHBand="0" w:noVBand="1"/>
-      </w:tblPr>
-      <w:tblGrid>
-        <w:gridCol w:w="2649"/>
-        <w:gridCol w:w="1986"/>
-        <w:gridCol w:w="2018"/>
-        <w:gridCol w:w="2011"/>
-      </w:tblGrid>
-      <w:tr>
-        <w:trPr>
-          <w:tblHeader/>
-          <w:jc w:val="center"/>
-        </w:trPr>
-        <w:tc>
-          <w:tcPr>
-            <w:tcW w:w="2880" w:type="dxa"/>
-            <w:shd w:val="clear" w:color="auto" w:fill="E7E6E6"/>
-            <w:tcMar>
-              <w:top w:w="80" w:type="dxa"/>
-              <w:left w:w="80" w:type="dxa"/>
-              <w:bottom w:w="80" w:type="dxa"/>
-              <w:right w:w="80" w:type="dxa"/>
-            </w:tcMar>
-            <w:vAlign w:val="center"/>
-          </w:tcPr>
-          <w:p>
-            <w:pPr>
-              <w:spacing w:after="40"/>
-              <w:jc w:val="both"/>
-              <w:rPr>
-                <w:lang w:val="en-GB"/>
-              </w:rPr>
-            </w:pPr>
-            <w:r>
-              <w:rPr>
-                <w:b/>
-                <w:sz w:val="21"/>
-                <w:lang w:val="en-GB"/>
-              </w:rPr>
-              <w:t>Crop</w:t>
-            </w:r>
-          </w:p>
-        </w:tc>
-        <w:tc>
-          <w:tcPr>
-            <w:tcW w:w="2160" w:type="dxa"/>
-            <w:shd w:val="clear" w:color="auto" w:fill="E7E6E6"/>
-            <w:tcMar>
-              <w:top w:w="80" w:type="dxa"/>
-              <w:left w:w="80" w:type="dxa"/>
-              <w:bottom w:w="80" w:type="dxa"/>
-              <w:right w:w="80" w:type="dxa"/>
-            </w:tcMar>
-            <w:vAlign w:val="center"/>
-          </w:tcPr>
-          <w:p>
-            <w:pPr>
-              <w:spacing w:after="40"/>
-              <w:jc w:val="both"/>
-              <w:rPr>
-                <w:lang w:val="en-GB"/>
-              </w:rPr>
-            </w:pPr>
-            <w:r>
-              <w:rPr>
-                <w:b/>
-                <w:sz w:val="21"/>
-                <w:lang w:val="en-GB"/>
-              </w:rPr>
-              <w:t>Dry year</w:t>
-            </w:r>
-          </w:p>
-        </w:tc>
-        <w:tc>
-          <w:tcPr>
-            <w:tcW w:w="2160" w:type="dxa"/>
-            <w:shd w:val="clear" w:color="auto" w:fill="E7E6E6"/>
-            <w:tcMar>
-              <w:top w:w="80" w:type="dxa"/>
-              <w:left w:w="80" w:type="dxa"/>
-              <w:bottom w:w="80" w:type="dxa"/>
-              <w:right w:w="80" w:type="dxa"/>
-            </w:tcMar>
-            <w:vAlign w:val="center"/>
-          </w:tcPr>
-          <w:p>
-            <w:pPr>
-              <w:spacing w:after="40"/>
-              <w:jc w:val="both"/>
-              <w:rPr>
-                <w:lang w:val="en-GB"/>
-              </w:rPr>
-            </w:pPr>
-            <w:r>
-              <w:rPr>
-                <w:b/>
-                <w:sz w:val="21"/>
-                <w:lang w:val="en-GB"/>
-              </w:rPr>
-              <w:t>Normal year</w:t>
-            </w:r>
-          </w:p>
-        </w:tc>
-        <w:tc>
-          <w:tcPr>
-            <w:tcW w:w="2160" w:type="dxa"/>
-            <w:shd w:val="clear" w:color="auto" w:fill="E7E6E6"/>
-            <w:tcMar>
-              <w:top w:w="80" w:type="dxa"/>
-              <w:left w:w="80" w:type="dxa"/>
-              <w:bottom w:w="80" w:type="dxa"/>
-              <w:right w:w="80" w:type="dxa"/>
-            </w:tcMar>
-            <w:vAlign w:val="center"/>
-          </w:tcPr>
-          <w:p>
-            <w:pPr>
-              <w:spacing w:after="40"/>
-              <w:jc w:val="both"/>
-              <w:rPr>
-                <w:lang w:val="en-GB"/>
-              </w:rPr>
-            </w:pPr>
-            <w:r>
-              <w:rPr>
-                <w:b/>
-                <w:sz w:val="21"/>
-                <w:lang w:val="en-GB"/>
-              </w:rPr>
-              <w:t>Humid year</w:t>
-            </w:r>
-          </w:p>
-        </w:tc>
-      </w:tr>
-      <w:tr>
-        <w:trPr>
-          <w:jc w:val="center"/>
-        </w:trPr>
-        <w:tc>
-          <w:tcPr>
-            <w:tcW w:w="2880" w:type="dxa"/>
-            <w:tcMar>
-              <w:top w:w="80" w:type="dxa"/>
-              <w:left w:w="80" w:type="dxa"/>
-              <w:bottom w:w="80" w:type="dxa"/>
-              <w:right w:w="80" w:type="dxa"/>
-            </w:tcMar>
-          </w:tcPr>
-          <w:p>
-            <w:pPr>
-              <w:spacing w:after="40"/>
-              <w:jc w:val="both"/>
-              <w:rPr>
-                <w:lang w:val="en-GB"/>
-              </w:rPr>
-            </w:pPr>
-            <w:r>
-              <w:rPr>
-                <w:sz w:val="21"/>
-                <w:lang w:val="en-GB"/>
-              </w:rPr>
-              <w:t>Wheat</w:t>
-            </w:r>
-          </w:p>
-        </w:tc>
-        <w:tc>
-          <w:tcPr>
-            <w:tcW w:w="2160" w:type="dxa"/>
-            <w:tcMar>
-              <w:top w:w="80" w:type="dxa"/>
-              <w:left w:w="80" w:type="dxa"/>
-              <w:bottom w:w="80" w:type="dxa"/>
-              <w:right w:w="80" w:type="dxa"/>
-            </w:tcMar>
-          </w:tcPr>
-          <w:p>
-            <w:pPr>
-              <w:spacing w:after="40"/>
-              <w:jc w:val="both"/>
-              <w:rPr>
-                <w:lang w:val="en-GB"/>
-              </w:rPr>
-            </w:pPr>
-            <w:r>
-              <w:rPr>
-                <w:sz w:val="21"/>
-                <w:lang w:val="en-GB"/>
-              </w:rPr>
-              <w:t>0.65</w:t>
-            </w:r>
-          </w:p>
-        </w:tc>
-        <w:tc>
-          <w:tcPr>
-            <w:tcW w:w="2160" w:type="dxa"/>
-            <w:tcMar>
-              <w:top w:w="80" w:type="dxa"/>
-              <w:left w:w="80" w:type="dxa"/>
-              <w:bottom w:w="80" w:type="dxa"/>
-              <w:right w:w="80" w:type="dxa"/>
-            </w:tcMar>
-          </w:tcPr>
-          <w:p>
-            <w:pPr>
-              <w:spacing w:after="40"/>
-              <w:jc w:val="both"/>
-              <w:rPr>
-                <w:lang w:val="en-GB"/>
-              </w:rPr>
-            </w:pPr>
-            <w:r>
-              <w:rPr>
-                <w:sz w:val="21"/>
-                <w:lang w:val="en-GB"/>
-              </w:rPr>
-              <w:t>1.00</w:t>
-            </w:r>
-          </w:p>
-        </w:tc>
-        <w:tc>
-          <w:tcPr>
-            <w:tcW w:w="2160" w:type="dxa"/>
-            <w:tcMar>
-              <w:top w:w="80" w:type="dxa"/>
-              <w:left w:w="80" w:type="dxa"/>
-              <w:bottom w:w="80" w:type="dxa"/>
-              <w:right w:w="80" w:type="dxa"/>
-            </w:tcMar>
-          </w:tcPr>
-          <w:p>
-            <w:pPr>
-              <w:spacing w:after="40"/>
-              <w:jc w:val="both"/>
-              <w:rPr>
-                <w:lang w:val="en-GB"/>
-              </w:rPr>
-            </w:pPr>
-            <w:r>
-              <w:rPr>
-                <w:sz w:val="21"/>
-                <w:lang w:val="en-GB"/>
-              </w:rPr>
-              <w:t>1.15</w:t>
-            </w:r>
-          </w:p>
-        </w:tc>
-      </w:tr>
-      <w:tr>
-        <w:trPr>
-          <w:jc w:val="center"/>
-        </w:trPr>
-        <w:tc>
-          <w:tcPr>
-            <w:tcW w:w="2880" w:type="dxa"/>
-            <w:tcMar>
-              <w:top w:w="80" w:type="dxa"/>
-              <w:left w:w="80" w:type="dxa"/>
-              <w:bottom w:w="80" w:type="dxa"/>
-              <w:right w:w="80" w:type="dxa"/>
-            </w:tcMar>
-          </w:tcPr>
-          <w:p>
-            <w:pPr>
-              <w:spacing w:after="40"/>
-              <w:jc w:val="both"/>
-              <w:rPr>
-                <w:lang w:val="en-GB"/>
-              </w:rPr>
-            </w:pPr>
-            <w:r>
-              <w:rPr>
-                <w:sz w:val="21"/>
-                <w:lang w:val="en-GB"/>
-              </w:rPr>
-              <w:lastRenderedPageBreak/>
-              <w:t>Grapes</w:t>
-            </w:r>
-          </w:p>
-        </w:tc>
-        <w:tc>
-          <w:tcPr>
-            <w:tcW w:w="2160" w:type="dxa"/>
-            <w:tcMar>
-              <w:top w:w="80" w:type="dxa"/>
-              <w:left w:w="80" w:type="dxa"/>
-              <w:bottom w:w="80" w:type="dxa"/>
-              <w:right w:w="80" w:type="dxa"/>
-            </w:tcMar>
-          </w:tcPr>
-          <w:p>
-            <w:pPr>
-              <w:spacing w:after="40"/>
-              <w:jc w:val="both"/>
-              <w:rPr>
-                <w:lang w:val="en-GB"/>
-              </w:rPr>
-            </w:pPr>
-            <w:r>
-              <w:rPr>
-                <w:sz w:val="21"/>
-                <w:lang w:val="en-GB"/>
-              </w:rPr>
-              <w:t>0.85</w:t>
-            </w:r>
-          </w:p>
-        </w:tc>
-        <w:tc>
-          <w:tcPr>
-            <w:tcW w:w="2160" w:type="dxa"/>
-            <w:tcMar>
-              <w:top w:w="80" w:type="dxa"/>
-              <w:left w:w="80" w:type="dxa"/>
-              <w:bottom w:w="80" w:type="dxa"/>
-              <w:right w:w="80" w:type="dxa"/>
-            </w:tcMar>
-          </w:tcPr>
-          <w:p>
-            <w:pPr>
-              <w:spacing w:after="40"/>
-              <w:jc w:val="both"/>
-              <w:rPr>
-                <w:lang w:val="en-GB"/>
-              </w:rPr>
-            </w:pPr>
-            <w:r>
-              <w:rPr>
-                <w:sz w:val="21"/>
-                <w:lang w:val="en-GB"/>
-              </w:rPr>
-              <w:t>1.00</w:t>
-            </w:r>
-          </w:p>
-        </w:tc>
-        <w:tc>
-          <w:tcPr>
-            <w:tcW w:w="2160" w:type="dxa"/>
-            <w:tcMar>
-              <w:top w:w="80" w:type="dxa"/>
-              <w:left w:w="80" w:type="dxa"/>
-              <w:bottom w:w="80" w:type="dxa"/>
-              <w:right w:w="80" w:type="dxa"/>
-            </w:tcMar>
-          </w:tcPr>
-          <w:p>
-            <w:pPr>
-              <w:spacing w:after="40"/>
-              <w:jc w:val="both"/>
-              <w:rPr>
-                <w:lang w:val="en-GB"/>
-              </w:rPr>
-            </w:pPr>
-            <w:r>
-              <w:rPr>
-                <w:sz w:val="21"/>
-                <w:lang w:val="en-GB"/>
-              </w:rPr>
-              <w:t>1.05</w:t>
-            </w:r>
-          </w:p>
-        </w:tc>
-      </w:tr>
-      <w:tr>
-        <w:trPr>
-          <w:jc w:val="center"/>
-        </w:trPr>
-        <w:tc>
-          <w:tcPr>
-            <w:tcW w:w="2880" w:type="dxa"/>
-            <w:tcMar>
-              <w:top w:w="80" w:type="dxa"/>
-              <w:left w:w="80" w:type="dxa"/>
-              <w:bottom w:w="80" w:type="dxa"/>
-              <w:right w:w="80" w:type="dxa"/>
-            </w:tcMar>
-          </w:tcPr>
-          <w:p>
-            <w:pPr>
-              <w:spacing w:after="40"/>
-              <w:jc w:val="both"/>
-              <w:rPr>
-                <w:lang w:val="en-GB"/>
-              </w:rPr>
-            </w:pPr>
-            <w:r>
-              <w:rPr>
-                <w:sz w:val="21"/>
-                <w:lang w:val="en-GB"/>
-              </w:rPr>
-              <w:t>Olive trees</w:t>
-            </w:r>
-          </w:p>
-        </w:tc>
-        <w:tc>
-          <w:tcPr>
-            <w:tcW w:w="2160" w:type="dxa"/>
-            <w:tcMar>
-              <w:top w:w="80" w:type="dxa"/>
-              <w:left w:w="80" w:type="dxa"/>
-              <w:bottom w:w="80" w:type="dxa"/>
-              <w:right w:w="80" w:type="dxa"/>
-            </w:tcMar>
-          </w:tcPr>
-          <w:p>
-            <w:pPr>
-              <w:spacing w:after="40"/>
-              <w:jc w:val="both"/>
-              <w:rPr>
-                <w:lang w:val="en-GB"/>
-              </w:rPr>
-            </w:pPr>
-            <w:r>
-              <w:rPr>
-                <w:sz w:val="21"/>
-                <w:lang w:val="en-GB"/>
-              </w:rPr>
-              <w:t>0.80</w:t>
-            </w:r>
-          </w:p>
-        </w:tc>
-        <w:tc>
-          <w:tcPr>
-            <w:tcW w:w="2160" w:type="dxa"/>
-            <w:tcMar>
-              <w:top w:w="80" w:type="dxa"/>
-              <w:left w:w="80" w:type="dxa"/>
-              <w:bottom w:w="80" w:type="dxa"/>
-              <w:right w:w="80" w:type="dxa"/>
-            </w:tcMar>
-          </w:tcPr>
-          <w:p>
-            <w:pPr>
-              <w:spacing w:after="40"/>
-              <w:jc w:val="both"/>
-              <w:rPr>
-                <w:lang w:val="en-GB"/>
-              </w:rPr>
-            </w:pPr>
-            <w:r>
-              <w:rPr>
-                <w:sz w:val="21"/>
-                <w:lang w:val="en-GB"/>
-              </w:rPr>
-              <w:t>1.00</w:t>
-            </w:r>
-          </w:p>
-        </w:tc>
-        <w:tc>
-          <w:tcPr>
-            <w:tcW w:w="2160" w:type="dxa"/>
-            <w:tcMar>
-              <w:top w:w="80" w:type="dxa"/>
-              <w:left w:w="80" w:type="dxa"/>
-              <w:bottom w:w="80" w:type="dxa"/>
-              <w:right w:w="80" w:type="dxa"/>
-            </w:tcMar>
-          </w:tcPr>
-          <w:p>
-            <w:pPr>
-              <w:spacing w:after="40"/>
-              <w:jc w:val="both"/>
-              <w:rPr>
-                <w:lang w:val="en-GB"/>
-              </w:rPr>
-            </w:pPr>
-            <w:r>
-              <w:rPr>
-                <w:sz w:val="21"/>
-                <w:lang w:val="en-GB"/>
-              </w:rPr>
-              <w:t>1.10</w:t>
-            </w:r>
-          </w:p>
-        </w:tc>
-      </w:tr>
-    </w:tbl>
     <w:p>
       <w:pPr>
-        <w:jc w:val="both"/>
+        <w:rPr>
+          <w:lang w:val="en-GB"/>
+        </w:rPr>
+      </w:pPr>
+    </w:p>
+    <w:p>
+      <w:pPr>
         <w:rPr>
           <w:lang w:val="en-GB"/>
         </w:rPr>
@@ -6386,6 +4771,7 @@
           <w:rFonts w:ascii="Times New Roman" w:eastAsia="Times New Roman" w:hAnsi="Times New Roman" w:cs="Times New Roman"/>
           <w:lang w:val="en-GB"/>
         </w:rPr>
+        <w:lastRenderedPageBreak/>
         <w:t>6</w:t>
       </w:r>
       <w:r>
@@ -6393,7 +4779,21 @@
           <w:rFonts w:ascii="Times New Roman" w:eastAsia="Times New Roman" w:hAnsi="Times New Roman" w:cs="Times New Roman"/>
           <w:lang w:val="en-GB"/>
         </w:rPr>
-        <w:t>.2. Temperature factor</w:t>
+        <w:t>.</w:t>
+      </w:r>
+      <w:r>
+        <w:rPr>
+          <w:rFonts w:ascii="Times New Roman" w:eastAsia="Times New Roman" w:hAnsi="Times New Roman" w:cs="Times New Roman"/>
+          <w:lang w:val="en-GB"/>
+        </w:rPr>
+        <w:t>1</w:t>
+      </w:r>
+      <w:r>
+        <w:rPr>
+          <w:rFonts w:ascii="Times New Roman" w:eastAsia="Times New Roman" w:hAnsi="Times New Roman" w:cs="Times New Roman"/>
+          <w:lang w:val="en-GB"/>
+        </w:rPr>
+        <w:t>. Temperature factor</w:t>
       </w:r>
     </w:p>
     <w:tbl>
@@ -6989,6 +5389,7 @@
     </w:tbl>
     <w:p>
       <w:pPr>
+        <w:pStyle w:val="Ttulo2"/>
         <w:jc w:val="both"/>
         <w:rPr>
           <w:lang w:val="en-GB"/>
@@ -7015,110 +5416,21 @@
           <w:rFonts w:ascii="Times New Roman" w:eastAsia="Times New Roman" w:hAnsi="Times New Roman" w:cs="Times New Roman"/>
           <w:lang w:val="en-GB"/>
         </w:rPr>
-        <w:t>.3. Penalty for extreme climatic stress</w:t>
-      </w:r>
-    </w:p>
-    <w:p>
-      <w:pPr>
-        <w:jc w:val="both"/>
-        <w:rPr>
-          <w:lang w:val="en-GB"/>
-        </w:rPr>
-      </w:pPr>
-      <w:r>
-        <w:rPr>
-          <w:lang w:val="en-GB"/>
-        </w:rPr>
-        <w:t>When a year is both very dry and very warm, an additional production penalty should be applied, since the combination of water stress and extreme heat may reduce yield more than the separate multiplicative factors indicate. Provisionally, this penalty could be set between 10% and 20%.</w:t>
-      </w:r>
-    </w:p>
-    <w:p>
-      <w:pPr>
-        <w:spacing w:before="60"/>
-        <w:ind w:left="504"/>
-        <w:jc w:val="both"/>
-        <w:rPr>
-          <w:lang w:val="en-GB"/>
-        </w:rPr>
-      </w:pPr>
-      <w:r>
-        <w:rPr>
-          <w:lang w:val="en-GB"/>
-        </w:rPr>
-        <w:t xml:space="preserve">If year = very dry + very warm: </w:t>
-      </w:r>
-      <w:proofErr w:type="spellStart"/>
-      <w:r>
-        <w:rPr>
-          <w:lang w:val="en-GB"/>
-        </w:rPr>
-        <w:t>final_yield</w:t>
-      </w:r>
-      <w:proofErr w:type="spellEnd"/>
-      <w:r>
-        <w:rPr>
-          <w:lang w:val="en-GB"/>
-        </w:rPr>
-        <w:t xml:space="preserve"> = yield × </w:t>
-      </w:r>
-      <w:proofErr w:type="spellStart"/>
-      <w:r>
-        <w:rPr>
-          <w:lang w:val="en-GB"/>
-        </w:rPr>
-        <w:t>extreme_penalty</w:t>
-      </w:r>
-      <w:proofErr w:type="spellEnd"/>
-    </w:p>
-    <w:p>
-      <w:pPr>
-        <w:jc w:val="both"/>
-        <w:rPr>
-          <w:lang w:val="en-GB"/>
-        </w:rPr>
-      </w:pPr>
-      <w:r>
-        <w:rPr>
-          <w:lang w:val="en-GB"/>
-        </w:rPr>
-        <w:t xml:space="preserve">In this case, </w:t>
-      </w:r>
-      <w:proofErr w:type="spellStart"/>
-      <w:r>
-        <w:rPr>
-          <w:lang w:val="en-GB"/>
-        </w:rPr>
-        <w:t>extreme_penalty</w:t>
-      </w:r>
-      <w:proofErr w:type="spellEnd"/>
-      <w:r>
-        <w:rPr>
-          <w:lang w:val="en-GB"/>
-        </w:rPr>
-        <w:t xml:space="preserve"> = 0.80–0.90.</w:t>
-      </w:r>
-    </w:p>
-    <w:p>
-      <w:pPr>
-        <w:pStyle w:val="Ttulo2"/>
-        <w:jc w:val="both"/>
-        <w:rPr>
-          <w:lang w:val="en-GB"/>
-        </w:rPr>
-      </w:pPr>
-      <w:r>
-        <w:rPr>
-          <w:rFonts w:ascii="Times New Roman" w:eastAsia="Times New Roman" w:hAnsi="Times New Roman" w:cs="Times New Roman"/>
-          <w:lang w:val="en-GB"/>
-        </w:rPr>
-        <w:t>6</w:t>
+        <w:t>.</w:t>
       </w:r>
       <w:r>
         <w:rPr>
           <w:rFonts w:ascii="Times New Roman" w:eastAsia="Times New Roman" w:hAnsi="Times New Roman" w:cs="Times New Roman"/>
           <w:lang w:val="en-GB"/>
         </w:rPr>
-        <w:t>.4. Simple climatic probabilities</w:t>
+        <w:t>2</w:t>
+      </w:r>
+      <w:r>
+        <w:rPr>
+          <w:rFonts w:ascii="Times New Roman" w:eastAsia="Times New Roman" w:hAnsi="Times New Roman" w:cs="Times New Roman"/>
+          <w:lang w:val="en-GB"/>
+        </w:rPr>
+        <w:t>. Simple climatic probabilities</w:t>
       </w:r>
     </w:p>
     <w:p>
@@ -7779,7 +6091,6 @@
               <w:rPr>
                 <w:lang w:val="en-GB"/>
               </w:rPr>
-              <w:lastRenderedPageBreak/>
               <w:t>Very warm</w:t>
             </w:r>
           </w:p>
@@ -7866,15 +6177,7 @@
                 <w:bCs/>
                 <w:lang w:val="en-GB"/>
               </w:rPr>
-              <w:t>Probabili</w:t>
-            </w:r>
-            <w:r>
-              <w:rPr>
-                <w:b/>
-                <w:bCs/>
-                <w:lang w:val="en-GB"/>
-              </w:rPr>
-              <w:t>ty for the Roman Climatic Optimum</w:t>
+              <w:t>Probability for the Roman Climatic Optimum</w:t>
             </w:r>
           </w:p>
         </w:tc>
@@ -8162,6 +6465,7 @@
               <w:rPr>
                 <w:lang w:val="en-GB"/>
               </w:rPr>
+              <w:lastRenderedPageBreak/>
               <w:t>Dry</w:t>
             </w:r>
           </w:p>
@@ -8504,7 +6808,23 @@
           <w:bCs/>
           <w:lang w:val="en-GB"/>
         </w:rPr>
-        <w:t xml:space="preserve">6.5 Wheater effects of crops </w:t>
+        <w:t>6.</w:t>
+      </w:r>
+      <w:r>
+        <w:rPr>
+          <w:b/>
+          <w:bCs/>
+          <w:lang w:val="en-GB"/>
+        </w:rPr>
+        <w:t>3</w:t>
+      </w:r>
+      <w:r>
+        <w:rPr>
+          <w:b/>
+          <w:bCs/>
+          <w:lang w:val="en-GB"/>
+        </w:rPr>
+        <w:t xml:space="preserve"> Wheater effects of crops </w:t>
       </w:r>
     </w:p>
     <w:p>
@@ -8517,7 +6837,19 @@
         <w:rPr>
           <w:lang w:val="en-GB"/>
         </w:rPr>
-        <w:t>6.5.1Wheat</w:t>
+        <w:t>6.</w:t>
+      </w:r>
+      <w:r>
+        <w:rPr>
+          <w:lang w:val="en-GB"/>
+        </w:rPr>
+        <w:t>3</w:t>
+      </w:r>
+      <w:r>
+        <w:rPr>
+          <w:lang w:val="en-GB"/>
+        </w:rPr>
+        <w:t>.1Wheat</w:t>
       </w:r>
     </w:p>
     <w:tbl>
@@ -8552,15 +6884,7 @@
                 <w:bCs/>
                 <w:lang w:val="en-GB"/>
               </w:rPr>
-              <w:t>Rainfall / Temperature</w:t>
-            </w:r>
-            <w:r>
-              <w:rPr>
-                <w:b/>
-                <w:bCs/>
-                <w:lang w:val="en-GB"/>
-              </w:rPr>
-              <w:t xml:space="preserve"> </w:t>
+              <w:t xml:space="preserve">Rainfall / Temperature </w:t>
             </w:r>
           </w:p>
         </w:tc>
@@ -9051,40 +7375,23 @@
           <w:lang w:val="en-GB"/>
         </w:rPr>
       </w:pPr>
-    </w:p>
-    <w:p>
-      <w:pPr>
-        <w:rPr>
-          <w:lang w:val="en-GB"/>
-        </w:rPr>
-      </w:pPr>
-    </w:p>
-    <w:p>
-      <w:pPr>
-        <w:rPr>
-          <w:lang w:val="en-GB"/>
-        </w:rPr>
-      </w:pPr>
-    </w:p>
-    <w:p>
-      <w:pPr>
-        <w:rPr>
-          <w:lang w:val="en-GB"/>
-        </w:rPr>
-      </w:pPr>
-    </w:p>
-    <w:p>
-      <w:pPr>
-        <w:rPr>
-          <w:lang w:val="en-GB"/>
-        </w:rPr>
-      </w:pPr>
       <w:r>
         <w:rPr>
           <w:lang w:val="en-GB"/>
         </w:rPr>
-        <w:lastRenderedPageBreak/>
-        <w:t>6.5.2 Grapes</w:t>
+        <w:t>6.</w:t>
+      </w:r>
+      <w:r>
+        <w:rPr>
+          <w:lang w:val="en-GB"/>
+        </w:rPr>
+        <w:t>3</w:t>
+      </w:r>
+      <w:r>
+        <w:rPr>
+          <w:lang w:val="en-GB"/>
+        </w:rPr>
+        <w:t>.2 Grapes</w:t>
       </w:r>
     </w:p>
     <w:tbl>
@@ -9614,7 +7921,19 @@
         <w:rPr>
           <w:lang w:val="en-GB"/>
         </w:rPr>
-        <w:t>6.5.3 Olives</w:t>
+        <w:t>6.</w:t>
+      </w:r>
+      <w:r>
+        <w:rPr>
+          <w:lang w:val="en-GB"/>
+        </w:rPr>
+        <w:t>3</w:t>
+      </w:r>
+      <w:r>
+        <w:rPr>
+          <w:lang w:val="en-GB"/>
+        </w:rPr>
+        <w:t>.3 Olives</w:t>
       </w:r>
     </w:p>
     <w:tbl>
@@ -10147,6 +8466,7 @@
           <w:rFonts w:ascii="Times New Roman" w:eastAsia="Times New Roman" w:hAnsi="Times New Roman" w:cs="Times New Roman"/>
           <w:lang w:val="en-GB"/>
         </w:rPr>
+        <w:lastRenderedPageBreak/>
         <w:t>7</w:t>
       </w:r>
       <w:r>
@@ -10329,23 +8649,7 @@
                 <w:sz w:val="21"/>
                 <w:lang w:val="en-GB"/>
               </w:rPr>
-              <w:t xml:space="preserve">Varro, Rerum </w:t>
-            </w:r>
-            <w:proofErr w:type="spellStart"/>
-            <w:r>
-              <w:rPr>
-                <w:sz w:val="21"/>
-                <w:lang w:val="en-GB"/>
-              </w:rPr>
-              <w:t>rusticarum</w:t>
-            </w:r>
-            <w:proofErr w:type="spellEnd"/>
-            <w:r>
-              <w:rPr>
-                <w:sz w:val="21"/>
-                <w:lang w:val="en-GB"/>
-              </w:rPr>
-              <w:t xml:space="preserve"> 1.44.1</w:t>
+              <w:t>Varro, Rerum rusticarum 1.44.1</w:t>
             </w:r>
           </w:p>
         </w:tc>
@@ -10372,23 +8676,7 @@
                 <w:sz w:val="21"/>
                 <w:lang w:val="en-GB"/>
               </w:rPr>
-              <w:t>5 modii/</w:t>
-            </w:r>
-            <w:proofErr w:type="spellStart"/>
-            <w:r>
-              <w:rPr>
-                <w:sz w:val="21"/>
-                <w:lang w:val="en-GB"/>
-              </w:rPr>
-              <w:t>iugerum</w:t>
-            </w:r>
-            <w:proofErr w:type="spellEnd"/>
-            <w:r>
-              <w:rPr>
-                <w:sz w:val="21"/>
-                <w:lang w:val="en-GB"/>
-              </w:rPr>
-              <w:t xml:space="preserve"> on medium-quality land; up to 10 on fertile land.</w:t>
+              <w:t>5 modii/iugerum on medium-quality land; up to 10 on fertile land.</w:t>
             </w:r>
           </w:p>
         </w:tc>
@@ -10447,23 +8735,7 @@
                 <w:sz w:val="21"/>
                 <w:lang w:val="en-GB"/>
               </w:rPr>
-              <w:t xml:space="preserve">Cicero, In </w:t>
-            </w:r>
-            <w:proofErr w:type="spellStart"/>
-            <w:r>
-              <w:rPr>
-                <w:sz w:val="21"/>
-                <w:lang w:val="en-GB"/>
-              </w:rPr>
-              <w:t>Verrem</w:t>
-            </w:r>
-            <w:proofErr w:type="spellEnd"/>
-            <w:r>
-              <w:rPr>
-                <w:sz w:val="21"/>
-                <w:lang w:val="en-GB"/>
-              </w:rPr>
-              <w:t xml:space="preserve"> 2.3.112</w:t>
+              <w:t>Cicero, In Verrem 2.3.112</w:t>
             </w:r>
           </w:p>
         </w:tc>
@@ -10490,23 +8762,7 @@
                 <w:sz w:val="21"/>
                 <w:lang w:val="en-GB"/>
               </w:rPr>
-              <w:t>6–8 modii/</w:t>
-            </w:r>
-            <w:proofErr w:type="spellStart"/>
-            <w:r>
-              <w:rPr>
-                <w:sz w:val="21"/>
-                <w:lang w:val="en-GB"/>
-              </w:rPr>
-              <w:t>iugerum</w:t>
-            </w:r>
-            <w:proofErr w:type="spellEnd"/>
-            <w:r>
-              <w:rPr>
-                <w:sz w:val="21"/>
-                <w:lang w:val="en-GB"/>
-              </w:rPr>
-              <w:t>.</w:t>
+              <w:t>6–8 modii/iugerum.</w:t>
             </w:r>
           </w:p>
         </w:tc>
@@ -10592,23 +8848,7 @@
                 <w:sz w:val="21"/>
                 <w:lang w:val="en-GB"/>
               </w:rPr>
-              <w:t>8–10 modii/</w:t>
-            </w:r>
-            <w:proofErr w:type="spellStart"/>
-            <w:r>
-              <w:rPr>
-                <w:sz w:val="21"/>
-                <w:lang w:val="en-GB"/>
-              </w:rPr>
-              <w:t>iugerum</w:t>
-            </w:r>
-            <w:proofErr w:type="spellEnd"/>
-            <w:r>
-              <w:rPr>
-                <w:sz w:val="21"/>
-                <w:lang w:val="en-GB"/>
-              </w:rPr>
-              <w:t xml:space="preserve"> on good soils or in good harvests.</w:t>
+              <w:t>8–10 modii/iugerum on good soils or in good harvests.</w:t>
             </w:r>
           </w:p>
         </w:tc>
@@ -10746,21 +8986,7 @@
         <w:rPr>
           <w:lang w:val="en-GB"/>
         </w:rPr>
-        <w:t xml:space="preserve">In the Córdoba case, seed-to-harvest ratios of 8:1 to 10:1 were used — that is, for each unit of seed sown, eight to ten units were returned — equivalent to approximately 2,230–2,780 kg/ha. That case corresponded to relatively fertile alluvial soils. At Chebba, by contrast, the expected yield should be lower, since Petric </w:t>
-      </w:r>
-      <w:proofErr w:type="spellStart"/>
-      <w:r>
-        <w:rPr>
-          <w:lang w:val="en-GB"/>
-        </w:rPr>
-        <w:t>Calcisols</w:t>
-      </w:r>
-      <w:proofErr w:type="spellEnd"/>
-      <w:r>
-        <w:rPr>
-          <w:lang w:val="en-GB"/>
-        </w:rPr>
-        <w:t xml:space="preserve"> and other less favourable soils predominate.</w:t>
+        <w:t>In the Córdoba case, seed-to-harvest ratios of 8:1 to 10:1 were used — that is, for each unit of seed sown, eight to ten units were returned — equivalent to approximately 2,230–2,780 kg/ha. That case corresponded to relatively fertile alluvial soils. At Chebba, by contrast, the expected yield should be lower, since Petric Calcisols and other less favourable soils predominate.</w:t>
       </w:r>
     </w:p>
     <w:p>
@@ -10776,7 +9002,6 @@
           <w:rFonts w:ascii="Times New Roman" w:eastAsia="Times New Roman" w:hAnsi="Times New Roman" w:cs="Times New Roman"/>
           <w:lang w:val="en-GB"/>
         </w:rPr>
-        <w:lastRenderedPageBreak/>
         <w:t>7</w:t>
       </w:r>
       <w:r>
@@ -10949,39 +9174,7 @@
                 <w:sz w:val="21"/>
                 <w:lang w:val="en-GB"/>
               </w:rPr>
-              <w:t xml:space="preserve">15 </w:t>
-            </w:r>
-            <w:proofErr w:type="spellStart"/>
-            <w:r>
-              <w:rPr>
-                <w:sz w:val="21"/>
-                <w:lang w:val="en-GB"/>
-              </w:rPr>
-              <w:t>cullei</w:t>
-            </w:r>
-            <w:proofErr w:type="spellEnd"/>
-            <w:r>
-              <w:rPr>
-                <w:sz w:val="21"/>
-                <w:lang w:val="en-GB"/>
-              </w:rPr>
-              <w:t>/</w:t>
-            </w:r>
-            <w:proofErr w:type="spellStart"/>
-            <w:r>
-              <w:rPr>
-                <w:sz w:val="21"/>
-                <w:lang w:val="en-GB"/>
-              </w:rPr>
-              <w:t>iugerum</w:t>
-            </w:r>
-            <w:proofErr w:type="spellEnd"/>
-            <w:r>
-              <w:rPr>
-                <w:sz w:val="21"/>
-                <w:lang w:val="en-GB"/>
-              </w:rPr>
-              <w:t>.</w:t>
+              <w:t>15 cullei/iugerum.</w:t>
             </w:r>
           </w:p>
         </w:tc>
@@ -11067,39 +9260,7 @@
                 <w:sz w:val="21"/>
                 <w:lang w:val="en-GB"/>
               </w:rPr>
-              <w:t xml:space="preserve">10 </w:t>
-            </w:r>
-            <w:proofErr w:type="spellStart"/>
-            <w:r>
-              <w:rPr>
-                <w:sz w:val="21"/>
-                <w:lang w:val="en-GB"/>
-              </w:rPr>
-              <w:t>cullei</w:t>
-            </w:r>
-            <w:proofErr w:type="spellEnd"/>
-            <w:r>
-              <w:rPr>
-                <w:sz w:val="21"/>
-                <w:lang w:val="en-GB"/>
-              </w:rPr>
-              <w:t>/</w:t>
-            </w:r>
-            <w:proofErr w:type="spellStart"/>
-            <w:r>
-              <w:rPr>
-                <w:sz w:val="21"/>
-                <w:lang w:val="en-GB"/>
-              </w:rPr>
-              <w:t>iugerum</w:t>
-            </w:r>
-            <w:proofErr w:type="spellEnd"/>
-            <w:r>
-              <w:rPr>
-                <w:sz w:val="21"/>
-                <w:lang w:val="en-GB"/>
-              </w:rPr>
-              <w:t>.</w:t>
+              <w:t>10 cullei/iugerum.</w:t>
             </w:r>
           </w:p>
         </w:tc>
@@ -11185,39 +9346,7 @@
                 <w:sz w:val="21"/>
                 <w:lang w:val="en-GB"/>
               </w:rPr>
-              <w:t xml:space="preserve">7 </w:t>
-            </w:r>
-            <w:proofErr w:type="spellStart"/>
-            <w:r>
-              <w:rPr>
-                <w:sz w:val="21"/>
-                <w:lang w:val="en-GB"/>
-              </w:rPr>
-              <w:t>cullei</w:t>
-            </w:r>
-            <w:proofErr w:type="spellEnd"/>
-            <w:r>
-              <w:rPr>
-                <w:sz w:val="21"/>
-                <w:lang w:val="en-GB"/>
-              </w:rPr>
-              <w:t>/</w:t>
-            </w:r>
-            <w:proofErr w:type="spellStart"/>
-            <w:r>
-              <w:rPr>
-                <w:sz w:val="21"/>
-                <w:lang w:val="en-GB"/>
-              </w:rPr>
-              <w:t>iugerum</w:t>
-            </w:r>
-            <w:proofErr w:type="spellEnd"/>
-            <w:r>
-              <w:rPr>
-                <w:sz w:val="21"/>
-                <w:lang w:val="en-GB"/>
-              </w:rPr>
-              <w:t>.</w:t>
+              <w:t>7 cullei/iugerum.</w:t>
             </w:r>
           </w:p>
         </w:tc>
@@ -11303,39 +9432,7 @@
                 <w:sz w:val="21"/>
                 <w:lang w:val="en-GB"/>
               </w:rPr>
-              <w:t xml:space="preserve">3 </w:t>
-            </w:r>
-            <w:proofErr w:type="spellStart"/>
-            <w:r>
-              <w:rPr>
-                <w:sz w:val="21"/>
-                <w:lang w:val="en-GB"/>
-              </w:rPr>
-              <w:t>cullei</w:t>
-            </w:r>
-            <w:proofErr w:type="spellEnd"/>
-            <w:r>
-              <w:rPr>
-                <w:sz w:val="21"/>
-                <w:lang w:val="en-GB"/>
-              </w:rPr>
-              <w:t>/</w:t>
-            </w:r>
-            <w:proofErr w:type="spellStart"/>
-            <w:r>
-              <w:rPr>
-                <w:sz w:val="21"/>
-                <w:lang w:val="en-GB"/>
-              </w:rPr>
-              <w:t>iugerum</w:t>
-            </w:r>
-            <w:proofErr w:type="spellEnd"/>
-            <w:r>
-              <w:rPr>
-                <w:sz w:val="21"/>
-                <w:lang w:val="en-GB"/>
-              </w:rPr>
-              <w:t>.</w:t>
+              <w:t>3 cullei/iugerum.</w:t>
             </w:r>
           </w:p>
         </w:tc>
@@ -11421,39 +9518,7 @@
                 <w:sz w:val="21"/>
                 <w:lang w:val="en-GB"/>
               </w:rPr>
-              <w:t xml:space="preserve">3 </w:t>
-            </w:r>
-            <w:proofErr w:type="spellStart"/>
-            <w:r>
-              <w:rPr>
-                <w:sz w:val="21"/>
-                <w:lang w:val="en-GB"/>
-              </w:rPr>
-              <w:t>cullei</w:t>
-            </w:r>
-            <w:proofErr w:type="spellEnd"/>
-            <w:r>
-              <w:rPr>
-                <w:sz w:val="21"/>
-                <w:lang w:val="en-GB"/>
-              </w:rPr>
-              <w:t>/</w:t>
-            </w:r>
-            <w:proofErr w:type="spellStart"/>
-            <w:r>
-              <w:rPr>
-                <w:sz w:val="21"/>
-                <w:lang w:val="en-GB"/>
-              </w:rPr>
-              <w:t>iugerum</w:t>
-            </w:r>
-            <w:proofErr w:type="spellEnd"/>
-            <w:r>
-              <w:rPr>
-                <w:sz w:val="21"/>
-                <w:lang w:val="en-GB"/>
-              </w:rPr>
-              <w:t xml:space="preserve"> in a good harvest; 1.5 in a poor harvest.</w:t>
+              <w:t>3 cullei/iugerum in a good harvest; 1.5 in a poor harvest.</w:t>
             </w:r>
           </w:p>
         </w:tc>
@@ -11792,7 +9857,15 @@
                 <w:sz w:val="21"/>
                 <w:lang w:val="en-GB"/>
               </w:rPr>
-              <w:t>Useful when press evidence is available.</w:t>
+              <w:t xml:space="preserve">Useful when press evidence </w:t>
+            </w:r>
+            <w:r>
+              <w:rPr>
+                <w:sz w:val="21"/>
+                <w:lang w:val="en-GB"/>
+              </w:rPr>
+              <w:lastRenderedPageBreak/>
+              <w:t>is available.</w:t>
             </w:r>
           </w:p>
         </w:tc>
@@ -11824,6 +9897,7 @@
                 <w:sz w:val="21"/>
                 <w:lang w:val="en-GB"/>
               </w:rPr>
+              <w:lastRenderedPageBreak/>
               <w:t>Mattingly</w:t>
             </w:r>
           </w:p>
@@ -11937,23 +10011,7 @@
                 <w:sz w:val="21"/>
                 <w:lang w:val="en-GB"/>
               </w:rPr>
-              <w:t>43.1 L/</w:t>
-            </w:r>
-            <w:proofErr w:type="spellStart"/>
-            <w:r>
-              <w:rPr>
-                <w:sz w:val="21"/>
-                <w:lang w:val="en-GB"/>
-              </w:rPr>
-              <w:t>iugerum</w:t>
-            </w:r>
-            <w:proofErr w:type="spellEnd"/>
-            <w:r>
-              <w:rPr>
-                <w:sz w:val="21"/>
-                <w:lang w:val="en-GB"/>
-              </w:rPr>
-              <w:t>.</w:t>
+              <w:t>43.1 L/iugerum.</w:t>
             </w:r>
           </w:p>
         </w:tc>
@@ -12643,7 +10701,6 @@
           <w:rFonts w:ascii="Times New Roman" w:eastAsia="Times New Roman" w:hAnsi="Times New Roman" w:cs="Times New Roman"/>
           <w:lang w:val="en-GB"/>
         </w:rPr>
-        <w:lastRenderedPageBreak/>
         <w:t>8</w:t>
       </w:r>
       <w:r>
@@ -12881,30 +10938,14 @@
                 <w:sz w:val="21"/>
                 <w:lang w:val="en-GB"/>
               </w:rPr>
-              <w:t xml:space="preserve">Alluvial </w:t>
-            </w:r>
-            <w:proofErr w:type="spellStart"/>
-            <w:r>
-              <w:rPr>
-                <w:sz w:val="21"/>
-                <w:lang w:val="en-GB"/>
-              </w:rPr>
-              <w:t>f</w:t>
-            </w:r>
-            <w:r>
-              <w:rPr>
-                <w:sz w:val="21"/>
-                <w:lang w:val="en-GB"/>
-              </w:rPr>
-              <w:t>luvisol</w:t>
-            </w:r>
-            <w:proofErr w:type="spellEnd"/>
-            <w:r>
-              <w:rPr>
-                <w:sz w:val="21"/>
-                <w:lang w:val="en-GB"/>
-              </w:rPr>
-              <w:t xml:space="preserve"> </w:t>
+              <w:t>Alluvial f</w:t>
+            </w:r>
+            <w:r>
+              <w:rPr>
+                <w:sz w:val="21"/>
+                <w:lang w:val="en-GB"/>
+              </w:rPr>
+              <w:t xml:space="preserve">luvisol </w:t>
             </w:r>
           </w:p>
         </w:tc>
@@ -13044,23 +11085,7 @@
                 <w:sz w:val="21"/>
                 <w:lang w:val="en-GB"/>
               </w:rPr>
-              <w:t xml:space="preserve">Petric </w:t>
-            </w:r>
-            <w:proofErr w:type="spellStart"/>
-            <w:r>
-              <w:rPr>
-                <w:sz w:val="21"/>
-                <w:lang w:val="en-GB"/>
-              </w:rPr>
-              <w:t>Calcisol</w:t>
-            </w:r>
-            <w:proofErr w:type="spellEnd"/>
-            <w:r>
-              <w:rPr>
-                <w:sz w:val="21"/>
-                <w:lang w:val="en-GB"/>
-              </w:rPr>
-              <w:t xml:space="preserve"> </w:t>
+              <w:t xml:space="preserve">Petric Calcisol </w:t>
             </w:r>
           </w:p>
         </w:tc>
@@ -13195,7 +11220,6 @@
                 <w:lang w:val="en-GB"/>
               </w:rPr>
             </w:pPr>
-            <w:proofErr w:type="spellStart"/>
             <w:r>
               <w:rPr>
                 <w:sz w:val="21"/>
@@ -13203,7 +11227,6 @@
               </w:rPr>
               <w:t>Arenosol</w:t>
             </w:r>
-            <w:proofErr w:type="spellEnd"/>
           </w:p>
         </w:tc>
         <w:tc>
@@ -13648,35 +11671,7 @@
         <w:rPr>
           <w:lang w:val="en-GB"/>
         </w:rPr>
-        <w:t xml:space="preserve">Following the interpretation derived from </w:t>
-      </w:r>
-      <w:proofErr w:type="spellStart"/>
-      <w:r>
-        <w:rPr>
-          <w:lang w:val="en-GB"/>
-        </w:rPr>
-        <w:t>Erdkamp</w:t>
-      </w:r>
-      <w:proofErr w:type="spellEnd"/>
-      <w:r>
-        <w:rPr>
-          <w:lang w:val="en-GB"/>
-        </w:rPr>
-        <w:t xml:space="preserve"> and the distinction between small farms, large farms and villas, differentiated factors of management and productive capacity can be applied. Here, a small farm is understood as an estate of 10 </w:t>
-      </w:r>
-      <w:proofErr w:type="spellStart"/>
-      <w:r>
-        <w:rPr>
-          <w:lang w:val="en-GB"/>
-        </w:rPr>
-        <w:t>iugera</w:t>
-      </w:r>
-      <w:proofErr w:type="spellEnd"/>
-      <w:r>
-        <w:rPr>
-          <w:lang w:val="en-GB"/>
-        </w:rPr>
-        <w:t xml:space="preserve"> or less.</w:t>
+        <w:t>Following the interpretation derived from Erdkamp and the distinction between small farms, large farms and villas, differentiated factors of management and productive capacity can be applied. Here, a small farm is understood as an estate of 10 iugera or less.</w:t>
       </w:r>
     </w:p>
     <w:tbl>
@@ -13724,6 +11719,7 @@
                 <w:sz w:val="21"/>
                 <w:lang w:val="en-GB"/>
               </w:rPr>
+              <w:lastRenderedPageBreak/>
               <w:t>Settlement type</w:t>
             </w:r>
           </w:p>
@@ -14829,7 +12825,6 @@
           <w:rFonts w:ascii="Times New Roman" w:eastAsia="Times New Roman" w:hAnsi="Times New Roman" w:cs="Times New Roman"/>
           <w:lang w:val="en-GB"/>
         </w:rPr>
-        <w:lastRenderedPageBreak/>
         <w:t>1</w:t>
       </w:r>
       <w:r>
@@ -14870,180 +12865,12 @@
           <w:lang w:val="en-GB"/>
         </w:rPr>
       </w:pPr>
-      <w:proofErr w:type="spellStart"/>
       <w:r>
         <w:rPr>
           <w:lang w:val="en-GB"/>
         </w:rPr>
-        <w:t>Production_</w:t>
+        <w:t>Production_i,c,t = Land_i,c × Base_yield_c × Soil_factor_i,c × Water_factor_i × Rainfall_factor_c,t × Temperature_factor_c,t × Management_factor_i,c × Extreme_penalty_t</w:t>
       </w:r>
-      <w:proofErr w:type="gramStart"/>
-      <w:r>
-        <w:rPr>
-          <w:lang w:val="en-GB"/>
-        </w:rPr>
-        <w:t>i,c</w:t>
-      </w:r>
-      <w:proofErr w:type="gramEnd"/>
-      <w:r>
-        <w:rPr>
-          <w:lang w:val="en-GB"/>
-        </w:rPr>
-        <w:t>,t</w:t>
-      </w:r>
-      <w:proofErr w:type="spellEnd"/>
-      <w:r>
-        <w:rPr>
-          <w:lang w:val="en-GB"/>
-        </w:rPr>
-        <w:t xml:space="preserve"> = </w:t>
-      </w:r>
-      <w:proofErr w:type="spellStart"/>
-      <w:r>
-        <w:rPr>
-          <w:lang w:val="en-GB"/>
-        </w:rPr>
-        <w:t>Land_</w:t>
-      </w:r>
-      <w:proofErr w:type="gramStart"/>
-      <w:r>
-        <w:rPr>
-          <w:lang w:val="en-GB"/>
-        </w:rPr>
-        <w:t>i,c</w:t>
-      </w:r>
-      <w:proofErr w:type="spellEnd"/>
-      <w:proofErr w:type="gramEnd"/>
-      <w:r>
-        <w:rPr>
-          <w:lang w:val="en-GB"/>
-        </w:rPr>
-        <w:t xml:space="preserve"> × </w:t>
-      </w:r>
-      <w:proofErr w:type="spellStart"/>
-      <w:r>
-        <w:rPr>
-          <w:lang w:val="en-GB"/>
-        </w:rPr>
-        <w:t>Base_yield_c</w:t>
-      </w:r>
-      <w:proofErr w:type="spellEnd"/>
-      <w:r>
-        <w:rPr>
-          <w:lang w:val="en-GB"/>
-        </w:rPr>
-        <w:t xml:space="preserve"> × </w:t>
-      </w:r>
-      <w:proofErr w:type="spellStart"/>
-      <w:r>
-        <w:rPr>
-          <w:lang w:val="en-GB"/>
-        </w:rPr>
-        <w:t>Soil_factor_</w:t>
-      </w:r>
-      <w:proofErr w:type="gramStart"/>
-      <w:r>
-        <w:rPr>
-          <w:lang w:val="en-GB"/>
-        </w:rPr>
-        <w:t>i,c</w:t>
-      </w:r>
-      <w:proofErr w:type="spellEnd"/>
-      <w:proofErr w:type="gramEnd"/>
-      <w:r>
-        <w:rPr>
-          <w:lang w:val="en-GB"/>
-        </w:rPr>
-        <w:t xml:space="preserve"> × </w:t>
-      </w:r>
-      <w:proofErr w:type="spellStart"/>
-      <w:r>
-        <w:rPr>
-          <w:lang w:val="en-GB"/>
-        </w:rPr>
-        <w:t>Water_factor_i</w:t>
-      </w:r>
-      <w:proofErr w:type="spellEnd"/>
-      <w:r>
-        <w:rPr>
-          <w:lang w:val="en-GB"/>
-        </w:rPr>
-        <w:t xml:space="preserve"> × </w:t>
-      </w:r>
-      <w:proofErr w:type="spellStart"/>
-      <w:r>
-        <w:rPr>
-          <w:lang w:val="en-GB"/>
-        </w:rPr>
-        <w:t>Rainfall_factor_</w:t>
-      </w:r>
-      <w:proofErr w:type="gramStart"/>
-      <w:r>
-        <w:rPr>
-          <w:lang w:val="en-GB"/>
-        </w:rPr>
-        <w:t>c,t</w:t>
-      </w:r>
-      <w:proofErr w:type="spellEnd"/>
-      <w:proofErr w:type="gramEnd"/>
-      <w:r>
-        <w:rPr>
-          <w:lang w:val="en-GB"/>
-        </w:rPr>
-        <w:t xml:space="preserve"> × </w:t>
-      </w:r>
-      <w:proofErr w:type="spellStart"/>
-      <w:r>
-        <w:rPr>
-          <w:lang w:val="en-GB"/>
-        </w:rPr>
-        <w:t>Temperature_factor_</w:t>
-      </w:r>
-      <w:proofErr w:type="gramStart"/>
-      <w:r>
-        <w:rPr>
-          <w:lang w:val="en-GB"/>
-        </w:rPr>
-        <w:t>c,t</w:t>
-      </w:r>
-      <w:proofErr w:type="spellEnd"/>
-      <w:proofErr w:type="gramEnd"/>
-      <w:r>
-        <w:rPr>
-          <w:lang w:val="en-GB"/>
-        </w:rPr>
-        <w:t xml:space="preserve"> × </w:t>
-      </w:r>
-      <w:proofErr w:type="spellStart"/>
-      <w:r>
-        <w:rPr>
-          <w:lang w:val="en-GB"/>
-        </w:rPr>
-        <w:t>Management_factor_</w:t>
-      </w:r>
-      <w:proofErr w:type="gramStart"/>
-      <w:r>
-        <w:rPr>
-          <w:lang w:val="en-GB"/>
-        </w:rPr>
-        <w:t>i,c</w:t>
-      </w:r>
-      <w:proofErr w:type="spellEnd"/>
-      <w:proofErr w:type="gramEnd"/>
-      <w:r>
-        <w:rPr>
-          <w:lang w:val="en-GB"/>
-        </w:rPr>
-        <w:t xml:space="preserve"> × </w:t>
-      </w:r>
-      <w:proofErr w:type="spellStart"/>
-      <w:r>
-        <w:rPr>
-          <w:lang w:val="en-GB"/>
-        </w:rPr>
-        <w:t>Extreme_penalty_t</w:t>
-      </w:r>
-      <w:proofErr w:type="spellEnd"/>
     </w:p>
     <w:p>
       <w:pPr>
@@ -15056,21 +12883,7 @@
         <w:rPr>
           <w:lang w:val="en-GB"/>
         </w:rPr>
-        <w:t xml:space="preserve">In this equation, the management factor should only be activated when it is possible to distinguish small properties, large farms or villas. If this distinction cannot be justified with sufficient confidence, the management factor can be fixed at 1.00 </w:t>
-      </w:r>
-      <w:proofErr w:type="gramStart"/>
-      <w:r>
-        <w:rPr>
-          <w:lang w:val="en-GB"/>
-        </w:rPr>
-        <w:t>in order to</w:t>
-      </w:r>
-      <w:proofErr w:type="gramEnd"/>
-      <w:r>
-        <w:rPr>
-          <w:lang w:val="en-GB"/>
-        </w:rPr>
-        <w:t xml:space="preserve"> avoid introducing an artificial social difference.</w:t>
+        <w:t>In this equation, the management factor should only be activated when it is possible to distinguish small properties, large farms or villas. If this distinction cannot be justified with sufficient confidence, the management factor can be fixed at 1.00 in order to avoid introducing an artificial social difference.</w:t>
       </w:r>
     </w:p>
     <w:p>
@@ -15394,7 +13207,15 @@
                 <w:sz w:val="21"/>
                 <w:lang w:val="en-GB"/>
               </w:rPr>
-              <w:t>Weak or young household unit.</w:t>
+              <w:t xml:space="preserve">Weak or young household </w:t>
+            </w:r>
+            <w:r>
+              <w:rPr>
+                <w:sz w:val="21"/>
+                <w:lang w:val="en-GB"/>
+              </w:rPr>
+              <w:lastRenderedPageBreak/>
+              <w:t>unit.</w:t>
             </w:r>
           </w:p>
         </w:tc>
@@ -15426,6 +13247,7 @@
                 <w:sz w:val="21"/>
                 <w:lang w:val="en-GB"/>
               </w:rPr>
+              <w:lastRenderedPageBreak/>
               <w:t>Standard farm</w:t>
             </w:r>
           </w:p>
@@ -15758,32 +13580,16 @@
         <w:rPr>
           <w:lang w:val="en-GB"/>
         </w:rPr>
-        <w:t xml:space="preserve">If some farms prove especially large, an internal subdivision may be considered: estates of more than 10 </w:t>
+        <w:t xml:space="preserve">If some farms prove especially large, an internal subdivision may be considered: estates of more than 10 iugera could correspond to expanded farms, while those of more than 40–50 </w:t>
       </w:r>
-      <w:proofErr w:type="spellStart"/>
       <w:r>
         <w:rPr>
+          <w:i/>
+          <w:iCs/>
           <w:lang w:val="en-GB"/>
         </w:rPr>
         <w:t>iugera</w:t>
       </w:r>
-      <w:proofErr w:type="spellEnd"/>
-      <w:r>
-        <w:rPr>
-          <w:lang w:val="en-GB"/>
-        </w:rPr>
-        <w:t xml:space="preserve"> could correspond to expanded farms, while those of more than 40–50 </w:t>
-      </w:r>
-      <w:proofErr w:type="spellStart"/>
-      <w:r>
-        <w:rPr>
-          <w:i/>
-          <w:iCs/>
-          <w:lang w:val="en-GB"/>
-        </w:rPr>
-        <w:t>iugera</w:t>
-      </w:r>
-      <w:proofErr w:type="spellEnd"/>
       <w:r>
         <w:rPr>
           <w:lang w:val="en-GB"/>
@@ -16202,7 +14008,6 @@
                 <w:sz w:val="21"/>
                 <w:lang w:val="en-GB"/>
               </w:rPr>
-              <w:lastRenderedPageBreak/>
               <w:t>Elderly person</w:t>
             </w:r>
           </w:p>
@@ -16308,21 +14113,7 @@
         <w:rPr>
           <w:lang w:val="en-GB"/>
         </w:rPr>
-        <w:t xml:space="preserve">, wage labourers or dependent workers. The key issue is that the villa, unlike the farm, does not depend on its domestic reproduction rate </w:t>
-      </w:r>
-      <w:proofErr w:type="gramStart"/>
-      <w:r>
-        <w:rPr>
-          <w:lang w:val="en-GB"/>
-        </w:rPr>
-        <w:t>in order to</w:t>
-      </w:r>
-      <w:proofErr w:type="gramEnd"/>
-      <w:r>
-        <w:rPr>
-          <w:lang w:val="en-GB"/>
-        </w:rPr>
-        <w:t xml:space="preserve"> grow. It can also increase the number of workers when sufficient land is available and when the model assigns it a greater capacity for expansion.</w:t>
+        <w:t>, wage labourers or dependent workers. The key issue is that the villa, unlike the farm, does not depend on its domestic reproduction rate in order to grow. It can also increase the number of workers when sufficient land is available and when the model assigns it a greater capacity for expansion.</w:t>
       </w:r>
     </w:p>
     <w:p>
@@ -16509,19 +14300,8 @@
                 <w:szCs w:val="24"/>
                 <w:lang w:val="en-GB"/>
               </w:rPr>
-              <w:t xml:space="preserve">In </w:t>
-            </w:r>
-            <w:proofErr w:type="spellStart"/>
-            <w:r>
-              <w:rPr>
-                <w:b/>
-                <w:sz w:val="22"/>
-                <w:szCs w:val="24"/>
-                <w:lang w:val="en-GB"/>
-              </w:rPr>
-              <w:t>iugera</w:t>
-            </w:r>
-            <w:proofErr w:type="spellEnd"/>
+              <w:t>In iugera</w:t>
+            </w:r>
           </w:p>
         </w:tc>
         <w:tc>
@@ -16648,65 +14428,46 @@
                 <w:szCs w:val="24"/>
                 <w:lang w:val="en-GB"/>
               </w:rPr>
-              <w:t xml:space="preserve">c. 12 </w:t>
-            </w:r>
-            <w:proofErr w:type="spellStart"/>
-            <w:r>
+              <w:t>c. 12 iugera</w:t>
+            </w:r>
+          </w:p>
+        </w:tc>
+        <w:tc>
+          <w:tcPr>
+            <w:tcW w:w="3312" w:type="dxa"/>
+            <w:tcMar>
+              <w:top w:w="80" w:type="dxa"/>
+              <w:left w:w="80" w:type="dxa"/>
+              <w:bottom w:w="80" w:type="dxa"/>
+              <w:right w:w="80" w:type="dxa"/>
+            </w:tcMar>
+          </w:tcPr>
+          <w:p>
+            <w:pPr>
+              <w:spacing w:after="40"/>
+              <w:jc w:val="both"/>
               <w:rPr>
                 <w:sz w:val="22"/>
                 <w:szCs w:val="24"/>
                 <w:lang w:val="en-GB"/>
               </w:rPr>
-              <w:t>iugera</w:t>
-            </w:r>
-            <w:proofErr w:type="spellEnd"/>
-          </w:p>
-        </w:tc>
-        <w:tc>
-          <w:tcPr>
-            <w:tcW w:w="3312" w:type="dxa"/>
-            <w:tcMar>
-              <w:top w:w="80" w:type="dxa"/>
-              <w:left w:w="80" w:type="dxa"/>
-              <w:bottom w:w="80" w:type="dxa"/>
-              <w:right w:w="80" w:type="dxa"/>
-            </w:tcMar>
-          </w:tcPr>
-          <w:p>
-            <w:pPr>
-              <w:spacing w:after="40"/>
-              <w:jc w:val="both"/>
+            </w:pPr>
+            <w:r>
               <w:rPr>
                 <w:sz w:val="22"/>
                 <w:szCs w:val="24"/>
                 <w:lang w:val="en-GB"/>
               </w:rPr>
-            </w:pPr>
+              <w:t xml:space="preserve">Columella, De re rustica </w:t>
+            </w:r>
             <w:r>
               <w:rPr>
                 <w:sz w:val="22"/>
                 <w:szCs w:val="24"/>
                 <w:lang w:val="en-GB"/>
               </w:rPr>
-              <w:t xml:space="preserve">Columella, De re rustica 2.12 / </w:t>
-            </w:r>
-            <w:proofErr w:type="spellStart"/>
-            <w:r>
-              <w:rPr>
-                <w:sz w:val="22"/>
-                <w:szCs w:val="24"/>
-                <w:lang w:val="en-GB"/>
-              </w:rPr>
-              <w:t>Erdkamp</w:t>
-            </w:r>
-            <w:proofErr w:type="spellEnd"/>
-            <w:r>
-              <w:rPr>
-                <w:sz w:val="22"/>
-                <w:szCs w:val="24"/>
-                <w:lang w:val="en-GB"/>
-              </w:rPr>
-              <w:t>.</w:t>
+              <w:lastRenderedPageBreak/>
+              <w:t>2.12 / Erdkamp.</w:t>
             </w:r>
           </w:p>
         </w:tc>
@@ -16741,6 +14502,7 @@
                 <w:szCs w:val="24"/>
                 <w:lang w:val="en-GB"/>
               </w:rPr>
+              <w:lastRenderedPageBreak/>
               <w:t>Vineyard</w:t>
             </w:r>
           </w:p>
@@ -16801,83 +14563,37 @@
                 <w:szCs w:val="24"/>
                 <w:lang w:val="en-GB"/>
               </w:rPr>
-              <w:t xml:space="preserve">c. 6.25 </w:t>
-            </w:r>
-            <w:proofErr w:type="spellStart"/>
-            <w:r>
+              <w:t>c. 6.25 iugera</w:t>
+            </w:r>
+          </w:p>
+        </w:tc>
+        <w:tc>
+          <w:tcPr>
+            <w:tcW w:w="3312" w:type="dxa"/>
+            <w:tcMar>
+              <w:top w:w="80" w:type="dxa"/>
+              <w:left w:w="80" w:type="dxa"/>
+              <w:bottom w:w="80" w:type="dxa"/>
+              <w:right w:w="80" w:type="dxa"/>
+            </w:tcMar>
+          </w:tcPr>
+          <w:p>
+            <w:pPr>
+              <w:spacing w:after="40"/>
+              <w:jc w:val="both"/>
               <w:rPr>
                 <w:sz w:val="22"/>
                 <w:szCs w:val="24"/>
                 <w:lang w:val="en-GB"/>
               </w:rPr>
-              <w:t>iugera</w:t>
-            </w:r>
-            <w:proofErr w:type="spellEnd"/>
-          </w:p>
-        </w:tc>
-        <w:tc>
-          <w:tcPr>
-            <w:tcW w:w="3312" w:type="dxa"/>
-            <w:tcMar>
-              <w:top w:w="80" w:type="dxa"/>
-              <w:left w:w="80" w:type="dxa"/>
-              <w:bottom w:w="80" w:type="dxa"/>
-              <w:right w:w="80" w:type="dxa"/>
-            </w:tcMar>
-          </w:tcPr>
-          <w:p>
-            <w:pPr>
-              <w:spacing w:after="40"/>
-              <w:jc w:val="both"/>
+            </w:pPr>
+            <w:r>
               <w:rPr>
                 <w:sz w:val="22"/>
                 <w:szCs w:val="24"/>
                 <w:lang w:val="en-GB"/>
               </w:rPr>
-            </w:pPr>
-            <w:r>
-              <w:rPr>
-                <w:sz w:val="22"/>
-                <w:szCs w:val="24"/>
-                <w:lang w:val="en-GB"/>
-              </w:rPr>
-              <w:t xml:space="preserve">Cato, De </w:t>
-            </w:r>
-            <w:proofErr w:type="spellStart"/>
-            <w:r>
-              <w:rPr>
-                <w:sz w:val="22"/>
-                <w:szCs w:val="24"/>
-                <w:lang w:val="en-GB"/>
-              </w:rPr>
-              <w:t>agricultura</w:t>
-            </w:r>
-            <w:proofErr w:type="spellEnd"/>
-            <w:r>
-              <w:rPr>
-                <w:sz w:val="22"/>
-                <w:szCs w:val="24"/>
-                <w:lang w:val="en-GB"/>
-              </w:rPr>
-              <w:t xml:space="preserve"> 11 / </w:t>
-            </w:r>
-            <w:proofErr w:type="spellStart"/>
-            <w:r>
-              <w:rPr>
-                <w:sz w:val="22"/>
-                <w:szCs w:val="24"/>
-                <w:lang w:val="en-GB"/>
-              </w:rPr>
-              <w:t>Bernigaud</w:t>
-            </w:r>
-            <w:proofErr w:type="spellEnd"/>
-            <w:r>
-              <w:rPr>
-                <w:sz w:val="22"/>
-                <w:szCs w:val="24"/>
-                <w:lang w:val="en-GB"/>
-              </w:rPr>
-              <w:t>.</w:t>
+              <w:t>Cato, De agricultura 11 / Bernigaud.</w:t>
             </w:r>
           </w:p>
         </w:tc>
@@ -16972,83 +14688,37 @@
                 <w:szCs w:val="24"/>
                 <w:lang w:val="en-GB"/>
               </w:rPr>
-              <w:t xml:space="preserve">c. 18–19 </w:t>
-            </w:r>
-            <w:proofErr w:type="spellStart"/>
-            <w:r>
+              <w:t>c. 18–19 iugera</w:t>
+            </w:r>
+          </w:p>
+        </w:tc>
+        <w:tc>
+          <w:tcPr>
+            <w:tcW w:w="3312" w:type="dxa"/>
+            <w:tcMar>
+              <w:top w:w="80" w:type="dxa"/>
+              <w:left w:w="80" w:type="dxa"/>
+              <w:bottom w:w="80" w:type="dxa"/>
+              <w:right w:w="80" w:type="dxa"/>
+            </w:tcMar>
+          </w:tcPr>
+          <w:p>
+            <w:pPr>
+              <w:spacing w:after="40"/>
+              <w:jc w:val="both"/>
               <w:rPr>
                 <w:sz w:val="22"/>
                 <w:szCs w:val="24"/>
                 <w:lang w:val="en-GB"/>
               </w:rPr>
-              <w:t>iugera</w:t>
-            </w:r>
-            <w:proofErr w:type="spellEnd"/>
-          </w:p>
-        </w:tc>
-        <w:tc>
-          <w:tcPr>
-            <w:tcW w:w="3312" w:type="dxa"/>
-            <w:tcMar>
-              <w:top w:w="80" w:type="dxa"/>
-              <w:left w:w="80" w:type="dxa"/>
-              <w:bottom w:w="80" w:type="dxa"/>
-              <w:right w:w="80" w:type="dxa"/>
-            </w:tcMar>
-          </w:tcPr>
-          <w:p>
-            <w:pPr>
-              <w:spacing w:after="40"/>
-              <w:jc w:val="both"/>
+            </w:pPr>
+            <w:r>
               <w:rPr>
                 <w:sz w:val="22"/>
                 <w:szCs w:val="24"/>
                 <w:lang w:val="en-GB"/>
               </w:rPr>
-            </w:pPr>
-            <w:r>
-              <w:rPr>
-                <w:sz w:val="22"/>
-                <w:szCs w:val="24"/>
-                <w:lang w:val="en-GB"/>
-              </w:rPr>
-              <w:t xml:space="preserve">Cato, De </w:t>
-            </w:r>
-            <w:proofErr w:type="spellStart"/>
-            <w:r>
-              <w:rPr>
-                <w:sz w:val="22"/>
-                <w:szCs w:val="24"/>
-                <w:lang w:val="en-GB"/>
-              </w:rPr>
-              <w:t>agricultura</w:t>
-            </w:r>
-            <w:proofErr w:type="spellEnd"/>
-            <w:r>
-              <w:rPr>
-                <w:sz w:val="22"/>
-                <w:szCs w:val="24"/>
-                <w:lang w:val="en-GB"/>
-              </w:rPr>
-              <w:t xml:space="preserve"> 10 / </w:t>
-            </w:r>
-            <w:proofErr w:type="spellStart"/>
-            <w:r>
-              <w:rPr>
-                <w:sz w:val="22"/>
-                <w:szCs w:val="24"/>
-                <w:lang w:val="en-GB"/>
-              </w:rPr>
-              <w:t>Bernigaud</w:t>
-            </w:r>
-            <w:proofErr w:type="spellEnd"/>
-            <w:r>
-              <w:rPr>
-                <w:sz w:val="22"/>
-                <w:szCs w:val="24"/>
-                <w:lang w:val="en-GB"/>
-              </w:rPr>
-              <w:t>.</w:t>
+              <w:t>Cato, De agricultura 10 / Bernigaud.</w:t>
             </w:r>
           </w:p>
         </w:tc>
@@ -17113,33 +14783,11 @@
           <w:lang w:val="en-GB"/>
         </w:rPr>
       </w:pPr>
-      <w:proofErr w:type="spellStart"/>
       <w:r>
         <w:rPr>
           <w:lang w:val="en-GB"/>
         </w:rPr>
-        <w:t>Erdkamp</w:t>
-      </w:r>
-      <w:proofErr w:type="spellEnd"/>
-      <w:r>
-        <w:rPr>
-          <w:lang w:val="en-GB"/>
-        </w:rPr>
-        <w:t xml:space="preserve"> offers another way to arrive at a similar value: according to Cato, De </w:t>
-      </w:r>
-      <w:proofErr w:type="spellStart"/>
-      <w:r>
-        <w:rPr>
-          <w:lang w:val="en-GB"/>
-        </w:rPr>
-        <w:t>agricultura</w:t>
-      </w:r>
-      <w:proofErr w:type="spellEnd"/>
-      <w:r>
-        <w:rPr>
-          <w:lang w:val="en-GB"/>
-        </w:rPr>
-        <w:t xml:space="preserve"> 56, the ration of agricultural slaves would have been about 50 modii of wheat per worker per year. If an approximate equivalence of 1 modius ≈ 6.5 kg of wheat is used, this gives about 325 kg/year. As an operational value, a baseline of 300 kg/year can be adopted and consumption weights applied.</w:t>
+        <w:t>Erdkamp offers another way to arrive at a similar value: according to Cato, De agricultura 56, the ration of agricultural slaves would have been about 50 modii of wheat per worker per year. If an approximate equivalence of 1 modius ≈ 6.5 kg of wheat is used, this gives about 325 kg/year. As an operational value, a baseline of 300 kg/year can be adopted and consumption weights applied.</w:t>
       </w:r>
     </w:p>
     <w:tbl>
@@ -17208,7 +14856,6 @@
                 <w:lang w:val="en-GB"/>
               </w:rPr>
             </w:pPr>
-            <w:proofErr w:type="spellStart"/>
             <w:r>
               <w:rPr>
                 <w:b/>
@@ -17217,7 +14864,6 @@
               </w:rPr>
               <w:t>k_p</w:t>
             </w:r>
-            <w:proofErr w:type="spellEnd"/>
           </w:p>
         </w:tc>
       </w:tr>
@@ -17366,7 +15012,6 @@
                 <w:sz w:val="21"/>
                 <w:lang w:val="en-GB"/>
               </w:rPr>
-              <w:lastRenderedPageBreak/>
               <w:t>Adolescent</w:t>
             </w:r>
           </w:p>
@@ -17535,28 +15180,12 @@
           <w:lang w:val="en-GB"/>
         </w:rPr>
       </w:pPr>
-      <w:proofErr w:type="spellStart"/>
       <w:r>
         <w:rPr>
           <w:lang w:val="en-GB"/>
         </w:rPr>
-        <w:t>Wheat_consumption_person</w:t>
+        <w:t>Wheat_consumption_person = 300 kg/year × k_p</w:t>
       </w:r>
-      <w:proofErr w:type="spellEnd"/>
-      <w:r>
-        <w:rPr>
-          <w:lang w:val="en-GB"/>
-        </w:rPr>
-        <w:t xml:space="preserve"> = 300 kg/year × </w:t>
-      </w:r>
-      <w:proofErr w:type="spellStart"/>
-      <w:r>
-        <w:rPr>
-          <w:lang w:val="en-GB"/>
-        </w:rPr>
-        <w:t>k_p</w:t>
-      </w:r>
-      <w:proofErr w:type="spellEnd"/>
     </w:p>
     <w:p>
       <w:pPr>
@@ -17613,35 +15242,7 @@
         <w:rPr>
           <w:lang w:val="en-GB"/>
         </w:rPr>
-        <w:t xml:space="preserve">The demographic dynamics of farms can be linked to their productive capacity and, especially, to the relationship between food availability and consumption requirements. A </w:t>
-      </w:r>
-      <w:proofErr w:type="spellStart"/>
-      <w:r>
-        <w:rPr>
-          <w:lang w:val="en-GB"/>
-        </w:rPr>
-        <w:t>FoodRatio</w:t>
-      </w:r>
-      <w:proofErr w:type="spellEnd"/>
-      <w:r>
-        <w:rPr>
-          <w:lang w:val="en-GB"/>
-        </w:rPr>
-        <w:t xml:space="preserve"> is therefore defined </w:t>
-      </w:r>
-      <w:proofErr w:type="gramStart"/>
-      <w:r>
-        <w:rPr>
-          <w:lang w:val="en-GB"/>
-        </w:rPr>
-        <w:t>in order to</w:t>
-      </w:r>
-      <w:proofErr w:type="gramEnd"/>
-      <w:r>
-        <w:rPr>
-          <w:lang w:val="en-GB"/>
-        </w:rPr>
-        <w:t xml:space="preserve"> classify the annual situation of each farm.</w:t>
+        <w:t>The demographic dynamics of farms can be linked to their productive capacity and, especially, to the relationship between food availability and consumption requirements. A FoodRatio is therefore defined in order to classify the annual situation of each farm.</w:t>
       </w:r>
     </w:p>
     <w:p>
@@ -17653,66 +15254,12 @@
           <w:lang w:val="en-GB"/>
         </w:rPr>
       </w:pPr>
-      <w:proofErr w:type="spellStart"/>
       <w:r>
         <w:rPr>
           <w:lang w:val="en-GB"/>
         </w:rPr>
-        <w:t>FoodRatio_</w:t>
+        <w:t>FoodRatio_i,t = Food_production_i,t / Food_requirements_i,t</w:t>
       </w:r>
-      <w:proofErr w:type="gramStart"/>
-      <w:r>
-        <w:rPr>
-          <w:lang w:val="en-GB"/>
-        </w:rPr>
-        <w:t>i,t</w:t>
-      </w:r>
-      <w:proofErr w:type="spellEnd"/>
-      <w:proofErr w:type="gramEnd"/>
-      <w:r>
-        <w:rPr>
-          <w:lang w:val="en-GB"/>
-        </w:rPr>
-        <w:t xml:space="preserve"> = </w:t>
-      </w:r>
-      <w:proofErr w:type="spellStart"/>
-      <w:r>
-        <w:rPr>
-          <w:lang w:val="en-GB"/>
-        </w:rPr>
-        <w:t>Food_production_</w:t>
-      </w:r>
-      <w:proofErr w:type="gramStart"/>
-      <w:r>
-        <w:rPr>
-          <w:lang w:val="en-GB"/>
-        </w:rPr>
-        <w:t>i,t</w:t>
-      </w:r>
-      <w:proofErr w:type="spellEnd"/>
-      <w:proofErr w:type="gramEnd"/>
-      <w:r>
-        <w:rPr>
-          <w:lang w:val="en-GB"/>
-        </w:rPr>
-        <w:t xml:space="preserve"> / </w:t>
-      </w:r>
-      <w:proofErr w:type="spellStart"/>
-      <w:r>
-        <w:rPr>
-          <w:lang w:val="en-GB"/>
-        </w:rPr>
-        <w:t>Food_requirements_</w:t>
-      </w:r>
-      <w:proofErr w:type="gramStart"/>
-      <w:r>
-        <w:rPr>
-          <w:lang w:val="en-GB"/>
-        </w:rPr>
-        <w:t>i,t</w:t>
-      </w:r>
-      <w:proofErr w:type="spellEnd"/>
-      <w:proofErr w:type="gramEnd"/>
     </w:p>
     <w:tbl>
       <w:tblPr>
@@ -17750,7 +15297,6 @@
                 <w:lang w:val="en-GB"/>
               </w:rPr>
             </w:pPr>
-            <w:proofErr w:type="spellStart"/>
             <w:r>
               <w:rPr>
                 <w:b/>
@@ -17759,7 +15305,6 @@
               </w:rPr>
               <w:t>FoodRatio</w:t>
             </w:r>
-            <w:proofErr w:type="spellEnd"/>
           </w:p>
         </w:tc>
         <w:tc>
@@ -17938,6 +15483,7 @@
                 <w:sz w:val="21"/>
                 <w:lang w:val="en-GB"/>
               </w:rPr>
+              <w:lastRenderedPageBreak/>
               <w:t>0.80–1.00</w:t>
             </w:r>
           </w:p>
@@ -18435,23 +15981,7 @@
                 <w:sz w:val="21"/>
                 <w:lang w:val="en-GB"/>
               </w:rPr>
-              <w:t>Low Gompertz–</w:t>
-            </w:r>
-            <w:proofErr w:type="spellStart"/>
-            <w:r>
-              <w:rPr>
-                <w:sz w:val="21"/>
-                <w:lang w:val="en-GB"/>
-              </w:rPr>
-              <w:t>Makeham</w:t>
-            </w:r>
-            <w:proofErr w:type="spellEnd"/>
-            <w:r>
-              <w:rPr>
-                <w:sz w:val="21"/>
-                <w:lang w:val="en-GB"/>
-              </w:rPr>
-              <w:t>.</w:t>
+              <w:t>Low Gompertz–Makeham.</w:t>
             </w:r>
           </w:p>
         </w:tc>
@@ -18510,23 +16040,7 @@
                 <w:sz w:val="21"/>
                 <w:lang w:val="en-GB"/>
               </w:rPr>
-              <w:t>Medium Gompertz–</w:t>
-            </w:r>
-            <w:proofErr w:type="spellStart"/>
-            <w:r>
-              <w:rPr>
-                <w:sz w:val="21"/>
-                <w:lang w:val="en-GB"/>
-              </w:rPr>
-              <w:t>Makeham</w:t>
-            </w:r>
-            <w:proofErr w:type="spellEnd"/>
-            <w:r>
-              <w:rPr>
-                <w:sz w:val="21"/>
-                <w:lang w:val="en-GB"/>
-              </w:rPr>
-              <w:t>.</w:t>
+              <w:t>Medium Gompertz–Makeham.</w:t>
             </w:r>
           </w:p>
         </w:tc>
@@ -18585,23 +16099,7 @@
                 <w:sz w:val="21"/>
                 <w:lang w:val="en-GB"/>
               </w:rPr>
-              <w:t>High Gompertz–</w:t>
-            </w:r>
-            <w:proofErr w:type="spellStart"/>
-            <w:r>
-              <w:rPr>
-                <w:sz w:val="21"/>
-                <w:lang w:val="en-GB"/>
-              </w:rPr>
-              <w:t>Makeham</w:t>
-            </w:r>
-            <w:proofErr w:type="spellEnd"/>
-            <w:r>
-              <w:rPr>
-                <w:sz w:val="21"/>
-                <w:lang w:val="en-GB"/>
-              </w:rPr>
-              <w:t>.</w:t>
+              <w:t>High Gompertz–Makeham.</w:t>
             </w:r>
           </w:p>
         </w:tc>
@@ -18626,21 +16124,7 @@
         <w:rPr>
           <w:lang w:val="en-GB"/>
         </w:rPr>
-        <w:t>For adults, a Gompertz–</w:t>
-      </w:r>
-      <w:proofErr w:type="spellStart"/>
-      <w:r>
-        <w:rPr>
-          <w:lang w:val="en-GB"/>
-        </w:rPr>
-        <w:t>Makeham</w:t>
-      </w:r>
-      <w:proofErr w:type="spellEnd"/>
-      <w:r>
-        <w:rPr>
-          <w:lang w:val="en-GB"/>
-        </w:rPr>
-        <w:t xml:space="preserve"> function can be used:</w:t>
+        <w:t>For adults, a Gompertz–Makeham function can be used:</w:t>
       </w:r>
     </w:p>
     <w:p>
@@ -18656,21 +16140,7 @@
         <w:rPr>
           <w:lang w:val="en-GB"/>
         </w:rPr>
-        <w:t>μ(x) = A + B · e^(</w:t>
-      </w:r>
-      <w:proofErr w:type="spellStart"/>
-      <w:r>
-        <w:rPr>
-          <w:lang w:val="en-GB"/>
-        </w:rPr>
-        <w:t>C·x</w:t>
-      </w:r>
-      <w:proofErr w:type="spellEnd"/>
-      <w:r>
-        <w:rPr>
-          <w:lang w:val="en-GB"/>
-        </w:rPr>
-        <w:t>)</w:t>
+        <w:t>μ(x) = A + B · e^(C·x)</w:t>
       </w:r>
     </w:p>
     <w:tbl>
@@ -18804,15 +16274,7 @@
                 <w:sz w:val="21"/>
                 <w:lang w:val="en-GB"/>
               </w:rPr>
-              <w:t xml:space="preserve">Age-independent mortality: accidents, infections, violence or other risks not </w:t>
-            </w:r>
-            <w:r>
-              <w:rPr>
-                <w:sz w:val="21"/>
-                <w:lang w:val="en-GB"/>
-              </w:rPr>
-              <w:lastRenderedPageBreak/>
-              <w:t>strictly related to senescence.</w:t>
+              <w:t>Age-independent mortality: accidents, infections, violence or other risks not strictly related to senescence.</w:t>
             </w:r>
           </w:p>
         </w:tc>
@@ -18844,24 +16306,7 @@
                 <w:sz w:val="21"/>
                 <w:lang w:val="en-GB"/>
               </w:rPr>
-              <w:lastRenderedPageBreak/>
-              <w:t>B · e^(</w:t>
-            </w:r>
-            <w:proofErr w:type="spellStart"/>
-            <w:r>
-              <w:rPr>
-                <w:sz w:val="21"/>
-                <w:lang w:val="en-GB"/>
-              </w:rPr>
-              <w:t>C·x</w:t>
-            </w:r>
-            <w:proofErr w:type="spellEnd"/>
-            <w:r>
-              <w:rPr>
-                <w:sz w:val="21"/>
-                <w:lang w:val="en-GB"/>
-              </w:rPr>
-              <w:t>)</w:t>
+              <w:t>B · e^(C·x)</w:t>
             </w:r>
           </w:p>
         </w:tc>
@@ -18970,19 +16415,11 @@
           <w:lang w:val="en-GB"/>
         </w:rPr>
       </w:pPr>
-      <w:proofErr w:type="spellStart"/>
       <w:r>
         <w:rPr>
           <w:lang w:val="en-GB"/>
         </w:rPr>
-        <w:t>q_x</w:t>
-      </w:r>
-      <w:proofErr w:type="spellEnd"/>
-      <w:r>
-        <w:rPr>
-          <w:lang w:val="en-GB"/>
-        </w:rPr>
-        <w:t xml:space="preserve"> = 1 − e^(−μ(x))</w:t>
+        <w:t>q_x = 1 − e^(−μ(x))</w:t>
       </w:r>
     </w:p>
     <w:p>
@@ -18992,19 +16429,11 @@
           <w:lang w:val="en-GB"/>
         </w:rPr>
       </w:pPr>
-      <w:proofErr w:type="spellStart"/>
       <w:r>
         <w:rPr>
           <w:lang w:val="en-GB"/>
         </w:rPr>
-        <w:t>q_x</w:t>
-      </w:r>
-      <w:proofErr w:type="spellEnd"/>
-      <w:r>
-        <w:rPr>
-          <w:lang w:val="en-GB"/>
-        </w:rPr>
-        <w:t xml:space="preserve"> is the annual probability of dying at age x.</w:t>
+        <w:t>q_x is the annual probability of dying at age x.</w:t>
       </w:r>
     </w:p>
     <w:p>
@@ -19018,35 +16447,7 @@
         <w:rPr>
           <w:lang w:val="en-GB"/>
         </w:rPr>
-        <w:t>In the Córdoba model, Gompertz–</w:t>
-      </w:r>
-      <w:proofErr w:type="spellStart"/>
-      <w:r>
-        <w:rPr>
-          <w:lang w:val="en-GB"/>
-        </w:rPr>
-        <w:t>Makeham</w:t>
-      </w:r>
-      <w:proofErr w:type="spellEnd"/>
-      <w:r>
-        <w:rPr>
-          <w:lang w:val="en-GB"/>
-        </w:rPr>
-        <w:t xml:space="preserve"> was applied to the full age spectrum. For Chebba, by contrast, it seems preferable to separate infant mortality, because in ancient demographic regimes it was very high and a simple Gompertz–</w:t>
-      </w:r>
-      <w:proofErr w:type="spellStart"/>
-      <w:r>
-        <w:rPr>
-          <w:lang w:val="en-GB"/>
-        </w:rPr>
-        <w:t>Makeham</w:t>
-      </w:r>
-      <w:proofErr w:type="spellEnd"/>
-      <w:r>
-        <w:rPr>
-          <w:lang w:val="en-GB"/>
-        </w:rPr>
-        <w:t xml:space="preserve"> function would not model it sufficiently well.</w:t>
+        <w:t>In the Córdoba model, Gompertz–Makeham was applied to the full age spectrum. For Chebba, by contrast, it seems preferable to separate infant mortality, because in ancient demographic regimes it was very high and a simple Gompertz–Makeham function would not model it sufficiently well.</w:t>
       </w:r>
     </w:p>
     <w:p>
@@ -19076,17 +16477,8 @@
           <w:rFonts w:ascii="Times New Roman" w:eastAsia="Times New Roman" w:hAnsi="Times New Roman" w:cs="Times New Roman"/>
           <w:lang w:val="en-GB"/>
         </w:rPr>
-        <w:t xml:space="preserve">.2. Mortality adjustment according to the </w:t>
+        <w:t>.2. Mortality adjustment according to the FoodRatio</w:t>
       </w:r>
-      <w:proofErr w:type="spellStart"/>
-      <w:r>
-        <w:rPr>
-          <w:rFonts w:ascii="Times New Roman" w:eastAsia="Times New Roman" w:hAnsi="Times New Roman" w:cs="Times New Roman"/>
-          <w:lang w:val="en-GB"/>
-        </w:rPr>
-        <w:t>FoodRatio</w:t>
-      </w:r>
-      <w:proofErr w:type="spellEnd"/>
     </w:p>
     <w:p>
       <w:pPr>
@@ -19101,111 +16493,7 @@
         <w:rPr>
           <w:lang w:val="en-GB"/>
         </w:rPr>
-        <w:t>q′_</w:t>
-      </w:r>
-      <w:proofErr w:type="spellStart"/>
-      <w:proofErr w:type="gramStart"/>
-      <w:r>
-        <w:rPr>
-          <w:lang w:val="en-GB"/>
-        </w:rPr>
-        <w:t>p,t</w:t>
-      </w:r>
-      <w:proofErr w:type="spellEnd"/>
-      <w:proofErr w:type="gramEnd"/>
-      <w:r>
-        <w:rPr>
-          <w:lang w:val="en-GB"/>
-        </w:rPr>
-        <w:t xml:space="preserve"> = </w:t>
-      </w:r>
-      <w:proofErr w:type="gramStart"/>
-      <w:r>
-        <w:rPr>
-          <w:lang w:val="en-GB"/>
-        </w:rPr>
-        <w:t>min(</w:t>
-      </w:r>
-      <w:proofErr w:type="spellStart"/>
-      <w:proofErr w:type="gramEnd"/>
-      <w:r>
-        <w:rPr>
-          <w:lang w:val="en-GB"/>
-        </w:rPr>
-        <w:t>q_max</w:t>
-      </w:r>
-      <w:proofErr w:type="spellEnd"/>
-      <w:r>
-        <w:rPr>
-          <w:lang w:val="en-GB"/>
-        </w:rPr>
-        <w:t xml:space="preserve">, </w:t>
-      </w:r>
-      <w:proofErr w:type="spellStart"/>
-      <w:r>
-        <w:rPr>
-          <w:lang w:val="en-GB"/>
-        </w:rPr>
-        <w:t>q_</w:t>
-      </w:r>
-      <w:proofErr w:type="gramStart"/>
-      <w:r>
-        <w:rPr>
-          <w:lang w:val="en-GB"/>
-        </w:rPr>
-        <w:t>age,sex</w:t>
-      </w:r>
-      <w:proofErr w:type="spellEnd"/>
-      <w:proofErr w:type="gramEnd"/>
-      <w:r>
-        <w:rPr>
-          <w:lang w:val="en-GB"/>
-        </w:rPr>
-        <w:t xml:space="preserve"> × </w:t>
-      </w:r>
-      <w:proofErr w:type="spellStart"/>
-      <w:r>
-        <w:rPr>
-          <w:lang w:val="en-GB"/>
-        </w:rPr>
-        <w:t>StressMultiplier_</w:t>
-      </w:r>
-      <w:proofErr w:type="gramStart"/>
-      <w:r>
-        <w:rPr>
-          <w:lang w:val="en-GB"/>
-        </w:rPr>
-        <w:t>age</w:t>
-      </w:r>
-      <w:proofErr w:type="spellEnd"/>
-      <w:r>
-        <w:rPr>
-          <w:lang w:val="en-GB"/>
-        </w:rPr>
-        <w:t>(</w:t>
-      </w:r>
-      <w:proofErr w:type="spellStart"/>
-      <w:proofErr w:type="gramEnd"/>
-      <w:r>
-        <w:rPr>
-          <w:lang w:val="en-GB"/>
-        </w:rPr>
-        <w:t>FoodRatio_</w:t>
-      </w:r>
-      <w:proofErr w:type="gramStart"/>
-      <w:r>
-        <w:rPr>
-          <w:lang w:val="en-GB"/>
-        </w:rPr>
-        <w:t>i,t</w:t>
-      </w:r>
-      <w:proofErr w:type="spellEnd"/>
-      <w:proofErr w:type="gramEnd"/>
-      <w:r>
-        <w:rPr>
-          <w:lang w:val="en-GB"/>
-        </w:rPr>
-        <w:t>))</w:t>
+        <w:t>q′_p,t = min(q_max, q_age,sex × StressMultiplier_age(FoodRatio_i,t))</w:t>
       </w:r>
     </w:p>
     <w:tbl>
@@ -19246,7 +16534,6 @@
                 <w:lang w:val="en-GB"/>
               </w:rPr>
             </w:pPr>
-            <w:proofErr w:type="spellStart"/>
             <w:r>
               <w:rPr>
                 <w:b/>
@@ -19255,7 +16542,6 @@
               </w:rPr>
               <w:t>FoodRatio</w:t>
             </w:r>
-            <w:proofErr w:type="spellEnd"/>
           </w:p>
         </w:tc>
         <w:tc>
@@ -19602,6 +16888,7 @@
                 <w:sz w:val="21"/>
                 <w:lang w:val="en-GB"/>
               </w:rPr>
+              <w:lastRenderedPageBreak/>
               <w:t>0.80–1.00</w:t>
             </w:r>
           </w:p>
@@ -19964,21 +17251,7 @@
         <w:rPr>
           <w:lang w:val="en-GB"/>
         </w:rPr>
-        <w:t xml:space="preserve">Fertility can be modelled in a simple manner. Each woman of fertile age, approximately between 16 and 40 years, can be assigned a base annual probability of childbirth of 0.25, that is, 0.25 children per year. This probability is affected by the </w:t>
-      </w:r>
-      <w:proofErr w:type="spellStart"/>
-      <w:r>
-        <w:rPr>
-          <w:lang w:val="en-GB"/>
-        </w:rPr>
-        <w:t>FoodRatio</w:t>
-      </w:r>
-      <w:proofErr w:type="spellEnd"/>
-      <w:r>
-        <w:rPr>
-          <w:lang w:val="en-GB"/>
-        </w:rPr>
-        <w:t xml:space="preserve"> and by the maximum capacity of the household unit.</w:t>
+        <w:t>Fertility can be modelled in a simple manner. Each woman of fertile age, approximately between 16 and 40 years, can be assigned a base annual probability of childbirth of 0.25, that is, 0.25 children per year. This probability is affected by the FoodRatio and by the maximum capacity of the household unit.</w:t>
       </w:r>
     </w:p>
     <w:p>
@@ -19990,88 +17263,12 @@
           <w:lang w:val="en-GB"/>
         </w:rPr>
       </w:pPr>
-      <w:proofErr w:type="spellStart"/>
       <w:r>
         <w:rPr>
           <w:lang w:val="en-GB"/>
         </w:rPr>
-        <w:t>p_birth_</w:t>
+        <w:t>p_birth_i,t = p_birth_base × FertilityStress(FoodRatio_i,t) × HouseholdCapacity_i</w:t>
       </w:r>
-      <w:proofErr w:type="gramStart"/>
-      <w:r>
-        <w:rPr>
-          <w:lang w:val="en-GB"/>
-        </w:rPr>
-        <w:t>i,t</w:t>
-      </w:r>
-      <w:proofErr w:type="spellEnd"/>
-      <w:proofErr w:type="gramEnd"/>
-      <w:r>
-        <w:rPr>
-          <w:lang w:val="en-GB"/>
-        </w:rPr>
-        <w:t xml:space="preserve"> = </w:t>
-      </w:r>
-      <w:proofErr w:type="spellStart"/>
-      <w:r>
-        <w:rPr>
-          <w:lang w:val="en-GB"/>
-        </w:rPr>
-        <w:t>p_birth_base</w:t>
-      </w:r>
-      <w:proofErr w:type="spellEnd"/>
-      <w:r>
-        <w:rPr>
-          <w:lang w:val="en-GB"/>
-        </w:rPr>
-        <w:t xml:space="preserve"> × </w:t>
-      </w:r>
-      <w:proofErr w:type="spellStart"/>
-      <w:proofErr w:type="gramStart"/>
-      <w:r>
-        <w:rPr>
-          <w:lang w:val="en-GB"/>
-        </w:rPr>
-        <w:t>FertilityStress</w:t>
-      </w:r>
-      <w:proofErr w:type="spellEnd"/>
-      <w:r>
-        <w:rPr>
-          <w:lang w:val="en-GB"/>
-        </w:rPr>
-        <w:t>(</w:t>
-      </w:r>
-      <w:proofErr w:type="spellStart"/>
-      <w:proofErr w:type="gramEnd"/>
-      <w:r>
-        <w:rPr>
-          <w:lang w:val="en-GB"/>
-        </w:rPr>
-        <w:t>FoodRatio_</w:t>
-      </w:r>
-      <w:proofErr w:type="gramStart"/>
-      <w:r>
-        <w:rPr>
-          <w:lang w:val="en-GB"/>
-        </w:rPr>
-        <w:t>i,t</w:t>
-      </w:r>
-      <w:proofErr w:type="spellEnd"/>
-      <w:proofErr w:type="gramEnd"/>
-      <w:r>
-        <w:rPr>
-          <w:lang w:val="en-GB"/>
-        </w:rPr>
-        <w:t xml:space="preserve">) × </w:t>
-      </w:r>
-      <w:proofErr w:type="spellStart"/>
-      <w:r>
-        <w:rPr>
-          <w:lang w:val="en-GB"/>
-        </w:rPr>
-        <w:t>HouseholdCapacity_i</w:t>
-      </w:r>
-      <w:proofErr w:type="spellEnd"/>
     </w:p>
     <w:tbl>
       <w:tblPr>
@@ -20109,7 +17306,6 @@
                 <w:lang w:val="en-GB"/>
               </w:rPr>
             </w:pPr>
-            <w:proofErr w:type="spellStart"/>
             <w:r>
               <w:rPr>
                 <w:b/>
@@ -20118,7 +17314,6 @@
               </w:rPr>
               <w:t>FoodRatio</w:t>
             </w:r>
-            <w:proofErr w:type="spellEnd"/>
           </w:p>
         </w:tc>
         <w:tc>
@@ -20467,7 +17662,6 @@
         <w:rPr>
           <w:lang w:val="en-GB"/>
         </w:rPr>
-        <w:lastRenderedPageBreak/>
         <w:t>The maximum household size can be fixed at 6 adults of working age, equivalent to two nuclear families with three labouring adults each. Farms should therefore not grow beyond about 12 individuals, of whom approximately 6 would be adults of working age.</w:t>
       </w:r>
     </w:p>
@@ -20578,21 +17772,7 @@
         <w:rPr>
           <w:lang w:val="en-GB"/>
         </w:rPr>
-        <w:t xml:space="preserve">3) If the </w:t>
-      </w:r>
-      <w:proofErr w:type="spellStart"/>
-      <w:r>
-        <w:rPr>
-          <w:lang w:val="en-GB"/>
-        </w:rPr>
-        <w:t>FoodRatio</w:t>
-      </w:r>
-      <w:proofErr w:type="spellEnd"/>
-      <w:r>
-        <w:rPr>
-          <w:lang w:val="en-GB"/>
-        </w:rPr>
-        <w:t xml:space="preserve"> is ≥ 1.20 for three or more consecutive years, the settlement is considered stable and may continue expanding into available cells.</w:t>
+        <w:t>3) If the FoodRatio is ≥ 1.20 for three or more consecutive years, the settlement is considered stable and may continue expanding into available cells.</w:t>
       </w:r>
     </w:p>
     <w:p>
@@ -20606,21 +17786,7 @@
         <w:rPr>
           <w:lang w:val="en-GB"/>
         </w:rPr>
-        <w:t xml:space="preserve">4) If the </w:t>
-      </w:r>
-      <w:proofErr w:type="spellStart"/>
-      <w:r>
-        <w:rPr>
-          <w:lang w:val="en-GB"/>
-        </w:rPr>
-        <w:t>FoodRatio</w:t>
-      </w:r>
-      <w:proofErr w:type="spellEnd"/>
-      <w:r>
-        <w:rPr>
-          <w:lang w:val="en-GB"/>
-        </w:rPr>
-        <w:t xml:space="preserve"> falls below 1.20, the settlement first converts olive-grove cells into mixed olive-grove + wheat cells.</w:t>
+        <w:t>4) If the FoodRatio falls below 1.20, the settlement first converts olive-grove cells into mixed olive-grove + wheat cells.</w:t>
       </w:r>
     </w:p>
     <w:p>
@@ -20634,21 +17800,7 @@
         <w:rPr>
           <w:lang w:val="en-GB"/>
         </w:rPr>
-        <w:t xml:space="preserve">5) If mixed olive-grove + wheat cells are not sufficient to restore a </w:t>
-      </w:r>
-      <w:proofErr w:type="spellStart"/>
-      <w:r>
-        <w:rPr>
-          <w:lang w:val="en-GB"/>
-        </w:rPr>
-        <w:t>FoodRatio</w:t>
-      </w:r>
-      <w:proofErr w:type="spellEnd"/>
-      <w:r>
-        <w:rPr>
-          <w:lang w:val="en-GB"/>
-        </w:rPr>
-        <w:t xml:space="preserve"> of 1.20, the settlement assigns available cells to pure wheat.</w:t>
+        <w:t>5) If mixed olive-grove + wheat cells are not sufficient to restore a FoodRatio of 1.20, the settlement assigns available cells to pure wheat.</w:t>
       </w:r>
     </w:p>
     <w:p>
@@ -20662,6 +17814,7 @@
         <w:rPr>
           <w:lang w:val="en-GB"/>
         </w:rPr>
+        <w:lastRenderedPageBreak/>
         <w:t>6) If this still does not suffice, and no further available cells can be added without exceeding the settlement’s land or labour capacity, the model begins to reassign commercial cells to pure wheat. Vineyard cells are converted first, since they do not contribute to cereal production. If this remains insufficient, pure olive-grove cells are converted next, and finally mixed olive-grove + wheat cells may also be converted into pure wheat.</w:t>
       </w:r>
     </w:p>
@@ -20676,21 +17829,7 @@
         <w:rPr>
           <w:lang w:val="en-GB"/>
         </w:rPr>
-        <w:t xml:space="preserve">7) This process continues until a </w:t>
-      </w:r>
-      <w:proofErr w:type="spellStart"/>
-      <w:r>
-        <w:rPr>
-          <w:lang w:val="en-GB"/>
-        </w:rPr>
-        <w:t>FoodRatio</w:t>
-      </w:r>
-      <w:proofErr w:type="spellEnd"/>
-      <w:r>
-        <w:rPr>
-          <w:lang w:val="en-GB"/>
-        </w:rPr>
-        <w:t xml:space="preserve"> of ≥ 1.20 is restored. If this equilibrium is sustained for three or more consecutive years, demographic or labour growth may resume.</w:t>
+        <w:t>7) This process continues until a FoodRatio of ≥ 1.20 is restored. If this equilibrium is sustained for three or more consecutive years, demographic or labour growth may resume.</w:t>
       </w:r>
     </w:p>
     <w:p>
@@ -20901,21 +18040,7 @@
         <w:rPr>
           <w:lang w:val="en-GB"/>
         </w:rPr>
-        <w:t xml:space="preserve">Compare food production with consumption requirements through the </w:t>
-      </w:r>
-      <w:proofErr w:type="spellStart"/>
-      <w:r>
-        <w:rPr>
-          <w:lang w:val="en-GB"/>
-        </w:rPr>
-        <w:t>FoodRatio</w:t>
-      </w:r>
-      <w:proofErr w:type="spellEnd"/>
-      <w:r>
-        <w:rPr>
-          <w:lang w:val="en-GB"/>
-        </w:rPr>
-        <w:t>.</w:t>
+        <w:t>Compare food production with consumption requirements through the FoodRatio.</w:t>
       </w:r>
     </w:p>
     <w:p>

--- a/Chebba_Roman_agronomic_model.docx
+++ b/Chebba_Roman_agronomic_model.docx
@@ -57,6 +57,7 @@
         </w:rPr>
         <w:t xml:space="preserve">*1 </w:t>
       </w:r>
+      <w:proofErr w:type="spellStart"/>
       <w:r>
         <w:rPr>
           <w:i/>
@@ -65,12 +66,14 @@
         </w:rPr>
         <w:t>iugerum</w:t>
       </w:r>
+      <w:proofErr w:type="spellEnd"/>
       <w:r>
         <w:rPr>
           <w:lang w:val="en-GB"/>
         </w:rPr>
         <w:t xml:space="preserve"> = 0.25 ha, 1 </w:t>
       </w:r>
+      <w:proofErr w:type="spellStart"/>
       <w:r>
         <w:rPr>
           <w:i/>
@@ -79,6 +82,7 @@
         </w:rPr>
         <w:t>culleus</w:t>
       </w:r>
+      <w:proofErr w:type="spellEnd"/>
       <w:r>
         <w:rPr>
           <w:lang w:val="en-GB"/>
@@ -885,7 +889,25 @@
           <w:szCs w:val="24"/>
           <w:lang w:val="en-GB" w:eastAsia="es-ES"/>
         </w:rPr>
-        <w:t>f the Voronoi diagram does not provide a plausible area for each settlement, the minimum, and if necessary maximum, size of each settlement could be estimated from empirical distributions for villas and farms. These distributions can be built using data from other regions of Tunisia, based on the recorded surface areas of comparable archaeological sites outside Chebba.</w:t>
+        <w:t xml:space="preserve">f the Voronoi diagram does not provide a plausible area for each settlement, the minimum, and if </w:t>
+      </w:r>
+      <w:proofErr w:type="gramStart"/>
+      <w:r>
+        <w:rPr>
+          <w:color w:val="auto"/>
+          <w:szCs w:val="24"/>
+          <w:lang w:val="en-GB" w:eastAsia="es-ES"/>
+        </w:rPr>
+        <w:t>necessary</w:t>
+      </w:r>
+      <w:proofErr w:type="gramEnd"/>
+      <w:r>
+        <w:rPr>
+          <w:color w:val="auto"/>
+          <w:szCs w:val="24"/>
+          <w:lang w:val="en-GB" w:eastAsia="es-ES"/>
+        </w:rPr>
+        <w:t xml:space="preserve"> maximum, size of each settlement could be estimated from empirical distributions for villas and farms. These distributions can be built using data from other regions of Tunisia, based on the recorded surface areas of comparable archaeological sites outside Chebba.</w:t>
       </w:r>
     </w:p>
     <w:p>
@@ -906,6 +928,7 @@
         </w:rPr>
         <w:t xml:space="preserve">The centuriation of Chebba is not used as a direct reconstruction of estate ownership, since a cadastral grid does not necessarily correspond to individual properties. Instead, it is used as a control parameter for assessing the plausibility of the estimated surfaces and the spatial density of settlements. Since a 20 × 20 actus centuria corresponds to approximately 200 </w:t>
       </w:r>
+      <w:proofErr w:type="spellStart"/>
       <w:r>
         <w:rPr>
           <w:i/>
@@ -916,6 +939,7 @@
         </w:rPr>
         <w:t>iugera</w:t>
       </w:r>
+      <w:proofErr w:type="spellEnd"/>
       <w:r>
         <w:rPr>
           <w:color w:val="auto"/>
@@ -1405,6 +1429,7 @@
         </w:rPr>
         <w:t xml:space="preserve">The working map is composed of 50 × 50 m cells. Each cell is equivalent to 2,500 m², or 0.25 ha, a surface area very close to 1 </w:t>
       </w:r>
+      <w:proofErr w:type="spellStart"/>
       <w:r>
         <w:rPr>
           <w:i/>
@@ -1413,6 +1438,7 @@
         </w:rPr>
         <w:t>iugerum</w:t>
       </w:r>
+      <w:proofErr w:type="spellEnd"/>
       <w:r>
         <w:rPr>
           <w:lang w:val="en-GB"/>
@@ -1814,8 +1840,18 @@
           <w:iCs/>
           <w:lang w:val="en-GB"/>
         </w:rPr>
-        <w:t>sine pedamentis</w:t>
-      </w:r>
+        <w:t xml:space="preserve">sine </w:t>
+      </w:r>
+      <w:proofErr w:type="spellStart"/>
+      <w:r>
+        <w:rPr>
+          <w:i/>
+          <w:iCs/>
+          <w:lang w:val="en-GB"/>
+        </w:rPr>
+        <w:t>pedamentis</w:t>
+      </w:r>
+      <w:proofErr w:type="spellEnd"/>
       <w:r>
         <w:rPr>
           <w:lang w:val="en-GB"/>
@@ -1862,7 +1898,14 @@
         <w:rPr>
           <w:lang w:val="en-GB"/>
         </w:rPr>
-        <w:t>. In this scenario, one hectare could contain approximately 5,000 vines. This density maximises viticultural production per unit of surface area,</w:t>
+        <w:t xml:space="preserve">. In this scenario, one hectare could contain approximately 5,000 vines. This density maximises viticultural production per unit of surface </w:t>
+      </w:r>
+      <w:proofErr w:type="gramStart"/>
+      <w:r>
+        <w:rPr>
+          <w:lang w:val="en-GB"/>
+        </w:rPr>
+        <w:t>area,</w:t>
       </w:r>
       <w:r>
         <w:rPr>
@@ -1874,7 +1917,14 @@
         <w:rPr>
           <w:lang w:val="en-GB"/>
         </w:rPr>
-        <w:t>but makes the cultivation of wheat between vines impossible.</w:t>
+        <w:t>but</w:t>
+      </w:r>
+      <w:proofErr w:type="gramEnd"/>
+      <w:r>
+        <w:rPr>
+          <w:lang w:val="en-GB"/>
+        </w:rPr>
+        <w:t xml:space="preserve"> makes the cultivation of wheat between vines impossible.</w:t>
       </w:r>
     </w:p>
     <w:p>
@@ -1980,7 +2030,21 @@
         <w:rPr>
           <w:lang w:val="en-GB"/>
         </w:rPr>
-        <w:t>Following Erdkamp (2005), it is also true that smaller farms might have preferred to cultivate oats, perhaps instead of wheat, for their own subsistence. This is an interesting possibility, but it will not be considered in the present version of the model.</w:t>
+        <w:t xml:space="preserve">Following </w:t>
+      </w:r>
+      <w:proofErr w:type="spellStart"/>
+      <w:r>
+        <w:rPr>
+          <w:lang w:val="en-GB"/>
+        </w:rPr>
+        <w:t>Erdkamp</w:t>
+      </w:r>
+      <w:proofErr w:type="spellEnd"/>
+      <w:r>
+        <w:rPr>
+          <w:lang w:val="en-GB"/>
+        </w:rPr>
+        <w:t xml:space="preserve"> (2005), it is also true that smaller farms might have preferred to cultivate oats, perhaps instead of wheat, for their own subsistence. This is an interesting possibility, but it will not be considered in the present version of the model.</w:t>
       </w:r>
     </w:p>
     <w:p>
@@ -2006,11 +2070,61 @@
           <w:lang w:val="en-GB"/>
         </w:rPr>
       </w:pPr>
-      <w:r>
-        <w:rPr>
-          <w:lang w:val="en-GB"/>
-        </w:rPr>
-        <w:t>A_i = A_o + A_v + A_w + A_s</w:t>
+      <w:proofErr w:type="spellStart"/>
+      <w:r>
+        <w:rPr>
+          <w:lang w:val="en-GB"/>
+        </w:rPr>
+        <w:t>A_i</w:t>
+      </w:r>
+      <w:proofErr w:type="spellEnd"/>
+      <w:r>
+        <w:rPr>
+          <w:lang w:val="en-GB"/>
+        </w:rPr>
+        <w:t xml:space="preserve"> = </w:t>
+      </w:r>
+      <w:proofErr w:type="spellStart"/>
+      <w:r>
+        <w:rPr>
+          <w:lang w:val="en-GB"/>
+        </w:rPr>
+        <w:t>A_o</w:t>
+      </w:r>
+      <w:proofErr w:type="spellEnd"/>
+      <w:r>
+        <w:rPr>
+          <w:lang w:val="en-GB"/>
+        </w:rPr>
+        <w:t xml:space="preserve"> + </w:t>
+      </w:r>
+      <w:proofErr w:type="spellStart"/>
+      <w:r>
+        <w:rPr>
+          <w:lang w:val="en-GB"/>
+        </w:rPr>
+        <w:t>A_v</w:t>
+      </w:r>
+      <w:proofErr w:type="spellEnd"/>
+      <w:r>
+        <w:rPr>
+          <w:lang w:val="en-GB"/>
+        </w:rPr>
+        <w:t xml:space="preserve"> + </w:t>
+      </w:r>
+      <w:proofErr w:type="spellStart"/>
+      <w:r>
+        <w:rPr>
+          <w:lang w:val="en-GB"/>
+        </w:rPr>
+        <w:t>A_w</w:t>
+      </w:r>
+      <w:proofErr w:type="spellEnd"/>
+      <w:r>
+        <w:rPr>
+          <w:lang w:val="en-GB"/>
+        </w:rPr>
+        <w:t xml:space="preserve"> + A_s</w:t>
       </w:r>
     </w:p>
     <w:tbl>
@@ -2112,6 +2226,7 @@
                 <w:lang w:val="en-GB"/>
               </w:rPr>
             </w:pPr>
+            <w:proofErr w:type="spellStart"/>
             <w:r>
               <w:rPr>
                 <w:sz w:val="21"/>
@@ -2119,6 +2234,7 @@
               </w:rPr>
               <w:t>A_i</w:t>
             </w:r>
+            <w:proofErr w:type="spellEnd"/>
           </w:p>
         </w:tc>
         <w:tc>
@@ -2144,7 +2260,23 @@
                 <w:sz w:val="21"/>
                 <w:lang w:val="en-GB"/>
               </w:rPr>
-              <w:t>Total surface area assigned to settlement i.</w:t>
+              <w:t xml:space="preserve">Total surface area assigned to settlement </w:t>
+            </w:r>
+            <w:proofErr w:type="spellStart"/>
+            <w:r>
+              <w:rPr>
+                <w:sz w:val="21"/>
+                <w:lang w:val="en-GB"/>
+              </w:rPr>
+              <w:t>i</w:t>
+            </w:r>
+            <w:proofErr w:type="spellEnd"/>
+            <w:r>
+              <w:rPr>
+                <w:sz w:val="21"/>
+                <w:lang w:val="en-GB"/>
+              </w:rPr>
+              <w:t>.</w:t>
             </w:r>
           </w:p>
         </w:tc>
@@ -2171,6 +2303,7 @@
                 <w:lang w:val="en-GB"/>
               </w:rPr>
             </w:pPr>
+            <w:proofErr w:type="spellStart"/>
             <w:r>
               <w:rPr>
                 <w:sz w:val="21"/>
@@ -2178,6 +2311,7 @@
               </w:rPr>
               <w:t>A_o</w:t>
             </w:r>
+            <w:proofErr w:type="spellEnd"/>
           </w:p>
         </w:tc>
         <w:tc>
@@ -2230,6 +2364,7 @@
                 <w:lang w:val="en-GB"/>
               </w:rPr>
             </w:pPr>
+            <w:proofErr w:type="spellStart"/>
             <w:r>
               <w:rPr>
                 <w:sz w:val="21"/>
@@ -2237,6 +2372,7 @@
               </w:rPr>
               <w:t>A_v</w:t>
             </w:r>
+            <w:proofErr w:type="spellEnd"/>
           </w:p>
         </w:tc>
         <w:tc>
@@ -2289,6 +2425,7 @@
                 <w:lang w:val="en-GB"/>
               </w:rPr>
             </w:pPr>
+            <w:proofErr w:type="spellStart"/>
             <w:r>
               <w:rPr>
                 <w:sz w:val="21"/>
@@ -2296,6 +2433,7 @@
               </w:rPr>
               <w:t>A_w</w:t>
             </w:r>
+            <w:proofErr w:type="spellEnd"/>
           </w:p>
         </w:tc>
         <w:tc>
@@ -2405,7 +2543,21 @@
         <w:rPr>
           <w:lang w:val="en-GB"/>
         </w:rPr>
-        <w:t>The annual rotation of wheat and fallow must also be considered. For Chebba, a biennial model is proposed, which is more plausible than a triennial model: one year of wheat followed by one year of fallow or legumes, which are not modelled explicitly at this stage. The wheat rotation factor is therefore R_w = 0.50.</w:t>
+        <w:t xml:space="preserve">The annual rotation of wheat and fallow must also be considered. For Chebba, a biennial model is proposed, which is more plausible than a triennial model: one year of wheat followed by one year of fallow or legumes, which are not modelled explicitly at this stage. The wheat rotation factor is therefore </w:t>
+      </w:r>
+      <w:proofErr w:type="spellStart"/>
+      <w:r>
+        <w:rPr>
+          <w:lang w:val="en-GB"/>
+        </w:rPr>
+        <w:t>R_w</w:t>
+      </w:r>
+      <w:proofErr w:type="spellEnd"/>
+      <w:r>
+        <w:rPr>
+          <w:lang w:val="en-GB"/>
+        </w:rPr>
+        <w:t xml:space="preserve"> = 0.50.</w:t>
       </w:r>
       <w:r>
         <w:rPr>
@@ -2423,12 +2575,58 @@
           <w:lang w:val="en-GB"/>
         </w:rPr>
       </w:pPr>
-      <w:r>
-        <w:rPr>
-          <w:lang w:val="en-GB"/>
-        </w:rPr>
-        <w:t>A_w,pot,i = (A_w,i + β_</w:t>
-      </w:r>
+      <w:proofErr w:type="spellStart"/>
+      <w:r>
+        <w:rPr>
+          <w:lang w:val="en-GB"/>
+        </w:rPr>
+        <w:t>A_</w:t>
+      </w:r>
+      <w:proofErr w:type="gramStart"/>
+      <w:r>
+        <w:rPr>
+          <w:lang w:val="en-GB"/>
+        </w:rPr>
+        <w:t>w,pot</w:t>
+      </w:r>
+      <w:proofErr w:type="gramEnd"/>
+      <w:r>
+        <w:rPr>
+          <w:lang w:val="en-GB"/>
+        </w:rPr>
+        <w:t>,i</w:t>
+      </w:r>
+      <w:proofErr w:type="spellEnd"/>
+      <w:r>
+        <w:rPr>
+          <w:lang w:val="en-GB"/>
+        </w:rPr>
+        <w:t xml:space="preserve"> = (</w:t>
+      </w:r>
+      <w:proofErr w:type="spellStart"/>
+      <w:r>
+        <w:rPr>
+          <w:lang w:val="en-GB"/>
+        </w:rPr>
+        <w:t>A_</w:t>
+      </w:r>
+      <w:proofErr w:type="gramStart"/>
+      <w:r>
+        <w:rPr>
+          <w:lang w:val="en-GB"/>
+        </w:rPr>
+        <w:t>w,i</w:t>
+      </w:r>
+      <w:proofErr w:type="spellEnd"/>
+      <w:proofErr w:type="gramEnd"/>
+      <w:r>
+        <w:rPr>
+          <w:lang w:val="en-GB"/>
+        </w:rPr>
+        <w:t xml:space="preserve"> + β_</w:t>
+      </w:r>
+      <w:proofErr w:type="spellStart"/>
+      <w:proofErr w:type="gramStart"/>
       <w:r>
         <w:rPr>
           <w:lang w:val="en-GB"/>
@@ -2439,20 +2637,70 @@
         <w:rPr>
           <w:lang w:val="en-GB"/>
         </w:rPr>
-        <w:t>o A_o,i + β_</w:t>
-      </w:r>
+        <w:t>o</w:t>
+      </w:r>
+      <w:proofErr w:type="spellEnd"/>
+      <w:proofErr w:type="gramEnd"/>
+      <w:r>
+        <w:rPr>
+          <w:lang w:val="en-GB"/>
+        </w:rPr>
+        <w:t xml:space="preserve"> </w:t>
+      </w:r>
+      <w:proofErr w:type="spellStart"/>
+      <w:r>
+        <w:rPr>
+          <w:lang w:val="en-GB"/>
+        </w:rPr>
+        <w:t>A_</w:t>
+      </w:r>
+      <w:proofErr w:type="gramStart"/>
+      <w:r>
+        <w:rPr>
+          <w:lang w:val="en-GB"/>
+        </w:rPr>
+        <w:t>o,i</w:t>
+      </w:r>
+      <w:proofErr w:type="spellEnd"/>
+      <w:proofErr w:type="gramEnd"/>
+      <w:r>
+        <w:rPr>
+          <w:lang w:val="en-GB"/>
+        </w:rPr>
+        <w:t xml:space="preserve"> + β_</w:t>
+      </w:r>
+      <w:proofErr w:type="spellStart"/>
+      <w:proofErr w:type="gramStart"/>
       <w:r>
         <w:rPr>
           <w:lang w:val="en-GB"/>
         </w:rPr>
         <w:t>w,v</w:t>
       </w:r>
-      <w:r>
-        <w:rPr>
-          <w:lang w:val="en-GB"/>
-        </w:rPr>
-        <w:t xml:space="preserve"> A_v,i</w:t>
-      </w:r>
+      <w:proofErr w:type="spellEnd"/>
+      <w:proofErr w:type="gramEnd"/>
+      <w:r>
+        <w:rPr>
+          <w:lang w:val="en-GB"/>
+        </w:rPr>
+        <w:t xml:space="preserve"> </w:t>
+      </w:r>
+      <w:proofErr w:type="spellStart"/>
+      <w:r>
+        <w:rPr>
+          <w:lang w:val="en-GB"/>
+        </w:rPr>
+        <w:t>A_</w:t>
+      </w:r>
+      <w:proofErr w:type="gramStart"/>
+      <w:r>
+        <w:rPr>
+          <w:lang w:val="en-GB"/>
+        </w:rPr>
+        <w:t>v,i</w:t>
+      </w:r>
+      <w:proofErr w:type="spellEnd"/>
+      <w:proofErr w:type="gramEnd"/>
       <w:r>
         <w:rPr>
           <w:lang w:val="en-GB"/>
@@ -2590,12 +2838,28 @@
                 <w:lang w:val="en-GB"/>
               </w:rPr>
             </w:pPr>
-            <w:r>
-              <w:rPr>
-                <w:lang w:val="en-GB"/>
-              </w:rPr>
-              <w:t>A_w,pot,i</w:t>
-            </w:r>
+            <w:proofErr w:type="spellStart"/>
+            <w:r>
+              <w:rPr>
+                <w:lang w:val="en-GB"/>
+              </w:rPr>
+              <w:t>A_</w:t>
+            </w:r>
+            <w:proofErr w:type="gramStart"/>
+            <w:r>
+              <w:rPr>
+                <w:lang w:val="en-GB"/>
+              </w:rPr>
+              <w:t>w,pot</w:t>
+            </w:r>
+            <w:proofErr w:type="gramEnd"/>
+            <w:r>
+              <w:rPr>
+                <w:lang w:val="en-GB"/>
+              </w:rPr>
+              <w:t>,i</w:t>
+            </w:r>
+            <w:proofErr w:type="spellEnd"/>
           </w:p>
         </w:tc>
         <w:tc>
@@ -2676,6 +2940,8 @@
               <w:lastRenderedPageBreak/>
               <w:t>β_</w:t>
             </w:r>
+            <w:proofErr w:type="spellStart"/>
+            <w:proofErr w:type="gramStart"/>
             <w:r>
               <w:rPr>
                 <w:sz w:val="21"/>
@@ -2690,6 +2956,8 @@
               </w:rPr>
               <w:t>v</w:t>
             </w:r>
+            <w:proofErr w:type="spellEnd"/>
+            <w:proofErr w:type="gramEnd"/>
           </w:p>
         </w:tc>
         <w:tc>
@@ -2778,6 +3046,8 @@
               </w:rPr>
               <w:t>β_</w:t>
             </w:r>
+            <w:proofErr w:type="spellStart"/>
+            <w:proofErr w:type="gramStart"/>
             <w:r>
               <w:rPr>
                 <w:sz w:val="21"/>
@@ -2792,6 +3062,8 @@
               </w:rPr>
               <w:t>o</w:t>
             </w:r>
+            <w:proofErr w:type="spellEnd"/>
+            <w:proofErr w:type="gramEnd"/>
           </w:p>
         </w:tc>
         <w:tc>
@@ -2871,6 +3143,7 @@
                 <w:lang w:val="en-GB"/>
               </w:rPr>
             </w:pPr>
+            <w:proofErr w:type="spellStart"/>
             <w:r>
               <w:rPr>
                 <w:sz w:val="21"/>
@@ -2878,6 +3151,7 @@
               </w:rPr>
               <w:t>R_w</w:t>
             </w:r>
+            <w:proofErr w:type="spellEnd"/>
           </w:p>
         </w:tc>
         <w:tc>
@@ -2969,12 +3243,78 @@
           <w:lang w:val="en-GB"/>
         </w:rPr>
       </w:pPr>
-      <w:r>
-        <w:rPr>
-          <w:lang w:val="en-GB"/>
-        </w:rPr>
-        <w:t>A_w,harv,i,t = A_w,pot,i × R_w</w:t>
-      </w:r>
+      <w:proofErr w:type="spellStart"/>
+      <w:r>
+        <w:rPr>
+          <w:lang w:val="en-GB"/>
+        </w:rPr>
+        <w:t>A_</w:t>
+      </w:r>
+      <w:proofErr w:type="gramStart"/>
+      <w:r>
+        <w:rPr>
+          <w:lang w:val="en-GB"/>
+        </w:rPr>
+        <w:t>w,harv</w:t>
+      </w:r>
+      <w:proofErr w:type="gramEnd"/>
+      <w:r>
+        <w:rPr>
+          <w:lang w:val="en-GB"/>
+        </w:rPr>
+        <w:t>,</w:t>
+      </w:r>
+      <w:proofErr w:type="gramStart"/>
+      <w:r>
+        <w:rPr>
+          <w:lang w:val="en-GB"/>
+        </w:rPr>
+        <w:t>i,t</w:t>
+      </w:r>
+      <w:proofErr w:type="spellEnd"/>
+      <w:proofErr w:type="gramEnd"/>
+      <w:r>
+        <w:rPr>
+          <w:lang w:val="en-GB"/>
+        </w:rPr>
+        <w:t xml:space="preserve"> = </w:t>
+      </w:r>
+      <w:proofErr w:type="spellStart"/>
+      <w:r>
+        <w:rPr>
+          <w:lang w:val="en-GB"/>
+        </w:rPr>
+        <w:t>A_</w:t>
+      </w:r>
+      <w:proofErr w:type="gramStart"/>
+      <w:r>
+        <w:rPr>
+          <w:lang w:val="en-GB"/>
+        </w:rPr>
+        <w:t>w,pot</w:t>
+      </w:r>
+      <w:proofErr w:type="gramEnd"/>
+      <w:r>
+        <w:rPr>
+          <w:lang w:val="en-GB"/>
+        </w:rPr>
+        <w:t>,i</w:t>
+      </w:r>
+      <w:proofErr w:type="spellEnd"/>
+      <w:r>
+        <w:rPr>
+          <w:lang w:val="en-GB"/>
+        </w:rPr>
+        <w:t xml:space="preserve"> × </w:t>
+      </w:r>
+      <w:proofErr w:type="spellStart"/>
+      <w:r>
+        <w:rPr>
+          <w:lang w:val="en-GB"/>
+        </w:rPr>
+        <w:t>R_w</w:t>
+      </w:r>
+      <w:proofErr w:type="spellEnd"/>
     </w:p>
     <w:tbl>
       <w:tblPr>
@@ -3106,12 +3446,28 @@
                 <w:lang w:val="en-GB"/>
               </w:rPr>
             </w:pPr>
-            <w:r>
-              <w:rPr>
-                <w:lang w:val="en-GB"/>
-              </w:rPr>
-              <w:t>A_w,harv,</w:t>
-            </w:r>
+            <w:proofErr w:type="spellStart"/>
+            <w:r>
+              <w:rPr>
+                <w:lang w:val="en-GB"/>
+              </w:rPr>
+              <w:t>A_</w:t>
+            </w:r>
+            <w:proofErr w:type="gramStart"/>
+            <w:r>
+              <w:rPr>
+                <w:lang w:val="en-GB"/>
+              </w:rPr>
+              <w:t>w,harv</w:t>
+            </w:r>
+            <w:proofErr w:type="gramEnd"/>
+            <w:r>
+              <w:rPr>
+                <w:lang w:val="en-GB"/>
+              </w:rPr>
+              <w:t>,</w:t>
+            </w:r>
+            <w:proofErr w:type="gramStart"/>
             <w:r>
               <w:rPr>
                 <w:lang w:val="en-GB"/>
@@ -3124,6 +3480,8 @@
               </w:rPr>
               <w:t>,t</w:t>
             </w:r>
+            <w:proofErr w:type="spellEnd"/>
+            <w:proofErr w:type="gramEnd"/>
           </w:p>
         </w:tc>
         <w:tc>
@@ -3168,8 +3526,16 @@
               <w:rPr>
                 <w:lang w:val="en-GB"/>
               </w:rPr>
-              <w:t>Wheat harvest in year t for settlement i</w:t>
-            </w:r>
+              <w:t xml:space="preserve">Wheat harvest in year t for settlement </w:t>
+            </w:r>
+            <w:proofErr w:type="spellStart"/>
+            <w:r>
+              <w:rPr>
+                <w:lang w:val="en-GB"/>
+              </w:rPr>
+              <w:t>i</w:t>
+            </w:r>
+            <w:proofErr w:type="spellEnd"/>
             <w:r>
               <w:rPr>
                 <w:lang w:val="en-GB"/>
@@ -3201,12 +3567,14 @@
                 <w:lang w:val="en-GB"/>
               </w:rPr>
             </w:pPr>
+            <w:proofErr w:type="spellStart"/>
             <w:r>
               <w:rPr>
                 <w:lang w:val="en-GB"/>
               </w:rPr>
               <w:t>R_w</w:t>
             </w:r>
+            <w:proofErr w:type="spellEnd"/>
           </w:p>
         </w:tc>
         <w:tc>
@@ -3290,12 +3658,28 @@
         </w:rPr>
         <w:t>wheat yield per hectare per year per settlement as follows (</w:t>
       </w:r>
-      <w:r>
-        <w:rPr>
-          <w:lang w:val="en-GB"/>
-        </w:rPr>
-        <w:t>Y_w,i,t</w:t>
-      </w:r>
+      <w:proofErr w:type="spellStart"/>
+      <w:r>
+        <w:rPr>
+          <w:lang w:val="en-GB"/>
+        </w:rPr>
+        <w:t>Y_</w:t>
+      </w:r>
+      <w:proofErr w:type="gramStart"/>
+      <w:r>
+        <w:rPr>
+          <w:lang w:val="en-GB"/>
+        </w:rPr>
+        <w:t>w,i</w:t>
+      </w:r>
+      <w:proofErr w:type="gramEnd"/>
+      <w:r>
+        <w:rPr>
+          <w:lang w:val="en-GB"/>
+        </w:rPr>
+        <w:t>,t</w:t>
+      </w:r>
+      <w:proofErr w:type="spellEnd"/>
       <w:r>
         <w:rPr>
           <w:lang w:val="en-GB"/>
@@ -3310,12 +3694,174 @@
           <w:lang w:val="en-GB"/>
         </w:rPr>
       </w:pPr>
-      <w:r>
-        <w:rPr>
-          <w:lang w:val="en-GB"/>
-        </w:rPr>
-        <w:t>Y_w,i,t = Y_w,base × Soil_factor_w,i × Water_factor_w,i × Rainfall_factor_w,t × Temperature_factor_w,t × Management_factor_w,i × Extreme_penalty_t</w:t>
-      </w:r>
+      <w:proofErr w:type="spellStart"/>
+      <w:r>
+        <w:rPr>
+          <w:lang w:val="en-GB"/>
+        </w:rPr>
+        <w:t>Y_</w:t>
+      </w:r>
+      <w:proofErr w:type="gramStart"/>
+      <w:r>
+        <w:rPr>
+          <w:lang w:val="en-GB"/>
+        </w:rPr>
+        <w:t>w,i</w:t>
+      </w:r>
+      <w:proofErr w:type="gramEnd"/>
+      <w:r>
+        <w:rPr>
+          <w:lang w:val="en-GB"/>
+        </w:rPr>
+        <w:t>,t</w:t>
+      </w:r>
+      <w:proofErr w:type="spellEnd"/>
+      <w:r>
+        <w:rPr>
+          <w:lang w:val="en-GB"/>
+        </w:rPr>
+        <w:t xml:space="preserve"> = </w:t>
+      </w:r>
+      <w:proofErr w:type="spellStart"/>
+      <w:r>
+        <w:rPr>
+          <w:lang w:val="en-GB"/>
+        </w:rPr>
+        <w:t>Y_</w:t>
+      </w:r>
+      <w:proofErr w:type="gramStart"/>
+      <w:r>
+        <w:rPr>
+          <w:lang w:val="en-GB"/>
+        </w:rPr>
+        <w:t>w,base</w:t>
+      </w:r>
+      <w:proofErr w:type="spellEnd"/>
+      <w:proofErr w:type="gramEnd"/>
+      <w:r>
+        <w:rPr>
+          <w:lang w:val="en-GB"/>
+        </w:rPr>
+        <w:t xml:space="preserve"> × </w:t>
+      </w:r>
+      <w:proofErr w:type="spellStart"/>
+      <w:r>
+        <w:rPr>
+          <w:lang w:val="en-GB"/>
+        </w:rPr>
+        <w:t>Soil_factor_</w:t>
+      </w:r>
+      <w:proofErr w:type="gramStart"/>
+      <w:r>
+        <w:rPr>
+          <w:lang w:val="en-GB"/>
+        </w:rPr>
+        <w:t>w,i</w:t>
+      </w:r>
+      <w:proofErr w:type="spellEnd"/>
+      <w:proofErr w:type="gramEnd"/>
+      <w:r>
+        <w:rPr>
+          <w:lang w:val="en-GB"/>
+        </w:rPr>
+        <w:t xml:space="preserve"> × </w:t>
+      </w:r>
+      <w:proofErr w:type="spellStart"/>
+      <w:r>
+        <w:rPr>
+          <w:lang w:val="en-GB"/>
+        </w:rPr>
+        <w:t>Water_factor_</w:t>
+      </w:r>
+      <w:proofErr w:type="gramStart"/>
+      <w:r>
+        <w:rPr>
+          <w:lang w:val="en-GB"/>
+        </w:rPr>
+        <w:t>w,i</w:t>
+      </w:r>
+      <w:proofErr w:type="spellEnd"/>
+      <w:proofErr w:type="gramEnd"/>
+      <w:r>
+        <w:rPr>
+          <w:lang w:val="en-GB"/>
+        </w:rPr>
+        <w:t xml:space="preserve"> × </w:t>
+      </w:r>
+      <w:proofErr w:type="spellStart"/>
+      <w:r>
+        <w:rPr>
+          <w:lang w:val="en-GB"/>
+        </w:rPr>
+        <w:t>Rainfall_factor_</w:t>
+      </w:r>
+      <w:proofErr w:type="gramStart"/>
+      <w:r>
+        <w:rPr>
+          <w:lang w:val="en-GB"/>
+        </w:rPr>
+        <w:t>w,t</w:t>
+      </w:r>
+      <w:proofErr w:type="spellEnd"/>
+      <w:proofErr w:type="gramEnd"/>
+      <w:r>
+        <w:rPr>
+          <w:lang w:val="en-GB"/>
+        </w:rPr>
+        <w:t xml:space="preserve"> × </w:t>
+      </w:r>
+      <w:proofErr w:type="spellStart"/>
+      <w:r>
+        <w:rPr>
+          <w:lang w:val="en-GB"/>
+        </w:rPr>
+        <w:t>Temperature_factor_</w:t>
+      </w:r>
+      <w:proofErr w:type="gramStart"/>
+      <w:r>
+        <w:rPr>
+          <w:lang w:val="en-GB"/>
+        </w:rPr>
+        <w:t>w,t</w:t>
+      </w:r>
+      <w:proofErr w:type="spellEnd"/>
+      <w:proofErr w:type="gramEnd"/>
+      <w:r>
+        <w:rPr>
+          <w:lang w:val="en-GB"/>
+        </w:rPr>
+        <w:t xml:space="preserve"> × </w:t>
+      </w:r>
+      <w:proofErr w:type="spellStart"/>
+      <w:r>
+        <w:rPr>
+          <w:lang w:val="en-GB"/>
+        </w:rPr>
+        <w:t>Management_factor_</w:t>
+      </w:r>
+      <w:proofErr w:type="gramStart"/>
+      <w:r>
+        <w:rPr>
+          <w:lang w:val="en-GB"/>
+        </w:rPr>
+        <w:t>w,i</w:t>
+      </w:r>
+      <w:proofErr w:type="spellEnd"/>
+      <w:proofErr w:type="gramEnd"/>
+      <w:r>
+        <w:rPr>
+          <w:lang w:val="en-GB"/>
+        </w:rPr>
+        <w:t xml:space="preserve"> × </w:t>
+      </w:r>
+      <w:proofErr w:type="spellStart"/>
+      <w:r>
+        <w:rPr>
+          <w:lang w:val="en-GB"/>
+        </w:rPr>
+        <w:t>Extreme_penalty_t</w:t>
+      </w:r>
+      <w:proofErr w:type="spellEnd"/>
     </w:p>
     <w:p>
       <w:pPr>
@@ -3334,7 +3880,21 @@
         <w:rPr>
           <w:lang w:val="en-GB"/>
         </w:rPr>
-        <w:t xml:space="preserve">per settelemtn I per year t from the next equation: </w:t>
+        <w:t xml:space="preserve">per </w:t>
+      </w:r>
+      <w:proofErr w:type="spellStart"/>
+      <w:r>
+        <w:rPr>
+          <w:lang w:val="en-GB"/>
+        </w:rPr>
+        <w:t>settelemtn</w:t>
+      </w:r>
+      <w:proofErr w:type="spellEnd"/>
+      <w:r>
+        <w:rPr>
+          <w:lang w:val="en-GB"/>
+        </w:rPr>
+        <w:t xml:space="preserve"> I per year t from the next equation: </w:t>
       </w:r>
     </w:p>
     <w:p>
@@ -3344,11 +3904,99 @@
           <w:lang w:val="en-GB"/>
         </w:rPr>
       </w:pPr>
-      <w:r>
-        <w:rPr>
-          <w:lang w:val="en-GB"/>
-        </w:rPr>
-        <w:t>Q_w,gross,i,t = A_w,harv,i,t × Y_w,i,</w:t>
+      <w:proofErr w:type="spellStart"/>
+      <w:r>
+        <w:rPr>
+          <w:lang w:val="en-GB"/>
+        </w:rPr>
+        <w:t>Q_</w:t>
+      </w:r>
+      <w:proofErr w:type="gramStart"/>
+      <w:r>
+        <w:rPr>
+          <w:lang w:val="en-GB"/>
+        </w:rPr>
+        <w:t>w,gross</w:t>
+      </w:r>
+      <w:proofErr w:type="gramEnd"/>
+      <w:r>
+        <w:rPr>
+          <w:lang w:val="en-GB"/>
+        </w:rPr>
+        <w:t>,</w:t>
+      </w:r>
+      <w:proofErr w:type="gramStart"/>
+      <w:r>
+        <w:rPr>
+          <w:lang w:val="en-GB"/>
+        </w:rPr>
+        <w:t>i,t</w:t>
+      </w:r>
+      <w:proofErr w:type="spellEnd"/>
+      <w:proofErr w:type="gramEnd"/>
+      <w:r>
+        <w:rPr>
+          <w:lang w:val="en-GB"/>
+        </w:rPr>
+        <w:t xml:space="preserve"> = </w:t>
+      </w:r>
+      <w:proofErr w:type="spellStart"/>
+      <w:r>
+        <w:rPr>
+          <w:lang w:val="en-GB"/>
+        </w:rPr>
+        <w:t>A_</w:t>
+      </w:r>
+      <w:proofErr w:type="gramStart"/>
+      <w:r>
+        <w:rPr>
+          <w:lang w:val="en-GB"/>
+        </w:rPr>
+        <w:t>w,harv</w:t>
+      </w:r>
+      <w:proofErr w:type="gramEnd"/>
+      <w:r>
+        <w:rPr>
+          <w:lang w:val="en-GB"/>
+        </w:rPr>
+        <w:t>,</w:t>
+      </w:r>
+      <w:proofErr w:type="gramStart"/>
+      <w:r>
+        <w:rPr>
+          <w:lang w:val="en-GB"/>
+        </w:rPr>
+        <w:t>i,t</w:t>
+      </w:r>
+      <w:proofErr w:type="spellEnd"/>
+      <w:proofErr w:type="gramEnd"/>
+      <w:r>
+        <w:rPr>
+          <w:lang w:val="en-GB"/>
+        </w:rPr>
+        <w:t xml:space="preserve"> × </w:t>
+      </w:r>
+      <w:proofErr w:type="spellStart"/>
+      <w:r>
+        <w:rPr>
+          <w:lang w:val="en-GB"/>
+        </w:rPr>
+        <w:t>Y_</w:t>
+      </w:r>
+      <w:proofErr w:type="gramStart"/>
+      <w:r>
+        <w:rPr>
+          <w:lang w:val="en-GB"/>
+        </w:rPr>
+        <w:t>w,i</w:t>
+      </w:r>
+      <w:proofErr w:type="spellEnd"/>
+      <w:proofErr w:type="gramEnd"/>
+      <w:r>
+        <w:rPr>
+          <w:lang w:val="en-GB"/>
+        </w:rPr>
+        <w:t>,</w:t>
       </w:r>
     </w:p>
     <w:p>
@@ -3391,12 +4039,136 @@
           <w:lang w:val="en-GB"/>
         </w:rPr>
       </w:pPr>
-      <w:r>
-        <w:rPr>
-          <w:lang w:val="en-GB"/>
-        </w:rPr>
-        <w:t>Q_w,net,i,t = Q_w,gross,i,t × (1 − λ_w) − σ_w A_w,harv,i,t</w:t>
-      </w:r>
+      <w:proofErr w:type="spellStart"/>
+      <w:r>
+        <w:rPr>
+          <w:lang w:val="en-GB"/>
+        </w:rPr>
+        <w:t>Q_</w:t>
+      </w:r>
+      <w:proofErr w:type="gramStart"/>
+      <w:r>
+        <w:rPr>
+          <w:lang w:val="en-GB"/>
+        </w:rPr>
+        <w:t>w,net</w:t>
+      </w:r>
+      <w:proofErr w:type="gramEnd"/>
+      <w:r>
+        <w:rPr>
+          <w:lang w:val="en-GB"/>
+        </w:rPr>
+        <w:t>,</w:t>
+      </w:r>
+      <w:proofErr w:type="gramStart"/>
+      <w:r>
+        <w:rPr>
+          <w:lang w:val="en-GB"/>
+        </w:rPr>
+        <w:t>i,t</w:t>
+      </w:r>
+      <w:proofErr w:type="spellEnd"/>
+      <w:proofErr w:type="gramEnd"/>
+      <w:r>
+        <w:rPr>
+          <w:lang w:val="en-GB"/>
+        </w:rPr>
+        <w:t xml:space="preserve"> = </w:t>
+      </w:r>
+      <w:proofErr w:type="spellStart"/>
+      <w:r>
+        <w:rPr>
+          <w:lang w:val="en-GB"/>
+        </w:rPr>
+        <w:t>Q_</w:t>
+      </w:r>
+      <w:proofErr w:type="gramStart"/>
+      <w:r>
+        <w:rPr>
+          <w:lang w:val="en-GB"/>
+        </w:rPr>
+        <w:t>w,gross</w:t>
+      </w:r>
+      <w:proofErr w:type="gramEnd"/>
+      <w:r>
+        <w:rPr>
+          <w:lang w:val="en-GB"/>
+        </w:rPr>
+        <w:t>,</w:t>
+      </w:r>
+      <w:proofErr w:type="gramStart"/>
+      <w:r>
+        <w:rPr>
+          <w:lang w:val="en-GB"/>
+        </w:rPr>
+        <w:t>i,t</w:t>
+      </w:r>
+      <w:proofErr w:type="spellEnd"/>
+      <w:proofErr w:type="gramEnd"/>
+      <w:r>
+        <w:rPr>
+          <w:lang w:val="en-GB"/>
+        </w:rPr>
+        <w:t xml:space="preserve"> × (1 − </w:t>
+      </w:r>
+      <w:proofErr w:type="spellStart"/>
+      <w:r>
+        <w:rPr>
+          <w:lang w:val="en-GB"/>
+        </w:rPr>
+        <w:t>λ_w</w:t>
+      </w:r>
+      <w:proofErr w:type="spellEnd"/>
+      <w:r>
+        <w:rPr>
+          <w:lang w:val="en-GB"/>
+        </w:rPr>
+        <w:t xml:space="preserve">) − </w:t>
+      </w:r>
+      <w:proofErr w:type="spellStart"/>
+      <w:r>
+        <w:rPr>
+          <w:lang w:val="en-GB"/>
+        </w:rPr>
+        <w:t>σ_w</w:t>
+      </w:r>
+      <w:proofErr w:type="spellEnd"/>
+      <w:r>
+        <w:rPr>
+          <w:lang w:val="en-GB"/>
+        </w:rPr>
+        <w:t xml:space="preserve"> </w:t>
+      </w:r>
+      <w:proofErr w:type="spellStart"/>
+      <w:r>
+        <w:rPr>
+          <w:lang w:val="en-GB"/>
+        </w:rPr>
+        <w:t>A_</w:t>
+      </w:r>
+      <w:proofErr w:type="gramStart"/>
+      <w:r>
+        <w:rPr>
+          <w:lang w:val="en-GB"/>
+        </w:rPr>
+        <w:t>w,harv</w:t>
+      </w:r>
+      <w:proofErr w:type="gramEnd"/>
+      <w:r>
+        <w:rPr>
+          <w:lang w:val="en-GB"/>
+        </w:rPr>
+        <w:t>,</w:t>
+      </w:r>
+      <w:proofErr w:type="gramStart"/>
+      <w:r>
+        <w:rPr>
+          <w:lang w:val="en-GB"/>
+        </w:rPr>
+        <w:t>i,t</w:t>
+      </w:r>
+      <w:proofErr w:type="spellEnd"/>
+      <w:proofErr w:type="gramEnd"/>
     </w:p>
     <w:tbl>
       <w:tblPr>
@@ -3497,13 +4269,40 @@
                 <w:lang w:val="en-GB"/>
               </w:rPr>
             </w:pPr>
-            <w:r>
-              <w:rPr>
-                <w:sz w:val="21"/>
-                <w:lang w:val="en-GB"/>
-              </w:rPr>
-              <w:t>Q_w,net,i,t</w:t>
-            </w:r>
+            <w:proofErr w:type="spellStart"/>
+            <w:r>
+              <w:rPr>
+                <w:sz w:val="21"/>
+                <w:lang w:val="en-GB"/>
+              </w:rPr>
+              <w:t>Q_</w:t>
+            </w:r>
+            <w:proofErr w:type="gramStart"/>
+            <w:r>
+              <w:rPr>
+                <w:sz w:val="21"/>
+                <w:lang w:val="en-GB"/>
+              </w:rPr>
+              <w:t>w,net</w:t>
+            </w:r>
+            <w:proofErr w:type="gramEnd"/>
+            <w:r>
+              <w:rPr>
+                <w:sz w:val="21"/>
+                <w:lang w:val="en-GB"/>
+              </w:rPr>
+              <w:t>,</w:t>
+            </w:r>
+            <w:proofErr w:type="gramStart"/>
+            <w:r>
+              <w:rPr>
+                <w:sz w:val="21"/>
+                <w:lang w:val="en-GB"/>
+              </w:rPr>
+              <w:t>i,t</w:t>
+            </w:r>
+            <w:proofErr w:type="spellEnd"/>
+            <w:proofErr w:type="gramEnd"/>
           </w:p>
         </w:tc>
         <w:tc>
@@ -3529,7 +4328,23 @@
                 <w:sz w:val="21"/>
                 <w:lang w:val="en-GB"/>
               </w:rPr>
-              <w:t>Net wheat production of settlement i in year t.</w:t>
+              <w:t xml:space="preserve">Net wheat production of settlement </w:t>
+            </w:r>
+            <w:proofErr w:type="spellStart"/>
+            <w:r>
+              <w:rPr>
+                <w:sz w:val="21"/>
+                <w:lang w:val="en-GB"/>
+              </w:rPr>
+              <w:t>i</w:t>
+            </w:r>
+            <w:proofErr w:type="spellEnd"/>
+            <w:r>
+              <w:rPr>
+                <w:sz w:val="21"/>
+                <w:lang w:val="en-GB"/>
+              </w:rPr>
+              <w:t xml:space="preserve"> in year t.</w:t>
             </w:r>
           </w:p>
         </w:tc>
@@ -3556,13 +4371,40 @@
                 <w:lang w:val="en-GB"/>
               </w:rPr>
             </w:pPr>
-            <w:r>
-              <w:rPr>
-                <w:sz w:val="21"/>
-                <w:lang w:val="en-GB"/>
-              </w:rPr>
-              <w:t>Q_w,gross,i,t</w:t>
-            </w:r>
+            <w:proofErr w:type="spellStart"/>
+            <w:r>
+              <w:rPr>
+                <w:sz w:val="21"/>
+                <w:lang w:val="en-GB"/>
+              </w:rPr>
+              <w:t>Q_</w:t>
+            </w:r>
+            <w:proofErr w:type="gramStart"/>
+            <w:r>
+              <w:rPr>
+                <w:sz w:val="21"/>
+                <w:lang w:val="en-GB"/>
+              </w:rPr>
+              <w:t>w,gross</w:t>
+            </w:r>
+            <w:proofErr w:type="gramEnd"/>
+            <w:r>
+              <w:rPr>
+                <w:sz w:val="21"/>
+                <w:lang w:val="en-GB"/>
+              </w:rPr>
+              <w:t>,</w:t>
+            </w:r>
+            <w:proofErr w:type="gramStart"/>
+            <w:r>
+              <w:rPr>
+                <w:sz w:val="21"/>
+                <w:lang w:val="en-GB"/>
+              </w:rPr>
+              <w:t>i,t</w:t>
+            </w:r>
+            <w:proofErr w:type="spellEnd"/>
+            <w:proofErr w:type="gramEnd"/>
           </w:p>
         </w:tc>
         <w:tc>
@@ -3695,6 +4537,7 @@
                 <w:lang w:val="en-GB"/>
               </w:rPr>
             </w:pPr>
+            <w:proofErr w:type="spellStart"/>
             <w:r>
               <w:rPr>
                 <w:sz w:val="21"/>
@@ -3702,6 +4545,7 @@
               </w:rPr>
               <w:t>σ_w</w:t>
             </w:r>
+            <w:proofErr w:type="spellEnd"/>
           </w:p>
         </w:tc>
         <w:tc>
@@ -3754,13 +4598,40 @@
                 <w:lang w:val="en-GB"/>
               </w:rPr>
             </w:pPr>
-            <w:r>
-              <w:rPr>
-                <w:sz w:val="21"/>
-                <w:lang w:val="en-GB"/>
-              </w:rPr>
-              <w:t>A_w,harv,i,t</w:t>
-            </w:r>
+            <w:proofErr w:type="spellStart"/>
+            <w:r>
+              <w:rPr>
+                <w:sz w:val="21"/>
+                <w:lang w:val="en-GB"/>
+              </w:rPr>
+              <w:t>A_</w:t>
+            </w:r>
+            <w:proofErr w:type="gramStart"/>
+            <w:r>
+              <w:rPr>
+                <w:sz w:val="21"/>
+                <w:lang w:val="en-GB"/>
+              </w:rPr>
+              <w:t>w,harv</w:t>
+            </w:r>
+            <w:proofErr w:type="gramEnd"/>
+            <w:r>
+              <w:rPr>
+                <w:sz w:val="21"/>
+                <w:lang w:val="en-GB"/>
+              </w:rPr>
+              <w:t>,</w:t>
+            </w:r>
+            <w:proofErr w:type="gramStart"/>
+            <w:r>
+              <w:rPr>
+                <w:sz w:val="21"/>
+                <w:lang w:val="en-GB"/>
+              </w:rPr>
+              <w:t>i,t</w:t>
+            </w:r>
+            <w:proofErr w:type="spellEnd"/>
+            <w:proofErr w:type="gramEnd"/>
           </w:p>
         </w:tc>
         <w:tc>
@@ -3810,11 +4681,83 @@
           <w:lang w:val="en-GB"/>
         </w:rPr>
       </w:pPr>
-      <w:r>
-        <w:rPr>
-          <w:lang w:val="en-GB"/>
-        </w:rPr>
-        <w:t xml:space="preserve">Q_o,i,t = A_o,i × Y_o,i,t </w:t>
+      <w:proofErr w:type="spellStart"/>
+      <w:r>
+        <w:rPr>
+          <w:lang w:val="en-GB"/>
+        </w:rPr>
+        <w:t>Q_</w:t>
+      </w:r>
+      <w:proofErr w:type="gramStart"/>
+      <w:r>
+        <w:rPr>
+          <w:lang w:val="en-GB"/>
+        </w:rPr>
+        <w:t>o,i</w:t>
+      </w:r>
+      <w:proofErr w:type="gramEnd"/>
+      <w:r>
+        <w:rPr>
+          <w:lang w:val="en-GB"/>
+        </w:rPr>
+        <w:t>,t</w:t>
+      </w:r>
+      <w:proofErr w:type="spellEnd"/>
+      <w:r>
+        <w:rPr>
+          <w:lang w:val="en-GB"/>
+        </w:rPr>
+        <w:t xml:space="preserve"> = </w:t>
+      </w:r>
+      <w:proofErr w:type="spellStart"/>
+      <w:r>
+        <w:rPr>
+          <w:lang w:val="en-GB"/>
+        </w:rPr>
+        <w:t>A_</w:t>
+      </w:r>
+      <w:proofErr w:type="gramStart"/>
+      <w:r>
+        <w:rPr>
+          <w:lang w:val="en-GB"/>
+        </w:rPr>
+        <w:t>o,i</w:t>
+      </w:r>
+      <w:proofErr w:type="spellEnd"/>
+      <w:proofErr w:type="gramEnd"/>
+      <w:r>
+        <w:rPr>
+          <w:lang w:val="en-GB"/>
+        </w:rPr>
+        <w:t xml:space="preserve"> × </w:t>
+      </w:r>
+      <w:proofErr w:type="spellStart"/>
+      <w:r>
+        <w:rPr>
+          <w:lang w:val="en-GB"/>
+        </w:rPr>
+        <w:t>Y_</w:t>
+      </w:r>
+      <w:proofErr w:type="gramStart"/>
+      <w:r>
+        <w:rPr>
+          <w:lang w:val="en-GB"/>
+        </w:rPr>
+        <w:t>o,i</w:t>
+      </w:r>
+      <w:proofErr w:type="gramEnd"/>
+      <w:r>
+        <w:rPr>
+          <w:lang w:val="en-GB"/>
+        </w:rPr>
+        <w:t>,t</w:t>
+      </w:r>
+      <w:proofErr w:type="spellEnd"/>
+      <w:r>
+        <w:rPr>
+          <w:lang w:val="en-GB"/>
+        </w:rPr>
+        <w:t xml:space="preserve"> </w:t>
       </w:r>
       <w:r>
         <w:rPr>
@@ -3843,6 +4786,7 @@
       <w:r>
         <w:t xml:space="preserve"> </w:t>
       </w:r>
+      <w:proofErr w:type="gramStart"/>
       <w:r>
         <w:rPr>
           <w:lang w:val="en-GB"/>
@@ -3859,7 +4803,14 @@
         <w:rPr>
           <w:lang w:val="en-GB"/>
         </w:rPr>
-        <w:t>×Alt</w:t>
+        <w:t>×</w:t>
+      </w:r>
+      <w:proofErr w:type="gramEnd"/>
+      <w:r>
+        <w:rPr>
+          <w:lang w:val="en-GB"/>
+        </w:rPr>
+        <w:t>Alt</w:t>
       </w:r>
       <w:r>
         <w:rPr>
@@ -3985,13 +4936,31 @@
                 <w:lang w:val="en-GB"/>
               </w:rPr>
             </w:pPr>
-            <w:r>
-              <w:rPr>
-                <w:sz w:val="21"/>
-                <w:lang w:val="en-GB"/>
-              </w:rPr>
-              <w:t>Q_o,i,t</w:t>
-            </w:r>
+            <w:proofErr w:type="spellStart"/>
+            <w:r>
+              <w:rPr>
+                <w:sz w:val="21"/>
+                <w:lang w:val="en-GB"/>
+              </w:rPr>
+              <w:t>Q_</w:t>
+            </w:r>
+            <w:proofErr w:type="gramStart"/>
+            <w:r>
+              <w:rPr>
+                <w:sz w:val="21"/>
+                <w:lang w:val="en-GB"/>
+              </w:rPr>
+              <w:t>o,i</w:t>
+            </w:r>
+            <w:proofErr w:type="gramEnd"/>
+            <w:r>
+              <w:rPr>
+                <w:sz w:val="21"/>
+                <w:lang w:val="en-GB"/>
+              </w:rPr>
+              <w:t>,t</w:t>
+            </w:r>
+            <w:proofErr w:type="spellEnd"/>
           </w:p>
         </w:tc>
         <w:tc>
@@ -4044,13 +5013,24 @@
                 <w:lang w:val="en-GB"/>
               </w:rPr>
             </w:pPr>
-            <w:r>
-              <w:rPr>
-                <w:sz w:val="21"/>
-                <w:lang w:val="en-GB"/>
-              </w:rPr>
-              <w:t>A_o,i</w:t>
-            </w:r>
+            <w:proofErr w:type="spellStart"/>
+            <w:r>
+              <w:rPr>
+                <w:sz w:val="21"/>
+                <w:lang w:val="en-GB"/>
+              </w:rPr>
+              <w:t>A_</w:t>
+            </w:r>
+            <w:proofErr w:type="gramStart"/>
+            <w:r>
+              <w:rPr>
+                <w:sz w:val="21"/>
+                <w:lang w:val="en-GB"/>
+              </w:rPr>
+              <w:t>o,i</w:t>
+            </w:r>
+            <w:proofErr w:type="spellEnd"/>
+            <w:proofErr w:type="gramEnd"/>
           </w:p>
         </w:tc>
         <w:tc>
@@ -4103,14 +5083,32 @@
                 <w:lang w:val="en-GB"/>
               </w:rPr>
             </w:pPr>
+            <w:proofErr w:type="spellStart"/>
             <w:r>
               <w:rPr>
                 <w:sz w:val="21"/>
                 <w:lang w:val="en-GB"/>
               </w:rPr>
               <w:lastRenderedPageBreak/>
-              <w:t>Y_o,i,t</w:t>
-            </w:r>
+              <w:t>Y_</w:t>
+            </w:r>
+            <w:proofErr w:type="gramStart"/>
+            <w:r>
+              <w:rPr>
+                <w:sz w:val="21"/>
+                <w:lang w:val="en-GB"/>
+              </w:rPr>
+              <w:t>o,i</w:t>
+            </w:r>
+            <w:proofErr w:type="gramEnd"/>
+            <w:r>
+              <w:rPr>
+                <w:sz w:val="21"/>
+                <w:lang w:val="en-GB"/>
+              </w:rPr>
+              <w:t>,t</w:t>
+            </w:r>
+            <w:proofErr w:type="spellEnd"/>
           </w:p>
         </w:tc>
         <w:tc>
@@ -4285,12 +5283,78 @@
           <w:lang w:val="en-GB"/>
         </w:rPr>
       </w:pPr>
-      <w:r>
-        <w:rPr>
-          <w:lang w:val="en-GB"/>
-        </w:rPr>
-        <w:t>Q_v,i,t = A_v,i × Y_v,i,t</w:t>
-      </w:r>
+      <w:proofErr w:type="spellStart"/>
+      <w:r>
+        <w:rPr>
+          <w:lang w:val="en-GB"/>
+        </w:rPr>
+        <w:t>Q_</w:t>
+      </w:r>
+      <w:proofErr w:type="gramStart"/>
+      <w:r>
+        <w:rPr>
+          <w:lang w:val="en-GB"/>
+        </w:rPr>
+        <w:t>v,i</w:t>
+      </w:r>
+      <w:proofErr w:type="gramEnd"/>
+      <w:r>
+        <w:rPr>
+          <w:lang w:val="en-GB"/>
+        </w:rPr>
+        <w:t>,t</w:t>
+      </w:r>
+      <w:proofErr w:type="spellEnd"/>
+      <w:r>
+        <w:rPr>
+          <w:lang w:val="en-GB"/>
+        </w:rPr>
+        <w:t xml:space="preserve"> = </w:t>
+      </w:r>
+      <w:proofErr w:type="spellStart"/>
+      <w:r>
+        <w:rPr>
+          <w:lang w:val="en-GB"/>
+        </w:rPr>
+        <w:t>A_</w:t>
+      </w:r>
+      <w:proofErr w:type="gramStart"/>
+      <w:r>
+        <w:rPr>
+          <w:lang w:val="en-GB"/>
+        </w:rPr>
+        <w:t>v,i</w:t>
+      </w:r>
+      <w:proofErr w:type="spellEnd"/>
+      <w:proofErr w:type="gramEnd"/>
+      <w:r>
+        <w:rPr>
+          <w:lang w:val="en-GB"/>
+        </w:rPr>
+        <w:t xml:space="preserve"> × </w:t>
+      </w:r>
+      <w:proofErr w:type="spellStart"/>
+      <w:r>
+        <w:rPr>
+          <w:lang w:val="en-GB"/>
+        </w:rPr>
+        <w:t>Y_</w:t>
+      </w:r>
+      <w:proofErr w:type="gramStart"/>
+      <w:r>
+        <w:rPr>
+          <w:lang w:val="en-GB"/>
+        </w:rPr>
+        <w:t>v,i</w:t>
+      </w:r>
+      <w:proofErr w:type="gramEnd"/>
+      <w:r>
+        <w:rPr>
+          <w:lang w:val="en-GB"/>
+        </w:rPr>
+        <w:t>,t</w:t>
+      </w:r>
+      <w:proofErr w:type="spellEnd"/>
       <w:r>
         <w:rPr>
           <w:lang w:val="en-GB"/>
@@ -4352,7 +5416,21 @@
         <w:rPr>
           <w:lang w:val="en-GB"/>
         </w:rPr>
-        <w:t>For farms, the model can follow a logic similar to that of the original Córdoba ABM. For villas, however, an adaptation is required, since for Chebba we do not have such direct indicators as presses. Villas should be modelled as units with greater access to land, a larger labour force and a greater capacity to generate surplus.</w:t>
+        <w:t xml:space="preserve">For farms, the model can follow a logic </w:t>
+      </w:r>
+      <w:proofErr w:type="gramStart"/>
+      <w:r>
+        <w:rPr>
+          <w:lang w:val="en-GB"/>
+        </w:rPr>
+        <w:t>similar to</w:t>
+      </w:r>
+      <w:proofErr w:type="gramEnd"/>
+      <w:r>
+        <w:rPr>
+          <w:lang w:val="en-GB"/>
+        </w:rPr>
+        <w:t xml:space="preserve"> that of the original Córdoba ABM. For villas, however, an adaptation is required, since for Chebba we do not have such direct indicators as presses. Villas should be modelled as units with greater access to land, a larger labour force and a greater capacity to generate surplus.</w:t>
       </w:r>
     </w:p>
     <w:p>
@@ -4731,8 +5809,58 @@
         <w:rPr>
           <w:lang w:val="en-GB"/>
         </w:rPr>
-        <w:t>Yield = base_yield × rainfall_factor × temperature_factor × soil_water_factor</w:t>
-      </w:r>
+        <w:t xml:space="preserve">Yield = </w:t>
+      </w:r>
+      <w:proofErr w:type="spellStart"/>
+      <w:r>
+        <w:rPr>
+          <w:lang w:val="en-GB"/>
+        </w:rPr>
+        <w:t>base_yield</w:t>
+      </w:r>
+      <w:proofErr w:type="spellEnd"/>
+      <w:r>
+        <w:rPr>
+          <w:lang w:val="en-GB"/>
+        </w:rPr>
+        <w:t xml:space="preserve"> × </w:t>
+      </w:r>
+      <w:proofErr w:type="spellStart"/>
+      <w:r>
+        <w:rPr>
+          <w:lang w:val="en-GB"/>
+        </w:rPr>
+        <w:t>rainfall_factor</w:t>
+      </w:r>
+      <w:proofErr w:type="spellEnd"/>
+      <w:r>
+        <w:rPr>
+          <w:lang w:val="en-GB"/>
+        </w:rPr>
+        <w:t xml:space="preserve"> × </w:t>
+      </w:r>
+      <w:proofErr w:type="spellStart"/>
+      <w:r>
+        <w:rPr>
+          <w:lang w:val="en-GB"/>
+        </w:rPr>
+        <w:t>temperature_factor</w:t>
+      </w:r>
+      <w:proofErr w:type="spellEnd"/>
+      <w:r>
+        <w:rPr>
+          <w:lang w:val="en-GB"/>
+        </w:rPr>
+        <w:t xml:space="preserve"> × </w:t>
+      </w:r>
+      <w:proofErr w:type="spellStart"/>
+      <w:r>
+        <w:rPr>
+          <w:lang w:val="en-GB"/>
+        </w:rPr>
+        <w:t>soil_water_factor</w:t>
+      </w:r>
+      <w:proofErr w:type="spellEnd"/>
     </w:p>
     <w:p>
       <w:pPr>
@@ -8649,7 +9777,23 @@
                 <w:sz w:val="21"/>
                 <w:lang w:val="en-GB"/>
               </w:rPr>
-              <w:t>Varro, Rerum rusticarum 1.44.1</w:t>
+              <w:t xml:space="preserve">Varro, Rerum </w:t>
+            </w:r>
+            <w:proofErr w:type="spellStart"/>
+            <w:r>
+              <w:rPr>
+                <w:sz w:val="21"/>
+                <w:lang w:val="en-GB"/>
+              </w:rPr>
+              <w:t>rusticarum</w:t>
+            </w:r>
+            <w:proofErr w:type="spellEnd"/>
+            <w:r>
+              <w:rPr>
+                <w:sz w:val="21"/>
+                <w:lang w:val="en-GB"/>
+              </w:rPr>
+              <w:t xml:space="preserve"> 1.44.1</w:t>
             </w:r>
           </w:p>
         </w:tc>
@@ -8676,7 +9820,23 @@
                 <w:sz w:val="21"/>
                 <w:lang w:val="en-GB"/>
               </w:rPr>
-              <w:t>5 modii/iugerum on medium-quality land; up to 10 on fertile land.</w:t>
+              <w:t>5 modii/</w:t>
+            </w:r>
+            <w:proofErr w:type="spellStart"/>
+            <w:r>
+              <w:rPr>
+                <w:sz w:val="21"/>
+                <w:lang w:val="en-GB"/>
+              </w:rPr>
+              <w:t>iugerum</w:t>
+            </w:r>
+            <w:proofErr w:type="spellEnd"/>
+            <w:r>
+              <w:rPr>
+                <w:sz w:val="21"/>
+                <w:lang w:val="en-GB"/>
+              </w:rPr>
+              <w:t xml:space="preserve"> on medium-quality land; up to 10 on fertile land.</w:t>
             </w:r>
           </w:p>
         </w:tc>
@@ -8735,7 +9895,23 @@
                 <w:sz w:val="21"/>
                 <w:lang w:val="en-GB"/>
               </w:rPr>
-              <w:t>Cicero, In Verrem 2.3.112</w:t>
+              <w:t xml:space="preserve">Cicero, In </w:t>
+            </w:r>
+            <w:proofErr w:type="spellStart"/>
+            <w:r>
+              <w:rPr>
+                <w:sz w:val="21"/>
+                <w:lang w:val="en-GB"/>
+              </w:rPr>
+              <w:t>Verrem</w:t>
+            </w:r>
+            <w:proofErr w:type="spellEnd"/>
+            <w:r>
+              <w:rPr>
+                <w:sz w:val="21"/>
+                <w:lang w:val="en-GB"/>
+              </w:rPr>
+              <w:t xml:space="preserve"> 2.3.112</w:t>
             </w:r>
           </w:p>
         </w:tc>
@@ -8762,7 +9938,23 @@
                 <w:sz w:val="21"/>
                 <w:lang w:val="en-GB"/>
               </w:rPr>
-              <w:t>6–8 modii/iugerum.</w:t>
+              <w:t>6–8 modii/</w:t>
+            </w:r>
+            <w:proofErr w:type="spellStart"/>
+            <w:r>
+              <w:rPr>
+                <w:sz w:val="21"/>
+                <w:lang w:val="en-GB"/>
+              </w:rPr>
+              <w:t>iugerum</w:t>
+            </w:r>
+            <w:proofErr w:type="spellEnd"/>
+            <w:r>
+              <w:rPr>
+                <w:sz w:val="21"/>
+                <w:lang w:val="en-GB"/>
+              </w:rPr>
+              <w:t>.</w:t>
             </w:r>
           </w:p>
         </w:tc>
@@ -8848,7 +10040,23 @@
                 <w:sz w:val="21"/>
                 <w:lang w:val="en-GB"/>
               </w:rPr>
-              <w:t>8–10 modii/iugerum on good soils or in good harvests.</w:t>
+              <w:t>8–10 modii/</w:t>
+            </w:r>
+            <w:proofErr w:type="spellStart"/>
+            <w:r>
+              <w:rPr>
+                <w:sz w:val="21"/>
+                <w:lang w:val="en-GB"/>
+              </w:rPr>
+              <w:t>iugerum</w:t>
+            </w:r>
+            <w:proofErr w:type="spellEnd"/>
+            <w:r>
+              <w:rPr>
+                <w:sz w:val="21"/>
+                <w:lang w:val="en-GB"/>
+              </w:rPr>
+              <w:t xml:space="preserve"> on good soils or in good harvests.</w:t>
             </w:r>
           </w:p>
         </w:tc>
@@ -8986,7 +10194,21 @@
         <w:rPr>
           <w:lang w:val="en-GB"/>
         </w:rPr>
-        <w:t>In the Córdoba case, seed-to-harvest ratios of 8:1 to 10:1 were used — that is, for each unit of seed sown, eight to ten units were returned — equivalent to approximately 2,230–2,780 kg/ha. That case corresponded to relatively fertile alluvial soils. At Chebba, by contrast, the expected yield should be lower, since Petric Calcisols and other less favourable soils predominate.</w:t>
+        <w:t xml:space="preserve">In the Córdoba case, seed-to-harvest ratios of 8:1 to 10:1 were used — that is, for each unit of seed sown, eight to ten units were returned — equivalent to approximately 2,230–2,780 kg/ha. That case corresponded to relatively fertile alluvial soils. At Chebba, by contrast, the expected yield should be lower, since Petric </w:t>
+      </w:r>
+      <w:proofErr w:type="spellStart"/>
+      <w:r>
+        <w:rPr>
+          <w:lang w:val="en-GB"/>
+        </w:rPr>
+        <w:t>Calcisols</w:t>
+      </w:r>
+      <w:proofErr w:type="spellEnd"/>
+      <w:r>
+        <w:rPr>
+          <w:lang w:val="en-GB"/>
+        </w:rPr>
+        <w:t xml:space="preserve"> and other less favourable soils predominate.</w:t>
       </w:r>
     </w:p>
     <w:p>
@@ -9174,7 +10396,39 @@
                 <w:sz w:val="21"/>
                 <w:lang w:val="en-GB"/>
               </w:rPr>
-              <w:t>15 cullei/iugerum.</w:t>
+              <w:t xml:space="preserve">15 </w:t>
+            </w:r>
+            <w:proofErr w:type="spellStart"/>
+            <w:r>
+              <w:rPr>
+                <w:sz w:val="21"/>
+                <w:lang w:val="en-GB"/>
+              </w:rPr>
+              <w:t>cullei</w:t>
+            </w:r>
+            <w:proofErr w:type="spellEnd"/>
+            <w:r>
+              <w:rPr>
+                <w:sz w:val="21"/>
+                <w:lang w:val="en-GB"/>
+              </w:rPr>
+              <w:t>/</w:t>
+            </w:r>
+            <w:proofErr w:type="spellStart"/>
+            <w:r>
+              <w:rPr>
+                <w:sz w:val="21"/>
+                <w:lang w:val="en-GB"/>
+              </w:rPr>
+              <w:t>iugerum</w:t>
+            </w:r>
+            <w:proofErr w:type="spellEnd"/>
+            <w:r>
+              <w:rPr>
+                <w:sz w:val="21"/>
+                <w:lang w:val="en-GB"/>
+              </w:rPr>
+              <w:t>.</w:t>
             </w:r>
           </w:p>
         </w:tc>
@@ -9260,7 +10514,39 @@
                 <w:sz w:val="21"/>
                 <w:lang w:val="en-GB"/>
               </w:rPr>
-              <w:t>10 cullei/iugerum.</w:t>
+              <w:t xml:space="preserve">10 </w:t>
+            </w:r>
+            <w:proofErr w:type="spellStart"/>
+            <w:r>
+              <w:rPr>
+                <w:sz w:val="21"/>
+                <w:lang w:val="en-GB"/>
+              </w:rPr>
+              <w:t>cullei</w:t>
+            </w:r>
+            <w:proofErr w:type="spellEnd"/>
+            <w:r>
+              <w:rPr>
+                <w:sz w:val="21"/>
+                <w:lang w:val="en-GB"/>
+              </w:rPr>
+              <w:t>/</w:t>
+            </w:r>
+            <w:proofErr w:type="spellStart"/>
+            <w:r>
+              <w:rPr>
+                <w:sz w:val="21"/>
+                <w:lang w:val="en-GB"/>
+              </w:rPr>
+              <w:t>iugerum</w:t>
+            </w:r>
+            <w:proofErr w:type="spellEnd"/>
+            <w:r>
+              <w:rPr>
+                <w:sz w:val="21"/>
+                <w:lang w:val="en-GB"/>
+              </w:rPr>
+              <w:t>.</w:t>
             </w:r>
           </w:p>
         </w:tc>
@@ -9346,7 +10632,39 @@
                 <w:sz w:val="21"/>
                 <w:lang w:val="en-GB"/>
               </w:rPr>
-              <w:t>7 cullei/iugerum.</w:t>
+              <w:t xml:space="preserve">7 </w:t>
+            </w:r>
+            <w:proofErr w:type="spellStart"/>
+            <w:r>
+              <w:rPr>
+                <w:sz w:val="21"/>
+                <w:lang w:val="en-GB"/>
+              </w:rPr>
+              <w:t>cullei</w:t>
+            </w:r>
+            <w:proofErr w:type="spellEnd"/>
+            <w:r>
+              <w:rPr>
+                <w:sz w:val="21"/>
+                <w:lang w:val="en-GB"/>
+              </w:rPr>
+              <w:t>/</w:t>
+            </w:r>
+            <w:proofErr w:type="spellStart"/>
+            <w:r>
+              <w:rPr>
+                <w:sz w:val="21"/>
+                <w:lang w:val="en-GB"/>
+              </w:rPr>
+              <w:t>iugerum</w:t>
+            </w:r>
+            <w:proofErr w:type="spellEnd"/>
+            <w:r>
+              <w:rPr>
+                <w:sz w:val="21"/>
+                <w:lang w:val="en-GB"/>
+              </w:rPr>
+              <w:t>.</w:t>
             </w:r>
           </w:p>
         </w:tc>
@@ -9432,7 +10750,39 @@
                 <w:sz w:val="21"/>
                 <w:lang w:val="en-GB"/>
               </w:rPr>
-              <w:t>3 cullei/iugerum.</w:t>
+              <w:t xml:space="preserve">3 </w:t>
+            </w:r>
+            <w:proofErr w:type="spellStart"/>
+            <w:r>
+              <w:rPr>
+                <w:sz w:val="21"/>
+                <w:lang w:val="en-GB"/>
+              </w:rPr>
+              <w:t>cullei</w:t>
+            </w:r>
+            <w:proofErr w:type="spellEnd"/>
+            <w:r>
+              <w:rPr>
+                <w:sz w:val="21"/>
+                <w:lang w:val="en-GB"/>
+              </w:rPr>
+              <w:t>/</w:t>
+            </w:r>
+            <w:proofErr w:type="spellStart"/>
+            <w:r>
+              <w:rPr>
+                <w:sz w:val="21"/>
+                <w:lang w:val="en-GB"/>
+              </w:rPr>
+              <w:t>iugerum</w:t>
+            </w:r>
+            <w:proofErr w:type="spellEnd"/>
+            <w:r>
+              <w:rPr>
+                <w:sz w:val="21"/>
+                <w:lang w:val="en-GB"/>
+              </w:rPr>
+              <w:t>.</w:t>
             </w:r>
           </w:p>
         </w:tc>
@@ -9518,7 +10868,39 @@
                 <w:sz w:val="21"/>
                 <w:lang w:val="en-GB"/>
               </w:rPr>
-              <w:t>3 cullei/iugerum in a good harvest; 1.5 in a poor harvest.</w:t>
+              <w:t xml:space="preserve">3 </w:t>
+            </w:r>
+            <w:proofErr w:type="spellStart"/>
+            <w:r>
+              <w:rPr>
+                <w:sz w:val="21"/>
+                <w:lang w:val="en-GB"/>
+              </w:rPr>
+              <w:t>cullei</w:t>
+            </w:r>
+            <w:proofErr w:type="spellEnd"/>
+            <w:r>
+              <w:rPr>
+                <w:sz w:val="21"/>
+                <w:lang w:val="en-GB"/>
+              </w:rPr>
+              <w:t>/</w:t>
+            </w:r>
+            <w:proofErr w:type="spellStart"/>
+            <w:r>
+              <w:rPr>
+                <w:sz w:val="21"/>
+                <w:lang w:val="en-GB"/>
+              </w:rPr>
+              <w:t>iugerum</w:t>
+            </w:r>
+            <w:proofErr w:type="spellEnd"/>
+            <w:r>
+              <w:rPr>
+                <w:sz w:val="21"/>
+                <w:lang w:val="en-GB"/>
+              </w:rPr>
+              <w:t xml:space="preserve"> in a good harvest; 1.5 in a poor harvest.</w:t>
             </w:r>
           </w:p>
         </w:tc>
@@ -10011,7 +11393,23 @@
                 <w:sz w:val="21"/>
                 <w:lang w:val="en-GB"/>
               </w:rPr>
-              <w:t>43.1 L/iugerum.</w:t>
+              <w:t>43.1 L/</w:t>
+            </w:r>
+            <w:proofErr w:type="spellStart"/>
+            <w:r>
+              <w:rPr>
+                <w:sz w:val="21"/>
+                <w:lang w:val="en-GB"/>
+              </w:rPr>
+              <w:t>iugerum</w:t>
+            </w:r>
+            <w:proofErr w:type="spellEnd"/>
+            <w:r>
+              <w:rPr>
+                <w:sz w:val="21"/>
+                <w:lang w:val="en-GB"/>
+              </w:rPr>
+              <w:t>.</w:t>
             </w:r>
           </w:p>
         </w:tc>
@@ -10938,14 +12336,30 @@
                 <w:sz w:val="21"/>
                 <w:lang w:val="en-GB"/>
               </w:rPr>
-              <w:t>Alluvial f</w:t>
-            </w:r>
-            <w:r>
-              <w:rPr>
-                <w:sz w:val="21"/>
-                <w:lang w:val="en-GB"/>
-              </w:rPr>
-              <w:t xml:space="preserve">luvisol </w:t>
+              <w:t xml:space="preserve">Alluvial </w:t>
+            </w:r>
+            <w:proofErr w:type="spellStart"/>
+            <w:r>
+              <w:rPr>
+                <w:sz w:val="21"/>
+                <w:lang w:val="en-GB"/>
+              </w:rPr>
+              <w:t>f</w:t>
+            </w:r>
+            <w:r>
+              <w:rPr>
+                <w:sz w:val="21"/>
+                <w:lang w:val="en-GB"/>
+              </w:rPr>
+              <w:t>luvisol</w:t>
+            </w:r>
+            <w:proofErr w:type="spellEnd"/>
+            <w:r>
+              <w:rPr>
+                <w:sz w:val="21"/>
+                <w:lang w:val="en-GB"/>
+              </w:rPr>
+              <w:t xml:space="preserve"> </w:t>
             </w:r>
           </w:p>
         </w:tc>
@@ -11085,7 +12499,23 @@
                 <w:sz w:val="21"/>
                 <w:lang w:val="en-GB"/>
               </w:rPr>
-              <w:t xml:space="preserve">Petric Calcisol </w:t>
+              <w:t xml:space="preserve">Petric </w:t>
+            </w:r>
+            <w:proofErr w:type="spellStart"/>
+            <w:r>
+              <w:rPr>
+                <w:sz w:val="21"/>
+                <w:lang w:val="en-GB"/>
+              </w:rPr>
+              <w:t>Calcisol</w:t>
+            </w:r>
+            <w:proofErr w:type="spellEnd"/>
+            <w:r>
+              <w:rPr>
+                <w:sz w:val="21"/>
+                <w:lang w:val="en-GB"/>
+              </w:rPr>
+              <w:t xml:space="preserve"> </w:t>
             </w:r>
           </w:p>
         </w:tc>
@@ -11220,6 +12650,7 @@
                 <w:lang w:val="en-GB"/>
               </w:rPr>
             </w:pPr>
+            <w:proofErr w:type="spellStart"/>
             <w:r>
               <w:rPr>
                 <w:sz w:val="21"/>
@@ -11227,6 +12658,7 @@
               </w:rPr>
               <w:t>Arenosol</w:t>
             </w:r>
+            <w:proofErr w:type="spellEnd"/>
           </w:p>
         </w:tc>
         <w:tc>
@@ -11671,7 +13103,35 @@
         <w:rPr>
           <w:lang w:val="en-GB"/>
         </w:rPr>
-        <w:t>Following the interpretation derived from Erdkamp and the distinction between small farms, large farms and villas, differentiated factors of management and productive capacity can be applied. Here, a small farm is understood as an estate of 10 iugera or less.</w:t>
+        <w:t xml:space="preserve">Following the interpretation derived from </w:t>
+      </w:r>
+      <w:proofErr w:type="spellStart"/>
+      <w:r>
+        <w:rPr>
+          <w:lang w:val="en-GB"/>
+        </w:rPr>
+        <w:t>Erdkamp</w:t>
+      </w:r>
+      <w:proofErr w:type="spellEnd"/>
+      <w:r>
+        <w:rPr>
+          <w:lang w:val="en-GB"/>
+        </w:rPr>
+        <w:t xml:space="preserve"> and the distinction between small farms, large farms and villas, differentiated factors of management and productive capacity can be applied. Here, a small farm is understood as an estate of 10 </w:t>
+      </w:r>
+      <w:proofErr w:type="spellStart"/>
+      <w:r>
+        <w:rPr>
+          <w:lang w:val="en-GB"/>
+        </w:rPr>
+        <w:t>iugera</w:t>
+      </w:r>
+      <w:proofErr w:type="spellEnd"/>
+      <w:r>
+        <w:rPr>
+          <w:lang w:val="en-GB"/>
+        </w:rPr>
+        <w:t xml:space="preserve"> or less.</w:t>
       </w:r>
     </w:p>
     <w:tbl>
@@ -12865,12 +14325,180 @@
           <w:lang w:val="en-GB"/>
         </w:rPr>
       </w:pPr>
-      <w:r>
-        <w:rPr>
-          <w:lang w:val="en-GB"/>
-        </w:rPr>
-        <w:t>Production_i,c,t = Land_i,c × Base_yield_c × Soil_factor_i,c × Water_factor_i × Rainfall_factor_c,t × Temperature_factor_c,t × Management_factor_i,c × Extreme_penalty_t</w:t>
-      </w:r>
+      <w:proofErr w:type="spellStart"/>
+      <w:r>
+        <w:rPr>
+          <w:lang w:val="en-GB"/>
+        </w:rPr>
+        <w:t>Production_</w:t>
+      </w:r>
+      <w:proofErr w:type="gramStart"/>
+      <w:r>
+        <w:rPr>
+          <w:lang w:val="en-GB"/>
+        </w:rPr>
+        <w:t>i,c</w:t>
+      </w:r>
+      <w:proofErr w:type="gramEnd"/>
+      <w:r>
+        <w:rPr>
+          <w:lang w:val="en-GB"/>
+        </w:rPr>
+        <w:t>,t</w:t>
+      </w:r>
+      <w:proofErr w:type="spellEnd"/>
+      <w:r>
+        <w:rPr>
+          <w:lang w:val="en-GB"/>
+        </w:rPr>
+        <w:t xml:space="preserve"> = </w:t>
+      </w:r>
+      <w:proofErr w:type="spellStart"/>
+      <w:r>
+        <w:rPr>
+          <w:lang w:val="en-GB"/>
+        </w:rPr>
+        <w:t>Land_</w:t>
+      </w:r>
+      <w:proofErr w:type="gramStart"/>
+      <w:r>
+        <w:rPr>
+          <w:lang w:val="en-GB"/>
+        </w:rPr>
+        <w:t>i,c</w:t>
+      </w:r>
+      <w:proofErr w:type="spellEnd"/>
+      <w:proofErr w:type="gramEnd"/>
+      <w:r>
+        <w:rPr>
+          <w:lang w:val="en-GB"/>
+        </w:rPr>
+        <w:t xml:space="preserve"> × </w:t>
+      </w:r>
+      <w:proofErr w:type="spellStart"/>
+      <w:r>
+        <w:rPr>
+          <w:lang w:val="en-GB"/>
+        </w:rPr>
+        <w:t>Base_yield_c</w:t>
+      </w:r>
+      <w:proofErr w:type="spellEnd"/>
+      <w:r>
+        <w:rPr>
+          <w:lang w:val="en-GB"/>
+        </w:rPr>
+        <w:t xml:space="preserve"> × </w:t>
+      </w:r>
+      <w:proofErr w:type="spellStart"/>
+      <w:r>
+        <w:rPr>
+          <w:lang w:val="en-GB"/>
+        </w:rPr>
+        <w:t>Soil_factor_</w:t>
+      </w:r>
+      <w:proofErr w:type="gramStart"/>
+      <w:r>
+        <w:rPr>
+          <w:lang w:val="en-GB"/>
+        </w:rPr>
+        <w:t>i,c</w:t>
+      </w:r>
+      <w:proofErr w:type="spellEnd"/>
+      <w:proofErr w:type="gramEnd"/>
+      <w:r>
+        <w:rPr>
+          <w:lang w:val="en-GB"/>
+        </w:rPr>
+        <w:t xml:space="preserve"> × </w:t>
+      </w:r>
+      <w:proofErr w:type="spellStart"/>
+      <w:r>
+        <w:rPr>
+          <w:lang w:val="en-GB"/>
+        </w:rPr>
+        <w:t>Water_factor_i</w:t>
+      </w:r>
+      <w:proofErr w:type="spellEnd"/>
+      <w:r>
+        <w:rPr>
+          <w:lang w:val="en-GB"/>
+        </w:rPr>
+        <w:t xml:space="preserve"> × </w:t>
+      </w:r>
+      <w:proofErr w:type="spellStart"/>
+      <w:r>
+        <w:rPr>
+          <w:lang w:val="en-GB"/>
+        </w:rPr>
+        <w:t>Rainfall_factor_</w:t>
+      </w:r>
+      <w:proofErr w:type="gramStart"/>
+      <w:r>
+        <w:rPr>
+          <w:lang w:val="en-GB"/>
+        </w:rPr>
+        <w:t>c,t</w:t>
+      </w:r>
+      <w:proofErr w:type="spellEnd"/>
+      <w:proofErr w:type="gramEnd"/>
+      <w:r>
+        <w:rPr>
+          <w:lang w:val="en-GB"/>
+        </w:rPr>
+        <w:t xml:space="preserve"> × </w:t>
+      </w:r>
+      <w:proofErr w:type="spellStart"/>
+      <w:r>
+        <w:rPr>
+          <w:lang w:val="en-GB"/>
+        </w:rPr>
+        <w:t>Temperature_factor_</w:t>
+      </w:r>
+      <w:proofErr w:type="gramStart"/>
+      <w:r>
+        <w:rPr>
+          <w:lang w:val="en-GB"/>
+        </w:rPr>
+        <w:t>c,t</w:t>
+      </w:r>
+      <w:proofErr w:type="spellEnd"/>
+      <w:proofErr w:type="gramEnd"/>
+      <w:r>
+        <w:rPr>
+          <w:lang w:val="en-GB"/>
+        </w:rPr>
+        <w:t xml:space="preserve"> × </w:t>
+      </w:r>
+      <w:proofErr w:type="spellStart"/>
+      <w:r>
+        <w:rPr>
+          <w:lang w:val="en-GB"/>
+        </w:rPr>
+        <w:t>Management_factor_</w:t>
+      </w:r>
+      <w:proofErr w:type="gramStart"/>
+      <w:r>
+        <w:rPr>
+          <w:lang w:val="en-GB"/>
+        </w:rPr>
+        <w:t>i,c</w:t>
+      </w:r>
+      <w:proofErr w:type="spellEnd"/>
+      <w:proofErr w:type="gramEnd"/>
+      <w:r>
+        <w:rPr>
+          <w:lang w:val="en-GB"/>
+        </w:rPr>
+        <w:t xml:space="preserve"> × </w:t>
+      </w:r>
+      <w:proofErr w:type="spellStart"/>
+      <w:r>
+        <w:rPr>
+          <w:lang w:val="en-GB"/>
+        </w:rPr>
+        <w:t>Extreme_penalty_t</w:t>
+      </w:r>
+      <w:proofErr w:type="spellEnd"/>
     </w:p>
     <w:p>
       <w:pPr>
@@ -12883,7 +14511,21 @@
         <w:rPr>
           <w:lang w:val="en-GB"/>
         </w:rPr>
-        <w:t>In this equation, the management factor should only be activated when it is possible to distinguish small properties, large farms or villas. If this distinction cannot be justified with sufficient confidence, the management factor can be fixed at 1.00 in order to avoid introducing an artificial social difference.</w:t>
+        <w:t xml:space="preserve">In this equation, the management factor should only be activated when it is possible to distinguish small properties, large farms or villas. If this distinction cannot be justified with sufficient confidence, the management factor can be fixed at 1.00 </w:t>
+      </w:r>
+      <w:proofErr w:type="gramStart"/>
+      <w:r>
+        <w:rPr>
+          <w:lang w:val="en-GB"/>
+        </w:rPr>
+        <w:t>in order to</w:t>
+      </w:r>
+      <w:proofErr w:type="gramEnd"/>
+      <w:r>
+        <w:rPr>
+          <w:lang w:val="en-GB"/>
+        </w:rPr>
+        <w:t xml:space="preserve"> avoid introducing an artificial social difference.</w:t>
       </w:r>
     </w:p>
     <w:p>
@@ -13580,8 +15222,23 @@
         <w:rPr>
           <w:lang w:val="en-GB"/>
         </w:rPr>
-        <w:t xml:space="preserve">If some farms prove especially large, an internal subdivision may be considered: estates of more than 10 iugera could correspond to expanded farms, while those of more than 40–50 </w:t>
-      </w:r>
+        <w:t xml:space="preserve">If some farms prove especially large, an internal subdivision may be considered: estates of more than 10 </w:t>
+      </w:r>
+      <w:proofErr w:type="spellStart"/>
+      <w:r>
+        <w:rPr>
+          <w:lang w:val="en-GB"/>
+        </w:rPr>
+        <w:t>iugera</w:t>
+      </w:r>
+      <w:proofErr w:type="spellEnd"/>
+      <w:r>
+        <w:rPr>
+          <w:lang w:val="en-GB"/>
+        </w:rPr>
+        <w:t xml:space="preserve"> could correspond to expanded farms, while those of more than 40–50 </w:t>
+      </w:r>
+      <w:proofErr w:type="spellStart"/>
       <w:r>
         <w:rPr>
           <w:i/>
@@ -13590,6 +15247,7 @@
         </w:rPr>
         <w:t>iugera</w:t>
       </w:r>
+      <w:proofErr w:type="spellEnd"/>
       <w:r>
         <w:rPr>
           <w:lang w:val="en-GB"/>
@@ -14113,7 +15771,21 @@
         <w:rPr>
           <w:lang w:val="en-GB"/>
         </w:rPr>
-        <w:t>, wage labourers or dependent workers. The key issue is that the villa, unlike the farm, does not depend on its domestic reproduction rate in order to grow. It can also increase the number of workers when sufficient land is available and when the model assigns it a greater capacity for expansion.</w:t>
+        <w:t xml:space="preserve">, wage labourers or dependent workers. The key issue is that the villa, unlike the farm, does not depend on its domestic reproduction rate </w:t>
+      </w:r>
+      <w:proofErr w:type="gramStart"/>
+      <w:r>
+        <w:rPr>
+          <w:lang w:val="en-GB"/>
+        </w:rPr>
+        <w:t>in order to</w:t>
+      </w:r>
+      <w:proofErr w:type="gramEnd"/>
+      <w:r>
+        <w:rPr>
+          <w:lang w:val="en-GB"/>
+        </w:rPr>
+        <w:t xml:space="preserve"> grow. It can also increase the number of workers when sufficient land is available and when the model assigns it a greater capacity for expansion.</w:t>
       </w:r>
     </w:p>
     <w:p>
@@ -14300,8 +15972,19 @@
                 <w:szCs w:val="24"/>
                 <w:lang w:val="en-GB"/>
               </w:rPr>
-              <w:t>In iugera</w:t>
-            </w:r>
+              <w:t xml:space="preserve">In </w:t>
+            </w:r>
+            <w:proofErr w:type="spellStart"/>
+            <w:r>
+              <w:rPr>
+                <w:b/>
+                <w:sz w:val="22"/>
+                <w:szCs w:val="24"/>
+                <w:lang w:val="en-GB"/>
+              </w:rPr>
+              <w:t>iugera</w:t>
+            </w:r>
+            <w:proofErr w:type="spellEnd"/>
           </w:p>
         </w:tc>
         <w:tc>
@@ -14428,46 +16111,74 @@
                 <w:szCs w:val="24"/>
                 <w:lang w:val="en-GB"/>
               </w:rPr>
-              <w:t>c. 12 iugera</w:t>
-            </w:r>
-          </w:p>
-        </w:tc>
-        <w:tc>
-          <w:tcPr>
-            <w:tcW w:w="3312" w:type="dxa"/>
-            <w:tcMar>
-              <w:top w:w="80" w:type="dxa"/>
-              <w:left w:w="80" w:type="dxa"/>
-              <w:bottom w:w="80" w:type="dxa"/>
-              <w:right w:w="80" w:type="dxa"/>
-            </w:tcMar>
-          </w:tcPr>
-          <w:p>
-            <w:pPr>
-              <w:spacing w:after="40"/>
-              <w:jc w:val="both"/>
+              <w:t xml:space="preserve">c. 12 </w:t>
+            </w:r>
+            <w:proofErr w:type="spellStart"/>
+            <w:r>
               <w:rPr>
                 <w:sz w:val="22"/>
                 <w:szCs w:val="24"/>
                 <w:lang w:val="en-GB"/>
               </w:rPr>
-            </w:pPr>
-            <w:r>
+              <w:t>iugera</w:t>
+            </w:r>
+            <w:proofErr w:type="spellEnd"/>
+          </w:p>
+        </w:tc>
+        <w:tc>
+          <w:tcPr>
+            <w:tcW w:w="3312" w:type="dxa"/>
+            <w:tcMar>
+              <w:top w:w="80" w:type="dxa"/>
+              <w:left w:w="80" w:type="dxa"/>
+              <w:bottom w:w="80" w:type="dxa"/>
+              <w:right w:w="80" w:type="dxa"/>
+            </w:tcMar>
+          </w:tcPr>
+          <w:p>
+            <w:pPr>
+              <w:spacing w:after="40"/>
+              <w:jc w:val="both"/>
               <w:rPr>
                 <w:sz w:val="22"/>
                 <w:szCs w:val="24"/>
                 <w:lang w:val="en-GB"/>
               </w:rPr>
-              <w:t xml:space="preserve">Columella, De re rustica </w:t>
-            </w:r>
+            </w:pPr>
             <w:r>
               <w:rPr>
                 <w:sz w:val="22"/>
                 <w:szCs w:val="24"/>
                 <w:lang w:val="en-GB"/>
               </w:rPr>
+              <w:t xml:space="preserve">Columella, De re rustica </w:t>
+            </w:r>
+            <w:r>
+              <w:rPr>
+                <w:sz w:val="22"/>
+                <w:szCs w:val="24"/>
+                <w:lang w:val="en-GB"/>
+              </w:rPr>
               <w:lastRenderedPageBreak/>
-              <w:t>2.12 / Erdkamp.</w:t>
+              <w:t xml:space="preserve">2.12 / </w:t>
+            </w:r>
+            <w:proofErr w:type="spellStart"/>
+            <w:r>
+              <w:rPr>
+                <w:sz w:val="22"/>
+                <w:szCs w:val="24"/>
+                <w:lang w:val="en-GB"/>
+              </w:rPr>
+              <w:t>Erdkamp</w:t>
+            </w:r>
+            <w:proofErr w:type="spellEnd"/>
+            <w:r>
+              <w:rPr>
+                <w:sz w:val="22"/>
+                <w:szCs w:val="24"/>
+                <w:lang w:val="en-GB"/>
+              </w:rPr>
+              <w:t>.</w:t>
             </w:r>
           </w:p>
         </w:tc>
@@ -14563,37 +16274,83 @@
                 <w:szCs w:val="24"/>
                 <w:lang w:val="en-GB"/>
               </w:rPr>
-              <w:t>c. 6.25 iugera</w:t>
-            </w:r>
-          </w:p>
-        </w:tc>
-        <w:tc>
-          <w:tcPr>
-            <w:tcW w:w="3312" w:type="dxa"/>
-            <w:tcMar>
-              <w:top w:w="80" w:type="dxa"/>
-              <w:left w:w="80" w:type="dxa"/>
-              <w:bottom w:w="80" w:type="dxa"/>
-              <w:right w:w="80" w:type="dxa"/>
-            </w:tcMar>
-          </w:tcPr>
-          <w:p>
-            <w:pPr>
-              <w:spacing w:after="40"/>
-              <w:jc w:val="both"/>
+              <w:t xml:space="preserve">c. 6.25 </w:t>
+            </w:r>
+            <w:proofErr w:type="spellStart"/>
+            <w:r>
               <w:rPr>
                 <w:sz w:val="22"/>
                 <w:szCs w:val="24"/>
                 <w:lang w:val="en-GB"/>
               </w:rPr>
-            </w:pPr>
-            <w:r>
+              <w:t>iugera</w:t>
+            </w:r>
+            <w:proofErr w:type="spellEnd"/>
+          </w:p>
+        </w:tc>
+        <w:tc>
+          <w:tcPr>
+            <w:tcW w:w="3312" w:type="dxa"/>
+            <w:tcMar>
+              <w:top w:w="80" w:type="dxa"/>
+              <w:left w:w="80" w:type="dxa"/>
+              <w:bottom w:w="80" w:type="dxa"/>
+              <w:right w:w="80" w:type="dxa"/>
+            </w:tcMar>
+          </w:tcPr>
+          <w:p>
+            <w:pPr>
+              <w:spacing w:after="40"/>
+              <w:jc w:val="both"/>
               <w:rPr>
                 <w:sz w:val="22"/>
                 <w:szCs w:val="24"/>
                 <w:lang w:val="en-GB"/>
               </w:rPr>
-              <w:t>Cato, De agricultura 11 / Bernigaud.</w:t>
+            </w:pPr>
+            <w:r>
+              <w:rPr>
+                <w:sz w:val="22"/>
+                <w:szCs w:val="24"/>
+                <w:lang w:val="en-GB"/>
+              </w:rPr>
+              <w:t xml:space="preserve">Cato, De </w:t>
+            </w:r>
+            <w:proofErr w:type="spellStart"/>
+            <w:r>
+              <w:rPr>
+                <w:sz w:val="22"/>
+                <w:szCs w:val="24"/>
+                <w:lang w:val="en-GB"/>
+              </w:rPr>
+              <w:t>agricultura</w:t>
+            </w:r>
+            <w:proofErr w:type="spellEnd"/>
+            <w:r>
+              <w:rPr>
+                <w:sz w:val="22"/>
+                <w:szCs w:val="24"/>
+                <w:lang w:val="en-GB"/>
+              </w:rPr>
+              <w:t xml:space="preserve"> 11 / </w:t>
+            </w:r>
+            <w:proofErr w:type="spellStart"/>
+            <w:r>
+              <w:rPr>
+                <w:sz w:val="22"/>
+                <w:szCs w:val="24"/>
+                <w:lang w:val="en-GB"/>
+              </w:rPr>
+              <w:t>Bernigaud</w:t>
+            </w:r>
+            <w:proofErr w:type="spellEnd"/>
+            <w:r>
+              <w:rPr>
+                <w:sz w:val="22"/>
+                <w:szCs w:val="24"/>
+                <w:lang w:val="en-GB"/>
+              </w:rPr>
+              <w:t>.</w:t>
             </w:r>
           </w:p>
         </w:tc>
@@ -14688,37 +16445,83 @@
                 <w:szCs w:val="24"/>
                 <w:lang w:val="en-GB"/>
               </w:rPr>
-              <w:t>c. 18–19 iugera</w:t>
-            </w:r>
-          </w:p>
-        </w:tc>
-        <w:tc>
-          <w:tcPr>
-            <w:tcW w:w="3312" w:type="dxa"/>
-            <w:tcMar>
-              <w:top w:w="80" w:type="dxa"/>
-              <w:left w:w="80" w:type="dxa"/>
-              <w:bottom w:w="80" w:type="dxa"/>
-              <w:right w:w="80" w:type="dxa"/>
-            </w:tcMar>
-          </w:tcPr>
-          <w:p>
-            <w:pPr>
-              <w:spacing w:after="40"/>
-              <w:jc w:val="both"/>
+              <w:t xml:space="preserve">c. 18–19 </w:t>
+            </w:r>
+            <w:proofErr w:type="spellStart"/>
+            <w:r>
               <w:rPr>
                 <w:sz w:val="22"/>
                 <w:szCs w:val="24"/>
                 <w:lang w:val="en-GB"/>
               </w:rPr>
-            </w:pPr>
-            <w:r>
+              <w:t>iugera</w:t>
+            </w:r>
+            <w:proofErr w:type="spellEnd"/>
+          </w:p>
+        </w:tc>
+        <w:tc>
+          <w:tcPr>
+            <w:tcW w:w="3312" w:type="dxa"/>
+            <w:tcMar>
+              <w:top w:w="80" w:type="dxa"/>
+              <w:left w:w="80" w:type="dxa"/>
+              <w:bottom w:w="80" w:type="dxa"/>
+              <w:right w:w="80" w:type="dxa"/>
+            </w:tcMar>
+          </w:tcPr>
+          <w:p>
+            <w:pPr>
+              <w:spacing w:after="40"/>
+              <w:jc w:val="both"/>
               <w:rPr>
                 <w:sz w:val="22"/>
                 <w:szCs w:val="24"/>
                 <w:lang w:val="en-GB"/>
               </w:rPr>
-              <w:t>Cato, De agricultura 10 / Bernigaud.</w:t>
+            </w:pPr>
+            <w:r>
+              <w:rPr>
+                <w:sz w:val="22"/>
+                <w:szCs w:val="24"/>
+                <w:lang w:val="en-GB"/>
+              </w:rPr>
+              <w:t xml:space="preserve">Cato, De </w:t>
+            </w:r>
+            <w:proofErr w:type="spellStart"/>
+            <w:r>
+              <w:rPr>
+                <w:sz w:val="22"/>
+                <w:szCs w:val="24"/>
+                <w:lang w:val="en-GB"/>
+              </w:rPr>
+              <w:t>agricultura</w:t>
+            </w:r>
+            <w:proofErr w:type="spellEnd"/>
+            <w:r>
+              <w:rPr>
+                <w:sz w:val="22"/>
+                <w:szCs w:val="24"/>
+                <w:lang w:val="en-GB"/>
+              </w:rPr>
+              <w:t xml:space="preserve"> 10 / </w:t>
+            </w:r>
+            <w:proofErr w:type="spellStart"/>
+            <w:r>
+              <w:rPr>
+                <w:sz w:val="22"/>
+                <w:szCs w:val="24"/>
+                <w:lang w:val="en-GB"/>
+              </w:rPr>
+              <w:t>Bernigaud</w:t>
+            </w:r>
+            <w:proofErr w:type="spellEnd"/>
+            <w:r>
+              <w:rPr>
+                <w:sz w:val="22"/>
+                <w:szCs w:val="24"/>
+                <w:lang w:val="en-GB"/>
+              </w:rPr>
+              <w:t>.</w:t>
             </w:r>
           </w:p>
         </w:tc>
@@ -14783,11 +16586,33 @@
           <w:lang w:val="en-GB"/>
         </w:rPr>
       </w:pPr>
-      <w:r>
-        <w:rPr>
-          <w:lang w:val="en-GB"/>
-        </w:rPr>
-        <w:t>Erdkamp offers another way to arrive at a similar value: according to Cato, De agricultura 56, the ration of agricultural slaves would have been about 50 modii of wheat per worker per year. If an approximate equivalence of 1 modius ≈ 6.5 kg of wheat is used, this gives about 325 kg/year. As an operational value, a baseline of 300 kg/year can be adopted and consumption weights applied.</w:t>
+      <w:proofErr w:type="spellStart"/>
+      <w:r>
+        <w:rPr>
+          <w:lang w:val="en-GB"/>
+        </w:rPr>
+        <w:t>Erdkamp</w:t>
+      </w:r>
+      <w:proofErr w:type="spellEnd"/>
+      <w:r>
+        <w:rPr>
+          <w:lang w:val="en-GB"/>
+        </w:rPr>
+        <w:t xml:space="preserve"> offers another way to arrive at a similar value: according to Cato, De </w:t>
+      </w:r>
+      <w:proofErr w:type="spellStart"/>
+      <w:r>
+        <w:rPr>
+          <w:lang w:val="en-GB"/>
+        </w:rPr>
+        <w:t>agricultura</w:t>
+      </w:r>
+      <w:proofErr w:type="spellEnd"/>
+      <w:r>
+        <w:rPr>
+          <w:lang w:val="en-GB"/>
+        </w:rPr>
+        <w:t xml:space="preserve"> 56, the ration of agricultural slaves would have been about 50 modii of wheat per worker per year. If an approximate equivalence of 1 modius ≈ 6.5 kg of wheat is used, this gives about 325 kg/year. As an operational value, a baseline of 300 kg/year can be adopted and consumption weights applied.</w:t>
       </w:r>
     </w:p>
     <w:tbl>
@@ -14856,6 +16681,7 @@
                 <w:lang w:val="en-GB"/>
               </w:rPr>
             </w:pPr>
+            <w:proofErr w:type="spellStart"/>
             <w:r>
               <w:rPr>
                 <w:b/>
@@ -14864,6 +16690,7 @@
               </w:rPr>
               <w:t>k_p</w:t>
             </w:r>
+            <w:proofErr w:type="spellEnd"/>
           </w:p>
         </w:tc>
       </w:tr>
@@ -15180,12 +17007,28 @@
           <w:lang w:val="en-GB"/>
         </w:rPr>
       </w:pPr>
-      <w:r>
-        <w:rPr>
-          <w:lang w:val="en-GB"/>
-        </w:rPr>
-        <w:t>Wheat_consumption_person = 300 kg/year × k_p</w:t>
-      </w:r>
+      <w:proofErr w:type="spellStart"/>
+      <w:r>
+        <w:rPr>
+          <w:lang w:val="en-GB"/>
+        </w:rPr>
+        <w:t>Wheat_consumption_person</w:t>
+      </w:r>
+      <w:proofErr w:type="spellEnd"/>
+      <w:r>
+        <w:rPr>
+          <w:lang w:val="en-GB"/>
+        </w:rPr>
+        <w:t xml:space="preserve"> = 300 kg/year × </w:t>
+      </w:r>
+      <w:proofErr w:type="spellStart"/>
+      <w:r>
+        <w:rPr>
+          <w:lang w:val="en-GB"/>
+        </w:rPr>
+        <w:t>k_p</w:t>
+      </w:r>
+      <w:proofErr w:type="spellEnd"/>
     </w:p>
     <w:p>
       <w:pPr>
@@ -15242,7 +17085,35 @@
         <w:rPr>
           <w:lang w:val="en-GB"/>
         </w:rPr>
-        <w:t>The demographic dynamics of farms can be linked to their productive capacity and, especially, to the relationship between food availability and consumption requirements. A FoodRatio is therefore defined in order to classify the annual situation of each farm.</w:t>
+        <w:t xml:space="preserve">The demographic dynamics of farms can be linked to their productive capacity and, especially, to the relationship between food availability and consumption requirements. A </w:t>
+      </w:r>
+      <w:proofErr w:type="spellStart"/>
+      <w:r>
+        <w:rPr>
+          <w:lang w:val="en-GB"/>
+        </w:rPr>
+        <w:t>FoodRatio</w:t>
+      </w:r>
+      <w:proofErr w:type="spellEnd"/>
+      <w:r>
+        <w:rPr>
+          <w:lang w:val="en-GB"/>
+        </w:rPr>
+        <w:t xml:space="preserve"> is therefore defined </w:t>
+      </w:r>
+      <w:proofErr w:type="gramStart"/>
+      <w:r>
+        <w:rPr>
+          <w:lang w:val="en-GB"/>
+        </w:rPr>
+        <w:t>in order to</w:t>
+      </w:r>
+      <w:proofErr w:type="gramEnd"/>
+      <w:r>
+        <w:rPr>
+          <w:lang w:val="en-GB"/>
+        </w:rPr>
+        <w:t xml:space="preserve"> classify the annual situation of each farm.</w:t>
       </w:r>
     </w:p>
     <w:p>
@@ -15254,12 +17125,66 @@
           <w:lang w:val="en-GB"/>
         </w:rPr>
       </w:pPr>
-      <w:r>
-        <w:rPr>
-          <w:lang w:val="en-GB"/>
-        </w:rPr>
-        <w:t>FoodRatio_i,t = Food_production_i,t / Food_requirements_i,t</w:t>
-      </w:r>
+      <w:proofErr w:type="spellStart"/>
+      <w:r>
+        <w:rPr>
+          <w:lang w:val="en-GB"/>
+        </w:rPr>
+        <w:t>FoodRatio_</w:t>
+      </w:r>
+      <w:proofErr w:type="gramStart"/>
+      <w:r>
+        <w:rPr>
+          <w:lang w:val="en-GB"/>
+        </w:rPr>
+        <w:t>i,t</w:t>
+      </w:r>
+      <w:proofErr w:type="spellEnd"/>
+      <w:proofErr w:type="gramEnd"/>
+      <w:r>
+        <w:rPr>
+          <w:lang w:val="en-GB"/>
+        </w:rPr>
+        <w:t xml:space="preserve"> = </w:t>
+      </w:r>
+      <w:proofErr w:type="spellStart"/>
+      <w:r>
+        <w:rPr>
+          <w:lang w:val="en-GB"/>
+        </w:rPr>
+        <w:t>Food_production_</w:t>
+      </w:r>
+      <w:proofErr w:type="gramStart"/>
+      <w:r>
+        <w:rPr>
+          <w:lang w:val="en-GB"/>
+        </w:rPr>
+        <w:t>i,t</w:t>
+      </w:r>
+      <w:proofErr w:type="spellEnd"/>
+      <w:proofErr w:type="gramEnd"/>
+      <w:r>
+        <w:rPr>
+          <w:lang w:val="en-GB"/>
+        </w:rPr>
+        <w:t xml:space="preserve"> / </w:t>
+      </w:r>
+      <w:proofErr w:type="spellStart"/>
+      <w:r>
+        <w:rPr>
+          <w:lang w:val="en-GB"/>
+        </w:rPr>
+        <w:t>Food_requirements_</w:t>
+      </w:r>
+      <w:proofErr w:type="gramStart"/>
+      <w:r>
+        <w:rPr>
+          <w:lang w:val="en-GB"/>
+        </w:rPr>
+        <w:t>i,t</w:t>
+      </w:r>
+      <w:proofErr w:type="spellEnd"/>
+      <w:proofErr w:type="gramEnd"/>
     </w:p>
     <w:tbl>
       <w:tblPr>
@@ -15297,6 +17222,7 @@
                 <w:lang w:val="en-GB"/>
               </w:rPr>
             </w:pPr>
+            <w:proofErr w:type="spellStart"/>
             <w:r>
               <w:rPr>
                 <w:b/>
@@ -15305,6 +17231,7 @@
               </w:rPr>
               <w:t>FoodRatio</w:t>
             </w:r>
+            <w:proofErr w:type="spellEnd"/>
           </w:p>
         </w:tc>
         <w:tc>
@@ -15981,7 +17908,23 @@
                 <w:sz w:val="21"/>
                 <w:lang w:val="en-GB"/>
               </w:rPr>
-              <w:t>Low Gompertz–Makeham.</w:t>
+              <w:t>Low Gompertz–</w:t>
+            </w:r>
+            <w:proofErr w:type="spellStart"/>
+            <w:r>
+              <w:rPr>
+                <w:sz w:val="21"/>
+                <w:lang w:val="en-GB"/>
+              </w:rPr>
+              <w:t>Makeham</w:t>
+            </w:r>
+            <w:proofErr w:type="spellEnd"/>
+            <w:r>
+              <w:rPr>
+                <w:sz w:val="21"/>
+                <w:lang w:val="en-GB"/>
+              </w:rPr>
+              <w:t>.</w:t>
             </w:r>
           </w:p>
         </w:tc>
@@ -16040,7 +17983,23 @@
                 <w:sz w:val="21"/>
                 <w:lang w:val="en-GB"/>
               </w:rPr>
-              <w:t>Medium Gompertz–Makeham.</w:t>
+              <w:t>Medium Gompertz–</w:t>
+            </w:r>
+            <w:proofErr w:type="spellStart"/>
+            <w:r>
+              <w:rPr>
+                <w:sz w:val="21"/>
+                <w:lang w:val="en-GB"/>
+              </w:rPr>
+              <w:t>Makeham</w:t>
+            </w:r>
+            <w:proofErr w:type="spellEnd"/>
+            <w:r>
+              <w:rPr>
+                <w:sz w:val="21"/>
+                <w:lang w:val="en-GB"/>
+              </w:rPr>
+              <w:t>.</w:t>
             </w:r>
           </w:p>
         </w:tc>
@@ -16099,7 +18058,23 @@
                 <w:sz w:val="21"/>
                 <w:lang w:val="en-GB"/>
               </w:rPr>
-              <w:t>High Gompertz–Makeham.</w:t>
+              <w:t>High Gompertz–</w:t>
+            </w:r>
+            <w:proofErr w:type="spellStart"/>
+            <w:r>
+              <w:rPr>
+                <w:sz w:val="21"/>
+                <w:lang w:val="en-GB"/>
+              </w:rPr>
+              <w:t>Makeham</w:t>
+            </w:r>
+            <w:proofErr w:type="spellEnd"/>
+            <w:r>
+              <w:rPr>
+                <w:sz w:val="21"/>
+                <w:lang w:val="en-GB"/>
+              </w:rPr>
+              <w:t>.</w:t>
             </w:r>
           </w:p>
         </w:tc>
@@ -16124,7 +18099,21 @@
         <w:rPr>
           <w:lang w:val="en-GB"/>
         </w:rPr>
-        <w:t>For adults, a Gompertz–Makeham function can be used:</w:t>
+        <w:t>For adults, a Gompertz–</w:t>
+      </w:r>
+      <w:proofErr w:type="spellStart"/>
+      <w:r>
+        <w:rPr>
+          <w:lang w:val="en-GB"/>
+        </w:rPr>
+        <w:t>Makeham</w:t>
+      </w:r>
+      <w:proofErr w:type="spellEnd"/>
+      <w:r>
+        <w:rPr>
+          <w:lang w:val="en-GB"/>
+        </w:rPr>
+        <w:t xml:space="preserve"> function can be used:</w:t>
       </w:r>
     </w:p>
     <w:p>
@@ -16140,7 +18129,21 @@
         <w:rPr>
           <w:lang w:val="en-GB"/>
         </w:rPr>
-        <w:t>μ(x) = A + B · e^(C·x)</w:t>
+        <w:t>μ(x) = A + B · e^(</w:t>
+      </w:r>
+      <w:proofErr w:type="spellStart"/>
+      <w:r>
+        <w:rPr>
+          <w:lang w:val="en-GB"/>
+        </w:rPr>
+        <w:t>C·x</w:t>
+      </w:r>
+      <w:proofErr w:type="spellEnd"/>
+      <w:r>
+        <w:rPr>
+          <w:lang w:val="en-GB"/>
+        </w:rPr>
+        <w:t>)</w:t>
       </w:r>
     </w:p>
     <w:tbl>
@@ -16306,7 +18309,23 @@
                 <w:sz w:val="21"/>
                 <w:lang w:val="en-GB"/>
               </w:rPr>
-              <w:t>B · e^(C·x)</w:t>
+              <w:t>B · e^(</w:t>
+            </w:r>
+            <w:proofErr w:type="spellStart"/>
+            <w:r>
+              <w:rPr>
+                <w:sz w:val="21"/>
+                <w:lang w:val="en-GB"/>
+              </w:rPr>
+              <w:t>C·x</w:t>
+            </w:r>
+            <w:proofErr w:type="spellEnd"/>
+            <w:r>
+              <w:rPr>
+                <w:sz w:val="21"/>
+                <w:lang w:val="en-GB"/>
+              </w:rPr>
+              <w:t>)</w:t>
             </w:r>
           </w:p>
         </w:tc>
@@ -16415,11 +18434,19 @@
           <w:lang w:val="en-GB"/>
         </w:rPr>
       </w:pPr>
-      <w:r>
-        <w:rPr>
-          <w:lang w:val="en-GB"/>
-        </w:rPr>
-        <w:t>q_x = 1 − e^(−μ(x))</w:t>
+      <w:proofErr w:type="spellStart"/>
+      <w:r>
+        <w:rPr>
+          <w:lang w:val="en-GB"/>
+        </w:rPr>
+        <w:t>q_x</w:t>
+      </w:r>
+      <w:proofErr w:type="spellEnd"/>
+      <w:r>
+        <w:rPr>
+          <w:lang w:val="en-GB"/>
+        </w:rPr>
+        <w:t xml:space="preserve"> = 1 − e^(−μ(x))</w:t>
       </w:r>
     </w:p>
     <w:p>
@@ -16429,11 +18456,19 @@
           <w:lang w:val="en-GB"/>
         </w:rPr>
       </w:pPr>
-      <w:r>
-        <w:rPr>
-          <w:lang w:val="en-GB"/>
-        </w:rPr>
-        <w:t>q_x is the annual probability of dying at age x.</w:t>
+      <w:proofErr w:type="spellStart"/>
+      <w:r>
+        <w:rPr>
+          <w:lang w:val="en-GB"/>
+        </w:rPr>
+        <w:t>q_x</w:t>
+      </w:r>
+      <w:proofErr w:type="spellEnd"/>
+      <w:r>
+        <w:rPr>
+          <w:lang w:val="en-GB"/>
+        </w:rPr>
+        <w:t xml:space="preserve"> is the annual probability of dying at age x.</w:t>
       </w:r>
     </w:p>
     <w:p>
@@ -16447,7 +18482,35 @@
         <w:rPr>
           <w:lang w:val="en-GB"/>
         </w:rPr>
-        <w:t>In the Córdoba model, Gompertz–Makeham was applied to the full age spectrum. For Chebba, by contrast, it seems preferable to separate infant mortality, because in ancient demographic regimes it was very high and a simple Gompertz–Makeham function would not model it sufficiently well.</w:t>
+        <w:t>In the Córdoba model, Gompertz–</w:t>
+      </w:r>
+      <w:proofErr w:type="spellStart"/>
+      <w:r>
+        <w:rPr>
+          <w:lang w:val="en-GB"/>
+        </w:rPr>
+        <w:t>Makeham</w:t>
+      </w:r>
+      <w:proofErr w:type="spellEnd"/>
+      <w:r>
+        <w:rPr>
+          <w:lang w:val="en-GB"/>
+        </w:rPr>
+        <w:t xml:space="preserve"> was applied to the full age spectrum. For Chebba, by contrast, it seems preferable to separate infant mortality, because in ancient demographic regimes it was very high and a simple Gompertz–</w:t>
+      </w:r>
+      <w:proofErr w:type="spellStart"/>
+      <w:r>
+        <w:rPr>
+          <w:lang w:val="en-GB"/>
+        </w:rPr>
+        <w:t>Makeham</w:t>
+      </w:r>
+      <w:proofErr w:type="spellEnd"/>
+      <w:r>
+        <w:rPr>
+          <w:lang w:val="en-GB"/>
+        </w:rPr>
+        <w:t xml:space="preserve"> function would not model it sufficiently well.</w:t>
       </w:r>
     </w:p>
     <w:p>
@@ -16477,8 +18540,17 @@
           <w:rFonts w:ascii="Times New Roman" w:eastAsia="Times New Roman" w:hAnsi="Times New Roman" w:cs="Times New Roman"/>
           <w:lang w:val="en-GB"/>
         </w:rPr>
-        <w:t>.2. Mortality adjustment according to the FoodRatio</w:t>
-      </w:r>
+        <w:t xml:space="preserve">.2. Mortality adjustment according to the </w:t>
+      </w:r>
+      <w:proofErr w:type="spellStart"/>
+      <w:r>
+        <w:rPr>
+          <w:rFonts w:ascii="Times New Roman" w:eastAsia="Times New Roman" w:hAnsi="Times New Roman" w:cs="Times New Roman"/>
+          <w:lang w:val="en-GB"/>
+        </w:rPr>
+        <w:t>FoodRatio</w:t>
+      </w:r>
+      <w:proofErr w:type="spellEnd"/>
     </w:p>
     <w:p>
       <w:pPr>
@@ -16493,7 +18565,111 @@
         <w:rPr>
           <w:lang w:val="en-GB"/>
         </w:rPr>
-        <w:t>q′_p,t = min(q_max, q_age,sex × StressMultiplier_age(FoodRatio_i,t))</w:t>
+        <w:t>q′_</w:t>
+      </w:r>
+      <w:proofErr w:type="spellStart"/>
+      <w:proofErr w:type="gramStart"/>
+      <w:r>
+        <w:rPr>
+          <w:lang w:val="en-GB"/>
+        </w:rPr>
+        <w:t>p,t</w:t>
+      </w:r>
+      <w:proofErr w:type="spellEnd"/>
+      <w:proofErr w:type="gramEnd"/>
+      <w:r>
+        <w:rPr>
+          <w:lang w:val="en-GB"/>
+        </w:rPr>
+        <w:t xml:space="preserve"> = </w:t>
+      </w:r>
+      <w:proofErr w:type="gramStart"/>
+      <w:r>
+        <w:rPr>
+          <w:lang w:val="en-GB"/>
+        </w:rPr>
+        <w:t>min(</w:t>
+      </w:r>
+      <w:proofErr w:type="spellStart"/>
+      <w:proofErr w:type="gramEnd"/>
+      <w:r>
+        <w:rPr>
+          <w:lang w:val="en-GB"/>
+        </w:rPr>
+        <w:t>q_max</w:t>
+      </w:r>
+      <w:proofErr w:type="spellEnd"/>
+      <w:r>
+        <w:rPr>
+          <w:lang w:val="en-GB"/>
+        </w:rPr>
+        <w:t xml:space="preserve">, </w:t>
+      </w:r>
+      <w:proofErr w:type="spellStart"/>
+      <w:r>
+        <w:rPr>
+          <w:lang w:val="en-GB"/>
+        </w:rPr>
+        <w:t>q_</w:t>
+      </w:r>
+      <w:proofErr w:type="gramStart"/>
+      <w:r>
+        <w:rPr>
+          <w:lang w:val="en-GB"/>
+        </w:rPr>
+        <w:t>age,sex</w:t>
+      </w:r>
+      <w:proofErr w:type="spellEnd"/>
+      <w:proofErr w:type="gramEnd"/>
+      <w:r>
+        <w:rPr>
+          <w:lang w:val="en-GB"/>
+        </w:rPr>
+        <w:t xml:space="preserve"> × </w:t>
+      </w:r>
+      <w:proofErr w:type="spellStart"/>
+      <w:r>
+        <w:rPr>
+          <w:lang w:val="en-GB"/>
+        </w:rPr>
+        <w:t>StressMultiplier_</w:t>
+      </w:r>
+      <w:proofErr w:type="gramStart"/>
+      <w:r>
+        <w:rPr>
+          <w:lang w:val="en-GB"/>
+        </w:rPr>
+        <w:t>age</w:t>
+      </w:r>
+      <w:proofErr w:type="spellEnd"/>
+      <w:r>
+        <w:rPr>
+          <w:lang w:val="en-GB"/>
+        </w:rPr>
+        <w:t>(</w:t>
+      </w:r>
+      <w:proofErr w:type="spellStart"/>
+      <w:proofErr w:type="gramEnd"/>
+      <w:r>
+        <w:rPr>
+          <w:lang w:val="en-GB"/>
+        </w:rPr>
+        <w:t>FoodRatio_</w:t>
+      </w:r>
+      <w:proofErr w:type="gramStart"/>
+      <w:r>
+        <w:rPr>
+          <w:lang w:val="en-GB"/>
+        </w:rPr>
+        <w:t>i,t</w:t>
+      </w:r>
+      <w:proofErr w:type="spellEnd"/>
+      <w:proofErr w:type="gramEnd"/>
+      <w:r>
+        <w:rPr>
+          <w:lang w:val="en-GB"/>
+        </w:rPr>
+        <w:t>))</w:t>
       </w:r>
     </w:p>
     <w:tbl>
@@ -16504,10 +18680,11 @@
         <w:tblLook w:val="04A0" w:firstRow="1" w:lastRow="0" w:firstColumn="1" w:lastColumn="0" w:noHBand="0" w:noVBand="1"/>
       </w:tblPr>
       <w:tblGrid>
-        <w:gridCol w:w="2283"/>
-        <w:gridCol w:w="2014"/>
-        <w:gridCol w:w="1988"/>
-        <w:gridCol w:w="2379"/>
+        <w:gridCol w:w="1936"/>
+        <w:gridCol w:w="1706"/>
+        <w:gridCol w:w="1468"/>
+        <w:gridCol w:w="1625"/>
+        <w:gridCol w:w="1929"/>
       </w:tblGrid>
       <w:tr>
         <w:trPr>
@@ -16516,7 +18693,7 @@
         </w:trPr>
         <w:tc>
           <w:tcPr>
-            <w:tcW w:w="2448" w:type="dxa"/>
+            <w:tcW w:w="1936" w:type="dxa"/>
             <w:shd w:val="clear" w:color="auto" w:fill="E7E6E6"/>
             <w:tcMar>
               <w:top w:w="80" w:type="dxa"/>
@@ -16534,6 +18711,7 @@
                 <w:lang w:val="en-GB"/>
               </w:rPr>
             </w:pPr>
+            <w:proofErr w:type="spellStart"/>
             <w:r>
               <w:rPr>
                 <w:b/>
@@ -16542,11 +18720,12 @@
               </w:rPr>
               <w:t>FoodRatio</w:t>
             </w:r>
-          </w:p>
-        </w:tc>
-        <w:tc>
-          <w:tcPr>
-            <w:tcW w:w="2160" w:type="dxa"/>
+            <w:proofErr w:type="spellEnd"/>
+          </w:p>
+        </w:tc>
+        <w:tc>
+          <w:tcPr>
+            <w:tcW w:w="1706" w:type="dxa"/>
             <w:shd w:val="clear" w:color="auto" w:fill="E7E6E6"/>
             <w:tcMar>
               <w:top w:w="80" w:type="dxa"/>
@@ -16576,8 +18755,33 @@
         </w:tc>
         <w:tc>
           <w:tcPr>
-            <w:tcW w:w="2160" w:type="dxa"/>
+            <w:tcW w:w="1468" w:type="dxa"/>
             <w:shd w:val="clear" w:color="auto" w:fill="E7E6E6"/>
+          </w:tcPr>
+          <w:p>
+            <w:pPr>
+              <w:spacing w:after="40"/>
+              <w:jc w:val="both"/>
+              <w:rPr>
+                <w:b/>
+                <w:sz w:val="21"/>
+                <w:lang w:val="en-GB"/>
+              </w:rPr>
+            </w:pPr>
+            <w:r>
+              <w:rPr>
+                <w:b/>
+                <w:sz w:val="21"/>
+                <w:lang w:val="en-GB"/>
+              </w:rPr>
+              <w:t>Adolescent</w:t>
+            </w:r>
+          </w:p>
+        </w:tc>
+        <w:tc>
+          <w:tcPr>
+            <w:tcW w:w="1625" w:type="dxa"/>
+            <w:shd w:val="clear" w:color="auto" w:fill="E7E6E6"/>
             <w:tcMar>
               <w:top w:w="80" w:type="dxa"/>
               <w:left w:w="80" w:type="dxa"/>
@@ -16606,7 +18810,7 @@
         </w:tc>
         <w:tc>
           <w:tcPr>
-            <w:tcW w:w="2592" w:type="dxa"/>
+            <w:tcW w:w="1929" w:type="dxa"/>
             <w:shd w:val="clear" w:color="auto" w:fill="E7E6E6"/>
             <w:tcMar>
               <w:top w:w="80" w:type="dxa"/>
@@ -16641,7 +18845,7 @@
         </w:trPr>
         <w:tc>
           <w:tcPr>
-            <w:tcW w:w="2448" w:type="dxa"/>
+            <w:tcW w:w="1936" w:type="dxa"/>
             <w:tcMar>
               <w:top w:w="80" w:type="dxa"/>
               <w:left w:w="80" w:type="dxa"/>
@@ -16668,7 +18872,7 @@
         </w:tc>
         <w:tc>
           <w:tcPr>
-            <w:tcW w:w="2160" w:type="dxa"/>
+            <w:tcW w:w="1706" w:type="dxa"/>
             <w:tcMar>
               <w:top w:w="80" w:type="dxa"/>
               <w:left w:w="80" w:type="dxa"/>
@@ -16695,19 +18899,14 @@
         </w:tc>
         <w:tc>
           <w:tcPr>
-            <w:tcW w:w="2160" w:type="dxa"/>
-            <w:tcMar>
-              <w:top w:w="80" w:type="dxa"/>
-              <w:left w:w="80" w:type="dxa"/>
-              <w:bottom w:w="80" w:type="dxa"/>
-              <w:right w:w="80" w:type="dxa"/>
-            </w:tcMar>
-          </w:tcPr>
-          <w:p>
-            <w:pPr>
-              <w:spacing w:after="40"/>
-              <w:jc w:val="both"/>
-              <w:rPr>
+            <w:tcW w:w="1468" w:type="dxa"/>
+          </w:tcPr>
+          <w:p>
+            <w:pPr>
+              <w:spacing w:after="40"/>
+              <w:jc w:val="both"/>
+              <w:rPr>
+                <w:sz w:val="21"/>
                 <w:lang w:val="en-GB"/>
               </w:rPr>
             </w:pPr>
@@ -16722,7 +18921,34 @@
         </w:tc>
         <w:tc>
           <w:tcPr>
-            <w:tcW w:w="2592" w:type="dxa"/>
+            <w:tcW w:w="1625" w:type="dxa"/>
+            <w:tcMar>
+              <w:top w:w="80" w:type="dxa"/>
+              <w:left w:w="80" w:type="dxa"/>
+              <w:bottom w:w="80" w:type="dxa"/>
+              <w:right w:w="80" w:type="dxa"/>
+            </w:tcMar>
+          </w:tcPr>
+          <w:p>
+            <w:pPr>
+              <w:spacing w:after="40"/>
+              <w:jc w:val="both"/>
+              <w:rPr>
+                <w:lang w:val="en-GB"/>
+              </w:rPr>
+            </w:pPr>
+            <w:r>
+              <w:rPr>
+                <w:sz w:val="21"/>
+                <w:lang w:val="en-GB"/>
+              </w:rPr>
+              <w:t>×0.95</w:t>
+            </w:r>
+          </w:p>
+        </w:tc>
+        <w:tc>
+          <w:tcPr>
+            <w:tcW w:w="1929" w:type="dxa"/>
             <w:tcMar>
               <w:top w:w="80" w:type="dxa"/>
               <w:left w:w="80" w:type="dxa"/>
@@ -16754,7 +18980,7 @@
         </w:trPr>
         <w:tc>
           <w:tcPr>
-            <w:tcW w:w="2448" w:type="dxa"/>
+            <w:tcW w:w="1936" w:type="dxa"/>
             <w:tcMar>
               <w:top w:w="80" w:type="dxa"/>
               <w:left w:w="80" w:type="dxa"/>
@@ -16781,7 +19007,7 @@
         </w:tc>
         <w:tc>
           <w:tcPr>
-            <w:tcW w:w="2160" w:type="dxa"/>
+            <w:tcW w:w="1706" w:type="dxa"/>
             <w:tcMar>
               <w:top w:w="80" w:type="dxa"/>
               <w:left w:w="80" w:type="dxa"/>
@@ -16808,19 +19034,14 @@
         </w:tc>
         <w:tc>
           <w:tcPr>
-            <w:tcW w:w="2160" w:type="dxa"/>
-            <w:tcMar>
-              <w:top w:w="80" w:type="dxa"/>
-              <w:left w:w="80" w:type="dxa"/>
-              <w:bottom w:w="80" w:type="dxa"/>
-              <w:right w:w="80" w:type="dxa"/>
-            </w:tcMar>
-          </w:tcPr>
-          <w:p>
-            <w:pPr>
-              <w:spacing w:after="40"/>
-              <w:jc w:val="both"/>
-              <w:rPr>
+            <w:tcW w:w="1468" w:type="dxa"/>
+          </w:tcPr>
+          <w:p>
+            <w:pPr>
+              <w:spacing w:after="40"/>
+              <w:jc w:val="both"/>
+              <w:rPr>
+                <w:sz w:val="21"/>
                 <w:lang w:val="en-GB"/>
               </w:rPr>
             </w:pPr>
@@ -16835,7 +19056,34 @@
         </w:tc>
         <w:tc>
           <w:tcPr>
-            <w:tcW w:w="2592" w:type="dxa"/>
+            <w:tcW w:w="1625" w:type="dxa"/>
+            <w:tcMar>
+              <w:top w:w="80" w:type="dxa"/>
+              <w:left w:w="80" w:type="dxa"/>
+              <w:bottom w:w="80" w:type="dxa"/>
+              <w:right w:w="80" w:type="dxa"/>
+            </w:tcMar>
+          </w:tcPr>
+          <w:p>
+            <w:pPr>
+              <w:spacing w:after="40"/>
+              <w:jc w:val="both"/>
+              <w:rPr>
+                <w:lang w:val="en-GB"/>
+              </w:rPr>
+            </w:pPr>
+            <w:r>
+              <w:rPr>
+                <w:sz w:val="21"/>
+                <w:lang w:val="en-GB"/>
+              </w:rPr>
+              <w:t>×1.00</w:t>
+            </w:r>
+          </w:p>
+        </w:tc>
+        <w:tc>
+          <w:tcPr>
+            <w:tcW w:w="1929" w:type="dxa"/>
             <w:tcMar>
               <w:top w:w="80" w:type="dxa"/>
               <w:left w:w="80" w:type="dxa"/>
@@ -16867,7 +19115,7 @@
         </w:trPr>
         <w:tc>
           <w:tcPr>
-            <w:tcW w:w="2448" w:type="dxa"/>
+            <w:tcW w:w="1936" w:type="dxa"/>
             <w:tcMar>
               <w:top w:w="80" w:type="dxa"/>
               <w:left w:w="80" w:type="dxa"/>
@@ -16895,7 +19143,7 @@
         </w:tc>
         <w:tc>
           <w:tcPr>
-            <w:tcW w:w="2160" w:type="dxa"/>
+            <w:tcW w:w="1706" w:type="dxa"/>
             <w:tcMar>
               <w:top w:w="80" w:type="dxa"/>
               <w:left w:w="80" w:type="dxa"/>
@@ -16922,7 +19170,28 @@
         </w:tc>
         <w:tc>
           <w:tcPr>
-            <w:tcW w:w="2160" w:type="dxa"/>
+            <w:tcW w:w="1468" w:type="dxa"/>
+          </w:tcPr>
+          <w:p>
+            <w:pPr>
+              <w:spacing w:after="40"/>
+              <w:jc w:val="both"/>
+              <w:rPr>
+                <w:sz w:val="21"/>
+                <w:lang w:val="en-GB"/>
+              </w:rPr>
+            </w:pPr>
+            <w:r>
+              <w:rPr>
+                <w:sz w:val="21"/>
+              </w:rPr>
+              <w:t>×1.15</w:t>
+            </w:r>
+          </w:p>
+        </w:tc>
+        <w:tc>
+          <w:tcPr>
+            <w:tcW w:w="1625" w:type="dxa"/>
             <w:tcMar>
               <w:top w:w="80" w:type="dxa"/>
               <w:left w:w="80" w:type="dxa"/>
@@ -16949,7 +19218,7 @@
         </w:tc>
         <w:tc>
           <w:tcPr>
-            <w:tcW w:w="2592" w:type="dxa"/>
+            <w:tcW w:w="1929" w:type="dxa"/>
             <w:tcMar>
               <w:top w:w="80" w:type="dxa"/>
               <w:left w:w="80" w:type="dxa"/>
@@ -16981,7 +19250,7 @@
         </w:trPr>
         <w:tc>
           <w:tcPr>
-            <w:tcW w:w="2448" w:type="dxa"/>
+            <w:tcW w:w="1936" w:type="dxa"/>
             <w:tcMar>
               <w:top w:w="80" w:type="dxa"/>
               <w:left w:w="80" w:type="dxa"/>
@@ -17008,7 +19277,7 @@
         </w:tc>
         <w:tc>
           <w:tcPr>
-            <w:tcW w:w="2160" w:type="dxa"/>
+            <w:tcW w:w="1706" w:type="dxa"/>
             <w:tcMar>
               <w:top w:w="80" w:type="dxa"/>
               <w:left w:w="80" w:type="dxa"/>
@@ -17035,7 +19304,28 @@
         </w:tc>
         <w:tc>
           <w:tcPr>
-            <w:tcW w:w="2160" w:type="dxa"/>
+            <w:tcW w:w="1468" w:type="dxa"/>
+          </w:tcPr>
+          <w:p>
+            <w:pPr>
+              <w:spacing w:after="40"/>
+              <w:jc w:val="both"/>
+              <w:rPr>
+                <w:sz w:val="21"/>
+                <w:lang w:val="en-GB"/>
+              </w:rPr>
+            </w:pPr>
+            <w:r>
+              <w:rPr>
+                <w:sz w:val="21"/>
+              </w:rPr>
+              <w:t>×1.40</w:t>
+            </w:r>
+          </w:p>
+        </w:tc>
+        <w:tc>
+          <w:tcPr>
+            <w:tcW w:w="1625" w:type="dxa"/>
             <w:tcMar>
               <w:top w:w="80" w:type="dxa"/>
               <w:left w:w="80" w:type="dxa"/>
@@ -17062,7 +19352,7 @@
         </w:tc>
         <w:tc>
           <w:tcPr>
-            <w:tcW w:w="2592" w:type="dxa"/>
+            <w:tcW w:w="1929" w:type="dxa"/>
             <w:tcMar>
               <w:top w:w="80" w:type="dxa"/>
               <w:left w:w="80" w:type="dxa"/>
@@ -17094,7 +19384,7 @@
         </w:trPr>
         <w:tc>
           <w:tcPr>
-            <w:tcW w:w="2448" w:type="dxa"/>
+            <w:tcW w:w="1936" w:type="dxa"/>
             <w:tcMar>
               <w:top w:w="80" w:type="dxa"/>
               <w:left w:w="80" w:type="dxa"/>
@@ -17121,7 +19411,7 @@
         </w:tc>
         <w:tc>
           <w:tcPr>
-            <w:tcW w:w="2160" w:type="dxa"/>
+            <w:tcW w:w="1706" w:type="dxa"/>
             <w:tcMar>
               <w:top w:w="80" w:type="dxa"/>
               <w:left w:w="80" w:type="dxa"/>
@@ -17148,7 +19438,28 @@
         </w:tc>
         <w:tc>
           <w:tcPr>
-            <w:tcW w:w="2160" w:type="dxa"/>
+            <w:tcW w:w="1468" w:type="dxa"/>
+          </w:tcPr>
+          <w:p>
+            <w:pPr>
+              <w:spacing w:after="40"/>
+              <w:jc w:val="both"/>
+              <w:rPr>
+                <w:sz w:val="21"/>
+                <w:lang w:val="en-GB"/>
+              </w:rPr>
+            </w:pPr>
+            <w:r>
+              <w:rPr>
+                <w:sz w:val="21"/>
+              </w:rPr>
+              <w:t>×1.90</w:t>
+            </w:r>
+          </w:p>
+        </w:tc>
+        <w:tc>
+          <w:tcPr>
+            <w:tcW w:w="1625" w:type="dxa"/>
             <w:tcMar>
               <w:top w:w="80" w:type="dxa"/>
               <w:left w:w="80" w:type="dxa"/>
@@ -17175,7 +19486,7 @@
         </w:tc>
         <w:tc>
           <w:tcPr>
-            <w:tcW w:w="2592" w:type="dxa"/>
+            <w:tcW w:w="1929" w:type="dxa"/>
             <w:tcMar>
               <w:top w:w="80" w:type="dxa"/>
               <w:left w:w="80" w:type="dxa"/>
@@ -17251,7 +19562,21 @@
         <w:rPr>
           <w:lang w:val="en-GB"/>
         </w:rPr>
-        <w:t>Fertility can be modelled in a simple manner. Each woman of fertile age, approximately between 16 and 40 years, can be assigned a base annual probability of childbirth of 0.25, that is, 0.25 children per year. This probability is affected by the FoodRatio and by the maximum capacity of the household unit.</w:t>
+        <w:t xml:space="preserve">Fertility can be modelled in a simple manner. Each woman of fertile age, approximately between 16 and 40 years, can be assigned a base annual probability of childbirth of 0.25, that is, 0.25 children per year. This probability is affected by the </w:t>
+      </w:r>
+      <w:proofErr w:type="spellStart"/>
+      <w:r>
+        <w:rPr>
+          <w:lang w:val="en-GB"/>
+        </w:rPr>
+        <w:t>FoodRatio</w:t>
+      </w:r>
+      <w:proofErr w:type="spellEnd"/>
+      <w:r>
+        <w:rPr>
+          <w:lang w:val="en-GB"/>
+        </w:rPr>
+        <w:t xml:space="preserve"> and by the maximum capacity of the household unit.</w:t>
       </w:r>
     </w:p>
     <w:p>
@@ -17263,12 +19588,88 @@
           <w:lang w:val="en-GB"/>
         </w:rPr>
       </w:pPr>
-      <w:r>
-        <w:rPr>
-          <w:lang w:val="en-GB"/>
-        </w:rPr>
-        <w:t>p_birth_i,t = p_birth_base × FertilityStress(FoodRatio_i,t) × HouseholdCapacity_i</w:t>
-      </w:r>
+      <w:proofErr w:type="spellStart"/>
+      <w:r>
+        <w:rPr>
+          <w:lang w:val="en-GB"/>
+        </w:rPr>
+        <w:t>p_birth_</w:t>
+      </w:r>
+      <w:proofErr w:type="gramStart"/>
+      <w:r>
+        <w:rPr>
+          <w:lang w:val="en-GB"/>
+        </w:rPr>
+        <w:t>i,t</w:t>
+      </w:r>
+      <w:proofErr w:type="spellEnd"/>
+      <w:proofErr w:type="gramEnd"/>
+      <w:r>
+        <w:rPr>
+          <w:lang w:val="en-GB"/>
+        </w:rPr>
+        <w:t xml:space="preserve"> = </w:t>
+      </w:r>
+      <w:proofErr w:type="spellStart"/>
+      <w:r>
+        <w:rPr>
+          <w:lang w:val="en-GB"/>
+        </w:rPr>
+        <w:t>p_birth_base</w:t>
+      </w:r>
+      <w:proofErr w:type="spellEnd"/>
+      <w:r>
+        <w:rPr>
+          <w:lang w:val="en-GB"/>
+        </w:rPr>
+        <w:t xml:space="preserve"> × </w:t>
+      </w:r>
+      <w:proofErr w:type="spellStart"/>
+      <w:proofErr w:type="gramStart"/>
+      <w:r>
+        <w:rPr>
+          <w:lang w:val="en-GB"/>
+        </w:rPr>
+        <w:t>FertilityStress</w:t>
+      </w:r>
+      <w:proofErr w:type="spellEnd"/>
+      <w:r>
+        <w:rPr>
+          <w:lang w:val="en-GB"/>
+        </w:rPr>
+        <w:t>(</w:t>
+      </w:r>
+      <w:proofErr w:type="spellStart"/>
+      <w:proofErr w:type="gramEnd"/>
+      <w:r>
+        <w:rPr>
+          <w:lang w:val="en-GB"/>
+        </w:rPr>
+        <w:t>FoodRatio_</w:t>
+      </w:r>
+      <w:proofErr w:type="gramStart"/>
+      <w:r>
+        <w:rPr>
+          <w:lang w:val="en-GB"/>
+        </w:rPr>
+        <w:t>i,t</w:t>
+      </w:r>
+      <w:proofErr w:type="spellEnd"/>
+      <w:proofErr w:type="gramEnd"/>
+      <w:r>
+        <w:rPr>
+          <w:lang w:val="en-GB"/>
+        </w:rPr>
+        <w:t xml:space="preserve">) × </w:t>
+      </w:r>
+      <w:proofErr w:type="spellStart"/>
+      <w:r>
+        <w:rPr>
+          <w:lang w:val="en-GB"/>
+        </w:rPr>
+        <w:t>HouseholdCapacity_i</w:t>
+      </w:r>
+      <w:proofErr w:type="spellEnd"/>
     </w:p>
     <w:tbl>
       <w:tblPr>
@@ -17306,6 +19707,7 @@
                 <w:lang w:val="en-GB"/>
               </w:rPr>
             </w:pPr>
+            <w:proofErr w:type="spellStart"/>
             <w:r>
               <w:rPr>
                 <w:b/>
@@ -17314,6 +19716,7 @@
               </w:rPr>
               <w:t>FoodRatio</w:t>
             </w:r>
+            <w:proofErr w:type="spellEnd"/>
           </w:p>
         </w:tc>
         <w:tc>
@@ -17772,7 +20175,21 @@
         <w:rPr>
           <w:lang w:val="en-GB"/>
         </w:rPr>
-        <w:t>3) If the FoodRatio is ≥ 1.20 for three or more consecutive years, the settlement is considered stable and may continue expanding into available cells.</w:t>
+        <w:t xml:space="preserve">3) If the </w:t>
+      </w:r>
+      <w:proofErr w:type="spellStart"/>
+      <w:r>
+        <w:rPr>
+          <w:lang w:val="en-GB"/>
+        </w:rPr>
+        <w:t>FoodRatio</w:t>
+      </w:r>
+      <w:proofErr w:type="spellEnd"/>
+      <w:r>
+        <w:rPr>
+          <w:lang w:val="en-GB"/>
+        </w:rPr>
+        <w:t xml:space="preserve"> is ≥ 1.20 for three or more consecutive years, the settlement is considered stable and may continue expanding into available cells.</w:t>
       </w:r>
     </w:p>
     <w:p>
@@ -17786,7 +20203,21 @@
         <w:rPr>
           <w:lang w:val="en-GB"/>
         </w:rPr>
-        <w:t>4) If the FoodRatio falls below 1.20, the settlement first converts olive-grove cells into mixed olive-grove + wheat cells.</w:t>
+        <w:t xml:space="preserve">4) If the </w:t>
+      </w:r>
+      <w:proofErr w:type="spellStart"/>
+      <w:r>
+        <w:rPr>
+          <w:lang w:val="en-GB"/>
+        </w:rPr>
+        <w:t>FoodRatio</w:t>
+      </w:r>
+      <w:proofErr w:type="spellEnd"/>
+      <w:r>
+        <w:rPr>
+          <w:lang w:val="en-GB"/>
+        </w:rPr>
+        <w:t xml:space="preserve"> falls below 1.20, the settlement first converts olive-grove cells into mixed olive-grove + wheat cells.</w:t>
       </w:r>
     </w:p>
     <w:p>
@@ -17800,7 +20231,21 @@
         <w:rPr>
           <w:lang w:val="en-GB"/>
         </w:rPr>
-        <w:t>5) If mixed olive-grove + wheat cells are not sufficient to restore a FoodRatio of 1.20, the settlement assigns available cells to pure wheat.</w:t>
+        <w:t xml:space="preserve">5) If mixed olive-grove + wheat cells are not sufficient to restore a </w:t>
+      </w:r>
+      <w:proofErr w:type="spellStart"/>
+      <w:r>
+        <w:rPr>
+          <w:lang w:val="en-GB"/>
+        </w:rPr>
+        <w:t>FoodRatio</w:t>
+      </w:r>
+      <w:proofErr w:type="spellEnd"/>
+      <w:r>
+        <w:rPr>
+          <w:lang w:val="en-GB"/>
+        </w:rPr>
+        <w:t xml:space="preserve"> of 1.20, the settlement assigns available cells to pure wheat.</w:t>
       </w:r>
     </w:p>
     <w:p>
@@ -17829,7 +20274,21 @@
         <w:rPr>
           <w:lang w:val="en-GB"/>
         </w:rPr>
-        <w:t>7) This process continues until a FoodRatio of ≥ 1.20 is restored. If this equilibrium is sustained for three or more consecutive years, demographic or labour growth may resume.</w:t>
+        <w:t xml:space="preserve">7) This process continues until a </w:t>
+      </w:r>
+      <w:proofErr w:type="spellStart"/>
+      <w:r>
+        <w:rPr>
+          <w:lang w:val="en-GB"/>
+        </w:rPr>
+        <w:t>FoodRatio</w:t>
+      </w:r>
+      <w:proofErr w:type="spellEnd"/>
+      <w:r>
+        <w:rPr>
+          <w:lang w:val="en-GB"/>
+        </w:rPr>
+        <w:t xml:space="preserve"> of ≥ 1.20 is restored. If this equilibrium is sustained for three or more consecutive years, demographic or labour growth may resume.</w:t>
       </w:r>
     </w:p>
     <w:p>
@@ -18040,7 +20499,21 @@
         <w:rPr>
           <w:lang w:val="en-GB"/>
         </w:rPr>
-        <w:t>Compare food production with consumption requirements through the FoodRatio.</w:t>
+        <w:t xml:space="preserve">Compare food production with consumption requirements through the </w:t>
+      </w:r>
+      <w:proofErr w:type="spellStart"/>
+      <w:r>
+        <w:rPr>
+          <w:lang w:val="en-GB"/>
+        </w:rPr>
+        <w:t>FoodRatio</w:t>
+      </w:r>
+      <w:proofErr w:type="spellEnd"/>
+      <w:r>
+        <w:rPr>
+          <w:lang w:val="en-GB"/>
+        </w:rPr>
+        <w:t>.</w:t>
       </w:r>
     </w:p>
     <w:p>
@@ -19322,7 +21795,6 @@
   <w:style w:type="character" w:default="1" w:styleId="Fuentedeprrafopredeter">
     <w:name w:val="Default Paragraph Font"/>
     <w:uiPriority w:val="1"/>
-    <w:semiHidden/>
     <w:unhideWhenUsed/>
   </w:style>
   <w:style w:type="table" w:default="1" w:styleId="Tablanormal">

--- a/Chebba_Roman_agronomic_model.docx
+++ b/Chebba_Roman_agronomic_model.docx
@@ -1898,14 +1898,7 @@
         <w:rPr>
           <w:lang w:val="en-GB"/>
         </w:rPr>
-        <w:t xml:space="preserve">. In this scenario, one hectare could contain approximately 5,000 vines. This density maximises viticultural production per unit of surface </w:t>
-      </w:r>
-      <w:proofErr w:type="gramStart"/>
-      <w:r>
-        <w:rPr>
-          <w:lang w:val="en-GB"/>
-        </w:rPr>
-        <w:t>area,</w:t>
+        <w:t>. In this scenario, one hectare could contain approximately 5,000 vines. This density maximises viticultural production per unit of surface area,</w:t>
       </w:r>
       <w:r>
         <w:rPr>
@@ -1917,14 +1910,7 @@
         <w:rPr>
           <w:lang w:val="en-GB"/>
         </w:rPr>
-        <w:t>but</w:t>
-      </w:r>
-      <w:proofErr w:type="gramEnd"/>
-      <w:r>
-        <w:rPr>
-          <w:lang w:val="en-GB"/>
-        </w:rPr>
-        <w:t xml:space="preserve"> makes the cultivation of wheat between vines impossible.</w:t>
+        <w:t>but makes the cultivation of wheat between vines impossible.</w:t>
       </w:r>
     </w:p>
     <w:p>
@@ -5416,21 +5402,7 @@
         <w:rPr>
           <w:lang w:val="en-GB"/>
         </w:rPr>
-        <w:t xml:space="preserve">For farms, the model can follow a logic </w:t>
-      </w:r>
-      <w:proofErr w:type="gramStart"/>
-      <w:r>
-        <w:rPr>
-          <w:lang w:val="en-GB"/>
-        </w:rPr>
-        <w:t>similar to</w:t>
-      </w:r>
-      <w:proofErr w:type="gramEnd"/>
-      <w:r>
-        <w:rPr>
-          <w:lang w:val="en-GB"/>
-        </w:rPr>
-        <w:t xml:space="preserve"> that of the original Córdoba ABM. For villas, however, an adaptation is required, since for Chebba we do not have such direct indicators as presses. Villas should be modelled as units with greater access to land, a larger labour force and a greater capacity to generate surplus.</w:t>
+        <w:t>For farms, the model can follow a logic similar to that of the original Córdoba ABM. For villas, however, an adaptation is required, since for Chebba we do not have such direct indicators as presses. Villas should be modelled as units with greater access to land, a larger labour force and a greater capacity to generate surplus.</w:t>
       </w:r>
     </w:p>
     <w:p>
@@ -14511,21 +14483,7 @@
         <w:rPr>
           <w:lang w:val="en-GB"/>
         </w:rPr>
-        <w:t xml:space="preserve">In this equation, the management factor should only be activated when it is possible to distinguish small properties, large farms or villas. If this distinction cannot be justified with sufficient confidence, the management factor can be fixed at 1.00 </w:t>
-      </w:r>
-      <w:proofErr w:type="gramStart"/>
-      <w:r>
-        <w:rPr>
-          <w:lang w:val="en-GB"/>
-        </w:rPr>
-        <w:t>in order to</w:t>
-      </w:r>
-      <w:proofErr w:type="gramEnd"/>
-      <w:r>
-        <w:rPr>
-          <w:lang w:val="en-GB"/>
-        </w:rPr>
-        <w:t xml:space="preserve"> avoid introducing an artificial social difference.</w:t>
+        <w:t>In this equation, the management factor should only be activated when it is possible to distinguish small properties, large farms or villas. If this distinction cannot be justified with sufficient confidence, the management factor can be fixed at 1.00 in order to avoid introducing an artificial social difference.</w:t>
       </w:r>
     </w:p>
     <w:p>
@@ -15771,21 +15729,7 @@
         <w:rPr>
           <w:lang w:val="en-GB"/>
         </w:rPr>
-        <w:t xml:space="preserve">, wage labourers or dependent workers. The key issue is that the villa, unlike the farm, does not depend on its domestic reproduction rate </w:t>
-      </w:r>
-      <w:proofErr w:type="gramStart"/>
-      <w:r>
-        <w:rPr>
-          <w:lang w:val="en-GB"/>
-        </w:rPr>
-        <w:t>in order to</w:t>
-      </w:r>
-      <w:proofErr w:type="gramEnd"/>
-      <w:r>
-        <w:rPr>
-          <w:lang w:val="en-GB"/>
-        </w:rPr>
-        <w:t xml:space="preserve"> grow. It can also increase the number of workers when sufficient land is available and when the model assigns it a greater capacity for expansion.</w:t>
+        <w:t>, wage labourers or dependent workers. The key issue is that the villa, unlike the farm, does not depend on its domestic reproduction rate in order to grow. It can also increase the number of workers when sufficient land is available and when the model assigns it a greater capacity for expansion.</w:t>
       </w:r>
     </w:p>
     <w:p>
@@ -17085,35 +17029,7 @@
         <w:rPr>
           <w:lang w:val="en-GB"/>
         </w:rPr>
-        <w:t xml:space="preserve">The demographic dynamics of farms can be linked to their productive capacity and, especially, to the relationship between food availability and consumption requirements. A </w:t>
-      </w:r>
-      <w:proofErr w:type="spellStart"/>
-      <w:r>
-        <w:rPr>
-          <w:lang w:val="en-GB"/>
-        </w:rPr>
-        <w:t>FoodRatio</w:t>
-      </w:r>
-      <w:proofErr w:type="spellEnd"/>
-      <w:r>
-        <w:rPr>
-          <w:lang w:val="en-GB"/>
-        </w:rPr>
-        <w:t xml:space="preserve"> is therefore defined </w:t>
-      </w:r>
-      <w:proofErr w:type="gramStart"/>
-      <w:r>
-        <w:rPr>
-          <w:lang w:val="en-GB"/>
-        </w:rPr>
-        <w:t>in order to</w:t>
-      </w:r>
-      <w:proofErr w:type="gramEnd"/>
-      <w:r>
-        <w:rPr>
-          <w:lang w:val="en-GB"/>
-        </w:rPr>
-        <w:t xml:space="preserve"> classify the annual situation of each farm.</w:t>
+        <w:t>The demographic dynamics of farms can be linked to their productive capacity and, especially, to the relationship between food availability and consumption requirements. A FoodRatio is therefore defined in order to classify the annual situation of each farm.</w:t>
       </w:r>
     </w:p>
     <w:p>
@@ -17222,7 +17138,6 @@
                 <w:lang w:val="en-GB"/>
               </w:rPr>
             </w:pPr>
-            <w:proofErr w:type="spellStart"/>
             <w:r>
               <w:rPr>
                 <w:b/>
@@ -17231,7 +17146,6 @@
               </w:rPr>
               <w:t>FoodRatio</w:t>
             </w:r>
-            <w:proofErr w:type="spellEnd"/>
           </w:p>
         </w:tc>
         <w:tc>
@@ -17618,7 +17532,7 @@
         </w:trPr>
         <w:tc>
           <w:tcPr>
-            <w:tcW w:w="3168" w:type="dxa"/>
+            <w:tcW w:w="2969" w:type="dxa"/>
             <w:shd w:val="clear" w:color="auto" w:fill="E7E6E6"/>
             <w:tcMar>
               <w:top w:w="80" w:type="dxa"/>
@@ -17648,7 +17562,7 @@
         </w:tc>
         <w:tc>
           <w:tcPr>
-            <w:tcW w:w="6048" w:type="dxa"/>
+            <w:tcW w:w="5695" w:type="dxa"/>
             <w:shd w:val="clear" w:color="auto" w:fill="E7E6E6"/>
             <w:tcMar>
               <w:top w:w="80" w:type="dxa"/>
@@ -17683,7 +17597,7 @@
         </w:trPr>
         <w:tc>
           <w:tcPr>
-            <w:tcW w:w="3168" w:type="dxa"/>
+            <w:tcW w:w="2969" w:type="dxa"/>
             <w:tcMar>
               <w:top w:w="80" w:type="dxa"/>
               <w:left w:w="80" w:type="dxa"/>
@@ -17706,11 +17620,18 @@
               </w:rPr>
               <w:t>0 years</w:t>
             </w:r>
-          </w:p>
-        </w:tc>
-        <w:tc>
-          <w:tcPr>
-            <w:tcW w:w="6048" w:type="dxa"/>
+            <w:r>
+              <w:rPr>
+                <w:sz w:val="21"/>
+                <w:lang w:val="en-GB"/>
+              </w:rPr>
+              <w:t xml:space="preserve"> (newborn)</w:t>
+            </w:r>
+          </w:p>
+        </w:tc>
+        <w:tc>
+          <w:tcPr>
+            <w:tcW w:w="5695" w:type="dxa"/>
             <w:tcMar>
               <w:top w:w="80" w:type="dxa"/>
               <w:left w:w="80" w:type="dxa"/>
@@ -17742,34 +17663,55 @@
         </w:trPr>
         <w:tc>
           <w:tcPr>
-            <w:tcW w:w="3168" w:type="dxa"/>
-            <w:tcMar>
-              <w:top w:w="80" w:type="dxa"/>
-              <w:left w:w="80" w:type="dxa"/>
-              <w:bottom w:w="80" w:type="dxa"/>
-              <w:right w:w="80" w:type="dxa"/>
-            </w:tcMar>
-          </w:tcPr>
-          <w:p>
-            <w:pPr>
-              <w:spacing w:after="40"/>
-              <w:jc w:val="both"/>
-              <w:rPr>
-                <w:lang w:val="en-GB"/>
-              </w:rPr>
-            </w:pPr>
-            <w:r>
-              <w:rPr>
-                <w:sz w:val="21"/>
-                <w:lang w:val="en-GB"/>
-              </w:rPr>
-              <w:t>1–4 years</w:t>
-            </w:r>
-          </w:p>
-        </w:tc>
-        <w:tc>
-          <w:tcPr>
-            <w:tcW w:w="6048" w:type="dxa"/>
+            <w:tcW w:w="2969" w:type="dxa"/>
+            <w:tcMar>
+              <w:top w:w="80" w:type="dxa"/>
+              <w:left w:w="80" w:type="dxa"/>
+              <w:bottom w:w="80" w:type="dxa"/>
+              <w:right w:w="80" w:type="dxa"/>
+            </w:tcMar>
+          </w:tcPr>
+          <w:p>
+            <w:pPr>
+              <w:spacing w:after="40"/>
+              <w:jc w:val="both"/>
+              <w:rPr>
+                <w:lang w:val="en-GB"/>
+              </w:rPr>
+            </w:pPr>
+            <w:r>
+              <w:rPr>
+                <w:sz w:val="21"/>
+                <w:lang w:val="en-GB"/>
+              </w:rPr>
+              <w:t>1–</w:t>
+            </w:r>
+            <w:r>
+              <w:rPr>
+                <w:sz w:val="21"/>
+                <w:lang w:val="en-GB"/>
+              </w:rPr>
+              <w:t>4</w:t>
+            </w:r>
+            <w:r>
+              <w:rPr>
+                <w:sz w:val="21"/>
+                <w:lang w:val="en-GB"/>
+              </w:rPr>
+              <w:t xml:space="preserve"> years</w:t>
+            </w:r>
+            <w:r>
+              <w:rPr>
+                <w:sz w:val="21"/>
+                <w:lang w:val="en-GB"/>
+              </w:rPr>
+              <w:t xml:space="preserve"> (infant-child)</w:t>
+            </w:r>
+          </w:p>
+        </w:tc>
+        <w:tc>
+          <w:tcPr>
+            <w:tcW w:w="5695" w:type="dxa"/>
             <w:tcMar>
               <w:top w:w="80" w:type="dxa"/>
               <w:left w:w="80" w:type="dxa"/>
@@ -17791,6 +17733,75 @@
                 <w:lang w:val="en-GB"/>
               </w:rPr>
               <w:t>4–8%</w:t>
+            </w:r>
+          </w:p>
+        </w:tc>
+      </w:tr>
+      <w:tr>
+        <w:trPr>
+          <w:trHeight w:val="18"/>
+          <w:jc w:val="center"/>
+        </w:trPr>
+        <w:tc>
+          <w:tcPr>
+            <w:tcW w:w="2969" w:type="dxa"/>
+            <w:tcMar>
+              <w:top w:w="80" w:type="dxa"/>
+              <w:left w:w="80" w:type="dxa"/>
+              <w:bottom w:w="80" w:type="dxa"/>
+              <w:right w:w="80" w:type="dxa"/>
+            </w:tcMar>
+          </w:tcPr>
+          <w:p>
+            <w:pPr>
+              <w:spacing w:after="40"/>
+              <w:jc w:val="both"/>
+              <w:rPr>
+                <w:sz w:val="21"/>
+                <w:lang w:val="en-GB"/>
+              </w:rPr>
+            </w:pPr>
+            <w:r>
+              <w:rPr>
+                <w:sz w:val="21"/>
+                <w:lang w:val="en-GB"/>
+              </w:rPr>
+              <w:t>5-9 years</w:t>
+            </w:r>
+            <w:r>
+              <w:rPr>
+                <w:sz w:val="21"/>
+                <w:lang w:val="en-GB"/>
+              </w:rPr>
+              <w:t xml:space="preserve"> (child)</w:t>
+            </w:r>
+          </w:p>
+        </w:tc>
+        <w:tc>
+          <w:tcPr>
+            <w:tcW w:w="5695" w:type="dxa"/>
+            <w:tcMar>
+              <w:top w:w="80" w:type="dxa"/>
+              <w:left w:w="80" w:type="dxa"/>
+              <w:bottom w:w="80" w:type="dxa"/>
+              <w:right w:w="80" w:type="dxa"/>
+            </w:tcMar>
+          </w:tcPr>
+          <w:p>
+            <w:pPr>
+              <w:spacing w:after="40"/>
+              <w:jc w:val="both"/>
+              <w:rPr>
+                <w:sz w:val="21"/>
+                <w:lang w:val="en-GB"/>
+              </w:rPr>
+            </w:pPr>
+            <w:r>
+              <w:rPr>
+                <w:sz w:val="21"/>
+                <w:lang w:val="en-GB"/>
+              </w:rPr>
+              <w:t>2-4%</w:t>
             </w:r>
           </w:p>
         </w:tc>
@@ -17801,34 +17812,62 @@
         </w:trPr>
         <w:tc>
           <w:tcPr>
-            <w:tcW w:w="3168" w:type="dxa"/>
-            <w:tcMar>
-              <w:top w:w="80" w:type="dxa"/>
-              <w:left w:w="80" w:type="dxa"/>
-              <w:bottom w:w="80" w:type="dxa"/>
-              <w:right w:w="80" w:type="dxa"/>
-            </w:tcMar>
-          </w:tcPr>
-          <w:p>
-            <w:pPr>
-              <w:spacing w:after="40"/>
-              <w:jc w:val="both"/>
-              <w:rPr>
-                <w:lang w:val="en-GB"/>
-              </w:rPr>
-            </w:pPr>
-            <w:r>
-              <w:rPr>
-                <w:sz w:val="21"/>
-                <w:lang w:val="en-GB"/>
-              </w:rPr>
-              <w:t>5–14 years</w:t>
-            </w:r>
-          </w:p>
-        </w:tc>
-        <w:tc>
-          <w:tcPr>
-            <w:tcW w:w="6048" w:type="dxa"/>
+            <w:tcW w:w="2969" w:type="dxa"/>
+            <w:tcMar>
+              <w:top w:w="80" w:type="dxa"/>
+              <w:left w:w="80" w:type="dxa"/>
+              <w:bottom w:w="80" w:type="dxa"/>
+              <w:right w:w="80" w:type="dxa"/>
+            </w:tcMar>
+          </w:tcPr>
+          <w:p>
+            <w:pPr>
+              <w:spacing w:after="40"/>
+              <w:jc w:val="both"/>
+              <w:rPr>
+                <w:lang w:val="en-GB"/>
+              </w:rPr>
+            </w:pPr>
+            <w:r>
+              <w:rPr>
+                <w:sz w:val="21"/>
+                <w:lang w:val="en-GB"/>
+              </w:rPr>
+              <w:t>10</w:t>
+            </w:r>
+            <w:r>
+              <w:rPr>
+                <w:sz w:val="21"/>
+                <w:lang w:val="en-GB"/>
+              </w:rPr>
+              <w:t>–1</w:t>
+            </w:r>
+            <w:r>
+              <w:rPr>
+                <w:sz w:val="21"/>
+                <w:lang w:val="en-GB"/>
+              </w:rPr>
+              <w:t>5</w:t>
+            </w:r>
+            <w:r>
+              <w:rPr>
+                <w:sz w:val="21"/>
+                <w:lang w:val="en-GB"/>
+              </w:rPr>
+              <w:t xml:space="preserve"> years</w:t>
+            </w:r>
+            <w:r>
+              <w:rPr>
+                <w:sz w:val="21"/>
+                <w:lang w:val="en-GB"/>
+              </w:rPr>
+              <w:t xml:space="preserve"> (adolescent)</w:t>
+            </w:r>
+          </w:p>
+        </w:tc>
+        <w:tc>
+          <w:tcPr>
+            <w:tcW w:w="5695" w:type="dxa"/>
             <w:tcMar>
               <w:top w:w="80" w:type="dxa"/>
               <w:left w:w="80" w:type="dxa"/>
@@ -17860,55 +17899,76 @@
         </w:trPr>
         <w:tc>
           <w:tcPr>
-            <w:tcW w:w="3168" w:type="dxa"/>
-            <w:tcMar>
-              <w:top w:w="80" w:type="dxa"/>
-              <w:left w:w="80" w:type="dxa"/>
-              <w:bottom w:w="80" w:type="dxa"/>
-              <w:right w:w="80" w:type="dxa"/>
-            </w:tcMar>
-          </w:tcPr>
-          <w:p>
-            <w:pPr>
-              <w:spacing w:after="40"/>
-              <w:jc w:val="both"/>
-              <w:rPr>
-                <w:lang w:val="en-GB"/>
-              </w:rPr>
-            </w:pPr>
-            <w:r>
-              <w:rPr>
-                <w:sz w:val="21"/>
-                <w:lang w:val="en-GB"/>
-              </w:rPr>
-              <w:t>15–39 years</w:t>
-            </w:r>
-          </w:p>
-        </w:tc>
-        <w:tc>
-          <w:tcPr>
-            <w:tcW w:w="6048" w:type="dxa"/>
-            <w:tcMar>
-              <w:top w:w="80" w:type="dxa"/>
-              <w:left w:w="80" w:type="dxa"/>
-              <w:bottom w:w="80" w:type="dxa"/>
-              <w:right w:w="80" w:type="dxa"/>
-            </w:tcMar>
-          </w:tcPr>
-          <w:p>
-            <w:pPr>
-              <w:spacing w:after="40"/>
-              <w:jc w:val="both"/>
-              <w:rPr>
-                <w:lang w:val="en-GB"/>
-              </w:rPr>
-            </w:pPr>
-            <w:r>
-              <w:rPr>
-                <w:sz w:val="21"/>
-                <w:lang w:val="en-GB"/>
-              </w:rPr>
-              <w:t>Low Gompertz–</w:t>
+            <w:tcW w:w="2969" w:type="dxa"/>
+            <w:tcMar>
+              <w:top w:w="80" w:type="dxa"/>
+              <w:left w:w="80" w:type="dxa"/>
+              <w:bottom w:w="80" w:type="dxa"/>
+              <w:right w:w="80" w:type="dxa"/>
+            </w:tcMar>
+          </w:tcPr>
+          <w:p>
+            <w:pPr>
+              <w:spacing w:after="40"/>
+              <w:jc w:val="both"/>
+              <w:rPr>
+                <w:lang w:val="en-GB"/>
+              </w:rPr>
+            </w:pPr>
+            <w:r>
+              <w:rPr>
+                <w:sz w:val="21"/>
+                <w:lang w:val="en-GB"/>
+              </w:rPr>
+              <w:t>1</w:t>
+            </w:r>
+            <w:r>
+              <w:rPr>
+                <w:sz w:val="21"/>
+                <w:lang w:val="en-GB"/>
+              </w:rPr>
+              <w:t>6</w:t>
+            </w:r>
+            <w:r>
+              <w:rPr>
+                <w:sz w:val="21"/>
+                <w:lang w:val="en-GB"/>
+              </w:rPr>
+              <w:t>–39 years</w:t>
+            </w:r>
+            <w:r>
+              <w:rPr>
+                <w:sz w:val="21"/>
+                <w:lang w:val="en-GB"/>
+              </w:rPr>
+              <w:t xml:space="preserve"> (adult)</w:t>
+            </w:r>
+          </w:p>
+        </w:tc>
+        <w:tc>
+          <w:tcPr>
+            <w:tcW w:w="5695" w:type="dxa"/>
+            <w:tcMar>
+              <w:top w:w="80" w:type="dxa"/>
+              <w:left w:w="80" w:type="dxa"/>
+              <w:bottom w:w="80" w:type="dxa"/>
+              <w:right w:w="80" w:type="dxa"/>
+            </w:tcMar>
+          </w:tcPr>
+          <w:p>
+            <w:pPr>
+              <w:spacing w:after="40"/>
+              <w:jc w:val="both"/>
+              <w:rPr>
+                <w:lang w:val="en-GB"/>
+              </w:rPr>
+            </w:pPr>
+            <w:r>
+              <w:rPr>
+                <w:sz w:val="21"/>
+                <w:lang w:val="en-GB"/>
+              </w:rPr>
+              <w:t>Gompertz–</w:t>
             </w:r>
             <w:proofErr w:type="spellStart"/>
             <w:r>
@@ -17935,7 +17995,7 @@
         </w:trPr>
         <w:tc>
           <w:tcPr>
-            <w:tcW w:w="3168" w:type="dxa"/>
+            <w:tcW w:w="2969" w:type="dxa"/>
             <w:tcMar>
               <w:top w:w="80" w:type="dxa"/>
               <w:left w:w="80" w:type="dxa"/>
@@ -17958,32 +18018,53 @@
               </w:rPr>
               <w:t>40–59 years</w:t>
             </w:r>
-          </w:p>
-        </w:tc>
-        <w:tc>
-          <w:tcPr>
-            <w:tcW w:w="6048" w:type="dxa"/>
-            <w:tcMar>
-              <w:top w:w="80" w:type="dxa"/>
-              <w:left w:w="80" w:type="dxa"/>
-              <w:bottom w:w="80" w:type="dxa"/>
-              <w:right w:w="80" w:type="dxa"/>
-            </w:tcMar>
-          </w:tcPr>
-          <w:p>
-            <w:pPr>
-              <w:spacing w:after="40"/>
-              <w:jc w:val="both"/>
-              <w:rPr>
-                <w:lang w:val="en-GB"/>
-              </w:rPr>
-            </w:pPr>
-            <w:r>
-              <w:rPr>
-                <w:sz w:val="21"/>
-                <w:lang w:val="en-GB"/>
-              </w:rPr>
-              <w:t>Medium Gompertz–</w:t>
+            <w:r>
+              <w:rPr>
+                <w:sz w:val="21"/>
+                <w:lang w:val="en-GB"/>
+              </w:rPr>
+              <w:t xml:space="preserve"> (</w:t>
+            </w:r>
+            <w:r>
+              <w:rPr>
+                <w:sz w:val="21"/>
+                <w:lang w:val="en-GB"/>
+              </w:rPr>
+              <w:t>adult</w:t>
+            </w:r>
+            <w:r>
+              <w:rPr>
+                <w:sz w:val="21"/>
+                <w:lang w:val="en-GB"/>
+              </w:rPr>
+              <w:t>)</w:t>
+            </w:r>
+          </w:p>
+        </w:tc>
+        <w:tc>
+          <w:tcPr>
+            <w:tcW w:w="5695" w:type="dxa"/>
+            <w:tcMar>
+              <w:top w:w="80" w:type="dxa"/>
+              <w:left w:w="80" w:type="dxa"/>
+              <w:bottom w:w="80" w:type="dxa"/>
+              <w:right w:w="80" w:type="dxa"/>
+            </w:tcMar>
+          </w:tcPr>
+          <w:p>
+            <w:pPr>
+              <w:spacing w:after="40"/>
+              <w:jc w:val="both"/>
+              <w:rPr>
+                <w:lang w:val="en-GB"/>
+              </w:rPr>
+            </w:pPr>
+            <w:r>
+              <w:rPr>
+                <w:sz w:val="21"/>
+                <w:lang w:val="en-GB"/>
+              </w:rPr>
+              <w:t>Gompertz–</w:t>
             </w:r>
             <w:proofErr w:type="spellStart"/>
             <w:r>
@@ -18010,7 +18091,7 @@
         </w:trPr>
         <w:tc>
           <w:tcPr>
-            <w:tcW w:w="3168" w:type="dxa"/>
+            <w:tcW w:w="2969" w:type="dxa"/>
             <w:tcMar>
               <w:top w:w="80" w:type="dxa"/>
               <w:left w:w="80" w:type="dxa"/>
@@ -18033,32 +18114,55 @@
               </w:rPr>
               <w:t>60+ years</w:t>
             </w:r>
-          </w:p>
-        </w:tc>
-        <w:tc>
-          <w:tcPr>
-            <w:tcW w:w="6048" w:type="dxa"/>
-            <w:tcMar>
-              <w:top w:w="80" w:type="dxa"/>
-              <w:left w:w="80" w:type="dxa"/>
-              <w:bottom w:w="80" w:type="dxa"/>
-              <w:right w:w="80" w:type="dxa"/>
-            </w:tcMar>
-          </w:tcPr>
-          <w:p>
-            <w:pPr>
-              <w:spacing w:after="40"/>
-              <w:jc w:val="both"/>
-              <w:rPr>
-                <w:lang w:val="en-GB"/>
-              </w:rPr>
-            </w:pPr>
-            <w:r>
-              <w:rPr>
-                <w:sz w:val="21"/>
-                <w:lang w:val="en-GB"/>
-              </w:rPr>
-              <w:t>High Gompertz–</w:t>
+            <w:r>
+              <w:rPr>
+                <w:sz w:val="21"/>
+                <w:lang w:val="en-GB"/>
+              </w:rPr>
+              <w:t xml:space="preserve"> (</w:t>
+            </w:r>
+            <w:proofErr w:type="spellStart"/>
+            <w:r>
+              <w:rPr>
+                <w:sz w:val="21"/>
+                <w:lang w:val="en-GB"/>
+              </w:rPr>
+              <w:t>eldery</w:t>
+            </w:r>
+            <w:proofErr w:type="spellEnd"/>
+            <w:r>
+              <w:rPr>
+                <w:sz w:val="21"/>
+                <w:lang w:val="en-GB"/>
+              </w:rPr>
+              <w:t>)</w:t>
+            </w:r>
+          </w:p>
+        </w:tc>
+        <w:tc>
+          <w:tcPr>
+            <w:tcW w:w="5695" w:type="dxa"/>
+            <w:tcMar>
+              <w:top w:w="80" w:type="dxa"/>
+              <w:left w:w="80" w:type="dxa"/>
+              <w:bottom w:w="80" w:type="dxa"/>
+              <w:right w:w="80" w:type="dxa"/>
+            </w:tcMar>
+          </w:tcPr>
+          <w:p>
+            <w:pPr>
+              <w:spacing w:after="40"/>
+              <w:jc w:val="both"/>
+              <w:rPr>
+                <w:lang w:val="en-GB"/>
+              </w:rPr>
+            </w:pPr>
+            <w:r>
+              <w:rPr>
+                <w:sz w:val="21"/>
+                <w:lang w:val="en-GB"/>
+              </w:rPr>
+              <w:t>Gompertz–</w:t>
             </w:r>
             <w:proofErr w:type="spellStart"/>
             <w:r>
@@ -18125,26 +18229,303 @@
           <w:lang w:val="en-GB"/>
         </w:rPr>
       </w:pPr>
-      <w:r>
-        <w:rPr>
-          <w:lang w:val="en-GB"/>
-        </w:rPr>
-        <w:t>μ(x) = A + B · e^(</w:t>
-      </w:r>
-      <w:proofErr w:type="spellStart"/>
-      <w:r>
-        <w:rPr>
-          <w:lang w:val="en-GB"/>
-        </w:rPr>
-        <w:t>C·x</w:t>
-      </w:r>
-      <w:proofErr w:type="spellEnd"/>
-      <w:r>
-        <w:rPr>
-          <w:lang w:val="en-GB"/>
-        </w:rPr>
-        <w:t>)</w:t>
-      </w:r>
+      <m:oMath>
+        <m:r>
+          <w:rPr>
+            <w:rFonts w:ascii="Cambria Math" w:hAnsi="Cambria Math"/>
+            <w:lang w:val="en-GB"/>
+          </w:rPr>
+          <m:t>μ</m:t>
+        </m:r>
+        <m:d>
+          <m:dPr>
+            <m:ctrlPr>
+              <w:rPr>
+                <w:rFonts w:ascii="Cambria Math" w:hAnsi="Cambria Math"/>
+                <w:i/>
+                <w:lang w:val="en-GB"/>
+              </w:rPr>
+            </m:ctrlPr>
+          </m:dPr>
+          <m:e>
+            <m:r>
+              <w:rPr>
+                <w:rFonts w:ascii="Cambria Math" w:hAnsi="Cambria Math"/>
+                <w:lang w:val="en-GB"/>
+              </w:rPr>
+              <m:t>x</m:t>
+            </m:r>
+          </m:e>
+        </m:d>
+        <m:r>
+          <w:rPr>
+            <w:rFonts w:ascii="Cambria Math" w:hAnsi="Cambria Math"/>
+            <w:lang w:val="en-GB"/>
+          </w:rPr>
+          <m:t>=λ+α</m:t>
+        </m:r>
+        <m:sSup>
+          <m:sSupPr>
+            <m:ctrlPr>
+              <w:rPr>
+                <w:rFonts w:ascii="Cambria Math" w:hAnsi="Cambria Math"/>
+                <w:i/>
+                <w:lang w:val="en-GB"/>
+              </w:rPr>
+            </m:ctrlPr>
+          </m:sSupPr>
+          <m:e>
+            <m:r>
+              <w:rPr>
+                <w:rFonts w:ascii="Cambria Math" w:hAnsi="Cambria Math"/>
+                <w:lang w:val="en-GB"/>
+              </w:rPr>
+              <m:t>e</m:t>
+            </m:r>
+          </m:e>
+          <m:sup>
+            <m:r>
+              <w:rPr>
+                <w:rFonts w:ascii="Cambria Math" w:hAnsi="Cambria Math"/>
+                <w:lang w:val="en-GB"/>
+              </w:rPr>
+              <m:t>βx</m:t>
+            </m:r>
+          </m:sup>
+        </m:sSup>
+      </m:oMath>
+      <w:r>
+        <w:rPr>
+          <w:lang w:val="en-GB"/>
+        </w:rPr>
+        <w:t xml:space="preserve"> (hazard function)</w:t>
+      </w:r>
+    </w:p>
+    <w:p>
+      <w:pPr>
+        <w:spacing w:before="60"/>
+        <w:jc w:val="both"/>
+        <w:rPr>
+          <w:lang w:val="en-GB"/>
+        </w:rPr>
+      </w:pPr>
+      <w:r>
+        <w:rPr>
+          <w:lang w:val="en-GB"/>
+        </w:rPr>
+        <w:t>which probability destiny function is:</w:t>
+      </w:r>
+    </w:p>
+    <w:p>
+      <w:pPr>
+        <w:spacing w:before="60"/>
+        <w:jc w:val="both"/>
+        <w:rPr>
+          <w:lang w:val="en-GB"/>
+        </w:rPr>
+      </w:pPr>
+      <w:r>
+        <w:rPr>
+          <w:lang w:val="en-GB"/>
+        </w:rPr>
+        <w:tab/>
+      </w:r>
+      <m:oMath>
+        <m:r>
+          <w:rPr>
+            <w:rFonts w:ascii="Cambria Math" w:hAnsi="Cambria Math"/>
+            <w:lang w:val="en-GB"/>
+          </w:rPr>
+          <m:t>f</m:t>
+        </m:r>
+        <m:d>
+          <m:dPr>
+            <m:ctrlPr>
+              <w:rPr>
+                <w:rFonts w:ascii="Cambria Math" w:hAnsi="Cambria Math"/>
+                <w:i/>
+                <w:lang w:val="en-GB"/>
+              </w:rPr>
+            </m:ctrlPr>
+          </m:dPr>
+          <m:e>
+            <m:r>
+              <w:rPr>
+                <w:rFonts w:ascii="Cambria Math" w:hAnsi="Cambria Math"/>
+                <w:lang w:val="en-GB"/>
+              </w:rPr>
+              <m:t>x</m:t>
+            </m:r>
+          </m:e>
+        </m:d>
+        <m:r>
+          <w:rPr>
+            <w:rFonts w:ascii="Cambria Math" w:hAnsi="Cambria Math"/>
+            <w:lang w:val="en-GB"/>
+          </w:rPr>
+          <m:t>=</m:t>
+        </m:r>
+        <m:d>
+          <m:dPr>
+            <m:ctrlPr>
+              <w:rPr>
+                <w:rFonts w:ascii="Cambria Math" w:hAnsi="Cambria Math"/>
+                <w:i/>
+                <w:lang w:val="en-GB"/>
+              </w:rPr>
+            </m:ctrlPr>
+          </m:dPr>
+          <m:e>
+            <m:r>
+              <w:rPr>
+                <w:rFonts w:ascii="Cambria Math" w:hAnsi="Cambria Math"/>
+                <w:lang w:val="en-GB"/>
+              </w:rPr>
+              <m:t>α</m:t>
+            </m:r>
+            <m:sSup>
+              <m:sSupPr>
+                <m:ctrlPr>
+                  <w:rPr>
+                    <w:rFonts w:ascii="Cambria Math" w:hAnsi="Cambria Math"/>
+                    <w:i/>
+                    <w:lang w:val="en-GB"/>
+                  </w:rPr>
+                </m:ctrlPr>
+              </m:sSupPr>
+              <m:e>
+                <m:r>
+                  <w:rPr>
+                    <w:rFonts w:ascii="Cambria Math" w:hAnsi="Cambria Math"/>
+                    <w:lang w:val="en-GB"/>
+                  </w:rPr>
+                  <m:t>e</m:t>
+                </m:r>
+              </m:e>
+              <m:sup>
+                <m:r>
+                  <w:rPr>
+                    <w:rFonts w:ascii="Cambria Math" w:hAnsi="Cambria Math"/>
+                    <w:lang w:val="en-GB"/>
+                  </w:rPr>
+                  <m:t>βx</m:t>
+                </m:r>
+              </m:sup>
+            </m:sSup>
+            <m:r>
+              <w:rPr>
+                <w:rFonts w:ascii="Cambria Math" w:hAnsi="Cambria Math"/>
+                <w:lang w:val="en-GB"/>
+              </w:rPr>
+              <m:t>+λ</m:t>
+            </m:r>
+          </m:e>
+        </m:d>
+        <m:func>
+          <m:funcPr>
+            <m:ctrlPr>
+              <w:rPr>
+                <w:rFonts w:ascii="Cambria Math" w:hAnsi="Cambria Math"/>
+                <w:i/>
+                <w:lang w:val="en-GB"/>
+              </w:rPr>
+            </m:ctrlPr>
+          </m:funcPr>
+          <m:fName>
+            <m:r>
+              <m:rPr>
+                <m:sty m:val="p"/>
+              </m:rPr>
+              <w:rPr>
+                <w:rFonts w:ascii="Cambria Math" w:hAnsi="Cambria Math"/>
+                <w:lang w:val="en-GB"/>
+              </w:rPr>
+              <m:t>exp</m:t>
+            </m:r>
+          </m:fName>
+          <m:e>
+            <m:r>
+              <w:rPr>
+                <w:rFonts w:ascii="Cambria Math" w:hAnsi="Cambria Math"/>
+                <w:lang w:val="en-GB"/>
+              </w:rPr>
+              <m:t>(-λx-</m:t>
+            </m:r>
+            <m:f>
+              <m:fPr>
+                <m:ctrlPr>
+                  <w:rPr>
+                    <w:rFonts w:ascii="Cambria Math" w:hAnsi="Cambria Math"/>
+                    <w:i/>
+                    <w:lang w:val="en-GB"/>
+                  </w:rPr>
+                </m:ctrlPr>
+              </m:fPr>
+              <m:num>
+                <m:r>
+                  <w:rPr>
+                    <w:rFonts w:ascii="Cambria Math" w:hAnsi="Cambria Math"/>
+                    <w:lang w:val="en-GB"/>
+                  </w:rPr>
+                  <m:t>α</m:t>
+                </m:r>
+              </m:num>
+              <m:den>
+                <m:r>
+                  <w:rPr>
+                    <w:rFonts w:ascii="Cambria Math" w:hAnsi="Cambria Math"/>
+                    <w:lang w:val="en-GB"/>
+                  </w:rPr>
+                  <m:t>β</m:t>
+                </m:r>
+              </m:den>
+            </m:f>
+            <m:r>
+              <w:rPr>
+                <w:rFonts w:ascii="Cambria Math" w:hAnsi="Cambria Math"/>
+                <w:lang w:val="en-GB"/>
+              </w:rPr>
+              <m:t>(</m:t>
+            </m:r>
+            <m:sSup>
+              <m:sSupPr>
+                <m:ctrlPr>
+                  <w:rPr>
+                    <w:rFonts w:ascii="Cambria Math" w:hAnsi="Cambria Math"/>
+                    <w:i/>
+                    <w:lang w:val="en-GB"/>
+                  </w:rPr>
+                </m:ctrlPr>
+              </m:sSupPr>
+              <m:e>
+                <m:r>
+                  <w:rPr>
+                    <w:rFonts w:ascii="Cambria Math" w:hAnsi="Cambria Math"/>
+                    <w:lang w:val="en-GB"/>
+                  </w:rPr>
+                  <m:t>e</m:t>
+                </m:r>
+              </m:e>
+              <m:sup>
+                <m:r>
+                  <w:rPr>
+                    <w:rFonts w:ascii="Cambria Math" w:hAnsi="Cambria Math"/>
+                    <w:lang w:val="en-GB"/>
+                  </w:rPr>
+                  <m:t>βx</m:t>
+                </m:r>
+              </m:sup>
+            </m:sSup>
+            <m:r>
+              <w:rPr>
+                <w:rFonts w:ascii="Cambria Math" w:hAnsi="Cambria Math"/>
+                <w:lang w:val="en-GB"/>
+              </w:rPr>
+              <m:t>-1)</m:t>
+            </m:r>
+          </m:e>
+        </m:func>
+      </m:oMath>
     </w:p>
     <w:tbl>
       <w:tblPr>
@@ -18540,17 +18921,8 @@
           <w:rFonts w:ascii="Times New Roman" w:eastAsia="Times New Roman" w:hAnsi="Times New Roman" w:cs="Times New Roman"/>
           <w:lang w:val="en-GB"/>
         </w:rPr>
-        <w:t xml:space="preserve">.2. Mortality adjustment according to the </w:t>
-      </w:r>
-      <w:proofErr w:type="spellStart"/>
-      <w:r>
-        <w:rPr>
-          <w:rFonts w:ascii="Times New Roman" w:eastAsia="Times New Roman" w:hAnsi="Times New Roman" w:cs="Times New Roman"/>
-          <w:lang w:val="en-GB"/>
-        </w:rPr>
-        <w:t>FoodRatio</w:t>
-      </w:r>
-      <w:proofErr w:type="spellEnd"/>
+        <w:t>.2. Mortality adjustment according to the FoodRatio</w:t>
+      </w:r>
     </w:p>
     <w:p>
       <w:pPr>
@@ -18711,16 +19083,15 @@
                 <w:lang w:val="en-GB"/>
               </w:rPr>
             </w:pPr>
-            <w:proofErr w:type="spellStart"/>
             <w:r>
               <w:rPr>
                 <w:b/>
                 <w:sz w:val="21"/>
                 <w:lang w:val="en-GB"/>
               </w:rPr>
+              <w:lastRenderedPageBreak/>
               <w:t>FoodRatio</w:t>
             </w:r>
-            <w:proofErr w:type="spellEnd"/>
           </w:p>
         </w:tc>
         <w:tc>
@@ -19136,7 +19507,6 @@
                 <w:sz w:val="21"/>
                 <w:lang w:val="en-GB"/>
               </w:rPr>
-              <w:lastRenderedPageBreak/>
               <w:t>0.80–1.00</w:t>
             </w:r>
           </w:p>
@@ -19562,21 +19932,7 @@
         <w:rPr>
           <w:lang w:val="en-GB"/>
         </w:rPr>
-        <w:t xml:space="preserve">Fertility can be modelled in a simple manner. Each woman of fertile age, approximately between 16 and 40 years, can be assigned a base annual probability of childbirth of 0.25, that is, 0.25 children per year. This probability is affected by the </w:t>
-      </w:r>
-      <w:proofErr w:type="spellStart"/>
-      <w:r>
-        <w:rPr>
-          <w:lang w:val="en-GB"/>
-        </w:rPr>
-        <w:t>FoodRatio</w:t>
-      </w:r>
-      <w:proofErr w:type="spellEnd"/>
-      <w:r>
-        <w:rPr>
-          <w:lang w:val="en-GB"/>
-        </w:rPr>
-        <w:t xml:space="preserve"> and by the maximum capacity of the household unit.</w:t>
+        <w:t>Fertility can be modelled in a simple manner. Each woman of fertile age, approximately between 16 and 40 years, can be assigned a base annual probability of childbirth of 0.25, that is, 0.25 children per year. This probability is affected by the FoodRatio and by the maximum capacity of the household unit.</w:t>
       </w:r>
     </w:p>
     <w:p>
@@ -19707,7 +20063,6 @@
                 <w:lang w:val="en-GB"/>
               </w:rPr>
             </w:pPr>
-            <w:proofErr w:type="spellStart"/>
             <w:r>
               <w:rPr>
                 <w:b/>
@@ -19716,7 +20071,6 @@
               </w:rPr>
               <w:t>FoodRatio</w:t>
             </w:r>
-            <w:proofErr w:type="spellEnd"/>
           </w:p>
         </w:tc>
         <w:tc>
@@ -20175,21 +20529,7 @@
         <w:rPr>
           <w:lang w:val="en-GB"/>
         </w:rPr>
-        <w:t xml:space="preserve">3) If the </w:t>
-      </w:r>
-      <w:proofErr w:type="spellStart"/>
-      <w:r>
-        <w:rPr>
-          <w:lang w:val="en-GB"/>
-        </w:rPr>
-        <w:t>FoodRatio</w:t>
-      </w:r>
-      <w:proofErr w:type="spellEnd"/>
-      <w:r>
-        <w:rPr>
-          <w:lang w:val="en-GB"/>
-        </w:rPr>
-        <w:t xml:space="preserve"> is ≥ 1.20 for three or more consecutive years, the settlement is considered stable and may continue expanding into available cells.</w:t>
+        <w:t>3) If the FoodRatio is ≥ 1.20 for three or more consecutive years, the settlement is considered stable and may continue expanding into available cells.</w:t>
       </w:r>
     </w:p>
     <w:p>
@@ -20203,21 +20543,7 @@
         <w:rPr>
           <w:lang w:val="en-GB"/>
         </w:rPr>
-        <w:t xml:space="preserve">4) If the </w:t>
-      </w:r>
-      <w:proofErr w:type="spellStart"/>
-      <w:r>
-        <w:rPr>
-          <w:lang w:val="en-GB"/>
-        </w:rPr>
-        <w:t>FoodRatio</w:t>
-      </w:r>
-      <w:proofErr w:type="spellEnd"/>
-      <w:r>
-        <w:rPr>
-          <w:lang w:val="en-GB"/>
-        </w:rPr>
-        <w:t xml:space="preserve"> falls below 1.20, the settlement first converts olive-grove cells into mixed olive-grove + wheat cells.</w:t>
+        <w:t>4) If the FoodRatio falls below 1.20, the settlement first converts olive-grove cells into mixed olive-grove + wheat cells.</w:t>
       </w:r>
     </w:p>
     <w:p>
@@ -20231,21 +20557,8 @@
         <w:rPr>
           <w:lang w:val="en-GB"/>
         </w:rPr>
-        <w:t xml:space="preserve">5) If mixed olive-grove + wheat cells are not sufficient to restore a </w:t>
-      </w:r>
-      <w:proofErr w:type="spellStart"/>
-      <w:r>
-        <w:rPr>
-          <w:lang w:val="en-GB"/>
-        </w:rPr>
-        <w:t>FoodRatio</w:t>
-      </w:r>
-      <w:proofErr w:type="spellEnd"/>
-      <w:r>
-        <w:rPr>
-          <w:lang w:val="en-GB"/>
-        </w:rPr>
-        <w:t xml:space="preserve"> of 1.20, the settlement assigns available cells to pure wheat.</w:t>
+        <w:lastRenderedPageBreak/>
+        <w:t>5) If mixed olive-grove + wheat cells are not sufficient to restore a FoodRatio of 1.20, the settlement assigns available cells to pure wheat.</w:t>
       </w:r>
     </w:p>
     <w:p>
@@ -20259,7 +20572,6 @@
         <w:rPr>
           <w:lang w:val="en-GB"/>
         </w:rPr>
-        <w:lastRenderedPageBreak/>
         <w:t>6) If this still does not suffice, and no further available cells can be added without exceeding the settlement’s land or labour capacity, the model begins to reassign commercial cells to pure wheat. Vineyard cells are converted first, since they do not contribute to cereal production. If this remains insufficient, pure olive-grove cells are converted next, and finally mixed olive-grove + wheat cells may also be converted into pure wheat.</w:t>
       </w:r>
     </w:p>
@@ -20274,21 +20586,7 @@
         <w:rPr>
           <w:lang w:val="en-GB"/>
         </w:rPr>
-        <w:t xml:space="preserve">7) This process continues until a </w:t>
-      </w:r>
-      <w:proofErr w:type="spellStart"/>
-      <w:r>
-        <w:rPr>
-          <w:lang w:val="en-GB"/>
-        </w:rPr>
-        <w:t>FoodRatio</w:t>
-      </w:r>
-      <w:proofErr w:type="spellEnd"/>
-      <w:r>
-        <w:rPr>
-          <w:lang w:val="en-GB"/>
-        </w:rPr>
-        <w:t xml:space="preserve"> of ≥ 1.20 is restored. If this equilibrium is sustained for three or more consecutive years, demographic or labour growth may resume.</w:t>
+        <w:t>7) This process continues until a FoodRatio of ≥ 1.20 is restored. If this equilibrium is sustained for three or more consecutive years, demographic or labour growth may resume.</w:t>
       </w:r>
     </w:p>
     <w:p>
@@ -20499,21 +20797,7 @@
         <w:rPr>
           <w:lang w:val="en-GB"/>
         </w:rPr>
-        <w:t xml:space="preserve">Compare food production with consumption requirements through the </w:t>
-      </w:r>
-      <w:proofErr w:type="spellStart"/>
-      <w:r>
-        <w:rPr>
-          <w:lang w:val="en-GB"/>
-        </w:rPr>
-        <w:t>FoodRatio</w:t>
-      </w:r>
-      <w:proofErr w:type="spellEnd"/>
-      <w:r>
-        <w:rPr>
-          <w:lang w:val="en-GB"/>
-        </w:rPr>
-        <w:t>.</w:t>
+        <w:t>Compare food production with consumption requirements through the FoodRatio.</w:t>
       </w:r>
     </w:p>
     <w:p>
@@ -21795,6 +22079,7 @@
   <w:style w:type="character" w:default="1" w:styleId="Fuentedeprrafopredeter">
     <w:name w:val="Default Paragraph Font"/>
     <w:uiPriority w:val="1"/>
+    <w:semiHidden/>
     <w:unhideWhenUsed/>
   </w:style>
   <w:style w:type="table" w:default="1" w:styleId="Tablanormal">
@@ -22386,7 +22671,7 @@
       <w:szCs w:val="18"/>
     </w:rPr>
   </w:style>
-  <w:style w:type="character" w:styleId="Fuerte">
+  <w:style w:type="character" w:styleId="Textoennegrita">
     <w:name w:val="Strong"/>
     <w:basedOn w:val="Fuentedeprrafopredeter"/>
     <w:uiPriority w:val="22"/>
@@ -32664,6 +32949,16 @@
         <w:shd w:val="clear" w:color="auto" w:fill="CCCCCC" w:themeFill="text1" w:themeFillTint="33"/>
       </w:tcPr>
     </w:tblStylePr>
+  </w:style>
+  <w:style w:type="character" w:styleId="Textodelmarcadordeposicin">
+    <w:name w:val="Placeholder Text"/>
+    <w:basedOn w:val="Fuentedeprrafopredeter"/>
+    <w:uiPriority w:val="99"/>
+    <w:semiHidden/>
+    <w:rsid w:val="00BF04A6"/>
+    <w:rPr>
+      <w:color w:val="666666"/>
+    </w:rPr>
   </w:style>
 </w:styles>
 </file>
